--- a/research/outputs/thesis/20260801/Combat_Cognition_Thesis_I.T.M.S.S.B.Thennakoon.docx
+++ b/research/outputs/thesis/20260801/Combat_Cognition_Thesis_I.T.M.S.S.B.Thennakoon.docx
@@ -13143,6 +13143,32 @@
     </w:p>
     <w:p>
       <w:pPr>
+        <w:spacing w:after="120"/>
+        <w:jc w:val="left"/>
+      </w:pPr>
+      <w:r>
+        <w:rPr>
+          <w:rFonts w:ascii="Times New Roman" w:hAnsi="Times New Roman"/>
+          <w:b/>
+          <w:color w:val="000000"/>
+          <w:sz w:val="24"/>
+        </w:rPr>
+        <w:t xml:space="preserve">Supplementary evidence (A1): </w:t>
+      </w:r>
+      <w:hyperlink r:id="rId11">
+        <w:r>
+          <w:rPr>
+            <w:rFonts w:ascii="Times New Roman" w:hAnsi="Times New Roman"/>
+            <w:sz w:val="24"/>
+            <w:color w:val="0563C1"/>
+            <w:u w:val="single"/>
+          </w:rPr>
+          <w:t>https://github.com/SachithBandaraThennakoon/martial-art-ai/tree/main/research/Appendix/A1-Architecture-and-Implementation</w:t>
+        </w:r>
+      </w:hyperlink>
+    </w:p>
+    <w:p>
+      <w:pPr>
         <w:pStyle w:val="Heading2"/>
         <w:keepNext/>
         <w:widowControl/>
@@ -13197,6 +13223,32 @@
     </w:p>
     <w:p>
       <w:pPr>
+        <w:spacing w:after="120"/>
+        <w:jc w:val="left"/>
+      </w:pPr>
+      <w:r>
+        <w:rPr>
+          <w:rFonts w:ascii="Times New Roman" w:hAnsi="Times New Roman"/>
+          <w:b/>
+          <w:color w:val="000000"/>
+          <w:sz w:val="24"/>
+        </w:rPr>
+        <w:t xml:space="preserve">Supplementary evidence (A2): </w:t>
+      </w:r>
+      <w:hyperlink r:id="rId12">
+        <w:r>
+          <w:rPr>
+            <w:rFonts w:ascii="Times New Roman" w:hAnsi="Times New Roman"/>
+            <w:sz w:val="24"/>
+            <w:color w:val="0563C1"/>
+            <w:u w:val="single"/>
+          </w:rPr>
+          <w:t>https://github.com/SachithBandaraThennakoon/martial-art-ai/tree/main/research/Appendix/A2-ACP-STGAT-Reproducibility</w:t>
+        </w:r>
+      </w:hyperlink>
+    </w:p>
+    <w:p>
+      <w:pPr>
         <w:pStyle w:val="Heading2"/>
         <w:keepNext/>
         <w:widowControl/>
@@ -13251,6 +13303,32 @@
     </w:p>
     <w:p>
       <w:pPr>
+        <w:spacing w:after="120"/>
+        <w:jc w:val="left"/>
+      </w:pPr>
+      <w:r>
+        <w:rPr>
+          <w:rFonts w:ascii="Times New Roman" w:hAnsi="Times New Roman"/>
+          <w:b/>
+          <w:color w:val="000000"/>
+          <w:sz w:val="24"/>
+        </w:rPr>
+        <w:t xml:space="preserve">Supplementary evidence (A3): </w:t>
+      </w:r>
+      <w:hyperlink r:id="rId13">
+        <w:r>
+          <w:rPr>
+            <w:rFonts w:ascii="Times New Roman" w:hAnsi="Times New Roman"/>
+            <w:sz w:val="24"/>
+            <w:color w:val="0563C1"/>
+            <w:u w:val="single"/>
+          </w:rPr>
+          <w:t>https://github.com/SachithBandaraThennakoon/martial-art-ai/tree/main/research/Appendix/A3-Phase-Classifier-Reproducibility</w:t>
+        </w:r>
+      </w:hyperlink>
+    </w:p>
+    <w:p>
+      <w:pPr>
         <w:pStyle w:val="Heading2"/>
         <w:keepNext/>
         <w:widowControl/>
@@ -13288,6 +13366,32 @@
     </w:p>
     <w:p>
       <w:pPr>
+        <w:spacing w:after="120"/>
+        <w:jc w:val="left"/>
+      </w:pPr>
+      <w:r>
+        <w:rPr>
+          <w:rFonts w:ascii="Times New Roman" w:hAnsi="Times New Roman"/>
+          <w:b/>
+          <w:color w:val="000000"/>
+          <w:sz w:val="24"/>
+        </w:rPr>
+        <w:t xml:space="preserve">Supplementary evidence (A4): </w:t>
+      </w:r>
+      <w:hyperlink r:id="rId14">
+        <w:r>
+          <w:rPr>
+            <w:rFonts w:ascii="Times New Roman" w:hAnsi="Times New Roman"/>
+            <w:sz w:val="24"/>
+            <w:color w:val="0563C1"/>
+            <w:u w:val="single"/>
+          </w:rPr>
+          <w:t>https://github.com/SachithBandaraThennakoon/martial-art-ai/tree/main/research/Appendix/A4-Software-Verification</w:t>
+        </w:r>
+      </w:hyperlink>
+    </w:p>
+    <w:p>
+      <w:pPr>
         <w:pStyle w:val="Heading2"/>
         <w:keepNext/>
         <w:widowControl/>
@@ -13325,6 +13429,32 @@
     </w:p>
     <w:p>
       <w:pPr>
+        <w:spacing w:after="120"/>
+        <w:jc w:val="left"/>
+      </w:pPr>
+      <w:r>
+        <w:rPr>
+          <w:rFonts w:ascii="Times New Roman" w:hAnsi="Times New Roman"/>
+          <w:b/>
+          <w:color w:val="000000"/>
+          <w:sz w:val="24"/>
+        </w:rPr>
+        <w:t xml:space="preserve">Supplementary evidence (A5): </w:t>
+      </w:r>
+      <w:hyperlink r:id="rId15">
+        <w:r>
+          <w:rPr>
+            <w:rFonts w:ascii="Times New Roman" w:hAnsi="Times New Roman"/>
+            <w:sz w:val="24"/>
+            <w:color w:val="0563C1"/>
+            <w:u w:val="single"/>
+          </w:rPr>
+          <w:t>https://github.com/SachithBandaraThennakoon/martial-art-ai/tree/main/research/Appendix/A5-P001-Protocol-and-Curated-Evidence</w:t>
+        </w:r>
+      </w:hyperlink>
+    </w:p>
+    <w:p>
+      <w:pPr>
         <w:pStyle w:val="Heading2"/>
         <w:keepNext/>
         <w:widowControl/>
@@ -13379,6 +13509,32 @@
     </w:p>
     <w:p>
       <w:pPr>
+        <w:spacing w:after="120"/>
+        <w:jc w:val="left"/>
+      </w:pPr>
+      <w:r>
+        <w:rPr>
+          <w:rFonts w:ascii="Times New Roman" w:hAnsi="Times New Roman"/>
+          <w:b/>
+          <w:color w:val="000000"/>
+          <w:sz w:val="24"/>
+        </w:rPr>
+        <w:t xml:space="preserve">Supplementary evidence (A6): </w:t>
+      </w:r>
+      <w:hyperlink r:id="rId16">
+        <w:r>
+          <w:rPr>
+            <w:rFonts w:ascii="Times New Roman" w:hAnsi="Times New Roman"/>
+            <w:sz w:val="24"/>
+            <w:color w:val="0563C1"/>
+            <w:u w:val="single"/>
+          </w:rPr>
+          <w:t>https://github.com/SachithBandaraThennakoon/martial-art-ai/tree/main/research/Appendix/A6-Database-Export-and-Failure-Evidence</w:t>
+        </w:r>
+      </w:hyperlink>
+    </w:p>
+    <w:p>
+      <w:pPr>
         <w:pStyle w:val="Heading2"/>
         <w:keepNext/>
         <w:widowControl/>
@@ -13416,6 +13572,32 @@
     </w:p>
     <w:p>
       <w:pPr>
+        <w:spacing w:after="120"/>
+        <w:jc w:val="left"/>
+      </w:pPr>
+      <w:r>
+        <w:rPr>
+          <w:rFonts w:ascii="Times New Roman" w:hAnsi="Times New Roman"/>
+          <w:b/>
+          <w:color w:val="000000"/>
+          <w:sz w:val="24"/>
+        </w:rPr>
+        <w:t xml:space="preserve">Supplementary evidence (A7): </w:t>
+      </w:r>
+      <w:hyperlink r:id="rId17">
+        <w:r>
+          <w:rPr>
+            <w:rFonts w:ascii="Times New Roman" w:hAnsi="Times New Roman"/>
+            <w:sz w:val="24"/>
+            <w:color w:val="0563C1"/>
+            <w:u w:val="single"/>
+          </w:rPr>
+          <w:t>https://github.com/SachithBandaraThennakoon/martial-art-ai/tree/main/research/Appendix/A7-Literature-and-Claim-Audit</w:t>
+        </w:r>
+      </w:hyperlink>
+    </w:p>
+    <w:p>
+      <w:pPr>
         <w:pStyle w:val="Heading2"/>
         <w:keepNext/>
         <w:widowControl/>
@@ -13453,6 +13635,32 @@
     </w:p>
     <w:p>
       <w:pPr>
+        <w:spacing w:after="120"/>
+        <w:jc w:val="left"/>
+      </w:pPr>
+      <w:r>
+        <w:rPr>
+          <w:rFonts w:ascii="Times New Roman" w:hAnsi="Times New Roman"/>
+          <w:b/>
+          <w:color w:val="000000"/>
+          <w:sz w:val="24"/>
+        </w:rPr>
+        <w:t xml:space="preserve">Supplementary evidence (A8): </w:t>
+      </w:r>
+      <w:hyperlink r:id="rId18">
+        <w:r>
+          <w:rPr>
+            <w:rFonts w:ascii="Times New Roman" w:hAnsi="Times New Roman"/>
+            <w:sz w:val="24"/>
+            <w:color w:val="0563C1"/>
+            <w:u w:val="single"/>
+          </w:rPr>
+          <w:t>https://github.com/SachithBandaraThennakoon/martial-art-ai/tree/main/research/Appendix/A8-Evaluation-Actions-and-Evidence-Locks</w:t>
+        </w:r>
+      </w:hyperlink>
+    </w:p>
+    <w:p>
+      <w:pPr>
         <w:pStyle w:val="Heading2"/>
         <w:keepNext/>
         <w:widowControl/>
@@ -13484,21 +13692,27 @@
     </w:p>
     <w:p>
       <w:pPr>
+        <w:spacing w:after="120"/>
         <w:jc w:val="left"/>
       </w:pPr>
       <w:r>
         <w:rPr>
+          <w:rFonts w:ascii="Times New Roman" w:hAnsi="Times New Roman"/>
           <w:b/>
+          <w:color w:val="000000"/>
+          <w:sz w:val="24"/>
         </w:rPr>
-        <w:t xml:space="preserve">Supplementary appendices: </w:t>
+        <w:t xml:space="preserve">Supplementary evidence (A9): </w:t>
       </w:r>
-      <w:hyperlink r:id="rId43">
+      <w:hyperlink r:id="rId19">
         <w:r>
           <w:rPr>
+            <w:rFonts w:ascii="Times New Roman" w:hAnsi="Times New Roman"/>
+            <w:sz w:val="24"/>
             <w:color w:val="0563C1"/>
             <w:u w:val="single"/>
           </w:rPr>
-          <w:t>https://github.com/SachithBandaraThennakoon/martial-art-ai/tree/main/research/Appendix</w:t>
+          <w:t>https://github.com/SachithBandaraThennakoon/martial-art-ai/tree/main/research/Appendix/A9-System-Interface-and-Functional-Evidence</w:t>
         </w:r>
       </w:hyperlink>
     </w:p>

--- a/research/outputs/thesis/20260801/Combat_Cognition_Thesis_I.T.M.S.S.B.Thennakoon.docx
+++ b/research/outputs/thesis/20260801/Combat_Cognition_Thesis_I.T.M.S.S.B.Thennakoon.docx
@@ -10718,7 +10718,7 @@
           <w:sz w:val="24"/>
           <w:szCs w:val="22"/>
         </w:rPr>
-        <w:t>The wider screenshot set also documents the implemented interaction path across mode selection, dashboard review, Easy and Hard coaching, voice-mediated transitions, practice-set execution, post-session analysis and administrator diagnostics. Representative anonymized frames are preserved in Appendix A9. They establish that these interface states and outputs were displayed during the P001 feasibility case; they do not independently validate the numerical scores, model accuracy, coaching effectiveness or generalizability.</w:t>
+        <w:t>The wider screenshot set also documents the implemented interaction path across mode selection, dashboard review, Easy and Hard coaching, voice-mediated transitions, practice-set execution, post-session analysis and administrator diagnostics. Representative anonymized frames are preserved in Appendix A4. They establish that these interface states and outputs were displayed during the P001 feasibility case; they do not independently validate the numerical scores, model accuracy, coaching effectiveness or generalizability.</w:t>
       </w:r>
     </w:p>
     <w:p>
@@ -13344,7 +13344,7 @@
           <w:sz w:val="24"/>
           <w:szCs w:val="26"/>
         </w:rPr>
-        <w:t>Appendix A4: Software Verification</w:t>
+        <w:t>Appendix A4: System Interface and Functional Evidence</w:t>
       </w:r>
     </w:p>
     <w:p>
@@ -13355,13 +13355,7 @@
         <w:jc w:val="both"/>
       </w:pPr>
       <w:r>
-        <w:rPr>
-          <w:rFonts w:ascii="Times New Roman" w:hAnsi="Times New Roman" w:eastAsia="ＭＳ 明朝" w:cs="Times New Roman" w:eastAsiaTheme="minorEastAsia" w:csTheme="minorBidi"/>
-          <w:color w:val="000000"/>
-          <w:sz w:val="24"/>
-          <w:szCs w:val="22"/>
-        </w:rPr>
-        <w:t>The final evidence consolidation records 129/129 frontend assertions across 23 test files and 24/24 current backend tests. Verification covers checked code paths and contracts; it does not establish live coaching correctness.</w:t>
+        <w:t>The publication-ready supplementary appendix contains account-name-masked screenshots with descriptive filenames. They document visible controls, state transitions and diagnostic outputs in the P001 jab-only laptop-camera case. They are observational implementation evidence, not independent measurements of accuracy, effectiveness, causal reasoning or human-equivalent cognition. To avoid duplicating the same screenshots inside the report, the curated images are provided through the repository link below.</w:t>
       </w:r>
     </w:p>
     <w:p>
@@ -13378,7 +13372,7 @@
         </w:rPr>
         <w:t xml:space="preserve">Supplementary evidence (A4): </w:t>
       </w:r>
-      <w:hyperlink r:id="rId14">
+      <w:hyperlink r:id="rId19">
         <w:r>
           <w:rPr>
             <w:rFonts w:ascii="Times New Roman" w:hAnsi="Times New Roman"/>
@@ -13386,7 +13380,7 @@
             <w:color w:val="0563C1"/>
             <w:u w:val="single"/>
           </w:rPr>
-          <w:t>https://github.com/SachithBandaraThennakoon/martial-art-ai/tree/main/research/Appendix/A4-Software-Verification</w:t>
+          <w:t>https://github.com/SachithBandaraThennakoon/martial-art-ai/tree/main/research/Appendix/A4-System-Interface-and-Functional-Evidence</w:t>
         </w:r>
       </w:hyperlink>
     </w:p>
@@ -13470,7 +13464,70 @@
           <w:sz w:val="24"/>
           <w:szCs w:val="26"/>
         </w:rPr>
-        <w:t>Appendix A6: Database Export and Failure Evidence</w:t>
+        <w:t>Appendix A6: Software Verification</w:t>
+      </w:r>
+    </w:p>
+    <w:p>
+      <w:pPr>
+        <w:widowControl/>
+        <w:spacing w:before="0" w:after="120" w:line="360" w:lineRule="auto"/>
+        <w:ind w:firstLine="432"/>
+        <w:jc w:val="both"/>
+      </w:pPr>
+      <w:r>
+        <w:rPr>
+          <w:rFonts w:ascii="Times New Roman" w:hAnsi="Times New Roman" w:eastAsia="ＭＳ 明朝" w:cs="Times New Roman" w:eastAsiaTheme="minorEastAsia" w:csTheme="minorBidi"/>
+          <w:color w:val="000000"/>
+          <w:sz w:val="24"/>
+          <w:szCs w:val="22"/>
+        </w:rPr>
+        <w:t>The final evidence consolidation records 129/129 frontend assertions across 23 test files and 24/24 current backend tests. Verification covers checked code paths and contracts; it does not establish live coaching correctness.</w:t>
+      </w:r>
+    </w:p>
+    <w:p>
+      <w:pPr>
+        <w:spacing w:after="120"/>
+        <w:jc w:val="left"/>
+      </w:pPr>
+      <w:r>
+        <w:rPr>
+          <w:rFonts w:ascii="Times New Roman" w:hAnsi="Times New Roman"/>
+          <w:b/>
+          <w:color w:val="000000"/>
+          <w:sz w:val="24"/>
+        </w:rPr>
+        <w:t xml:space="preserve">Supplementary evidence (A6): </w:t>
+      </w:r>
+      <w:hyperlink r:id="rId14">
+        <w:r>
+          <w:rPr>
+            <w:rFonts w:ascii="Times New Roman" w:hAnsi="Times New Roman"/>
+            <w:sz w:val="24"/>
+            <w:color w:val="0563C1"/>
+            <w:u w:val="single"/>
+          </w:rPr>
+          <w:t>https://github.com/SachithBandaraThennakoon/martial-art-ai/tree/main/research/Appendix/A6-Software-Verification</w:t>
+        </w:r>
+      </w:hyperlink>
+    </w:p>
+    <w:p>
+      <w:pPr>
+        <w:pStyle w:val="Heading2"/>
+        <w:keepNext/>
+        <w:widowControl/>
+        <w:spacing w:before="200" w:after="120"/>
+        <w:jc w:val="left"/>
+      </w:pPr>
+      <w:r>
+        <w:rPr>
+          <w:rFonts w:ascii="Times New Roman" w:hAnsi="Times New Roman" w:eastAsia="ＭＳ ゴシック" w:cs="Times New Roman" w:eastAsiaTheme="majorEastAsia" w:csTheme="majorBidi"/>
+          <w:b/>
+          <w:bCs/>
+          <w:color w:val="000000"/>
+          <w:sz w:val="24"/>
+          <w:szCs w:val="26"/>
+        </w:rPr>
+        <w:t>Appendix A7: Database Export and Failure Evidence</w:t>
       </w:r>
     </w:p>
     <w:p>
@@ -13519,7 +13576,7 @@
           <w:color w:val="000000"/>
           <w:sz w:val="24"/>
         </w:rPr>
-        <w:t xml:space="preserve">Supplementary evidence (A6): </w:t>
+        <w:t xml:space="preserve">Supplementary evidence (A7): </w:t>
       </w:r>
       <w:hyperlink r:id="rId16">
         <w:r>
@@ -13529,7 +13586,7 @@
             <w:color w:val="0563C1"/>
             <w:u w:val="single"/>
           </w:rPr>
-          <w:t>https://github.com/SachithBandaraThennakoon/martial-art-ai/tree/main/research/Appendix/A6-Database-Export-and-Failure-Evidence</w:t>
+          <w:t>https://github.com/SachithBandaraThennakoon/martial-art-ai/tree/main/research/Appendix/A7-Database-Export-and-Failure-Evidence</w:t>
         </w:r>
       </w:hyperlink>
     </w:p>
@@ -13550,7 +13607,7 @@
           <w:sz w:val="24"/>
           <w:szCs w:val="26"/>
         </w:rPr>
-        <w:t>Appendix A7: Literature and Claim Audit</w:t>
+        <w:t>Appendix A8: Literature and Claim Audit</w:t>
       </w:r>
     </w:p>
     <w:p>
@@ -13582,7 +13639,7 @@
           <w:color w:val="000000"/>
           <w:sz w:val="24"/>
         </w:rPr>
-        <w:t xml:space="preserve">Supplementary evidence (A7): </w:t>
+        <w:t xml:space="preserve">Supplementary evidence (A8): </w:t>
       </w:r>
       <w:hyperlink r:id="rId17">
         <w:r>
@@ -13592,7 +13649,7 @@
             <w:color w:val="0563C1"/>
             <w:u w:val="single"/>
           </w:rPr>
-          <w:t>https://github.com/SachithBandaraThennakoon/martial-art-ai/tree/main/research/Appendix/A7-Literature-and-Claim-Audit</w:t>
+          <w:t>https://github.com/SachithBandaraThennakoon/martial-art-ai/tree/main/research/Appendix/A8-Literature-and-Claim-Audit</w:t>
         </w:r>
       </w:hyperlink>
     </w:p>
@@ -13613,7 +13670,7 @@
           <w:sz w:val="24"/>
           <w:szCs w:val="26"/>
         </w:rPr>
-        <w:t>Appendix A8: Evaluation Actions and Evidence Locks</w:t>
+        <w:t>Appendix A9: Evaluation Actions and Evidence Locks</w:t>
       </w:r>
     </w:p>
     <w:p>
@@ -13645,7 +13702,7 @@
           <w:color w:val="000000"/>
           <w:sz w:val="24"/>
         </w:rPr>
-        <w:t xml:space="preserve">Supplementary evidence (A8): </w:t>
+        <w:t xml:space="preserve">Supplementary evidence (A9): </w:t>
       </w:r>
       <w:hyperlink r:id="rId18">
         <w:r>
@@ -13655,64 +13712,7 @@
             <w:color w:val="0563C1"/>
             <w:u w:val="single"/>
           </w:rPr>
-          <w:t>https://github.com/SachithBandaraThennakoon/martial-art-ai/tree/main/research/Appendix/A8-Evaluation-Actions-and-Evidence-Locks</w:t>
-        </w:r>
-      </w:hyperlink>
-    </w:p>
-    <w:p>
-      <w:pPr>
-        <w:pStyle w:val="Heading2"/>
-        <w:keepNext/>
-        <w:widowControl/>
-        <w:spacing w:before="200" w:after="120"/>
-        <w:jc w:val="left"/>
-      </w:pPr>
-      <w:r>
-        <w:rPr>
-          <w:rFonts w:ascii="Times New Roman" w:hAnsi="Times New Roman" w:eastAsia="ＭＳ ゴシック" w:cs="Times New Roman" w:eastAsiaTheme="majorEastAsia" w:csTheme="majorBidi"/>
-          <w:b/>
-          <w:bCs/>
-          <w:color w:val="000000"/>
-          <w:sz w:val="24"/>
-          <w:szCs w:val="26"/>
-        </w:rPr>
-        <w:t>Appendix A9: System Interface and Functional Evidence</w:t>
-      </w:r>
-    </w:p>
-    <w:p>
-      <w:pPr>
-        <w:widowControl/>
-        <w:spacing w:before="0" w:after="120" w:line="360" w:lineRule="auto"/>
-        <w:ind w:firstLine="432"/>
-        <w:jc w:val="both"/>
-      </w:pPr>
-      <w:r>
-        <w:t>The publication-ready supplementary appendix contains account-name-masked screenshots with descriptive filenames. They document visible controls, state transitions and diagnostic outputs in the P001 jab-only laptop-camera case. They are observational implementation evidence, not independent measurements of accuracy, effectiveness, causal reasoning or human-equivalent cognition. To avoid duplicating the same screenshots inside the report, the curated images are provided through the repository link below.</w:t>
-      </w:r>
-    </w:p>
-    <w:p>
-      <w:pPr>
-        <w:spacing w:after="120"/>
-        <w:jc w:val="left"/>
-      </w:pPr>
-      <w:r>
-        <w:rPr>
-          <w:rFonts w:ascii="Times New Roman" w:hAnsi="Times New Roman"/>
-          <w:b/>
-          <w:color w:val="000000"/>
-          <w:sz w:val="24"/>
-        </w:rPr>
-        <w:t xml:space="preserve">Supplementary evidence (A9): </w:t>
-      </w:r>
-      <w:hyperlink r:id="rId19">
-        <w:r>
-          <w:rPr>
-            <w:rFonts w:ascii="Times New Roman" w:hAnsi="Times New Roman"/>
-            <w:sz w:val="24"/>
-            <w:color w:val="0563C1"/>
-            <w:u w:val="single"/>
-          </w:rPr>
-          <w:t>https://github.com/SachithBandaraThennakoon/martial-art-ai/tree/main/research/Appendix/A9-System-Interface-and-Functional-Evidence</w:t>
+          <w:t>https://github.com/SachithBandaraThennakoon/martial-art-ai/tree/main/research/Appendix/A9-Evaluation-Actions-and-Evidence-Locks</w:t>
         </w:r>
       </w:hyperlink>
     </w:p>

--- a/research/outputs/thesis/20260801/Combat_Cognition_Thesis_I.T.M.S.S.B.Thennakoon.docx
+++ b/research/outputs/thesis/20260801/Combat_Cognition_Thesis_I.T.M.S.S.B.Thennakoon.docx
@@ -217,48 +217,12 @@
         <w:jc w:val="both"/>
       </w:pPr>
       <w:r>
-        <w:rPr>
-          <w:rFonts w:ascii="Times New Roman" w:hAnsi="Times New Roman" w:eastAsia="ＭＳ 明朝" w:cs="Times New Roman" w:eastAsiaTheme="minorEastAsia" w:csTheme="minorBidi"/>
-          <w:color w:val="000000"/>
-          <w:sz w:val="24"/>
-          <w:szCs w:val="22"/>
-        </w:rPr>
-        <w:t>Candidate:I.T.M.S.S.B.Thennakoon</w:t>
-      </w:r>
-      <w:r>
-        <w:br w:type="textWrapping"/>
-      </w:r>
-      <w:r>
-        <w:rPr>
-          <w:rFonts w:ascii="Times New Roman" w:hAnsi="Times New Roman" w:eastAsia="ＭＳ 明朝" w:cs="Times New Roman" w:eastAsiaTheme="minorEastAsia" w:csTheme="minorBidi"/>
-          <w:color w:val="000000"/>
-          <w:sz w:val="24"/>
-          <w:szCs w:val="22"/>
-        </w:rPr>
-        <w:t>Registrationnumber:DTS2401</w:t>
-      </w:r>
-      <w:r>
-        <w:br w:type="textWrapping"/>
-      </w:r>
-      <w:r>
-        <w:rPr>
-          <w:rFonts w:ascii="Times New Roman" w:hAnsi="Times New Roman" w:eastAsia="ＭＳ 明朝" w:cs="Times New Roman" w:eastAsiaTheme="minorEastAsia" w:csTheme="minorBidi"/>
-          <w:color w:val="000000"/>
-          <w:sz w:val="24"/>
-          <w:szCs w:val="22"/>
-        </w:rPr>
-        <w:t>Signature:______________________________</w:t>
-      </w:r>
-      <w:r>
-        <w:br w:type="textWrapping"/>
-      </w:r>
-      <w:r>
-        <w:rPr>
-          <w:rFonts w:ascii="Times New Roman" w:hAnsi="Times New Roman" w:eastAsia="ＭＳ 明朝" w:cs="Times New Roman" w:eastAsiaTheme="minorEastAsia" w:csTheme="minorBidi"/>
-          <w:color w:val="000000"/>
-          <w:sz w:val="24"/>
-          <w:szCs w:val="22"/>
-        </w:rPr>
+        <w:t>Candidate: I.T.M.S.S.B. Thennakoon</w:t>
+        <w:br/>
+        <w:t>Registration number: DTS2401</w:t>
+        <w:br/>
+        <w:t>Signature: ______________________________</w:t>
+        <w:br/>
         <w:t>Date: ______________________________</w:t>
       </w:r>
     </w:p>
@@ -4859,7 +4823,7 @@
           <wp:inline distT="0" distB="0" distL="0" distR="0">
             <wp:extent cx="5534025" cy="3390900"/>
             <wp:effectExtent l="0" t="0" r="0" b="0"/>
-            <wp:docPr id="100000" name="Picture 100000"/>
+            <wp:docPr id="100000" name="Picture 100000" descr="Combat Cognition architecture and evidence flow, showing implemented perception, L1-L4 context, situation-awareness gates, deterministic coaching and the planned non-operational LLM boundary." title="Combat Cognition architecture and evidence flow"/>
             <wp:cNvGraphicFramePr>
               <a:graphicFrameLocks xmlns:a="http://schemas.openxmlformats.org/drawingml/2006/main" noChangeAspect="1"/>
             </wp:cNvGraphicFramePr>
@@ -8032,7 +7996,7 @@
           <wp:inline distT="0" distB="0" distL="0" distR="0">
             <wp:extent cx="5305425" cy="2647950"/>
             <wp:effectExtent l="0" t="0" r="0" b="0"/>
-            <wp:docPr id="100001" name="Picture 100001"/>
+            <wp:docPr id="100001" name="Picture 100001" descr="Line chart comparing normalized ACP-STGAT, last-pose and constant-velocity prediction error across the 30-frame forecast horizon." title="Line chart comparing normalized ACP-STGAT"/>
             <wp:cNvGraphicFramePr>
               <a:graphicFrameLocks xmlns:a="http://schemas.openxmlformats.org/drawingml/2006/main" noChangeAspect="1"/>
             </wp:cNvGraphicFramePr>
@@ -8931,7 +8895,7 @@
           <wp:inline distT="0" distB="0" distL="0" distR="0">
             <wp:extent cx="4848225" cy="3876675"/>
             <wp:effectExtent l="0" t="0" r="0" b="0"/>
-            <wp:docPr id="100002" name="Picture 100002"/>
+            <wp:docPr id="100002" name="Picture 100002" descr="Confusion matrix for the generated-bootstrap temporal phase-classifier evaluation, with generator-defined phase classes." title="Confusion matrix for the generated-bootstrap temporal phase-classifier evaluation"/>
             <wp:cNvGraphicFramePr>
               <a:graphicFrameLocks xmlns:a="http://schemas.openxmlformats.org/drawingml/2006/main" noChangeAspect="1"/>
             </wp:cNvGraphicFramePr>
@@ -10651,7 +10615,7 @@
           <wp:inline distT="0" distB="0" distL="0" distR="0">
             <wp:extent cx="5391150" cy="3552825"/>
             <wp:effectExtent l="0" t="0" r="0" b="0"/>
-            <wp:docPr id="100003" name="Picture 100003"/>
+            <wp:docPr id="100003" name="Picture 100003" descr="Practice-42 post-session timeline showing three completed jab repetition clusters and selected movement phases." title="Practice-42 post-session timeline showing three completed jab repetition clusters and selected movement phases."/>
             <wp:cNvGraphicFramePr>
               <a:graphicFrameLocks xmlns:a="http://schemas.openxmlformats.org/drawingml/2006/main" noChangeAspect="1"/>
             </wp:cNvGraphicFramePr>
@@ -13163,7 +13127,7 @@
             <w:color w:val="0563C1"/>
             <w:u w:val="single"/>
           </w:rPr>
-          <w:t>https://github.com/SachithBandaraThennakoon/martial-art-ai/tree/main/research/Appendix/A1-Architecture-and-Implementation</w:t>
+          <w:t>Open Appendix A1 evidence folder on GitHub</w:t>
         </w:r>
       </w:hyperlink>
     </w:p>
@@ -13243,7 +13207,7 @@
             <w:color w:val="0563C1"/>
             <w:u w:val="single"/>
           </w:rPr>
-          <w:t>https://github.com/SachithBandaraThennakoon/martial-art-ai/tree/main/research/Appendix/A2-ACP-STGAT-Reproducibility</w:t>
+          <w:t>Open Appendix A2 evidence folder on GitHub</w:t>
         </w:r>
       </w:hyperlink>
     </w:p>
@@ -13323,7 +13287,7 @@
             <w:color w:val="0563C1"/>
             <w:u w:val="single"/>
           </w:rPr>
-          <w:t>https://github.com/SachithBandaraThennakoon/martial-art-ai/tree/main/research/Appendix/A3-Phase-Classifier-Reproducibility</w:t>
+          <w:t>Open Appendix A3 evidence folder on GitHub</w:t>
         </w:r>
       </w:hyperlink>
     </w:p>
@@ -13355,7 +13319,7 @@
         <w:jc w:val="both"/>
       </w:pPr>
       <w:r>
-        <w:t>The publication-ready supplementary appendix contains account-name-masked screenshots with descriptive filenames. They document visible controls, state transitions and diagnostic outputs in the P001 jab-only laptop-camera case. They are observational implementation evidence, not independent measurements of accuracy, effectiveness, causal reasoning or human-equivalent cognition. To avoid duplicating the same screenshots inside the report, the curated images are provided through the repository link below.</w:t>
+        <w:t>The publication-ready supplementary appendix contains 51 distinct, account-name-masked screenshots retained after review of all 78 supplied images. They document visible controls, state transitions and diagnostic outputs in the P001 jab-only laptop-camera case. They are observational implementation evidence, not independent measurements of accuracy, effectiveness, causal reasoning or human-equivalent cognition. To avoid duplicating the same screenshots inside the report, the curated images are provided through the repository link below.</w:t>
       </w:r>
     </w:p>
     <w:p>
@@ -13380,7 +13344,7 @@
             <w:color w:val="0563C1"/>
             <w:u w:val="single"/>
           </w:rPr>
-          <w:t>https://github.com/SachithBandaraThennakoon/martial-art-ai/tree/main/research/Appendix/A4-System-Interface-and-Functional-Evidence</w:t>
+          <w:t>Open Appendix A4 evidence folder on GitHub</w:t>
         </w:r>
       </w:hyperlink>
     </w:p>
@@ -13443,7 +13407,7 @@
             <w:color w:val="0563C1"/>
             <w:u w:val="single"/>
           </w:rPr>
-          <w:t>https://github.com/SachithBandaraThennakoon/martial-art-ai/tree/main/research/Appendix/A5-P001-Protocol-and-Curated-Evidence</w:t>
+          <w:t>Open Appendix A5 evidence folder on GitHub</w:t>
         </w:r>
       </w:hyperlink>
     </w:p>
@@ -13506,7 +13470,7 @@
             <w:color w:val="0563C1"/>
             <w:u w:val="single"/>
           </w:rPr>
-          <w:t>https://github.com/SachithBandaraThennakoon/martial-art-ai/tree/main/research/Appendix/A6-Software-Verification</w:t>
+          <w:t>Open Appendix A6 evidence folder on GitHub</w:t>
         </w:r>
       </w:hyperlink>
     </w:p>
@@ -13586,7 +13550,7 @@
             <w:color w:val="0563C1"/>
             <w:u w:val="single"/>
           </w:rPr>
-          <w:t>https://github.com/SachithBandaraThennakoon/martial-art-ai/tree/main/research/Appendix/A7-Database-Export-and-Failure-Evidence</w:t>
+          <w:t>Open Appendix A7 evidence folder on GitHub</w:t>
         </w:r>
       </w:hyperlink>
     </w:p>
@@ -13649,7 +13613,7 @@
             <w:color w:val="0563C1"/>
             <w:u w:val="single"/>
           </w:rPr>
-          <w:t>https://github.com/SachithBandaraThennakoon/martial-art-ai/tree/main/research/Appendix/A8-Literature-and-Claim-Audit</w:t>
+          <w:t>Open Appendix A8 evidence folder on GitHub</w:t>
         </w:r>
       </w:hyperlink>
     </w:p>
@@ -13712,7 +13676,7 @@
             <w:color w:val="0563C1"/>
             <w:u w:val="single"/>
           </w:rPr>
-          <w:t>https://github.com/SachithBandaraThennakoon/martial-art-ai/tree/main/research/Appendix/A9-Evaluation-Actions-and-Evidence-Locks</w:t>
+          <w:t>Open Appendix A9 evidence folder on GitHub</w:t>
         </w:r>
       </w:hyperlink>
     </w:p>

--- a/research/outputs/thesis/20260801/Combat_Cognition_Thesis_I.T.M.S.S.B.Thennakoon.docx
+++ b/research/outputs/thesis/20260801/Combat_Cognition_Thesis_I.T.M.S.S.B.Thennakoon.docx
@@ -20,7 +20,7 @@
       </w:pPr>
       <w:r>
         <w:rPr>
-          <w:rFonts w:ascii="Times New Roman" w:hAnsi="Times New Roman" w:eastAsia="ＭＳ 明朝" w:cs="Times New Roman" w:eastAsiaTheme="minorEastAsia" w:csTheme="minorBidi"/>
+          <w:rFonts w:ascii="Times New Roman" w:hAnsi="Times New Roman" w:eastAsia="ＭＳ 明朝" w:cs="Times New Roman" w:eastAsiaTheme="minorEastAsia"/>
           <w:b/>
           <w:bCs/>
           <w:color w:val="000000"/>
@@ -38,7 +38,7 @@
       </w:pPr>
       <w:r>
         <w:rPr>
-          <w:rFonts w:ascii="Times New Roman" w:hAnsi="Times New Roman" w:eastAsia="ＭＳ 明朝" w:cs="Times New Roman" w:eastAsiaTheme="minorEastAsia" w:csTheme="minorBidi"/>
+          <w:rFonts w:ascii="Times New Roman" w:hAnsi="Times New Roman" w:eastAsia="ＭＳ 明朝" w:cs="Times New Roman" w:eastAsiaTheme="minorEastAsia"/>
           <w:b/>
           <w:bCs/>
           <w:color w:val="000000"/>
@@ -56,7 +56,7 @@
       </w:pPr>
       <w:r>
         <w:rPr>
-          <w:rFonts w:ascii="Times New Roman" w:hAnsi="Times New Roman" w:eastAsia="ＭＳ 明朝" w:cs="Times New Roman" w:eastAsiaTheme="minorEastAsia" w:csTheme="minorBidi"/>
+          <w:rFonts w:ascii="Times New Roman" w:hAnsi="Times New Roman" w:eastAsia="ＭＳ 明朝" w:cs="Times New Roman" w:eastAsiaTheme="minorEastAsia"/>
           <w:b/>
           <w:bCs/>
           <w:color w:val="000000"/>
@@ -74,7 +74,7 @@
       </w:pPr>
       <w:r>
         <w:rPr>
-          <w:rFonts w:ascii="Times New Roman" w:hAnsi="Times New Roman" w:eastAsia="ＭＳ 明朝" w:cs="Times New Roman" w:eastAsiaTheme="minorEastAsia" w:csTheme="minorBidi"/>
+          <w:rFonts w:ascii="Times New Roman" w:hAnsi="Times New Roman" w:eastAsia="ＭＳ 明朝" w:cs="Times New Roman" w:eastAsiaTheme="minorEastAsia"/>
           <w:color w:val="000000"/>
           <w:sz w:val="24"/>
           <w:szCs w:val="22"/>
@@ -90,7 +90,7 @@
       </w:pPr>
       <w:r>
         <w:rPr>
-          <w:rFonts w:ascii="Times New Roman" w:hAnsi="Times New Roman" w:eastAsia="ＭＳ 明朝" w:cs="Times New Roman" w:eastAsiaTheme="minorEastAsia" w:csTheme="minorBidi"/>
+          <w:rFonts w:ascii="Times New Roman" w:hAnsi="Times New Roman" w:eastAsia="ＭＳ 明朝" w:cs="Times New Roman" w:eastAsiaTheme="minorEastAsia"/>
           <w:color w:val="000000"/>
           <w:sz w:val="24"/>
           <w:szCs w:val="22"/>
@@ -106,7 +106,7 @@
       </w:pPr>
       <w:r>
         <w:rPr>
-          <w:rFonts w:ascii="Times New Roman" w:hAnsi="Times New Roman" w:eastAsia="ＭＳ 明朝" w:cs="Times New Roman" w:eastAsiaTheme="minorEastAsia" w:csTheme="minorBidi"/>
+          <w:rFonts w:ascii="Times New Roman" w:hAnsi="Times New Roman" w:eastAsia="ＭＳ 明朝" w:cs="Times New Roman" w:eastAsiaTheme="minorEastAsia"/>
           <w:b/>
           <w:bCs/>
           <w:color w:val="000000"/>
@@ -124,7 +124,7 @@
       </w:pPr>
       <w:r>
         <w:rPr>
-          <w:rFonts w:ascii="Times New Roman" w:hAnsi="Times New Roman" w:eastAsia="ＭＳ 明朝" w:cs="Times New Roman" w:eastAsiaTheme="minorEastAsia" w:csTheme="minorBidi"/>
+          <w:rFonts w:ascii="Times New Roman" w:hAnsi="Times New Roman" w:eastAsia="ＭＳ 明朝" w:cs="Times New Roman" w:eastAsiaTheme="minorEastAsia"/>
           <w:b/>
           <w:bCs/>
           <w:color w:val="000000"/>
@@ -141,7 +141,7 @@
       </w:pPr>
       <w:r>
         <w:rPr>
-          <w:rFonts w:ascii="Times New Roman" w:hAnsi="Times New Roman" w:eastAsia="ＭＳ 明朝" w:cs="Times New Roman" w:eastAsiaTheme="minorEastAsia" w:csTheme="minorBidi"/>
+          <w:rFonts w:ascii="Times New Roman" w:hAnsi="Times New Roman" w:eastAsia="ＭＳ 明朝" w:cs="Times New Roman" w:eastAsiaTheme="minorEastAsia"/>
           <w:b/>
           <w:bCs/>
           <w:color w:val="000000"/>
@@ -155,7 +155,7 @@
       </w:r>
       <w:r>
         <w:rPr>
-          <w:rFonts w:ascii="Times New Roman" w:hAnsi="Times New Roman" w:eastAsia="ＭＳ 明朝" w:cs="Times New Roman" w:eastAsiaTheme="minorEastAsia" w:csTheme="minorBidi"/>
+          <w:rFonts w:ascii="Times New Roman" w:hAnsi="Times New Roman" w:eastAsia="ＭＳ 明朝" w:cs="Times New Roman" w:eastAsiaTheme="minorEastAsia"/>
           <w:b/>
           <w:bCs/>
           <w:color w:val="000000"/>
@@ -170,9 +170,7 @@
         <w:pageBreakBefore/>
         <w:widowControl/>
       </w:pPr>
-      <w:r>
-        <w:lastRenderedPageBreak/>
-      </w:r>
+      <w:r/>
     </w:p>
     <w:p>
       <w:pPr>
@@ -182,7 +180,7 @@
       </w:pPr>
       <w:r>
         <w:rPr>
-          <w:rFonts w:ascii="Times New Roman" w:hAnsi="Times New Roman" w:eastAsia="ＭＳ 明朝" w:cs="Times New Roman" w:eastAsiaTheme="minorEastAsia" w:csTheme="minorBidi"/>
+          <w:rFonts w:ascii="Times New Roman" w:hAnsi="Times New Roman" w:eastAsia="ＭＳ 明朝" w:cs="Times New Roman" w:eastAsiaTheme="minorEastAsia"/>
           <w:b/>
           <w:bCs/>
           <w:color w:val="000000"/>
@@ -201,7 +199,7 @@
       </w:pPr>
       <w:r>
         <w:rPr>
-          <w:rFonts w:ascii="Times New Roman" w:hAnsi="Times New Roman" w:eastAsia="ＭＳ 明朝" w:cs="Times New Roman" w:eastAsiaTheme="minorEastAsia" w:csTheme="minorBidi"/>
+          <w:rFonts w:ascii="Times New Roman" w:hAnsi="Times New Roman" w:eastAsia="ＭＳ 明朝" w:cs="Times New Roman" w:eastAsiaTheme="minorEastAsia"/>
           <w:color w:val="000000"/>
           <w:sz w:val="24"/>
           <w:szCs w:val="22"/>
@@ -214,15 +212,47 @@
         <w:widowControl/>
         <w:spacing w:before="0" w:after="120" w:line="360" w:lineRule="auto"/>
         <w:ind w:firstLine="432"/>
-        <w:jc w:val="both"/>
+        <w:jc w:val="left"/>
       </w:pPr>
       <w:r>
+        <w:rPr>
+          <w:rFonts w:ascii="Times New Roman" w:hAnsi="Times New Roman" w:eastAsia="ＭＳ 明朝" w:cs="Times New Roman" w:eastAsiaTheme="minorEastAsia" w:csTheme="minorBidi"/>
+          <w:sz w:val="24"/>
+          <w:szCs w:val="22"/>
+        </w:rPr>
         <w:t>Candidate: I.T.M.S.S.B. Thennakoon</w:t>
-        <w:br/>
+      </w:r>
+      <w:r>
+        <w:br w:type="textWrapping"/>
+      </w:r>
+      <w:r>
+        <w:rPr>
+          <w:rFonts w:ascii="Times New Roman" w:hAnsi="Times New Roman" w:eastAsia="ＭＳ 明朝" w:cs="Times New Roman" w:eastAsiaTheme="minorEastAsia" w:csTheme="minorBidi"/>
+          <w:sz w:val="24"/>
+          <w:szCs w:val="22"/>
+        </w:rPr>
         <w:t>Registration number: DTS2401</w:t>
-        <w:br/>
+      </w:r>
+      <w:r>
+        <w:br w:type="textWrapping"/>
+      </w:r>
+      <w:r>
+        <w:rPr>
+          <w:rFonts w:ascii="Times New Roman" w:hAnsi="Times New Roman" w:eastAsia="ＭＳ 明朝" w:cs="Times New Roman" w:eastAsiaTheme="minorEastAsia" w:csTheme="minorBidi"/>
+          <w:sz w:val="24"/>
+          <w:szCs w:val="22"/>
+        </w:rPr>
         <w:t>Signature: ______________________________</w:t>
-        <w:br/>
+      </w:r>
+      <w:r>
+        <w:br w:type="textWrapping"/>
+      </w:r>
+      <w:r>
+        <w:rPr>
+          <w:rFonts w:ascii="Times New Roman" w:hAnsi="Times New Roman" w:eastAsia="ＭＳ 明朝" w:cs="Times New Roman" w:eastAsiaTheme="minorEastAsia" w:csTheme="minorBidi"/>
+          <w:sz w:val="24"/>
+          <w:szCs w:val="22"/>
+        </w:rPr>
         <w:t>Date: ______________________________</w:t>
       </w:r>
     </w:p>
@@ -239,9 +269,7 @@
         <w:pageBreakBefore/>
         <w:widowControl/>
       </w:pPr>
-      <w:r>
-        <w:lastRenderedPageBreak/>
-      </w:r>
+      <w:r/>
     </w:p>
     <w:p>
       <w:pPr>
@@ -251,7 +279,7 @@
       </w:pPr>
       <w:r>
         <w:rPr>
-          <w:rFonts w:ascii="Times New Roman" w:hAnsi="Times New Roman" w:eastAsia="ＭＳ 明朝" w:cs="Times New Roman" w:eastAsiaTheme="minorEastAsia" w:csTheme="minorBidi"/>
+          <w:rFonts w:ascii="Times New Roman" w:hAnsi="Times New Roman" w:eastAsia="ＭＳ 明朝" w:cs="Times New Roman" w:eastAsiaTheme="minorEastAsia"/>
           <w:b/>
           <w:bCs/>
           <w:color w:val="000000"/>
@@ -270,7 +298,7 @@
       </w:pPr>
       <w:r>
         <w:rPr>
-          <w:rFonts w:ascii="Times New Roman" w:hAnsi="Times New Roman" w:eastAsia="ＭＳ 明朝" w:cs="Times New Roman" w:eastAsiaTheme="minorEastAsia" w:csTheme="minorBidi"/>
+          <w:rFonts w:ascii="Times New Roman" w:hAnsi="Times New Roman" w:eastAsia="ＭＳ 明朝" w:cs="Times New Roman" w:eastAsiaTheme="minorEastAsia"/>
           <w:color w:val="000000"/>
           <w:sz w:val="24"/>
           <w:szCs w:val="22"/>
@@ -283,9 +311,7 @@
         <w:pageBreakBefore/>
         <w:widowControl/>
       </w:pPr>
-      <w:r>
-        <w:lastRenderedPageBreak/>
-      </w:r>
+      <w:r/>
     </w:p>
     <w:p>
       <w:pPr>
@@ -295,7 +321,7 @@
       </w:pPr>
       <w:r>
         <w:rPr>
-          <w:rFonts w:ascii="Times New Roman" w:hAnsi="Times New Roman" w:eastAsia="ＭＳ 明朝" w:cs="Times New Roman" w:eastAsiaTheme="minorEastAsia" w:csTheme="minorBidi"/>
+          <w:rFonts w:ascii="Times New Roman" w:hAnsi="Times New Roman" w:eastAsia="ＭＳ 明朝" w:cs="Times New Roman" w:eastAsiaTheme="minorEastAsia"/>
           <w:b/>
           <w:bCs/>
           <w:color w:val="000000"/>
@@ -314,7 +340,7 @@
       </w:pPr>
       <w:r>
         <w:rPr>
-          <w:rFonts w:ascii="Times New Roman" w:hAnsi="Times New Roman" w:eastAsia="ＭＳ 明朝" w:cs="Times New Roman" w:eastAsiaTheme="minorEastAsia" w:csTheme="minorBidi"/>
+          <w:rFonts w:ascii="Times New Roman" w:hAnsi="Times New Roman" w:eastAsia="ＭＳ 明朝" w:cs="Times New Roman" w:eastAsiaTheme="minorEastAsia"/>
           <w:color w:val="000000"/>
           <w:sz w:val="24"/>
           <w:szCs w:val="22"/>
@@ -327,9 +353,7 @@
         <w:pageBreakBefore/>
         <w:widowControl/>
       </w:pPr>
-      <w:r>
-        <w:lastRenderedPageBreak/>
-      </w:r>
+      <w:r/>
     </w:p>
     <w:p>
       <w:pPr>
@@ -339,7 +363,7 @@
       </w:pPr>
       <w:r>
         <w:rPr>
-          <w:rFonts w:ascii="Times New Roman" w:hAnsi="Times New Roman" w:eastAsia="ＭＳ 明朝" w:cs="Times New Roman" w:eastAsiaTheme="minorEastAsia" w:csTheme="minorBidi"/>
+          <w:rFonts w:ascii="Times New Roman" w:hAnsi="Times New Roman" w:eastAsia="ＭＳ 明朝" w:cs="Times New Roman" w:eastAsiaTheme="minorEastAsia"/>
           <w:b/>
           <w:bCs/>
           <w:color w:val="000000"/>
@@ -359,7 +383,7 @@
       </w:pPr>
       <w:r>
         <w:rPr>
-          <w:rFonts w:ascii="Times New Roman" w:hAnsi="Times New Roman" w:eastAsia="ＭＳ 明朝" w:cs="Times New Roman" w:eastAsiaTheme="minorEastAsia" w:csTheme="minorBidi"/>
+          <w:rFonts w:ascii="Times New Roman" w:hAnsi="Times New Roman" w:eastAsia="ＭＳ 明朝" w:cs="Times New Roman" w:eastAsiaTheme="minorEastAsia"/>
           <w:color w:val="000000"/>
           <w:sz w:val="22"/>
           <w:szCs w:val="22"/>
@@ -371,7 +395,7 @@
       </w:r>
       <w:r>
         <w:rPr>
-          <w:rFonts w:ascii="Times New Roman" w:hAnsi="Times New Roman" w:eastAsia="ＭＳ 明朝" w:cs="Times New Roman" w:eastAsiaTheme="minorEastAsia" w:csTheme="minorBidi"/>
+          <w:rFonts w:ascii="Times New Roman" w:hAnsi="Times New Roman" w:eastAsia="ＭＳ 明朝" w:cs="Times New Roman" w:eastAsiaTheme="minorEastAsia"/>
           <w:color w:val="000000"/>
           <w:sz w:val="22"/>
           <w:szCs w:val="22"/>
@@ -389,7 +413,7 @@
       </w:pPr>
       <w:r>
         <w:rPr>
-          <w:rFonts w:ascii="Times New Roman" w:hAnsi="Times New Roman" w:eastAsia="ＭＳ 明朝" w:cs="Times New Roman" w:eastAsiaTheme="minorEastAsia" w:csTheme="minorBidi"/>
+          <w:rFonts w:ascii="Times New Roman" w:hAnsi="Times New Roman" w:eastAsia="ＭＳ 明朝" w:cs="Times New Roman" w:eastAsiaTheme="minorEastAsia"/>
           <w:color w:val="000000"/>
           <w:sz w:val="22"/>
           <w:szCs w:val="22"/>
@@ -401,7 +425,7 @@
       </w:r>
       <w:r>
         <w:rPr>
-          <w:rFonts w:ascii="Times New Roman" w:hAnsi="Times New Roman" w:eastAsia="ＭＳ 明朝" w:cs="Times New Roman" w:eastAsiaTheme="minorEastAsia" w:csTheme="minorBidi"/>
+          <w:rFonts w:ascii="Times New Roman" w:hAnsi="Times New Roman" w:eastAsia="ＭＳ 明朝" w:cs="Times New Roman" w:eastAsiaTheme="minorEastAsia"/>
           <w:color w:val="000000"/>
           <w:sz w:val="22"/>
           <w:szCs w:val="22"/>
@@ -419,7 +443,7 @@
       </w:pPr>
       <w:r>
         <w:rPr>
-          <w:rFonts w:ascii="Times New Roman" w:hAnsi="Times New Roman" w:eastAsia="ＭＳ 明朝" w:cs="Times New Roman" w:eastAsiaTheme="minorEastAsia" w:csTheme="minorBidi"/>
+          <w:rFonts w:ascii="Times New Roman" w:hAnsi="Times New Roman" w:eastAsia="ＭＳ 明朝" w:cs="Times New Roman" w:eastAsiaTheme="minorEastAsia"/>
           <w:color w:val="000000"/>
           <w:sz w:val="22"/>
           <w:szCs w:val="22"/>
@@ -431,7 +455,7 @@
       </w:r>
       <w:r>
         <w:rPr>
-          <w:rFonts w:ascii="Times New Roman" w:hAnsi="Times New Roman" w:eastAsia="ＭＳ 明朝" w:cs="Times New Roman" w:eastAsiaTheme="minorEastAsia" w:csTheme="minorBidi"/>
+          <w:rFonts w:ascii="Times New Roman" w:hAnsi="Times New Roman" w:eastAsia="ＭＳ 明朝" w:cs="Times New Roman" w:eastAsiaTheme="minorEastAsia"/>
           <w:color w:val="000000"/>
           <w:sz w:val="22"/>
           <w:szCs w:val="22"/>
@@ -449,7 +473,7 @@
       </w:pPr>
       <w:r>
         <w:rPr>
-          <w:rFonts w:ascii="Times New Roman" w:hAnsi="Times New Roman" w:eastAsia="ＭＳ 明朝" w:cs="Times New Roman" w:eastAsiaTheme="minorEastAsia" w:csTheme="minorBidi"/>
+          <w:rFonts w:ascii="Times New Roman" w:hAnsi="Times New Roman" w:eastAsia="ＭＳ 明朝" w:cs="Times New Roman" w:eastAsiaTheme="minorEastAsia"/>
           <w:color w:val="000000"/>
           <w:sz w:val="22"/>
           <w:szCs w:val="22"/>
@@ -461,7 +485,7 @@
       </w:r>
       <w:r>
         <w:rPr>
-          <w:rFonts w:ascii="Times New Roman" w:hAnsi="Times New Roman" w:eastAsia="ＭＳ 明朝" w:cs="Times New Roman" w:eastAsiaTheme="minorEastAsia" w:csTheme="minorBidi"/>
+          <w:rFonts w:ascii="Times New Roman" w:hAnsi="Times New Roman" w:eastAsia="ＭＳ 明朝" w:cs="Times New Roman" w:eastAsiaTheme="minorEastAsia"/>
           <w:color w:val="000000"/>
           <w:sz w:val="22"/>
           <w:szCs w:val="22"/>
@@ -479,7 +503,7 @@
       </w:pPr>
       <w:r>
         <w:rPr>
-          <w:rFonts w:ascii="Times New Roman" w:hAnsi="Times New Roman" w:eastAsia="ＭＳ 明朝" w:cs="Times New Roman" w:eastAsiaTheme="minorEastAsia" w:csTheme="minorBidi"/>
+          <w:rFonts w:ascii="Times New Roman" w:hAnsi="Times New Roman" w:eastAsia="ＭＳ 明朝" w:cs="Times New Roman" w:eastAsiaTheme="minorEastAsia"/>
           <w:color w:val="000000"/>
           <w:sz w:val="22"/>
           <w:szCs w:val="22"/>
@@ -491,7 +515,7 @@
       </w:r>
       <w:r>
         <w:rPr>
-          <w:rFonts w:ascii="Times New Roman" w:hAnsi="Times New Roman" w:eastAsia="ＭＳ 明朝" w:cs="Times New Roman" w:eastAsiaTheme="minorEastAsia" w:csTheme="minorBidi"/>
+          <w:rFonts w:ascii="Times New Roman" w:hAnsi="Times New Roman" w:eastAsia="ＭＳ 明朝" w:cs="Times New Roman" w:eastAsiaTheme="minorEastAsia"/>
           <w:color w:val="000000"/>
           <w:sz w:val="22"/>
           <w:szCs w:val="22"/>
@@ -509,7 +533,7 @@
       </w:pPr>
       <w:r>
         <w:rPr>
-          <w:rFonts w:ascii="Times New Roman" w:hAnsi="Times New Roman" w:eastAsia="ＭＳ 明朝" w:cs="Times New Roman" w:eastAsiaTheme="minorEastAsia" w:csTheme="minorBidi"/>
+          <w:rFonts w:ascii="Times New Roman" w:hAnsi="Times New Roman" w:eastAsia="ＭＳ 明朝" w:cs="Times New Roman" w:eastAsiaTheme="minorEastAsia"/>
           <w:color w:val="000000"/>
           <w:sz w:val="22"/>
           <w:szCs w:val="22"/>
@@ -521,7 +545,7 @@
       </w:r>
       <w:r>
         <w:rPr>
-          <w:rFonts w:ascii="Times New Roman" w:hAnsi="Times New Roman" w:eastAsia="ＭＳ 明朝" w:cs="Times New Roman" w:eastAsiaTheme="minorEastAsia" w:csTheme="minorBidi"/>
+          <w:rFonts w:ascii="Times New Roman" w:hAnsi="Times New Roman" w:eastAsia="ＭＳ 明朝" w:cs="Times New Roman" w:eastAsiaTheme="minorEastAsia"/>
           <w:color w:val="000000"/>
           <w:sz w:val="22"/>
           <w:szCs w:val="22"/>
@@ -539,7 +563,7 @@
       </w:pPr>
       <w:r>
         <w:rPr>
-          <w:rFonts w:ascii="Times New Roman" w:hAnsi="Times New Roman" w:eastAsia="ＭＳ 明朝" w:cs="Times New Roman" w:eastAsiaTheme="minorEastAsia" w:csTheme="minorBidi"/>
+          <w:rFonts w:ascii="Times New Roman" w:hAnsi="Times New Roman" w:eastAsia="ＭＳ 明朝" w:cs="Times New Roman" w:eastAsiaTheme="minorEastAsia"/>
           <w:color w:val="000000"/>
           <w:sz w:val="22"/>
           <w:szCs w:val="22"/>
@@ -551,7 +575,7 @@
       </w:r>
       <w:r>
         <w:rPr>
-          <w:rFonts w:ascii="Times New Roman" w:hAnsi="Times New Roman" w:eastAsia="ＭＳ 明朝" w:cs="Times New Roman" w:eastAsiaTheme="minorEastAsia" w:csTheme="minorBidi"/>
+          <w:rFonts w:ascii="Times New Roman" w:hAnsi="Times New Roman" w:eastAsia="ＭＳ 明朝" w:cs="Times New Roman" w:eastAsiaTheme="minorEastAsia"/>
           <w:color w:val="000000"/>
           <w:sz w:val="22"/>
           <w:szCs w:val="22"/>
@@ -569,7 +593,7 @@
       </w:pPr>
       <w:r>
         <w:rPr>
-          <w:rFonts w:ascii="Times New Roman" w:hAnsi="Times New Roman" w:eastAsia="ＭＳ 明朝" w:cs="Times New Roman" w:eastAsiaTheme="minorEastAsia" w:csTheme="minorBidi"/>
+          <w:rFonts w:ascii="Times New Roman" w:hAnsi="Times New Roman" w:eastAsia="ＭＳ 明朝" w:cs="Times New Roman" w:eastAsiaTheme="minorEastAsia"/>
           <w:color w:val="000000"/>
           <w:sz w:val="22"/>
           <w:szCs w:val="22"/>
@@ -581,7 +605,7 @@
       </w:r>
       <w:r>
         <w:rPr>
-          <w:rFonts w:ascii="Times New Roman" w:hAnsi="Times New Roman" w:eastAsia="ＭＳ 明朝" w:cs="Times New Roman" w:eastAsiaTheme="minorEastAsia" w:csTheme="minorBidi"/>
+          <w:rFonts w:ascii="Times New Roman" w:hAnsi="Times New Roman" w:eastAsia="ＭＳ 明朝" w:cs="Times New Roman" w:eastAsiaTheme="minorEastAsia"/>
           <w:color w:val="000000"/>
           <w:sz w:val="22"/>
           <w:szCs w:val="22"/>
@@ -599,7 +623,7 @@
       </w:pPr>
       <w:r>
         <w:rPr>
-          <w:rFonts w:ascii="Times New Roman" w:hAnsi="Times New Roman" w:eastAsia="ＭＳ 明朝" w:cs="Times New Roman" w:eastAsiaTheme="minorEastAsia" w:csTheme="minorBidi"/>
+          <w:rFonts w:ascii="Times New Roman" w:hAnsi="Times New Roman" w:eastAsia="ＭＳ 明朝" w:cs="Times New Roman" w:eastAsiaTheme="minorEastAsia"/>
           <w:color w:val="000000"/>
           <w:sz w:val="22"/>
           <w:szCs w:val="22"/>
@@ -611,7 +635,7 @@
       </w:r>
       <w:r>
         <w:rPr>
-          <w:rFonts w:ascii="Times New Roman" w:hAnsi="Times New Roman" w:eastAsia="ＭＳ 明朝" w:cs="Times New Roman" w:eastAsiaTheme="minorEastAsia" w:csTheme="minorBidi"/>
+          <w:rFonts w:ascii="Times New Roman" w:hAnsi="Times New Roman" w:eastAsia="ＭＳ 明朝" w:cs="Times New Roman" w:eastAsiaTheme="minorEastAsia"/>
           <w:color w:val="000000"/>
           <w:sz w:val="22"/>
           <w:szCs w:val="22"/>
@@ -629,7 +653,7 @@
       </w:pPr>
       <w:r>
         <w:rPr>
-          <w:rFonts w:ascii="Times New Roman" w:hAnsi="Times New Roman" w:eastAsia="ＭＳ 明朝" w:cs="Times New Roman" w:eastAsiaTheme="minorEastAsia" w:csTheme="minorBidi"/>
+          <w:rFonts w:ascii="Times New Roman" w:hAnsi="Times New Roman" w:eastAsia="ＭＳ 明朝" w:cs="Times New Roman" w:eastAsiaTheme="minorEastAsia"/>
           <w:color w:val="000000"/>
           <w:sz w:val="22"/>
           <w:szCs w:val="22"/>
@@ -641,7 +665,7 @@
       </w:r>
       <w:r>
         <w:rPr>
-          <w:rFonts w:ascii="Times New Roman" w:hAnsi="Times New Roman" w:eastAsia="ＭＳ 明朝" w:cs="Times New Roman" w:eastAsiaTheme="minorEastAsia" w:csTheme="minorBidi"/>
+          <w:rFonts w:ascii="Times New Roman" w:hAnsi="Times New Roman" w:eastAsia="ＭＳ 明朝" w:cs="Times New Roman" w:eastAsiaTheme="minorEastAsia"/>
           <w:color w:val="000000"/>
           <w:sz w:val="22"/>
           <w:szCs w:val="22"/>
@@ -659,7 +683,7 @@
       </w:pPr>
       <w:r>
         <w:rPr>
-          <w:rFonts w:ascii="Times New Roman" w:hAnsi="Times New Roman" w:eastAsia="ＭＳ 明朝" w:cs="Times New Roman" w:eastAsiaTheme="minorEastAsia" w:csTheme="minorBidi"/>
+          <w:rFonts w:ascii="Times New Roman" w:hAnsi="Times New Roman" w:eastAsia="ＭＳ 明朝" w:cs="Times New Roman" w:eastAsiaTheme="minorEastAsia"/>
           <w:color w:val="000000"/>
           <w:sz w:val="22"/>
           <w:szCs w:val="22"/>
@@ -671,7 +695,7 @@
       </w:r>
       <w:r>
         <w:rPr>
-          <w:rFonts w:ascii="Times New Roman" w:hAnsi="Times New Roman" w:eastAsia="ＭＳ 明朝" w:cs="Times New Roman" w:eastAsiaTheme="minorEastAsia" w:csTheme="minorBidi"/>
+          <w:rFonts w:ascii="Times New Roman" w:hAnsi="Times New Roman" w:eastAsia="ＭＳ 明朝" w:cs="Times New Roman" w:eastAsiaTheme="minorEastAsia"/>
           <w:color w:val="000000"/>
           <w:sz w:val="22"/>
           <w:szCs w:val="22"/>
@@ -689,7 +713,7 @@
       </w:pPr>
       <w:r>
         <w:rPr>
-          <w:rFonts w:ascii="Times New Roman" w:hAnsi="Times New Roman" w:eastAsia="ＭＳ 明朝" w:cs="Times New Roman" w:eastAsiaTheme="minorEastAsia" w:csTheme="minorBidi"/>
+          <w:rFonts w:ascii="Times New Roman" w:hAnsi="Times New Roman" w:eastAsia="ＭＳ 明朝" w:cs="Times New Roman" w:eastAsiaTheme="minorEastAsia"/>
           <w:color w:val="000000"/>
           <w:sz w:val="22"/>
           <w:szCs w:val="22"/>
@@ -701,7 +725,7 @@
       </w:r>
       <w:r>
         <w:rPr>
-          <w:rFonts w:ascii="Times New Roman" w:hAnsi="Times New Roman" w:eastAsia="ＭＳ 明朝" w:cs="Times New Roman" w:eastAsiaTheme="minorEastAsia" w:csTheme="minorBidi"/>
+          <w:rFonts w:ascii="Times New Roman" w:hAnsi="Times New Roman" w:eastAsia="ＭＳ 明朝" w:cs="Times New Roman" w:eastAsiaTheme="minorEastAsia"/>
           <w:color w:val="000000"/>
           <w:sz w:val="22"/>
           <w:szCs w:val="22"/>
@@ -719,7 +743,7 @@
       </w:pPr>
       <w:r>
         <w:rPr>
-          <w:rFonts w:ascii="Times New Roman" w:hAnsi="Times New Roman" w:eastAsia="ＭＳ 明朝" w:cs="Times New Roman" w:eastAsiaTheme="minorEastAsia" w:csTheme="minorBidi"/>
+          <w:rFonts w:ascii="Times New Roman" w:hAnsi="Times New Roman" w:eastAsia="ＭＳ 明朝" w:cs="Times New Roman" w:eastAsiaTheme="minorEastAsia"/>
           <w:color w:val="000000"/>
           <w:sz w:val="22"/>
           <w:szCs w:val="22"/>
@@ -731,7 +755,7 @@
       </w:r>
       <w:r>
         <w:rPr>
-          <w:rFonts w:ascii="Times New Roman" w:hAnsi="Times New Roman" w:eastAsia="ＭＳ 明朝" w:cs="Times New Roman" w:eastAsiaTheme="minorEastAsia" w:csTheme="minorBidi"/>
+          <w:rFonts w:ascii="Times New Roman" w:hAnsi="Times New Roman" w:eastAsia="ＭＳ 明朝" w:cs="Times New Roman" w:eastAsiaTheme="minorEastAsia"/>
           <w:color w:val="000000"/>
           <w:sz w:val="22"/>
           <w:szCs w:val="22"/>
@@ -744,9 +768,7 @@
         <w:pageBreakBefore/>
         <w:widowControl/>
       </w:pPr>
-      <w:r>
-        <w:lastRenderedPageBreak/>
-      </w:r>
+      <w:r/>
     </w:p>
     <w:p>
       <w:pPr>
@@ -756,7 +778,7 @@
       </w:pPr>
       <w:r>
         <w:rPr>
-          <w:rFonts w:ascii="Times New Roman" w:hAnsi="Times New Roman" w:eastAsia="ＭＳ 明朝" w:cs="Times New Roman" w:eastAsiaTheme="minorEastAsia" w:csTheme="minorBidi"/>
+          <w:rFonts w:ascii="Times New Roman" w:hAnsi="Times New Roman" w:eastAsia="ＭＳ 明朝" w:cs="Times New Roman" w:eastAsiaTheme="minorEastAsia"/>
           <w:b/>
           <w:bCs/>
           <w:color w:val="000000"/>
@@ -776,7 +798,7 @@
       </w:pPr>
       <w:r>
         <w:rPr>
-          <w:rFonts w:ascii="Times New Roman" w:hAnsi="Times New Roman" w:eastAsia="ＭＳ 明朝" w:cs="Times New Roman" w:eastAsiaTheme="minorEastAsia" w:csTheme="minorBidi"/>
+          <w:rFonts w:ascii="Times New Roman" w:hAnsi="Times New Roman" w:eastAsia="ＭＳ 明朝" w:cs="Times New Roman" w:eastAsiaTheme="minorEastAsia"/>
           <w:color w:val="000000"/>
           <w:sz w:val="22"/>
           <w:szCs w:val="22"/>
@@ -788,7 +810,7 @@
       </w:r>
       <w:r>
         <w:rPr>
-          <w:rFonts w:ascii="Times New Roman" w:hAnsi="Times New Roman" w:eastAsia="ＭＳ 明朝" w:cs="Times New Roman" w:eastAsiaTheme="minorEastAsia" w:csTheme="minorBidi"/>
+          <w:rFonts w:ascii="Times New Roman" w:hAnsi="Times New Roman" w:eastAsia="ＭＳ 明朝" w:cs="Times New Roman" w:eastAsiaTheme="minorEastAsia"/>
           <w:color w:val="000000"/>
           <w:sz w:val="22"/>
           <w:szCs w:val="22"/>
@@ -806,7 +828,7 @@
       </w:pPr>
       <w:r>
         <w:rPr>
-          <w:rFonts w:ascii="Times New Roman" w:hAnsi="Times New Roman" w:eastAsia="ＭＳ 明朝" w:cs="Times New Roman" w:eastAsiaTheme="minorEastAsia" w:csTheme="minorBidi"/>
+          <w:rFonts w:ascii="Times New Roman" w:hAnsi="Times New Roman" w:eastAsia="ＭＳ 明朝" w:cs="Times New Roman" w:eastAsiaTheme="minorEastAsia"/>
           <w:color w:val="000000"/>
           <w:sz w:val="22"/>
           <w:szCs w:val="22"/>
@@ -818,7 +840,7 @@
       </w:r>
       <w:r>
         <w:rPr>
-          <w:rFonts w:ascii="Times New Roman" w:hAnsi="Times New Roman" w:eastAsia="ＭＳ 明朝" w:cs="Times New Roman" w:eastAsiaTheme="minorEastAsia" w:csTheme="minorBidi"/>
+          <w:rFonts w:ascii="Times New Roman" w:hAnsi="Times New Roman" w:eastAsia="ＭＳ 明朝" w:cs="Times New Roman" w:eastAsiaTheme="minorEastAsia"/>
           <w:color w:val="000000"/>
           <w:sz w:val="22"/>
           <w:szCs w:val="22"/>
@@ -836,7 +858,7 @@
       </w:pPr>
       <w:r>
         <w:rPr>
-          <w:rFonts w:ascii="Times New Roman" w:hAnsi="Times New Roman" w:eastAsia="ＭＳ 明朝" w:cs="Times New Roman" w:eastAsiaTheme="minorEastAsia" w:csTheme="minorBidi"/>
+          <w:rFonts w:ascii="Times New Roman" w:hAnsi="Times New Roman" w:eastAsia="ＭＳ 明朝" w:cs="Times New Roman" w:eastAsiaTheme="minorEastAsia"/>
           <w:color w:val="000000"/>
           <w:sz w:val="22"/>
           <w:szCs w:val="22"/>
@@ -848,7 +870,7 @@
       </w:r>
       <w:r>
         <w:rPr>
-          <w:rFonts w:ascii="Times New Roman" w:hAnsi="Times New Roman" w:eastAsia="ＭＳ 明朝" w:cs="Times New Roman" w:eastAsiaTheme="minorEastAsia" w:csTheme="minorBidi"/>
+          <w:rFonts w:ascii="Times New Roman" w:hAnsi="Times New Roman" w:eastAsia="ＭＳ 明朝" w:cs="Times New Roman" w:eastAsiaTheme="minorEastAsia"/>
           <w:color w:val="000000"/>
           <w:sz w:val="22"/>
           <w:szCs w:val="22"/>
@@ -866,7 +888,7 @@
       </w:pPr>
       <w:r>
         <w:rPr>
-          <w:rFonts w:ascii="Times New Roman" w:hAnsi="Times New Roman" w:eastAsia="ＭＳ 明朝" w:cs="Times New Roman" w:eastAsiaTheme="minorEastAsia" w:csTheme="minorBidi"/>
+          <w:rFonts w:ascii="Times New Roman" w:hAnsi="Times New Roman" w:eastAsia="ＭＳ 明朝" w:cs="Times New Roman" w:eastAsiaTheme="minorEastAsia"/>
           <w:color w:val="000000"/>
           <w:sz w:val="22"/>
           <w:szCs w:val="22"/>
@@ -878,7 +900,7 @@
       </w:r>
       <w:r>
         <w:rPr>
-          <w:rFonts w:ascii="Times New Roman" w:hAnsi="Times New Roman" w:eastAsia="ＭＳ 明朝" w:cs="Times New Roman" w:eastAsiaTheme="minorEastAsia" w:csTheme="minorBidi"/>
+          <w:rFonts w:ascii="Times New Roman" w:hAnsi="Times New Roman" w:eastAsia="ＭＳ 明朝" w:cs="Times New Roman" w:eastAsiaTheme="minorEastAsia"/>
           <w:color w:val="000000"/>
           <w:sz w:val="22"/>
           <w:szCs w:val="22"/>
@@ -891,9 +913,7 @@
         <w:pageBreakBefore/>
         <w:widowControl/>
       </w:pPr>
-      <w:r>
-        <w:lastRenderedPageBreak/>
-      </w:r>
+      <w:r/>
     </w:p>
     <w:p>
       <w:pPr>
@@ -903,7 +923,7 @@
       </w:pPr>
       <w:r>
         <w:rPr>
-          <w:rFonts w:ascii="Times New Roman" w:hAnsi="Times New Roman" w:eastAsia="ＭＳ 明朝" w:cs="Times New Roman" w:eastAsiaTheme="minorEastAsia" w:csTheme="minorBidi"/>
+          <w:rFonts w:ascii="Times New Roman" w:hAnsi="Times New Roman" w:eastAsia="ＭＳ 明朝" w:cs="Times New Roman" w:eastAsiaTheme="minorEastAsia"/>
           <w:b/>
           <w:bCs/>
           <w:color w:val="000000"/>
@@ -923,7 +943,7 @@
       </w:pPr>
       <w:r>
         <w:rPr>
-          <w:rFonts w:ascii="Times New Roman" w:hAnsi="Times New Roman" w:eastAsia="ＭＳ 明朝" w:cs="Times New Roman" w:eastAsiaTheme="minorEastAsia" w:csTheme="minorBidi"/>
+          <w:rFonts w:ascii="Times New Roman" w:hAnsi="Times New Roman" w:eastAsia="ＭＳ 明朝" w:cs="Times New Roman" w:eastAsiaTheme="minorEastAsia"/>
           <w:color w:val="000000"/>
           <w:sz w:val="22"/>
           <w:szCs w:val="22"/>
@@ -935,7 +955,7 @@
       </w:r>
       <w:r>
         <w:rPr>
-          <w:rFonts w:ascii="Times New Roman" w:hAnsi="Times New Roman" w:eastAsia="ＭＳ 明朝" w:cs="Times New Roman" w:eastAsiaTheme="minorEastAsia" w:csTheme="minorBidi"/>
+          <w:rFonts w:ascii="Times New Roman" w:hAnsi="Times New Roman" w:eastAsia="ＭＳ 明朝" w:cs="Times New Roman" w:eastAsiaTheme="minorEastAsia"/>
           <w:color w:val="000000"/>
           <w:sz w:val="22"/>
           <w:szCs w:val="22"/>
@@ -953,7 +973,7 @@
       </w:pPr>
       <w:r>
         <w:rPr>
-          <w:rFonts w:ascii="Times New Roman" w:hAnsi="Times New Roman" w:eastAsia="ＭＳ 明朝" w:cs="Times New Roman" w:eastAsiaTheme="minorEastAsia" w:csTheme="minorBidi"/>
+          <w:rFonts w:ascii="Times New Roman" w:hAnsi="Times New Roman" w:eastAsia="ＭＳ 明朝" w:cs="Times New Roman" w:eastAsiaTheme="minorEastAsia"/>
           <w:color w:val="000000"/>
           <w:sz w:val="22"/>
           <w:szCs w:val="22"/>
@@ -965,7 +985,7 @@
       </w:r>
       <w:r>
         <w:rPr>
-          <w:rFonts w:ascii="Times New Roman" w:hAnsi="Times New Roman" w:eastAsia="ＭＳ 明朝" w:cs="Times New Roman" w:eastAsiaTheme="minorEastAsia" w:csTheme="minorBidi"/>
+          <w:rFonts w:ascii="Times New Roman" w:hAnsi="Times New Roman" w:eastAsia="ＭＳ 明朝" w:cs="Times New Roman" w:eastAsiaTheme="minorEastAsia"/>
           <w:color w:val="000000"/>
           <w:sz w:val="22"/>
           <w:szCs w:val="22"/>
@@ -983,7 +1003,7 @@
       </w:pPr>
       <w:r>
         <w:rPr>
-          <w:rFonts w:ascii="Times New Roman" w:hAnsi="Times New Roman" w:eastAsia="ＭＳ 明朝" w:cs="Times New Roman" w:eastAsiaTheme="minorEastAsia" w:csTheme="minorBidi"/>
+          <w:rFonts w:ascii="Times New Roman" w:hAnsi="Times New Roman" w:eastAsia="ＭＳ 明朝" w:cs="Times New Roman" w:eastAsiaTheme="minorEastAsia"/>
           <w:color w:val="000000"/>
           <w:sz w:val="22"/>
           <w:szCs w:val="22"/>
@@ -995,7 +1015,7 @@
       </w:r>
       <w:r>
         <w:rPr>
-          <w:rFonts w:ascii="Times New Roman" w:hAnsi="Times New Roman" w:eastAsia="ＭＳ 明朝" w:cs="Times New Roman" w:eastAsiaTheme="minorEastAsia" w:csTheme="minorBidi"/>
+          <w:rFonts w:ascii="Times New Roman" w:hAnsi="Times New Roman" w:eastAsia="ＭＳ 明朝" w:cs="Times New Roman" w:eastAsiaTheme="minorEastAsia"/>
           <w:color w:val="000000"/>
           <w:sz w:val="22"/>
           <w:szCs w:val="22"/>
@@ -1013,7 +1033,7 @@
       </w:pPr>
       <w:r>
         <w:rPr>
-          <w:rFonts w:ascii="Times New Roman" w:hAnsi="Times New Roman" w:eastAsia="ＭＳ 明朝" w:cs="Times New Roman" w:eastAsiaTheme="minorEastAsia" w:csTheme="minorBidi"/>
+          <w:rFonts w:ascii="Times New Roman" w:hAnsi="Times New Roman" w:eastAsia="ＭＳ 明朝" w:cs="Times New Roman" w:eastAsiaTheme="minorEastAsia"/>
           <w:color w:val="000000"/>
           <w:sz w:val="22"/>
           <w:szCs w:val="22"/>
@@ -1025,7 +1045,7 @@
       </w:r>
       <w:r>
         <w:rPr>
-          <w:rFonts w:ascii="Times New Roman" w:hAnsi="Times New Roman" w:eastAsia="ＭＳ 明朝" w:cs="Times New Roman" w:eastAsiaTheme="minorEastAsia" w:csTheme="minorBidi"/>
+          <w:rFonts w:ascii="Times New Roman" w:hAnsi="Times New Roman" w:eastAsia="ＭＳ 明朝" w:cs="Times New Roman" w:eastAsiaTheme="minorEastAsia"/>
           <w:color w:val="000000"/>
           <w:sz w:val="22"/>
           <w:szCs w:val="22"/>
@@ -1043,7 +1063,7 @@
       </w:pPr>
       <w:r>
         <w:rPr>
-          <w:rFonts w:ascii="Times New Roman" w:hAnsi="Times New Roman" w:eastAsia="ＭＳ 明朝" w:cs="Times New Roman" w:eastAsiaTheme="minorEastAsia" w:csTheme="minorBidi"/>
+          <w:rFonts w:ascii="Times New Roman" w:hAnsi="Times New Roman" w:eastAsia="ＭＳ 明朝" w:cs="Times New Roman" w:eastAsiaTheme="minorEastAsia"/>
           <w:color w:val="000000"/>
           <w:sz w:val="22"/>
           <w:szCs w:val="22"/>
@@ -1055,7 +1075,7 @@
       </w:r>
       <w:r>
         <w:rPr>
-          <w:rFonts w:ascii="Times New Roman" w:hAnsi="Times New Roman" w:eastAsia="ＭＳ 明朝" w:cs="Times New Roman" w:eastAsiaTheme="minorEastAsia" w:csTheme="minorBidi"/>
+          <w:rFonts w:ascii="Times New Roman" w:hAnsi="Times New Roman" w:eastAsia="ＭＳ 明朝" w:cs="Times New Roman" w:eastAsiaTheme="minorEastAsia"/>
           <w:color w:val="000000"/>
           <w:sz w:val="22"/>
           <w:szCs w:val="22"/>
@@ -1073,7 +1093,7 @@
       </w:pPr>
       <w:r>
         <w:rPr>
-          <w:rFonts w:ascii="Times New Roman" w:hAnsi="Times New Roman" w:eastAsia="ＭＳ 明朝" w:cs="Times New Roman" w:eastAsiaTheme="minorEastAsia" w:csTheme="minorBidi"/>
+          <w:rFonts w:ascii="Times New Roman" w:hAnsi="Times New Roman" w:eastAsia="ＭＳ 明朝" w:cs="Times New Roman" w:eastAsiaTheme="minorEastAsia"/>
           <w:color w:val="000000"/>
           <w:sz w:val="22"/>
           <w:szCs w:val="22"/>
@@ -1085,7 +1105,7 @@
       </w:r>
       <w:r>
         <w:rPr>
-          <w:rFonts w:ascii="Times New Roman" w:hAnsi="Times New Roman" w:eastAsia="ＭＳ 明朝" w:cs="Times New Roman" w:eastAsiaTheme="minorEastAsia" w:csTheme="minorBidi"/>
+          <w:rFonts w:ascii="Times New Roman" w:hAnsi="Times New Roman" w:eastAsia="ＭＳ 明朝" w:cs="Times New Roman" w:eastAsiaTheme="minorEastAsia"/>
           <w:color w:val="000000"/>
           <w:sz w:val="22"/>
           <w:szCs w:val="22"/>
@@ -1103,7 +1123,7 @@
       </w:pPr>
       <w:r>
         <w:rPr>
-          <w:rFonts w:ascii="Times New Roman" w:hAnsi="Times New Roman" w:eastAsia="ＭＳ 明朝" w:cs="Times New Roman" w:eastAsiaTheme="minorEastAsia" w:csTheme="minorBidi"/>
+          <w:rFonts w:ascii="Times New Roman" w:hAnsi="Times New Roman" w:eastAsia="ＭＳ 明朝" w:cs="Times New Roman" w:eastAsiaTheme="minorEastAsia"/>
           <w:color w:val="000000"/>
           <w:sz w:val="22"/>
           <w:szCs w:val="22"/>
@@ -1115,7 +1135,7 @@
       </w:r>
       <w:r>
         <w:rPr>
-          <w:rFonts w:ascii="Times New Roman" w:hAnsi="Times New Roman" w:eastAsia="ＭＳ 明朝" w:cs="Times New Roman" w:eastAsiaTheme="minorEastAsia" w:csTheme="minorBidi"/>
+          <w:rFonts w:ascii="Times New Roman" w:hAnsi="Times New Roman" w:eastAsia="ＭＳ 明朝" w:cs="Times New Roman" w:eastAsiaTheme="minorEastAsia"/>
           <w:color w:val="000000"/>
           <w:sz w:val="22"/>
           <w:szCs w:val="22"/>
@@ -1133,7 +1153,7 @@
       </w:pPr>
       <w:r>
         <w:rPr>
-          <w:rFonts w:ascii="Times New Roman" w:hAnsi="Times New Roman" w:eastAsia="ＭＳ 明朝" w:cs="Times New Roman" w:eastAsiaTheme="minorEastAsia" w:csTheme="minorBidi"/>
+          <w:rFonts w:ascii="Times New Roman" w:hAnsi="Times New Roman" w:eastAsia="ＭＳ 明朝" w:cs="Times New Roman" w:eastAsiaTheme="minorEastAsia"/>
           <w:color w:val="000000"/>
           <w:sz w:val="22"/>
           <w:szCs w:val="22"/>
@@ -1145,7 +1165,7 @@
       </w:r>
       <w:r>
         <w:rPr>
-          <w:rFonts w:ascii="Times New Roman" w:hAnsi="Times New Roman" w:eastAsia="ＭＳ 明朝" w:cs="Times New Roman" w:eastAsiaTheme="minorEastAsia" w:csTheme="minorBidi"/>
+          <w:rFonts w:ascii="Times New Roman" w:hAnsi="Times New Roman" w:eastAsia="ＭＳ 明朝" w:cs="Times New Roman" w:eastAsiaTheme="minorEastAsia"/>
           <w:color w:val="000000"/>
           <w:sz w:val="22"/>
           <w:szCs w:val="22"/>
@@ -1163,7 +1183,7 @@
       </w:pPr>
       <w:r>
         <w:rPr>
-          <w:rFonts w:ascii="Times New Roman" w:hAnsi="Times New Roman" w:eastAsia="ＭＳ 明朝" w:cs="Times New Roman" w:eastAsiaTheme="minorEastAsia" w:csTheme="minorBidi"/>
+          <w:rFonts w:ascii="Times New Roman" w:hAnsi="Times New Roman" w:eastAsia="ＭＳ 明朝" w:cs="Times New Roman" w:eastAsiaTheme="minorEastAsia"/>
           <w:color w:val="000000"/>
           <w:sz w:val="22"/>
           <w:szCs w:val="22"/>
@@ -1175,7 +1195,7 @@
       </w:r>
       <w:r>
         <w:rPr>
-          <w:rFonts w:ascii="Times New Roman" w:hAnsi="Times New Roman" w:eastAsia="ＭＳ 明朝" w:cs="Times New Roman" w:eastAsiaTheme="minorEastAsia" w:csTheme="minorBidi"/>
+          <w:rFonts w:ascii="Times New Roman" w:hAnsi="Times New Roman" w:eastAsia="ＭＳ 明朝" w:cs="Times New Roman" w:eastAsiaTheme="minorEastAsia"/>
           <w:color w:val="000000"/>
           <w:sz w:val="22"/>
           <w:szCs w:val="22"/>
@@ -1193,7 +1213,7 @@
       </w:pPr>
       <w:r>
         <w:rPr>
-          <w:rFonts w:ascii="Times New Roman" w:hAnsi="Times New Roman" w:eastAsia="ＭＳ 明朝" w:cs="Times New Roman" w:eastAsiaTheme="minorEastAsia" w:csTheme="minorBidi"/>
+          <w:rFonts w:ascii="Times New Roman" w:hAnsi="Times New Roman" w:eastAsia="ＭＳ 明朝" w:cs="Times New Roman" w:eastAsiaTheme="minorEastAsia"/>
           <w:color w:val="000000"/>
           <w:sz w:val="22"/>
           <w:szCs w:val="22"/>
@@ -1205,7 +1225,7 @@
       </w:r>
       <w:r>
         <w:rPr>
-          <w:rFonts w:ascii="Times New Roman" w:hAnsi="Times New Roman" w:eastAsia="ＭＳ 明朝" w:cs="Times New Roman" w:eastAsiaTheme="minorEastAsia" w:csTheme="minorBidi"/>
+          <w:rFonts w:ascii="Times New Roman" w:hAnsi="Times New Roman" w:eastAsia="ＭＳ 明朝" w:cs="Times New Roman" w:eastAsiaTheme="minorEastAsia"/>
           <w:color w:val="000000"/>
           <w:sz w:val="22"/>
           <w:szCs w:val="22"/>
@@ -1218,9 +1238,7 @@
         <w:pageBreakBefore/>
         <w:widowControl/>
       </w:pPr>
-      <w:r>
-        <w:lastRenderedPageBreak/>
-      </w:r>
+      <w:r/>
     </w:p>
     <w:p>
       <w:pPr>
@@ -1230,7 +1248,7 @@
       </w:pPr>
       <w:r>
         <w:rPr>
-          <w:rFonts w:ascii="Times New Roman" w:hAnsi="Times New Roman" w:eastAsia="ＭＳ 明朝" w:cs="Times New Roman" w:eastAsiaTheme="minorEastAsia" w:csTheme="minorBidi"/>
+          <w:rFonts w:ascii="Times New Roman" w:hAnsi="Times New Roman" w:eastAsia="ＭＳ 明朝" w:cs="Times New Roman" w:eastAsiaTheme="minorEastAsia"/>
           <w:b/>
           <w:bCs/>
           <w:color w:val="000000"/>
@@ -1248,7 +1266,7 @@
       </w:pPr>
       <w:r>
         <w:rPr>
-          <w:rFonts w:ascii="Times New Roman" w:hAnsi="Times New Roman" w:eastAsia="ＭＳ 明朝" w:cs="Times New Roman" w:eastAsiaTheme="minorEastAsia" w:csTheme="minorBidi"/>
+          <w:rFonts w:ascii="Times New Roman" w:hAnsi="Times New Roman" w:eastAsia="ＭＳ 明朝" w:cs="Times New Roman" w:eastAsiaTheme="minorEastAsia"/>
           <w:b/>
           <w:bCs/>
           <w:color w:val="000000"/>
@@ -1313,7 +1331,7 @@
             </w:pPr>
             <w:r>
               <w:rPr>
-                <w:rFonts w:ascii="Times New Roman" w:hAnsi="Times New Roman" w:eastAsia="ＭＳ 明朝" w:cs="Times New Roman" w:eastAsiaTheme="minorEastAsia" w:csTheme="minorBidi"/>
+                <w:rFonts w:ascii="Times New Roman" w:hAnsi="Times New Roman" w:eastAsia="ＭＳ 明朝" w:cs="Times New Roman" w:eastAsiaTheme="minorEastAsia"/>
                 <w:b/>
                 <w:bCs/>
                 <w:color w:val="000000"/>
@@ -1349,7 +1367,7 @@
             </w:pPr>
             <w:r>
               <w:rPr>
-                <w:rFonts w:ascii="Times New Roman" w:hAnsi="Times New Roman" w:eastAsia="ＭＳ 明朝" w:cs="Times New Roman" w:eastAsiaTheme="minorEastAsia" w:csTheme="minorBidi"/>
+                <w:rFonts w:ascii="Times New Roman" w:hAnsi="Times New Roman" w:eastAsia="ＭＳ 明朝" w:cs="Times New Roman" w:eastAsiaTheme="minorEastAsia"/>
                 <w:b/>
                 <w:bCs/>
                 <w:color w:val="000000"/>
@@ -1385,7 +1403,7 @@
             </w:pPr>
             <w:r>
               <w:rPr>
-                <w:rFonts w:ascii="Times New Roman" w:hAnsi="Times New Roman" w:eastAsia="ＭＳ 明朝" w:cs="Times New Roman" w:eastAsiaTheme="minorEastAsia" w:csTheme="minorBidi"/>
+                <w:rFonts w:ascii="Times New Roman" w:hAnsi="Times New Roman" w:eastAsia="ＭＳ 明朝" w:cs="Times New Roman" w:eastAsiaTheme="minorEastAsia"/>
                 <w:color w:val="000000"/>
                 <w:sz w:val="18"/>
                 <w:szCs w:val="22"/>
@@ -1417,7 +1435,7 @@
             </w:pPr>
             <w:r>
               <w:rPr>
-                <w:rFonts w:ascii="Times New Roman" w:hAnsi="Times New Roman" w:eastAsia="ＭＳ 明朝" w:cs="Times New Roman" w:eastAsiaTheme="minorEastAsia" w:csTheme="minorBidi"/>
+                <w:rFonts w:ascii="Times New Roman" w:hAnsi="Times New Roman" w:eastAsia="ＭＳ 明朝" w:cs="Times New Roman" w:eastAsiaTheme="minorEastAsia"/>
                 <w:color w:val="000000"/>
                 <w:sz w:val="18"/>
                 <w:szCs w:val="22"/>
@@ -1451,7 +1469,7 @@
             </w:pPr>
             <w:r>
               <w:rPr>
-                <w:rFonts w:ascii="Times New Roman" w:hAnsi="Times New Roman" w:eastAsia="ＭＳ 明朝" w:cs="Times New Roman" w:eastAsiaTheme="minorEastAsia" w:csTheme="minorBidi"/>
+                <w:rFonts w:ascii="Times New Roman" w:hAnsi="Times New Roman" w:eastAsia="ＭＳ 明朝" w:cs="Times New Roman" w:eastAsiaTheme="minorEastAsia"/>
                 <w:color w:val="000000"/>
                 <w:sz w:val="18"/>
                 <w:szCs w:val="22"/>
@@ -1483,7 +1501,7 @@
             </w:pPr>
             <w:r>
               <w:rPr>
-                <w:rFonts w:ascii="Times New Roman" w:hAnsi="Times New Roman" w:eastAsia="ＭＳ 明朝" w:cs="Times New Roman" w:eastAsiaTheme="minorEastAsia" w:csTheme="minorBidi"/>
+                <w:rFonts w:ascii="Times New Roman" w:hAnsi="Times New Roman" w:eastAsia="ＭＳ 明朝" w:cs="Times New Roman" w:eastAsiaTheme="minorEastAsia"/>
                 <w:color w:val="000000"/>
                 <w:sz w:val="18"/>
                 <w:szCs w:val="22"/>
@@ -1517,7 +1535,7 @@
             </w:pPr>
             <w:r>
               <w:rPr>
-                <w:rFonts w:ascii="Times New Roman" w:hAnsi="Times New Roman" w:eastAsia="ＭＳ 明朝" w:cs="Times New Roman" w:eastAsiaTheme="minorEastAsia" w:csTheme="minorBidi"/>
+                <w:rFonts w:ascii="Times New Roman" w:hAnsi="Times New Roman" w:eastAsia="ＭＳ 明朝" w:cs="Times New Roman" w:eastAsiaTheme="minorEastAsia"/>
                 <w:color w:val="000000"/>
                 <w:sz w:val="18"/>
                 <w:szCs w:val="22"/>
@@ -1549,7 +1567,7 @@
             </w:pPr>
             <w:r>
               <w:rPr>
-                <w:rFonts w:ascii="Times New Roman" w:hAnsi="Times New Roman" w:eastAsia="ＭＳ 明朝" w:cs="Times New Roman" w:eastAsiaTheme="minorEastAsia" w:csTheme="minorBidi"/>
+                <w:rFonts w:ascii="Times New Roman" w:hAnsi="Times New Roman" w:eastAsia="ＭＳ 明朝" w:cs="Times New Roman" w:eastAsiaTheme="minorEastAsia"/>
                 <w:color w:val="000000"/>
                 <w:sz w:val="18"/>
                 <w:szCs w:val="22"/>
@@ -1583,7 +1601,7 @@
             </w:pPr>
             <w:r>
               <w:rPr>
-                <w:rFonts w:ascii="Times New Roman" w:hAnsi="Times New Roman" w:eastAsia="ＭＳ 明朝" w:cs="Times New Roman" w:eastAsiaTheme="minorEastAsia" w:csTheme="minorBidi"/>
+                <w:rFonts w:ascii="Times New Roman" w:hAnsi="Times New Roman" w:eastAsia="ＭＳ 明朝" w:cs="Times New Roman" w:eastAsiaTheme="minorEastAsia"/>
                 <w:color w:val="000000"/>
                 <w:sz w:val="18"/>
                 <w:szCs w:val="22"/>
@@ -1615,7 +1633,7 @@
             </w:pPr>
             <w:r>
               <w:rPr>
-                <w:rFonts w:ascii="Times New Roman" w:hAnsi="Times New Roman" w:eastAsia="ＭＳ 明朝" w:cs="Times New Roman" w:eastAsiaTheme="minorEastAsia" w:csTheme="minorBidi"/>
+                <w:rFonts w:ascii="Times New Roman" w:hAnsi="Times New Roman" w:eastAsia="ＭＳ 明朝" w:cs="Times New Roman" w:eastAsiaTheme="minorEastAsia"/>
                 <w:color w:val="000000"/>
                 <w:sz w:val="18"/>
                 <w:szCs w:val="22"/>
@@ -1649,7 +1667,7 @@
             </w:pPr>
             <w:r>
               <w:rPr>
-                <w:rFonts w:ascii="Times New Roman" w:hAnsi="Times New Roman" w:eastAsia="ＭＳ 明朝" w:cs="Times New Roman" w:eastAsiaTheme="minorEastAsia" w:csTheme="minorBidi"/>
+                <w:rFonts w:ascii="Times New Roman" w:hAnsi="Times New Roman" w:eastAsia="ＭＳ 明朝" w:cs="Times New Roman" w:eastAsiaTheme="minorEastAsia"/>
                 <w:color w:val="000000"/>
                 <w:sz w:val="18"/>
                 <w:szCs w:val="22"/>
@@ -1681,7 +1699,7 @@
             </w:pPr>
             <w:r>
               <w:rPr>
-                <w:rFonts w:ascii="Times New Roman" w:hAnsi="Times New Roman" w:eastAsia="ＭＳ 明朝" w:cs="Times New Roman" w:eastAsiaTheme="minorEastAsia" w:csTheme="minorBidi"/>
+                <w:rFonts w:ascii="Times New Roman" w:hAnsi="Times New Roman" w:eastAsia="ＭＳ 明朝" w:cs="Times New Roman" w:eastAsiaTheme="minorEastAsia"/>
                 <w:color w:val="000000"/>
                 <w:sz w:val="18"/>
                 <w:szCs w:val="22"/>
@@ -1715,7 +1733,7 @@
             </w:pPr>
             <w:r>
               <w:rPr>
-                <w:rFonts w:ascii="Times New Roman" w:hAnsi="Times New Roman" w:eastAsia="ＭＳ 明朝" w:cs="Times New Roman" w:eastAsiaTheme="minorEastAsia" w:csTheme="minorBidi"/>
+                <w:rFonts w:ascii="Times New Roman" w:hAnsi="Times New Roman" w:eastAsia="ＭＳ 明朝" w:cs="Times New Roman" w:eastAsiaTheme="minorEastAsia"/>
                 <w:color w:val="000000"/>
                 <w:sz w:val="18"/>
                 <w:szCs w:val="22"/>
@@ -1747,7 +1765,7 @@
             </w:pPr>
             <w:r>
               <w:rPr>
-                <w:rFonts w:ascii="Times New Roman" w:hAnsi="Times New Roman" w:eastAsia="ＭＳ 明朝" w:cs="Times New Roman" w:eastAsiaTheme="minorEastAsia" w:csTheme="minorBidi"/>
+                <w:rFonts w:ascii="Times New Roman" w:hAnsi="Times New Roman" w:eastAsia="ＭＳ 明朝" w:cs="Times New Roman" w:eastAsiaTheme="minorEastAsia"/>
                 <w:color w:val="000000"/>
                 <w:sz w:val="18"/>
                 <w:szCs w:val="22"/>
@@ -1781,7 +1799,7 @@
             </w:pPr>
             <w:r>
               <w:rPr>
-                <w:rFonts w:ascii="Times New Roman" w:hAnsi="Times New Roman" w:eastAsia="ＭＳ 明朝" w:cs="Times New Roman" w:eastAsiaTheme="minorEastAsia" w:csTheme="minorBidi"/>
+                <w:rFonts w:ascii="Times New Roman" w:hAnsi="Times New Roman" w:eastAsia="ＭＳ 明朝" w:cs="Times New Roman" w:eastAsiaTheme="minorEastAsia"/>
                 <w:color w:val="000000"/>
                 <w:sz w:val="18"/>
                 <w:szCs w:val="22"/>
@@ -1813,7 +1831,7 @@
             </w:pPr>
             <w:r>
               <w:rPr>
-                <w:rFonts w:ascii="Times New Roman" w:hAnsi="Times New Roman" w:eastAsia="ＭＳ 明朝" w:cs="Times New Roman" w:eastAsiaTheme="minorEastAsia" w:csTheme="minorBidi"/>
+                <w:rFonts w:ascii="Times New Roman" w:hAnsi="Times New Roman" w:eastAsia="ＭＳ 明朝" w:cs="Times New Roman" w:eastAsiaTheme="minorEastAsia"/>
                 <w:color w:val="000000"/>
                 <w:sz w:val="18"/>
                 <w:szCs w:val="22"/>
@@ -1847,7 +1865,7 @@
             </w:pPr>
             <w:r>
               <w:rPr>
-                <w:rFonts w:ascii="Times New Roman" w:hAnsi="Times New Roman" w:eastAsia="ＭＳ 明朝" w:cs="Times New Roman" w:eastAsiaTheme="minorEastAsia" w:csTheme="minorBidi"/>
+                <w:rFonts w:ascii="Times New Roman" w:hAnsi="Times New Roman" w:eastAsia="ＭＳ 明朝" w:cs="Times New Roman" w:eastAsiaTheme="minorEastAsia"/>
                 <w:color w:val="000000"/>
                 <w:sz w:val="18"/>
                 <w:szCs w:val="22"/>
@@ -1879,7 +1897,7 @@
             </w:pPr>
             <w:r>
               <w:rPr>
-                <w:rFonts w:ascii="Times New Roman" w:hAnsi="Times New Roman" w:eastAsia="ＭＳ 明朝" w:cs="Times New Roman" w:eastAsiaTheme="minorEastAsia" w:csTheme="minorBidi"/>
+                <w:rFonts w:ascii="Times New Roman" w:hAnsi="Times New Roman" w:eastAsia="ＭＳ 明朝" w:cs="Times New Roman" w:eastAsiaTheme="minorEastAsia"/>
                 <w:color w:val="000000"/>
                 <w:sz w:val="18"/>
                 <w:szCs w:val="22"/>
@@ -1913,7 +1931,7 @@
             </w:pPr>
             <w:r>
               <w:rPr>
-                <w:rFonts w:ascii="Times New Roman" w:hAnsi="Times New Roman" w:eastAsia="ＭＳ 明朝" w:cs="Times New Roman" w:eastAsiaTheme="minorEastAsia" w:csTheme="minorBidi"/>
+                <w:rFonts w:ascii="Times New Roman" w:hAnsi="Times New Roman" w:eastAsia="ＭＳ 明朝" w:cs="Times New Roman" w:eastAsiaTheme="minorEastAsia"/>
                 <w:color w:val="000000"/>
                 <w:sz w:val="18"/>
                 <w:szCs w:val="22"/>
@@ -1945,7 +1963,7 @@
             </w:pPr>
             <w:r>
               <w:rPr>
-                <w:rFonts w:ascii="Times New Roman" w:hAnsi="Times New Roman" w:eastAsia="ＭＳ 明朝" w:cs="Times New Roman" w:eastAsiaTheme="minorEastAsia" w:csTheme="minorBidi"/>
+                <w:rFonts w:ascii="Times New Roman" w:hAnsi="Times New Roman" w:eastAsia="ＭＳ 明朝" w:cs="Times New Roman" w:eastAsiaTheme="minorEastAsia"/>
                 <w:color w:val="000000"/>
                 <w:sz w:val="18"/>
                 <w:szCs w:val="22"/>
@@ -1979,7 +1997,7 @@
             </w:pPr>
             <w:r>
               <w:rPr>
-                <w:rFonts w:ascii="Times New Roman" w:hAnsi="Times New Roman" w:eastAsia="ＭＳ 明朝" w:cs="Times New Roman" w:eastAsiaTheme="minorEastAsia" w:csTheme="minorBidi"/>
+                <w:rFonts w:ascii="Times New Roman" w:hAnsi="Times New Roman" w:eastAsia="ＭＳ 明朝" w:cs="Times New Roman" w:eastAsiaTheme="minorEastAsia"/>
                 <w:color w:val="000000"/>
                 <w:sz w:val="18"/>
                 <w:szCs w:val="22"/>
@@ -2011,7 +2029,7 @@
             </w:pPr>
             <w:r>
               <w:rPr>
-                <w:rFonts w:ascii="Times New Roman" w:hAnsi="Times New Roman" w:eastAsia="ＭＳ 明朝" w:cs="Times New Roman" w:eastAsiaTheme="minorEastAsia" w:csTheme="minorBidi"/>
+                <w:rFonts w:ascii="Times New Roman" w:hAnsi="Times New Roman" w:eastAsia="ＭＳ 明朝" w:cs="Times New Roman" w:eastAsiaTheme="minorEastAsia"/>
                 <w:color w:val="000000"/>
                 <w:sz w:val="18"/>
                 <w:szCs w:val="22"/>
@@ -2045,7 +2063,7 @@
             </w:pPr>
             <w:r>
               <w:rPr>
-                <w:rFonts w:ascii="Times New Roman" w:hAnsi="Times New Roman" w:eastAsia="ＭＳ 明朝" w:cs="Times New Roman" w:eastAsiaTheme="minorEastAsia" w:csTheme="minorBidi"/>
+                <w:rFonts w:ascii="Times New Roman" w:hAnsi="Times New Roman" w:eastAsia="ＭＳ 明朝" w:cs="Times New Roman" w:eastAsiaTheme="minorEastAsia"/>
                 <w:color w:val="000000"/>
                 <w:sz w:val="18"/>
                 <w:szCs w:val="22"/>
@@ -2077,7 +2095,7 @@
             </w:pPr>
             <w:r>
               <w:rPr>
-                <w:rFonts w:ascii="Times New Roman" w:hAnsi="Times New Roman" w:eastAsia="ＭＳ 明朝" w:cs="Times New Roman" w:eastAsiaTheme="minorEastAsia" w:csTheme="minorBidi"/>
+                <w:rFonts w:ascii="Times New Roman" w:hAnsi="Times New Roman" w:eastAsia="ＭＳ 明朝" w:cs="Times New Roman" w:eastAsiaTheme="minorEastAsia"/>
                 <w:color w:val="000000"/>
                 <w:sz w:val="18"/>
                 <w:szCs w:val="22"/>
@@ -2109,7 +2127,7 @@
       </w:pPr>
       <w:r>
         <w:rPr>
-          <w:rFonts w:ascii="Times New Roman" w:hAnsi="Times New Roman" w:eastAsia="ＭＳ ゴシック" w:cs="Times New Roman" w:eastAsiaTheme="majorEastAsia" w:csTheme="majorBidi"/>
+          <w:rFonts w:ascii="Times New Roman" w:hAnsi="Times New Roman" w:eastAsia="ＭＳ ゴシック" w:cs="Times New Roman" w:eastAsiaTheme="majorEastAsia"/>
           <w:b/>
           <w:bCs/>
           <w:color w:val="000000"/>
@@ -2123,7 +2141,7 @@
       </w:r>
       <w:r>
         <w:rPr>
-          <w:rFonts w:ascii="Times New Roman" w:hAnsi="Times New Roman" w:eastAsia="ＭＳ ゴシック" w:cs="Times New Roman" w:eastAsiaTheme="majorEastAsia" w:csTheme="majorBidi"/>
+          <w:rFonts w:ascii="Times New Roman" w:hAnsi="Times New Roman" w:eastAsia="ＭＳ ゴシック" w:cs="Times New Roman" w:eastAsiaTheme="majorEastAsia"/>
           <w:b/>
           <w:bCs/>
           <w:color w:val="000000"/>
@@ -2143,7 +2161,7 @@
       </w:pPr>
       <w:r>
         <w:rPr>
-          <w:rFonts w:ascii="Times New Roman" w:hAnsi="Times New Roman" w:eastAsia="ＭＳ ゴシック" w:cs="Times New Roman" w:eastAsiaTheme="majorEastAsia" w:csTheme="majorBidi"/>
+          <w:rFonts w:ascii="Times New Roman" w:hAnsi="Times New Roman" w:eastAsia="ＭＳ ゴシック" w:cs="Times New Roman" w:eastAsiaTheme="majorEastAsia"/>
           <w:b/>
           <w:bCs/>
           <w:color w:val="000000"/>
@@ -2162,7 +2180,7 @@
       </w:pPr>
       <w:r>
         <w:rPr>
-          <w:rFonts w:ascii="Times New Roman" w:hAnsi="Times New Roman" w:eastAsia="ＭＳ 明朝" w:cs="Times New Roman" w:eastAsiaTheme="minorEastAsia" w:csTheme="minorBidi"/>
+          <w:rFonts w:ascii="Times New Roman" w:hAnsi="Times New Roman" w:eastAsia="ＭＳ 明朝" w:cs="Times New Roman" w:eastAsiaTheme="minorEastAsia"/>
           <w:color w:val="000000"/>
           <w:sz w:val="24"/>
           <w:szCs w:val="22"/>
@@ -2179,7 +2197,7 @@
       </w:pPr>
       <w:r>
         <w:rPr>
-          <w:rFonts w:ascii="Times New Roman" w:hAnsi="Times New Roman" w:eastAsia="ＭＳ 明朝" w:cs="Times New Roman" w:eastAsiaTheme="minorEastAsia" w:csTheme="minorBidi"/>
+          <w:rFonts w:ascii="Times New Roman" w:hAnsi="Times New Roman" w:eastAsia="ＭＳ 明朝" w:cs="Times New Roman" w:eastAsiaTheme="minorEastAsia"/>
           <w:color w:val="000000"/>
           <w:sz w:val="24"/>
           <w:szCs w:val="22"/>
@@ -2196,7 +2214,7 @@
       </w:pPr>
       <w:r>
         <w:rPr>
-          <w:rFonts w:ascii="Times New Roman" w:hAnsi="Times New Roman" w:eastAsia="ＭＳ 明朝" w:cs="Times New Roman" w:eastAsiaTheme="minorEastAsia" w:csTheme="minorBidi"/>
+          <w:rFonts w:ascii="Times New Roman" w:hAnsi="Times New Roman" w:eastAsia="ＭＳ 明朝" w:cs="Times New Roman" w:eastAsiaTheme="minorEastAsia"/>
           <w:color w:val="000000"/>
           <w:sz w:val="24"/>
           <w:szCs w:val="22"/>
@@ -2214,7 +2232,7 @@
       </w:pPr>
       <w:r>
         <w:rPr>
-          <w:rFonts w:ascii="Times New Roman" w:hAnsi="Times New Roman" w:eastAsia="ＭＳ ゴシック" w:cs="Times New Roman" w:eastAsiaTheme="majorEastAsia" w:csTheme="majorBidi"/>
+          <w:rFonts w:ascii="Times New Roman" w:hAnsi="Times New Roman" w:eastAsia="ＭＳ ゴシック" w:cs="Times New Roman" w:eastAsiaTheme="majorEastAsia"/>
           <w:b/>
           <w:bCs/>
           <w:color w:val="000000"/>
@@ -2233,7 +2251,7 @@
       </w:pPr>
       <w:r>
         <w:rPr>
-          <w:rFonts w:ascii="Times New Roman" w:hAnsi="Times New Roman" w:eastAsia="ＭＳ 明朝" w:cs="Times New Roman" w:eastAsiaTheme="minorEastAsia" w:csTheme="minorBidi"/>
+          <w:rFonts w:ascii="Times New Roman" w:hAnsi="Times New Roman" w:eastAsia="ＭＳ 明朝" w:cs="Times New Roman" w:eastAsiaTheme="minorEastAsia"/>
           <w:color w:val="000000"/>
           <w:sz w:val="24"/>
           <w:szCs w:val="22"/>
@@ -2250,7 +2268,7 @@
       </w:pPr>
       <w:r>
         <w:rPr>
-          <w:rFonts w:ascii="Times New Roman" w:hAnsi="Times New Roman" w:eastAsia="ＭＳ 明朝" w:cs="Times New Roman" w:eastAsiaTheme="minorEastAsia" w:csTheme="minorBidi"/>
+          <w:rFonts w:ascii="Times New Roman" w:hAnsi="Times New Roman" w:eastAsia="ＭＳ 明朝" w:cs="Times New Roman" w:eastAsiaTheme="minorEastAsia"/>
           <w:color w:val="000000"/>
           <w:sz w:val="24"/>
           <w:szCs w:val="22"/>
@@ -2268,7 +2286,7 @@
       </w:pPr>
       <w:r>
         <w:rPr>
-          <w:rFonts w:ascii="Times New Roman" w:hAnsi="Times New Roman" w:eastAsia="ＭＳ ゴシック" w:cs="Times New Roman" w:eastAsiaTheme="majorEastAsia" w:csTheme="majorBidi"/>
+          <w:rFonts w:ascii="Times New Roman" w:hAnsi="Times New Roman" w:eastAsia="ＭＳ ゴシック" w:cs="Times New Roman" w:eastAsiaTheme="majorEastAsia"/>
           <w:b/>
           <w:bCs/>
           <w:color w:val="000000"/>
@@ -2287,7 +2305,7 @@
       </w:pPr>
       <w:r>
         <w:rPr>
-          <w:rFonts w:ascii="Times New Roman" w:hAnsi="Times New Roman" w:eastAsia="ＭＳ 明朝" w:cs="Times New Roman" w:eastAsiaTheme="minorEastAsia" w:csTheme="minorBidi"/>
+          <w:rFonts w:ascii="Times New Roman" w:hAnsi="Times New Roman" w:eastAsia="ＭＳ 明朝" w:cs="Times New Roman" w:eastAsiaTheme="minorEastAsia"/>
           <w:color w:val="000000"/>
           <w:sz w:val="24"/>
           <w:szCs w:val="22"/>
@@ -2305,7 +2323,7 @@
       </w:pPr>
       <w:r>
         <w:rPr>
-          <w:rFonts w:ascii="Times New Roman" w:hAnsi="Times New Roman" w:eastAsia="ＭＳ ゴシック" w:cs="Times New Roman" w:eastAsiaTheme="majorEastAsia" w:csTheme="majorBidi"/>
+          <w:rFonts w:ascii="Times New Roman" w:hAnsi="Times New Roman" w:eastAsia="ＭＳ ゴシック" w:cs="Times New Roman" w:eastAsiaTheme="majorEastAsia"/>
           <w:b/>
           <w:bCs/>
           <w:color w:val="000000"/>
@@ -2324,7 +2342,7 @@
       </w:pPr>
       <w:r>
         <w:rPr>
-          <w:rFonts w:ascii="Times New Roman" w:hAnsi="Times New Roman" w:eastAsia="ＭＳ 明朝" w:cs="Times New Roman" w:eastAsiaTheme="minorEastAsia" w:csTheme="minorBidi"/>
+          <w:rFonts w:ascii="Times New Roman" w:hAnsi="Times New Roman" w:eastAsia="ＭＳ 明朝" w:cs="Times New Roman" w:eastAsiaTheme="minorEastAsia"/>
           <w:color w:val="000000"/>
           <w:sz w:val="24"/>
           <w:szCs w:val="22"/>
@@ -2342,7 +2360,7 @@
       </w:pPr>
       <w:r>
         <w:rPr>
-          <w:rFonts w:ascii="Times New Roman" w:hAnsi="Times New Roman" w:eastAsia="ＭＳ ゴシック" w:cs="Times New Roman" w:eastAsiaTheme="majorEastAsia" w:csTheme="majorBidi"/>
+          <w:rFonts w:ascii="Times New Roman" w:hAnsi="Times New Roman" w:eastAsia="ＭＳ ゴシック" w:cs="Times New Roman" w:eastAsiaTheme="majorEastAsia"/>
           <w:b/>
           <w:bCs/>
           <w:color w:val="000000"/>
@@ -2360,7 +2378,7 @@
       </w:pPr>
       <w:r>
         <w:rPr>
-          <w:rFonts w:ascii="Times New Roman" w:hAnsi="Times New Roman" w:eastAsia="ＭＳ 明朝" w:cs="Times New Roman" w:eastAsiaTheme="minorEastAsia" w:csTheme="minorBidi"/>
+          <w:rFonts w:ascii="Times New Roman" w:hAnsi="Times New Roman" w:eastAsia="ＭＳ 明朝" w:cs="Times New Roman" w:eastAsiaTheme="minorEastAsia"/>
           <w:b/>
           <w:bCs/>
           <w:color w:val="000000"/>
@@ -2426,7 +2444,7 @@
             </w:pPr>
             <w:r>
               <w:rPr>
-                <w:rFonts w:ascii="Times New Roman" w:hAnsi="Times New Roman" w:eastAsia="ＭＳ 明朝" w:cs="Times New Roman" w:eastAsiaTheme="minorEastAsia" w:csTheme="minorBidi"/>
+                <w:rFonts w:ascii="Times New Roman" w:hAnsi="Times New Roman" w:eastAsia="ＭＳ 明朝" w:cs="Times New Roman" w:eastAsiaTheme="minorEastAsia"/>
                 <w:b/>
                 <w:bCs/>
                 <w:color w:val="000000"/>
@@ -2462,7 +2480,7 @@
             </w:pPr>
             <w:r>
               <w:rPr>
-                <w:rFonts w:ascii="Times New Roman" w:hAnsi="Times New Roman" w:eastAsia="ＭＳ 明朝" w:cs="Times New Roman" w:eastAsiaTheme="minorEastAsia" w:csTheme="minorBidi"/>
+                <w:rFonts w:ascii="Times New Roman" w:hAnsi="Times New Roman" w:eastAsia="ＭＳ 明朝" w:cs="Times New Roman" w:eastAsiaTheme="minorEastAsia"/>
                 <w:b/>
                 <w:bCs/>
                 <w:color w:val="000000"/>
@@ -2498,7 +2516,7 @@
             </w:pPr>
             <w:r>
               <w:rPr>
-                <w:rFonts w:ascii="Times New Roman" w:hAnsi="Times New Roman" w:eastAsia="ＭＳ 明朝" w:cs="Times New Roman" w:eastAsiaTheme="minorEastAsia" w:csTheme="minorBidi"/>
+                <w:rFonts w:ascii="Times New Roman" w:hAnsi="Times New Roman" w:eastAsia="ＭＳ 明朝" w:cs="Times New Roman" w:eastAsiaTheme="minorEastAsia"/>
                 <w:b/>
                 <w:bCs/>
                 <w:color w:val="000000"/>
@@ -2534,7 +2552,7 @@
             </w:pPr>
             <w:r>
               <w:rPr>
-                <w:rFonts w:ascii="Times New Roman" w:hAnsi="Times New Roman" w:eastAsia="ＭＳ 明朝" w:cs="Times New Roman" w:eastAsiaTheme="minorEastAsia" w:csTheme="minorBidi"/>
+                <w:rFonts w:ascii="Times New Roman" w:hAnsi="Times New Roman" w:eastAsia="ＭＳ 明朝" w:cs="Times New Roman" w:eastAsiaTheme="minorEastAsia"/>
                 <w:color w:val="000000"/>
                 <w:sz w:val="18"/>
                 <w:szCs w:val="22"/>
@@ -2566,7 +2584,7 @@
             </w:pPr>
             <w:r>
               <w:rPr>
-                <w:rFonts w:ascii="Times New Roman" w:hAnsi="Times New Roman" w:eastAsia="ＭＳ 明朝" w:cs="Times New Roman" w:eastAsiaTheme="minorEastAsia" w:csTheme="minorBidi"/>
+                <w:rFonts w:ascii="Times New Roman" w:hAnsi="Times New Roman" w:eastAsia="ＭＳ 明朝" w:cs="Times New Roman" w:eastAsiaTheme="minorEastAsia"/>
                 <w:color w:val="000000"/>
                 <w:sz w:val="18"/>
                 <w:szCs w:val="22"/>
@@ -2598,7 +2616,7 @@
             </w:pPr>
             <w:r>
               <w:rPr>
-                <w:rFonts w:ascii="Times New Roman" w:hAnsi="Times New Roman" w:eastAsia="ＭＳ 明朝" w:cs="Times New Roman" w:eastAsiaTheme="minorEastAsia" w:csTheme="minorBidi"/>
+                <w:rFonts w:ascii="Times New Roman" w:hAnsi="Times New Roman" w:eastAsia="ＭＳ 明朝" w:cs="Times New Roman" w:eastAsiaTheme="minorEastAsia"/>
                 <w:color w:val="000000"/>
                 <w:sz w:val="18"/>
                 <w:szCs w:val="22"/>
@@ -2632,7 +2650,7 @@
             </w:pPr>
             <w:r>
               <w:rPr>
-                <w:rFonts w:ascii="Times New Roman" w:hAnsi="Times New Roman" w:eastAsia="ＭＳ 明朝" w:cs="Times New Roman" w:eastAsiaTheme="minorEastAsia" w:csTheme="minorBidi"/>
+                <w:rFonts w:ascii="Times New Roman" w:hAnsi="Times New Roman" w:eastAsia="ＭＳ 明朝" w:cs="Times New Roman" w:eastAsiaTheme="minorEastAsia"/>
                 <w:color w:val="000000"/>
                 <w:sz w:val="18"/>
                 <w:szCs w:val="22"/>
@@ -2664,7 +2682,7 @@
             </w:pPr>
             <w:r>
               <w:rPr>
-                <w:rFonts w:ascii="Times New Roman" w:hAnsi="Times New Roman" w:eastAsia="ＭＳ 明朝" w:cs="Times New Roman" w:eastAsiaTheme="minorEastAsia" w:csTheme="minorBidi"/>
+                <w:rFonts w:ascii="Times New Roman" w:hAnsi="Times New Roman" w:eastAsia="ＭＳ 明朝" w:cs="Times New Roman" w:eastAsiaTheme="minorEastAsia"/>
                 <w:color w:val="000000"/>
                 <w:sz w:val="18"/>
                 <w:szCs w:val="22"/>
@@ -2696,7 +2714,7 @@
             </w:pPr>
             <w:r>
               <w:rPr>
-                <w:rFonts w:ascii="Times New Roman" w:hAnsi="Times New Roman" w:eastAsia="ＭＳ 明朝" w:cs="Times New Roman" w:eastAsiaTheme="minorEastAsia" w:csTheme="minorBidi"/>
+                <w:rFonts w:ascii="Times New Roman" w:hAnsi="Times New Roman" w:eastAsia="ＭＳ 明朝" w:cs="Times New Roman" w:eastAsiaTheme="minorEastAsia"/>
                 <w:color w:val="000000"/>
                 <w:sz w:val="18"/>
                 <w:szCs w:val="22"/>
@@ -2730,7 +2748,7 @@
             </w:pPr>
             <w:r>
               <w:rPr>
-                <w:rFonts w:ascii="Times New Roman" w:hAnsi="Times New Roman" w:eastAsia="ＭＳ 明朝" w:cs="Times New Roman" w:eastAsiaTheme="minorEastAsia" w:csTheme="minorBidi"/>
+                <w:rFonts w:ascii="Times New Roman" w:hAnsi="Times New Roman" w:eastAsia="ＭＳ 明朝" w:cs="Times New Roman" w:eastAsiaTheme="minorEastAsia"/>
                 <w:color w:val="000000"/>
                 <w:sz w:val="18"/>
                 <w:szCs w:val="22"/>
@@ -2762,7 +2780,7 @@
             </w:pPr>
             <w:r>
               <w:rPr>
-                <w:rFonts w:ascii="Times New Roman" w:hAnsi="Times New Roman" w:eastAsia="ＭＳ 明朝" w:cs="Times New Roman" w:eastAsiaTheme="minorEastAsia" w:csTheme="minorBidi"/>
+                <w:rFonts w:ascii="Times New Roman" w:hAnsi="Times New Roman" w:eastAsia="ＭＳ 明朝" w:cs="Times New Roman" w:eastAsiaTheme="minorEastAsia"/>
                 <w:color w:val="000000"/>
                 <w:sz w:val="18"/>
                 <w:szCs w:val="22"/>
@@ -2794,7 +2812,7 @@
             </w:pPr>
             <w:r>
               <w:rPr>
-                <w:rFonts w:ascii="Times New Roman" w:hAnsi="Times New Roman" w:eastAsia="ＭＳ 明朝" w:cs="Times New Roman" w:eastAsiaTheme="minorEastAsia" w:csTheme="minorBidi"/>
+                <w:rFonts w:ascii="Times New Roman" w:hAnsi="Times New Roman" w:eastAsia="ＭＳ 明朝" w:cs="Times New Roman" w:eastAsiaTheme="minorEastAsia"/>
                 <w:color w:val="000000"/>
                 <w:sz w:val="18"/>
                 <w:szCs w:val="22"/>
@@ -2805,6 +2823,9 @@
         </w:tc>
       </w:tr>
       <w:tr>
+        <w:trPr>
+          <w:trHeight w:val="1343" w:hRule="atLeast"/>
+        </w:trPr>
         <w:tc>
           <w:tcPr>
             <w:tcW w:w="648" w:type="dxa"/>
@@ -2828,7 +2849,7 @@
             </w:pPr>
             <w:r>
               <w:rPr>
-                <w:rFonts w:ascii="Times New Roman" w:hAnsi="Times New Roman" w:eastAsia="ＭＳ 明朝" w:cs="Times New Roman" w:eastAsiaTheme="minorEastAsia" w:csTheme="minorBidi"/>
+                <w:rFonts w:ascii="Times New Roman" w:hAnsi="Times New Roman" w:eastAsia="ＭＳ 明朝" w:cs="Times New Roman" w:eastAsiaTheme="minorEastAsia"/>
                 <w:color w:val="000000"/>
                 <w:sz w:val="18"/>
                 <w:szCs w:val="22"/>
@@ -2860,7 +2881,7 @@
             </w:pPr>
             <w:r>
               <w:rPr>
-                <w:rFonts w:ascii="Times New Roman" w:hAnsi="Times New Roman" w:eastAsia="ＭＳ 明朝" w:cs="Times New Roman" w:eastAsiaTheme="minorEastAsia" w:csTheme="minorBidi"/>
+                <w:rFonts w:ascii="Times New Roman" w:hAnsi="Times New Roman" w:eastAsia="ＭＳ 明朝" w:cs="Times New Roman" w:eastAsiaTheme="minorEastAsia"/>
                 <w:color w:val="000000"/>
                 <w:sz w:val="18"/>
                 <w:szCs w:val="22"/>
@@ -2892,7 +2913,7 @@
             </w:pPr>
             <w:r>
               <w:rPr>
-                <w:rFonts w:ascii="Times New Roman" w:hAnsi="Times New Roman" w:eastAsia="ＭＳ 明朝" w:cs="Times New Roman" w:eastAsiaTheme="minorEastAsia" w:csTheme="minorBidi"/>
+                <w:rFonts w:ascii="Times New Roman" w:hAnsi="Times New Roman" w:eastAsia="ＭＳ 明朝" w:cs="Times New Roman" w:eastAsiaTheme="minorEastAsia"/>
                 <w:color w:val="000000"/>
                 <w:sz w:val="18"/>
                 <w:szCs w:val="22"/>
@@ -2926,7 +2947,7 @@
             </w:pPr>
             <w:r>
               <w:rPr>
-                <w:rFonts w:ascii="Times New Roman" w:hAnsi="Times New Roman" w:eastAsia="ＭＳ 明朝" w:cs="Times New Roman" w:eastAsiaTheme="minorEastAsia" w:csTheme="minorBidi"/>
+                <w:rFonts w:ascii="Times New Roman" w:hAnsi="Times New Roman" w:eastAsia="ＭＳ 明朝" w:cs="Times New Roman" w:eastAsiaTheme="minorEastAsia"/>
                 <w:color w:val="000000"/>
                 <w:sz w:val="18"/>
                 <w:szCs w:val="22"/>
@@ -2958,7 +2979,7 @@
             </w:pPr>
             <w:r>
               <w:rPr>
-                <w:rFonts w:ascii="Times New Roman" w:hAnsi="Times New Roman" w:eastAsia="ＭＳ 明朝" w:cs="Times New Roman" w:eastAsiaTheme="minorEastAsia" w:csTheme="minorBidi"/>
+                <w:rFonts w:ascii="Times New Roman" w:hAnsi="Times New Roman" w:eastAsia="ＭＳ 明朝" w:cs="Times New Roman" w:eastAsiaTheme="minorEastAsia"/>
                 <w:color w:val="000000"/>
                 <w:sz w:val="18"/>
                 <w:szCs w:val="22"/>
@@ -2990,7 +3011,7 @@
             </w:pPr>
             <w:r>
               <w:rPr>
-                <w:rFonts w:ascii="Times New Roman" w:hAnsi="Times New Roman" w:eastAsia="ＭＳ 明朝" w:cs="Times New Roman" w:eastAsiaTheme="minorEastAsia" w:csTheme="minorBidi"/>
+                <w:rFonts w:ascii="Times New Roman" w:hAnsi="Times New Roman" w:eastAsia="ＭＳ 明朝" w:cs="Times New Roman" w:eastAsiaTheme="minorEastAsia"/>
                 <w:color w:val="000000"/>
                 <w:sz w:val="18"/>
                 <w:szCs w:val="22"/>
@@ -3024,7 +3045,7 @@
             </w:pPr>
             <w:r>
               <w:rPr>
-                <w:rFonts w:ascii="Times New Roman" w:hAnsi="Times New Roman" w:eastAsia="ＭＳ 明朝" w:cs="Times New Roman" w:eastAsiaTheme="minorEastAsia" w:csTheme="minorBidi"/>
+                <w:rFonts w:ascii="Times New Roman" w:hAnsi="Times New Roman" w:eastAsia="ＭＳ 明朝" w:cs="Times New Roman" w:eastAsiaTheme="minorEastAsia"/>
                 <w:color w:val="000000"/>
                 <w:sz w:val="18"/>
                 <w:szCs w:val="22"/>
@@ -3056,7 +3077,7 @@
             </w:pPr>
             <w:r>
               <w:rPr>
-                <w:rFonts w:ascii="Times New Roman" w:hAnsi="Times New Roman" w:eastAsia="ＭＳ 明朝" w:cs="Times New Roman" w:eastAsiaTheme="minorEastAsia" w:csTheme="minorBidi"/>
+                <w:rFonts w:ascii="Times New Roman" w:hAnsi="Times New Roman" w:eastAsia="ＭＳ 明朝" w:cs="Times New Roman" w:eastAsiaTheme="minorEastAsia"/>
                 <w:color w:val="000000"/>
                 <w:sz w:val="18"/>
                 <w:szCs w:val="22"/>
@@ -3088,7 +3109,7 @@
             </w:pPr>
             <w:r>
               <w:rPr>
-                <w:rFonts w:ascii="Times New Roman" w:hAnsi="Times New Roman" w:eastAsia="ＭＳ 明朝" w:cs="Times New Roman" w:eastAsiaTheme="minorEastAsia" w:csTheme="minorBidi"/>
+                <w:rFonts w:ascii="Times New Roman" w:hAnsi="Times New Roman" w:eastAsia="ＭＳ 明朝" w:cs="Times New Roman" w:eastAsiaTheme="minorEastAsia"/>
                 <w:color w:val="000000"/>
                 <w:sz w:val="18"/>
                 <w:szCs w:val="22"/>
@@ -3109,7 +3130,7 @@
       </w:pPr>
       <w:r>
         <w:rPr>
-          <w:rFonts w:ascii="Times New Roman" w:hAnsi="Times New Roman" w:eastAsia="ＭＳ ゴシック" w:cs="Times New Roman" w:eastAsiaTheme="majorEastAsia" w:csTheme="majorBidi"/>
+          <w:rFonts w:ascii="Times New Roman" w:hAnsi="Times New Roman" w:eastAsia="ＭＳ ゴシック" w:cs="Times New Roman" w:eastAsiaTheme="majorEastAsia"/>
           <w:b/>
           <w:bCs/>
           <w:color w:val="000000"/>
@@ -3128,7 +3149,7 @@
       </w:pPr>
       <w:r>
         <w:rPr>
-          <w:rFonts w:ascii="Times New Roman" w:hAnsi="Times New Roman" w:eastAsia="ＭＳ 明朝" w:cs="Times New Roman" w:eastAsiaTheme="minorEastAsia" w:csTheme="minorBidi"/>
+          <w:rFonts w:ascii="Times New Roman" w:hAnsi="Times New Roman" w:eastAsia="ＭＳ 明朝" w:cs="Times New Roman" w:eastAsiaTheme="minorEastAsia"/>
           <w:color w:val="000000"/>
           <w:sz w:val="24"/>
           <w:szCs w:val="22"/>
@@ -3145,7 +3166,7 @@
       </w:pPr>
       <w:r>
         <w:rPr>
-          <w:rFonts w:ascii="Times New Roman" w:hAnsi="Times New Roman" w:eastAsia="ＭＳ 明朝" w:cs="Times New Roman" w:eastAsiaTheme="minorEastAsia" w:csTheme="minorBidi"/>
+          <w:rFonts w:ascii="Times New Roman" w:hAnsi="Times New Roman" w:eastAsia="ＭＳ 明朝" w:cs="Times New Roman" w:eastAsiaTheme="minorEastAsia"/>
           <w:color w:val="000000"/>
           <w:sz w:val="24"/>
           <w:szCs w:val="22"/>
@@ -3163,7 +3184,7 @@
       </w:pPr>
       <w:r>
         <w:rPr>
-          <w:rFonts w:ascii="Times New Roman" w:hAnsi="Times New Roman" w:eastAsia="ＭＳ ゴシック" w:cs="Times New Roman" w:eastAsiaTheme="majorEastAsia" w:csTheme="majorBidi"/>
+          <w:rFonts w:ascii="Times New Roman" w:hAnsi="Times New Roman" w:eastAsia="ＭＳ ゴシック" w:cs="Times New Roman" w:eastAsiaTheme="majorEastAsia"/>
           <w:b/>
           <w:bCs/>
           <w:color w:val="000000"/>
@@ -3182,7 +3203,7 @@
       </w:pPr>
       <w:r>
         <w:rPr>
-          <w:rFonts w:ascii="Times New Roman" w:hAnsi="Times New Roman" w:eastAsia="ＭＳ 明朝" w:cs="Times New Roman" w:eastAsiaTheme="minorEastAsia" w:csTheme="minorBidi"/>
+          <w:rFonts w:ascii="Times New Roman" w:hAnsi="Times New Roman" w:eastAsia="ＭＳ 明朝" w:cs="Times New Roman" w:eastAsiaTheme="minorEastAsia"/>
           <w:color w:val="000000"/>
           <w:sz w:val="24"/>
           <w:szCs w:val="22"/>
@@ -3195,9 +3216,7 @@
         <w:pageBreakBefore/>
         <w:widowControl/>
       </w:pPr>
-      <w:r>
-        <w:lastRenderedPageBreak/>
-      </w:r>
+      <w:r/>
     </w:p>
     <w:p>
       <w:pPr>
@@ -3209,7 +3228,7 @@
       </w:pPr>
       <w:r>
         <w:rPr>
-          <w:rFonts w:ascii="Times New Roman" w:hAnsi="Times New Roman" w:eastAsia="ＭＳ ゴシック" w:cs="Times New Roman" w:eastAsiaTheme="majorEastAsia" w:csTheme="majorBidi"/>
+          <w:rFonts w:ascii="Times New Roman" w:hAnsi="Times New Roman" w:eastAsia="ＭＳ ゴシック" w:cs="Times New Roman" w:eastAsiaTheme="majorEastAsia"/>
           <w:b/>
           <w:bCs/>
           <w:color w:val="000000"/>
@@ -3223,7 +3242,7 @@
       </w:r>
       <w:r>
         <w:rPr>
-          <w:rFonts w:ascii="Times New Roman" w:hAnsi="Times New Roman" w:eastAsia="ＭＳ ゴシック" w:cs="Times New Roman" w:eastAsiaTheme="majorEastAsia" w:csTheme="majorBidi"/>
+          <w:rFonts w:ascii="Times New Roman" w:hAnsi="Times New Roman" w:eastAsia="ＭＳ ゴシック" w:cs="Times New Roman" w:eastAsiaTheme="majorEastAsia"/>
           <w:b/>
           <w:bCs/>
           <w:color w:val="000000"/>
@@ -3243,7 +3262,7 @@
       </w:pPr>
       <w:r>
         <w:rPr>
-          <w:rFonts w:ascii="Times New Roman" w:hAnsi="Times New Roman" w:eastAsia="ＭＳ ゴシック" w:cs="Times New Roman" w:eastAsiaTheme="majorEastAsia" w:csTheme="majorBidi"/>
+          <w:rFonts w:ascii="Times New Roman" w:hAnsi="Times New Roman" w:eastAsia="ＭＳ ゴシック" w:cs="Times New Roman" w:eastAsiaTheme="majorEastAsia"/>
           <w:b/>
           <w:bCs/>
           <w:color w:val="000000"/>
@@ -3262,7 +3281,7 @@
       </w:pPr>
       <w:r>
         <w:rPr>
-          <w:rFonts w:ascii="Times New Roman" w:hAnsi="Times New Roman" w:eastAsia="ＭＳ 明朝" w:cs="Times New Roman" w:eastAsiaTheme="minorEastAsia" w:csTheme="minorBidi"/>
+          <w:rFonts w:ascii="Times New Roman" w:hAnsi="Times New Roman" w:eastAsia="ＭＳ 明朝" w:cs="Times New Roman" w:eastAsiaTheme="minorEastAsia"/>
           <w:color w:val="000000"/>
           <w:sz w:val="24"/>
           <w:szCs w:val="22"/>
@@ -3279,7 +3298,7 @@
       </w:pPr>
       <w:r>
         <w:rPr>
-          <w:rFonts w:ascii="Times New Roman" w:hAnsi="Times New Roman" w:eastAsia="ＭＳ 明朝" w:cs="Times New Roman" w:eastAsiaTheme="minorEastAsia" w:csTheme="minorBidi"/>
+          <w:rFonts w:ascii="Times New Roman" w:hAnsi="Times New Roman" w:eastAsia="ＭＳ 明朝" w:cs="Times New Roman" w:eastAsiaTheme="minorEastAsia"/>
           <w:color w:val="000000"/>
           <w:sz w:val="24"/>
           <w:szCs w:val="22"/>
@@ -3297,7 +3316,7 @@
       </w:pPr>
       <w:r>
         <w:rPr>
-          <w:rFonts w:ascii="Times New Roman" w:hAnsi="Times New Roman" w:eastAsia="ＭＳ ゴシック" w:cs="Times New Roman" w:eastAsiaTheme="majorEastAsia" w:csTheme="majorBidi"/>
+          <w:rFonts w:ascii="Times New Roman" w:hAnsi="Times New Roman" w:eastAsia="ＭＳ ゴシック" w:cs="Times New Roman" w:eastAsiaTheme="majorEastAsia"/>
           <w:b/>
           <w:bCs/>
           <w:color w:val="000000"/>
@@ -3316,7 +3335,7 @@
       </w:pPr>
       <w:r>
         <w:rPr>
-          <w:rFonts w:ascii="Times New Roman" w:hAnsi="Times New Roman" w:eastAsia="ＭＳ 明朝" w:cs="Times New Roman" w:eastAsiaTheme="minorEastAsia" w:csTheme="minorBidi"/>
+          <w:rFonts w:ascii="Times New Roman" w:hAnsi="Times New Roman" w:eastAsia="ＭＳ 明朝" w:cs="Times New Roman" w:eastAsiaTheme="minorEastAsia"/>
           <w:color w:val="000000"/>
           <w:sz w:val="24"/>
           <w:szCs w:val="22"/>
@@ -3333,7 +3352,7 @@
       </w:pPr>
       <w:r>
         <w:rPr>
-          <w:rFonts w:ascii="Times New Roman" w:hAnsi="Times New Roman" w:eastAsia="ＭＳ 明朝" w:cs="Times New Roman" w:eastAsiaTheme="minorEastAsia" w:csTheme="minorBidi"/>
+          <w:rFonts w:ascii="Times New Roman" w:hAnsi="Times New Roman" w:eastAsia="ＭＳ 明朝" w:cs="Times New Roman" w:eastAsiaTheme="minorEastAsia"/>
           <w:color w:val="000000"/>
           <w:sz w:val="24"/>
           <w:szCs w:val="22"/>
@@ -3351,7 +3370,7 @@
       </w:pPr>
       <w:r>
         <w:rPr>
-          <w:rFonts w:ascii="Times New Roman" w:hAnsi="Times New Roman" w:eastAsia="ＭＳ ゴシック" w:cs="Times New Roman" w:eastAsiaTheme="majorEastAsia" w:csTheme="majorBidi"/>
+          <w:rFonts w:ascii="Times New Roman" w:hAnsi="Times New Roman" w:eastAsia="ＭＳ ゴシック" w:cs="Times New Roman" w:eastAsiaTheme="majorEastAsia"/>
           <w:b/>
           <w:bCs/>
           <w:color w:val="000000"/>
@@ -3370,7 +3389,7 @@
       </w:pPr>
       <w:r>
         <w:rPr>
-          <w:rFonts w:ascii="Times New Roman" w:hAnsi="Times New Roman" w:eastAsia="ＭＳ 明朝" w:cs="Times New Roman" w:eastAsiaTheme="minorEastAsia" w:csTheme="minorBidi"/>
+          <w:rFonts w:ascii="Times New Roman" w:hAnsi="Times New Roman" w:eastAsia="ＭＳ 明朝" w:cs="Times New Roman" w:eastAsiaTheme="minorEastAsia"/>
           <w:color w:val="000000"/>
           <w:sz w:val="24"/>
           <w:szCs w:val="22"/>
@@ -3387,7 +3406,7 @@
       </w:pPr>
       <w:r>
         <w:rPr>
-          <w:rFonts w:ascii="Times New Roman" w:hAnsi="Times New Roman" w:eastAsia="ＭＳ 明朝" w:cs="Times New Roman" w:eastAsiaTheme="minorEastAsia" w:csTheme="minorBidi"/>
+          <w:rFonts w:ascii="Times New Roman" w:hAnsi="Times New Roman" w:eastAsia="ＭＳ 明朝" w:cs="Times New Roman" w:eastAsiaTheme="minorEastAsia"/>
           <w:color w:val="000000"/>
           <w:sz w:val="24"/>
           <w:szCs w:val="22"/>
@@ -3405,7 +3424,7 @@
       </w:pPr>
       <w:r>
         <w:rPr>
-          <w:rFonts w:ascii="Times New Roman" w:hAnsi="Times New Roman" w:eastAsia="ＭＳ ゴシック" w:cs="Times New Roman" w:eastAsiaTheme="majorEastAsia" w:csTheme="majorBidi"/>
+          <w:rFonts w:ascii="Times New Roman" w:hAnsi="Times New Roman" w:eastAsia="ＭＳ ゴシック" w:cs="Times New Roman" w:eastAsiaTheme="majorEastAsia"/>
           <w:b/>
           <w:bCs/>
           <w:color w:val="000000"/>
@@ -3424,7 +3443,7 @@
       </w:pPr>
       <w:r>
         <w:rPr>
-          <w:rFonts w:ascii="Times New Roman" w:hAnsi="Times New Roman" w:eastAsia="ＭＳ 明朝" w:cs="Times New Roman" w:eastAsiaTheme="minorEastAsia" w:csTheme="minorBidi"/>
+          <w:rFonts w:ascii="Times New Roman" w:hAnsi="Times New Roman" w:eastAsia="ＭＳ 明朝" w:cs="Times New Roman" w:eastAsiaTheme="minorEastAsia"/>
           <w:color w:val="000000"/>
           <w:sz w:val="24"/>
           <w:szCs w:val="22"/>
@@ -3441,7 +3460,7 @@
       </w:pPr>
       <w:r>
         <w:rPr>
-          <w:rFonts w:ascii="Times New Roman" w:hAnsi="Times New Roman" w:eastAsia="ＭＳ 明朝" w:cs="Times New Roman" w:eastAsiaTheme="minorEastAsia" w:csTheme="minorBidi"/>
+          <w:rFonts w:ascii="Times New Roman" w:hAnsi="Times New Roman" w:eastAsia="ＭＳ 明朝" w:cs="Times New Roman" w:eastAsiaTheme="minorEastAsia"/>
           <w:color w:val="000000"/>
           <w:sz w:val="24"/>
           <w:szCs w:val="22"/>
@@ -3459,7 +3478,7 @@
       </w:pPr>
       <w:r>
         <w:rPr>
-          <w:rFonts w:ascii="Times New Roman" w:hAnsi="Times New Roman" w:eastAsia="ＭＳ ゴシック" w:cs="Times New Roman" w:eastAsiaTheme="majorEastAsia" w:csTheme="majorBidi"/>
+          <w:rFonts w:ascii="Times New Roman" w:hAnsi="Times New Roman" w:eastAsia="ＭＳ ゴシック" w:cs="Times New Roman" w:eastAsiaTheme="majorEastAsia"/>
           <w:b/>
           <w:bCs/>
           <w:color w:val="000000"/>
@@ -3478,7 +3497,7 @@
       </w:pPr>
       <w:r>
         <w:rPr>
-          <w:rFonts w:ascii="Times New Roman" w:hAnsi="Times New Roman" w:eastAsia="ＭＳ 明朝" w:cs="Times New Roman" w:eastAsiaTheme="minorEastAsia" w:csTheme="minorBidi"/>
+          <w:rFonts w:ascii="Times New Roman" w:hAnsi="Times New Roman" w:eastAsia="ＭＳ 明朝" w:cs="Times New Roman" w:eastAsiaTheme="minorEastAsia"/>
           <w:color w:val="000000"/>
           <w:sz w:val="24"/>
           <w:szCs w:val="22"/>
@@ -3495,7 +3514,7 @@
       </w:pPr>
       <w:r>
         <w:rPr>
-          <w:rFonts w:ascii="Times New Roman" w:hAnsi="Times New Roman" w:eastAsia="ＭＳ 明朝" w:cs="Times New Roman" w:eastAsiaTheme="minorEastAsia" w:csTheme="minorBidi"/>
+          <w:rFonts w:ascii="Times New Roman" w:hAnsi="Times New Roman" w:eastAsia="ＭＳ 明朝" w:cs="Times New Roman" w:eastAsiaTheme="minorEastAsia"/>
           <w:color w:val="000000"/>
           <w:sz w:val="24"/>
           <w:szCs w:val="22"/>
@@ -3513,7 +3532,7 @@
       </w:pPr>
       <w:r>
         <w:rPr>
-          <w:rFonts w:ascii="Times New Roman" w:hAnsi="Times New Roman" w:eastAsia="ＭＳ ゴシック" w:cs="Times New Roman" w:eastAsiaTheme="majorEastAsia" w:csTheme="majorBidi"/>
+          <w:rFonts w:ascii="Times New Roman" w:hAnsi="Times New Roman" w:eastAsia="ＭＳ ゴシック" w:cs="Times New Roman" w:eastAsiaTheme="majorEastAsia"/>
           <w:b/>
           <w:bCs/>
           <w:color w:val="000000"/>
@@ -3532,7 +3551,7 @@
       </w:pPr>
       <w:r>
         <w:rPr>
-          <w:rFonts w:ascii="Times New Roman" w:hAnsi="Times New Roman" w:eastAsia="ＭＳ 明朝" w:cs="Times New Roman" w:eastAsiaTheme="minorEastAsia" w:csTheme="minorBidi"/>
+          <w:rFonts w:ascii="Times New Roman" w:hAnsi="Times New Roman" w:eastAsia="ＭＳ 明朝" w:cs="Times New Roman" w:eastAsiaTheme="minorEastAsia"/>
           <w:color w:val="000000"/>
           <w:sz w:val="24"/>
           <w:szCs w:val="22"/>
@@ -3549,7 +3568,7 @@
       </w:pPr>
       <w:r>
         <w:rPr>
-          <w:rFonts w:ascii="Times New Roman" w:hAnsi="Times New Roman" w:eastAsia="ＭＳ 明朝" w:cs="Times New Roman" w:eastAsiaTheme="minorEastAsia" w:csTheme="minorBidi"/>
+          <w:rFonts w:ascii="Times New Roman" w:hAnsi="Times New Roman" w:eastAsia="ＭＳ 明朝" w:cs="Times New Roman" w:eastAsiaTheme="minorEastAsia"/>
           <w:color w:val="000000"/>
           <w:sz w:val="24"/>
           <w:szCs w:val="22"/>
@@ -3567,7 +3586,7 @@
       </w:pPr>
       <w:r>
         <w:rPr>
-          <w:rFonts w:ascii="Times New Roman" w:hAnsi="Times New Roman" w:eastAsia="ＭＳ ゴシック" w:cs="Times New Roman" w:eastAsiaTheme="majorEastAsia" w:csTheme="majorBidi"/>
+          <w:rFonts w:ascii="Times New Roman" w:hAnsi="Times New Roman" w:eastAsia="ＭＳ ゴシック" w:cs="Times New Roman" w:eastAsiaTheme="majorEastAsia"/>
           <w:b/>
           <w:bCs/>
           <w:color w:val="000000"/>
@@ -3586,7 +3605,7 @@
       </w:pPr>
       <w:r>
         <w:rPr>
-          <w:rFonts w:ascii="Times New Roman" w:hAnsi="Times New Roman" w:eastAsia="ＭＳ 明朝" w:cs="Times New Roman" w:eastAsiaTheme="minorEastAsia" w:csTheme="minorBidi"/>
+          <w:rFonts w:ascii="Times New Roman" w:hAnsi="Times New Roman" w:eastAsia="ＭＳ 明朝" w:cs="Times New Roman" w:eastAsiaTheme="minorEastAsia"/>
           <w:color w:val="000000"/>
           <w:sz w:val="24"/>
           <w:szCs w:val="22"/>
@@ -3603,7 +3622,7 @@
       </w:pPr>
       <w:r>
         <w:rPr>
-          <w:rFonts w:ascii="Times New Roman" w:hAnsi="Times New Roman" w:eastAsia="ＭＳ 明朝" w:cs="Times New Roman" w:eastAsiaTheme="minorEastAsia" w:csTheme="minorBidi"/>
+          <w:rFonts w:ascii="Times New Roman" w:hAnsi="Times New Roman" w:eastAsia="ＭＳ 明朝" w:cs="Times New Roman" w:eastAsiaTheme="minorEastAsia"/>
           <w:color w:val="000000"/>
           <w:sz w:val="24"/>
           <w:szCs w:val="22"/>
@@ -3621,7 +3640,7 @@
       </w:pPr>
       <w:r>
         <w:rPr>
-          <w:rFonts w:ascii="Times New Roman" w:hAnsi="Times New Roman" w:eastAsia="ＭＳ ゴシック" w:cs="Times New Roman" w:eastAsiaTheme="majorEastAsia" w:csTheme="majorBidi"/>
+          <w:rFonts w:ascii="Times New Roman" w:hAnsi="Times New Roman" w:eastAsia="ＭＳ ゴシック" w:cs="Times New Roman" w:eastAsiaTheme="majorEastAsia"/>
           <w:b/>
           <w:bCs/>
           <w:color w:val="000000"/>
@@ -3640,7 +3659,7 @@
       </w:pPr>
       <w:r>
         <w:rPr>
-          <w:rFonts w:ascii="Times New Roman" w:hAnsi="Times New Roman" w:eastAsia="ＭＳ 明朝" w:cs="Times New Roman" w:eastAsiaTheme="minorEastAsia" w:csTheme="minorBidi"/>
+          <w:rFonts w:ascii="Times New Roman" w:hAnsi="Times New Roman" w:eastAsia="ＭＳ 明朝" w:cs="Times New Roman" w:eastAsiaTheme="minorEastAsia"/>
           <w:color w:val="000000"/>
           <w:sz w:val="24"/>
           <w:szCs w:val="22"/>
@@ -3657,7 +3676,7 @@
       </w:pPr>
       <w:r>
         <w:rPr>
-          <w:rFonts w:ascii="Times New Roman" w:hAnsi="Times New Roman" w:eastAsia="ＭＳ 明朝" w:cs="Times New Roman" w:eastAsiaTheme="minorEastAsia" w:csTheme="minorBidi"/>
+          <w:rFonts w:ascii="Times New Roman" w:hAnsi="Times New Roman" w:eastAsia="ＭＳ 明朝" w:cs="Times New Roman" w:eastAsiaTheme="minorEastAsia"/>
           <w:color w:val="000000"/>
           <w:sz w:val="24"/>
           <w:szCs w:val="22"/>
@@ -3675,7 +3694,7 @@
       </w:pPr>
       <w:r>
         <w:rPr>
-          <w:rFonts w:ascii="Times New Roman" w:hAnsi="Times New Roman" w:eastAsia="ＭＳ ゴシック" w:cs="Times New Roman" w:eastAsiaTheme="majorEastAsia" w:csTheme="majorBidi"/>
+          <w:rFonts w:ascii="Times New Roman" w:hAnsi="Times New Roman" w:eastAsia="ＭＳ ゴシック" w:cs="Times New Roman" w:eastAsiaTheme="majorEastAsia"/>
           <w:b/>
           <w:bCs/>
           <w:color w:val="000000"/>
@@ -3693,7 +3712,7 @@
       </w:pPr>
       <w:r>
         <w:rPr>
-          <w:rFonts w:ascii="Times New Roman" w:hAnsi="Times New Roman" w:eastAsia="ＭＳ 明朝" w:cs="Times New Roman" w:eastAsiaTheme="minorEastAsia" w:csTheme="minorBidi"/>
+          <w:rFonts w:ascii="Times New Roman" w:hAnsi="Times New Roman" w:eastAsia="ＭＳ 明朝" w:cs="Times New Roman" w:eastAsiaTheme="minorEastAsia"/>
           <w:b/>
           <w:bCs/>
           <w:color w:val="000000"/>
@@ -3760,7 +3779,7 @@
             </w:pPr>
             <w:r>
               <w:rPr>
-                <w:rFonts w:ascii="Times New Roman" w:hAnsi="Times New Roman" w:eastAsia="ＭＳ 明朝" w:cs="Times New Roman" w:eastAsiaTheme="minorEastAsia" w:csTheme="minorBidi"/>
+                <w:rFonts w:ascii="Times New Roman" w:hAnsi="Times New Roman" w:eastAsia="ＭＳ 明朝" w:cs="Times New Roman" w:eastAsiaTheme="minorEastAsia"/>
                 <w:b/>
                 <w:bCs/>
                 <w:color w:val="000000"/>
@@ -3796,7 +3815,7 @@
             </w:pPr>
             <w:r>
               <w:rPr>
-                <w:rFonts w:ascii="Times New Roman" w:hAnsi="Times New Roman" w:eastAsia="ＭＳ 明朝" w:cs="Times New Roman" w:eastAsiaTheme="minorEastAsia" w:csTheme="minorBidi"/>
+                <w:rFonts w:ascii="Times New Roman" w:hAnsi="Times New Roman" w:eastAsia="ＭＳ 明朝" w:cs="Times New Roman" w:eastAsiaTheme="minorEastAsia"/>
                 <w:b/>
                 <w:bCs/>
                 <w:color w:val="000000"/>
@@ -3832,7 +3851,7 @@
             </w:pPr>
             <w:r>
               <w:rPr>
-                <w:rFonts w:ascii="Times New Roman" w:hAnsi="Times New Roman" w:eastAsia="ＭＳ 明朝" w:cs="Times New Roman" w:eastAsiaTheme="minorEastAsia" w:csTheme="minorBidi"/>
+                <w:rFonts w:ascii="Times New Roman" w:hAnsi="Times New Roman" w:eastAsia="ＭＳ 明朝" w:cs="Times New Roman" w:eastAsiaTheme="minorEastAsia"/>
                 <w:b/>
                 <w:bCs/>
                 <w:color w:val="000000"/>
@@ -3868,7 +3887,7 @@
             </w:pPr>
             <w:r>
               <w:rPr>
-                <w:rFonts w:ascii="Times New Roman" w:hAnsi="Times New Roman" w:eastAsia="ＭＳ 明朝" w:cs="Times New Roman" w:eastAsiaTheme="minorEastAsia" w:csTheme="minorBidi"/>
+                <w:rFonts w:ascii="Times New Roman" w:hAnsi="Times New Roman" w:eastAsia="ＭＳ 明朝" w:cs="Times New Roman" w:eastAsiaTheme="minorEastAsia"/>
                 <w:b/>
                 <w:bCs/>
                 <w:color w:val="000000"/>
@@ -3904,7 +3923,7 @@
             </w:pPr>
             <w:r>
               <w:rPr>
-                <w:rFonts w:ascii="Times New Roman" w:hAnsi="Times New Roman" w:eastAsia="ＭＳ 明朝" w:cs="Times New Roman" w:eastAsiaTheme="minorEastAsia" w:csTheme="minorBidi"/>
+                <w:rFonts w:ascii="Times New Roman" w:hAnsi="Times New Roman" w:eastAsia="ＭＳ 明朝" w:cs="Times New Roman" w:eastAsiaTheme="minorEastAsia"/>
                 <w:color w:val="000000"/>
                 <w:sz w:val="18"/>
                 <w:szCs w:val="22"/>
@@ -3936,7 +3955,7 @@
             </w:pPr>
             <w:r>
               <w:rPr>
-                <w:rFonts w:ascii="Times New Roman" w:hAnsi="Times New Roman" w:eastAsia="ＭＳ 明朝" w:cs="Times New Roman" w:eastAsiaTheme="minorEastAsia" w:csTheme="minorBidi"/>
+                <w:rFonts w:ascii="Times New Roman" w:hAnsi="Times New Roman" w:eastAsia="ＭＳ 明朝" w:cs="Times New Roman" w:eastAsiaTheme="minorEastAsia"/>
                 <w:color w:val="000000"/>
                 <w:sz w:val="18"/>
                 <w:szCs w:val="22"/>
@@ -3968,7 +3987,7 @@
             </w:pPr>
             <w:r>
               <w:rPr>
-                <w:rFonts w:ascii="Times New Roman" w:hAnsi="Times New Roman" w:eastAsia="ＭＳ 明朝" w:cs="Times New Roman" w:eastAsiaTheme="minorEastAsia" w:csTheme="minorBidi"/>
+                <w:rFonts w:ascii="Times New Roman" w:hAnsi="Times New Roman" w:eastAsia="ＭＳ 明朝" w:cs="Times New Roman" w:eastAsiaTheme="minorEastAsia"/>
                 <w:color w:val="000000"/>
                 <w:sz w:val="18"/>
                 <w:szCs w:val="22"/>
@@ -4000,7 +4019,7 @@
             </w:pPr>
             <w:r>
               <w:rPr>
-                <w:rFonts w:ascii="Times New Roman" w:hAnsi="Times New Roman" w:eastAsia="ＭＳ 明朝" w:cs="Times New Roman" w:eastAsiaTheme="minorEastAsia" w:csTheme="minorBidi"/>
+                <w:rFonts w:ascii="Times New Roman" w:hAnsi="Times New Roman" w:eastAsia="ＭＳ 明朝" w:cs="Times New Roman" w:eastAsiaTheme="minorEastAsia"/>
                 <w:color w:val="000000"/>
                 <w:sz w:val="18"/>
                 <w:szCs w:val="22"/>
@@ -4034,7 +4053,7 @@
             </w:pPr>
             <w:r>
               <w:rPr>
-                <w:rFonts w:ascii="Times New Roman" w:hAnsi="Times New Roman" w:eastAsia="ＭＳ 明朝" w:cs="Times New Roman" w:eastAsiaTheme="minorEastAsia" w:csTheme="minorBidi"/>
+                <w:rFonts w:ascii="Times New Roman" w:hAnsi="Times New Roman" w:eastAsia="ＭＳ 明朝" w:cs="Times New Roman" w:eastAsiaTheme="minorEastAsia"/>
                 <w:color w:val="000000"/>
                 <w:sz w:val="18"/>
                 <w:szCs w:val="22"/>
@@ -4066,7 +4085,7 @@
             </w:pPr>
             <w:r>
               <w:rPr>
-                <w:rFonts w:ascii="Times New Roman" w:hAnsi="Times New Roman" w:eastAsia="ＭＳ 明朝" w:cs="Times New Roman" w:eastAsiaTheme="minorEastAsia" w:csTheme="minorBidi"/>
+                <w:rFonts w:ascii="Times New Roman" w:hAnsi="Times New Roman" w:eastAsia="ＭＳ 明朝" w:cs="Times New Roman" w:eastAsiaTheme="minorEastAsia"/>
                 <w:color w:val="000000"/>
                 <w:sz w:val="18"/>
                 <w:szCs w:val="22"/>
@@ -4098,7 +4117,7 @@
             </w:pPr>
             <w:r>
               <w:rPr>
-                <w:rFonts w:ascii="Times New Roman" w:hAnsi="Times New Roman" w:eastAsia="ＭＳ 明朝" w:cs="Times New Roman" w:eastAsiaTheme="minorEastAsia" w:csTheme="minorBidi"/>
+                <w:rFonts w:ascii="Times New Roman" w:hAnsi="Times New Roman" w:eastAsia="ＭＳ 明朝" w:cs="Times New Roman" w:eastAsiaTheme="minorEastAsia"/>
                 <w:color w:val="000000"/>
                 <w:sz w:val="18"/>
                 <w:szCs w:val="22"/>
@@ -4130,7 +4149,7 @@
             </w:pPr>
             <w:r>
               <w:rPr>
-                <w:rFonts w:ascii="Times New Roman" w:hAnsi="Times New Roman" w:eastAsia="ＭＳ 明朝" w:cs="Times New Roman" w:eastAsiaTheme="minorEastAsia" w:csTheme="minorBidi"/>
+                <w:rFonts w:ascii="Times New Roman" w:hAnsi="Times New Roman" w:eastAsia="ＭＳ 明朝" w:cs="Times New Roman" w:eastAsiaTheme="minorEastAsia"/>
                 <w:color w:val="000000"/>
                 <w:sz w:val="18"/>
                 <w:szCs w:val="22"/>
@@ -4164,7 +4183,7 @@
             </w:pPr>
             <w:r>
               <w:rPr>
-                <w:rFonts w:ascii="Times New Roman" w:hAnsi="Times New Roman" w:eastAsia="ＭＳ 明朝" w:cs="Times New Roman" w:eastAsiaTheme="minorEastAsia" w:csTheme="minorBidi"/>
+                <w:rFonts w:ascii="Times New Roman" w:hAnsi="Times New Roman" w:eastAsia="ＭＳ 明朝" w:cs="Times New Roman" w:eastAsiaTheme="minorEastAsia"/>
                 <w:color w:val="000000"/>
                 <w:sz w:val="18"/>
                 <w:szCs w:val="22"/>
@@ -4196,7 +4215,7 @@
             </w:pPr>
             <w:r>
               <w:rPr>
-                <w:rFonts w:ascii="Times New Roman" w:hAnsi="Times New Roman" w:eastAsia="ＭＳ 明朝" w:cs="Times New Roman" w:eastAsiaTheme="minorEastAsia" w:csTheme="minorBidi"/>
+                <w:rFonts w:ascii="Times New Roman" w:hAnsi="Times New Roman" w:eastAsia="ＭＳ 明朝" w:cs="Times New Roman" w:eastAsiaTheme="minorEastAsia"/>
                 <w:color w:val="000000"/>
                 <w:sz w:val="18"/>
                 <w:szCs w:val="22"/>
@@ -4228,7 +4247,7 @@
             </w:pPr>
             <w:r>
               <w:rPr>
-                <w:rFonts w:ascii="Times New Roman" w:hAnsi="Times New Roman" w:eastAsia="ＭＳ 明朝" w:cs="Times New Roman" w:eastAsiaTheme="minorEastAsia" w:csTheme="minorBidi"/>
+                <w:rFonts w:ascii="Times New Roman" w:hAnsi="Times New Roman" w:eastAsia="ＭＳ 明朝" w:cs="Times New Roman" w:eastAsiaTheme="minorEastAsia"/>
                 <w:color w:val="000000"/>
                 <w:sz w:val="18"/>
                 <w:szCs w:val="22"/>
@@ -4260,7 +4279,7 @@
             </w:pPr>
             <w:r>
               <w:rPr>
-                <w:rFonts w:ascii="Times New Roman" w:hAnsi="Times New Roman" w:eastAsia="ＭＳ 明朝" w:cs="Times New Roman" w:eastAsiaTheme="minorEastAsia" w:csTheme="minorBidi"/>
+                <w:rFonts w:ascii="Times New Roman" w:hAnsi="Times New Roman" w:eastAsia="ＭＳ 明朝" w:cs="Times New Roman" w:eastAsiaTheme="minorEastAsia"/>
                 <w:color w:val="000000"/>
                 <w:sz w:val="18"/>
                 <w:szCs w:val="22"/>
@@ -4294,7 +4313,7 @@
             </w:pPr>
             <w:r>
               <w:rPr>
-                <w:rFonts w:ascii="Times New Roman" w:hAnsi="Times New Roman" w:eastAsia="ＭＳ 明朝" w:cs="Times New Roman" w:eastAsiaTheme="minorEastAsia" w:csTheme="minorBidi"/>
+                <w:rFonts w:ascii="Times New Roman" w:hAnsi="Times New Roman" w:eastAsia="ＭＳ 明朝" w:cs="Times New Roman" w:eastAsiaTheme="minorEastAsia"/>
                 <w:color w:val="000000"/>
                 <w:sz w:val="18"/>
                 <w:szCs w:val="22"/>
@@ -4326,7 +4345,7 @@
             </w:pPr>
             <w:r>
               <w:rPr>
-                <w:rFonts w:ascii="Times New Roman" w:hAnsi="Times New Roman" w:eastAsia="ＭＳ 明朝" w:cs="Times New Roman" w:eastAsiaTheme="minorEastAsia" w:csTheme="minorBidi"/>
+                <w:rFonts w:ascii="Times New Roman" w:hAnsi="Times New Roman" w:eastAsia="ＭＳ 明朝" w:cs="Times New Roman" w:eastAsiaTheme="minorEastAsia"/>
                 <w:color w:val="000000"/>
                 <w:sz w:val="18"/>
                 <w:szCs w:val="22"/>
@@ -4358,7 +4377,7 @@
             </w:pPr>
             <w:r>
               <w:rPr>
-                <w:rFonts w:ascii="Times New Roman" w:hAnsi="Times New Roman" w:eastAsia="ＭＳ 明朝" w:cs="Times New Roman" w:eastAsiaTheme="minorEastAsia" w:csTheme="minorBidi"/>
+                <w:rFonts w:ascii="Times New Roman" w:hAnsi="Times New Roman" w:eastAsia="ＭＳ 明朝" w:cs="Times New Roman" w:eastAsiaTheme="minorEastAsia"/>
                 <w:color w:val="000000"/>
                 <w:sz w:val="18"/>
                 <w:szCs w:val="22"/>
@@ -4390,7 +4409,7 @@
             </w:pPr>
             <w:r>
               <w:rPr>
-                <w:rFonts w:ascii="Times New Roman" w:hAnsi="Times New Roman" w:eastAsia="ＭＳ 明朝" w:cs="Times New Roman" w:eastAsiaTheme="minorEastAsia" w:csTheme="minorBidi"/>
+                <w:rFonts w:ascii="Times New Roman" w:hAnsi="Times New Roman" w:eastAsia="ＭＳ 明朝" w:cs="Times New Roman" w:eastAsiaTheme="minorEastAsia"/>
                 <w:color w:val="000000"/>
                 <w:sz w:val="18"/>
                 <w:szCs w:val="22"/>
@@ -4424,7 +4443,7 @@
             </w:pPr>
             <w:r>
               <w:rPr>
-                <w:rFonts w:ascii="Times New Roman" w:hAnsi="Times New Roman" w:eastAsia="ＭＳ 明朝" w:cs="Times New Roman" w:eastAsiaTheme="minorEastAsia" w:csTheme="minorBidi"/>
+                <w:rFonts w:ascii="Times New Roman" w:hAnsi="Times New Roman" w:eastAsia="ＭＳ 明朝" w:cs="Times New Roman" w:eastAsiaTheme="minorEastAsia"/>
                 <w:color w:val="000000"/>
                 <w:sz w:val="18"/>
                 <w:szCs w:val="22"/>
@@ -4456,7 +4475,7 @@
             </w:pPr>
             <w:r>
               <w:rPr>
-                <w:rFonts w:ascii="Times New Roman" w:hAnsi="Times New Roman" w:eastAsia="ＭＳ 明朝" w:cs="Times New Roman" w:eastAsiaTheme="minorEastAsia" w:csTheme="minorBidi"/>
+                <w:rFonts w:ascii="Times New Roman" w:hAnsi="Times New Roman" w:eastAsia="ＭＳ 明朝" w:cs="Times New Roman" w:eastAsiaTheme="minorEastAsia"/>
                 <w:color w:val="000000"/>
                 <w:sz w:val="18"/>
                 <w:szCs w:val="22"/>
@@ -4488,7 +4507,7 @@
             </w:pPr>
             <w:r>
               <w:rPr>
-                <w:rFonts w:ascii="Times New Roman" w:hAnsi="Times New Roman" w:eastAsia="ＭＳ 明朝" w:cs="Times New Roman" w:eastAsiaTheme="minorEastAsia" w:csTheme="minorBidi"/>
+                <w:rFonts w:ascii="Times New Roman" w:hAnsi="Times New Roman" w:eastAsia="ＭＳ 明朝" w:cs="Times New Roman" w:eastAsiaTheme="minorEastAsia"/>
                 <w:color w:val="000000"/>
                 <w:sz w:val="18"/>
                 <w:szCs w:val="22"/>
@@ -4520,7 +4539,7 @@
             </w:pPr>
             <w:r>
               <w:rPr>
-                <w:rFonts w:ascii="Times New Roman" w:hAnsi="Times New Roman" w:eastAsia="ＭＳ 明朝" w:cs="Times New Roman" w:eastAsiaTheme="minorEastAsia" w:csTheme="minorBidi"/>
+                <w:rFonts w:ascii="Times New Roman" w:hAnsi="Times New Roman" w:eastAsia="ＭＳ 明朝" w:cs="Times New Roman" w:eastAsiaTheme="minorEastAsia"/>
                 <w:color w:val="000000"/>
                 <w:sz w:val="18"/>
                 <w:szCs w:val="22"/>
@@ -4554,7 +4573,7 @@
             </w:pPr>
             <w:r>
               <w:rPr>
-                <w:rFonts w:ascii="Times New Roman" w:hAnsi="Times New Roman" w:eastAsia="ＭＳ 明朝" w:cs="Times New Roman" w:eastAsiaTheme="minorEastAsia" w:csTheme="minorBidi"/>
+                <w:rFonts w:ascii="Times New Roman" w:hAnsi="Times New Roman" w:eastAsia="ＭＳ 明朝" w:cs="Times New Roman" w:eastAsiaTheme="minorEastAsia"/>
                 <w:color w:val="000000"/>
                 <w:sz w:val="18"/>
                 <w:szCs w:val="22"/>
@@ -4586,7 +4605,7 @@
             </w:pPr>
             <w:r>
               <w:rPr>
-                <w:rFonts w:ascii="Times New Roman" w:hAnsi="Times New Roman" w:eastAsia="ＭＳ 明朝" w:cs="Times New Roman" w:eastAsiaTheme="minorEastAsia" w:csTheme="minorBidi"/>
+                <w:rFonts w:ascii="Times New Roman" w:hAnsi="Times New Roman" w:eastAsia="ＭＳ 明朝" w:cs="Times New Roman" w:eastAsiaTheme="minorEastAsia"/>
                 <w:color w:val="000000"/>
                 <w:sz w:val="18"/>
                 <w:szCs w:val="22"/>
@@ -4618,7 +4637,7 @@
             </w:pPr>
             <w:r>
               <w:rPr>
-                <w:rFonts w:ascii="Times New Roman" w:hAnsi="Times New Roman" w:eastAsia="ＭＳ 明朝" w:cs="Times New Roman" w:eastAsiaTheme="minorEastAsia" w:csTheme="minorBidi"/>
+                <w:rFonts w:ascii="Times New Roman" w:hAnsi="Times New Roman" w:eastAsia="ＭＳ 明朝" w:cs="Times New Roman" w:eastAsiaTheme="minorEastAsia"/>
                 <w:color w:val="000000"/>
                 <w:sz w:val="18"/>
                 <w:szCs w:val="22"/>
@@ -4650,7 +4669,7 @@
             </w:pPr>
             <w:r>
               <w:rPr>
-                <w:rFonts w:ascii="Times New Roman" w:hAnsi="Times New Roman" w:eastAsia="ＭＳ 明朝" w:cs="Times New Roman" w:eastAsiaTheme="minorEastAsia" w:csTheme="minorBidi"/>
+                <w:rFonts w:ascii="Times New Roman" w:hAnsi="Times New Roman" w:eastAsia="ＭＳ 明朝" w:cs="Times New Roman" w:eastAsiaTheme="minorEastAsia"/>
                 <w:color w:val="000000"/>
                 <w:sz w:val="18"/>
                 <w:szCs w:val="22"/>
@@ -4670,7 +4689,7 @@
       </w:pPr>
       <w:r>
         <w:rPr>
-          <w:rFonts w:ascii="Times New Roman" w:hAnsi="Times New Roman" w:eastAsia="ＭＳ 明朝" w:cs="Times New Roman" w:eastAsiaTheme="minorEastAsia" w:csTheme="minorBidi"/>
+          <w:rFonts w:ascii="Times New Roman" w:hAnsi="Times New Roman" w:eastAsia="ＭＳ 明朝" w:cs="Times New Roman" w:eastAsiaTheme="minorEastAsia"/>
           <w:color w:val="000000"/>
           <w:sz w:val="24"/>
           <w:szCs w:val="22"/>
@@ -4687,7 +4706,7 @@
       </w:pPr>
       <w:r>
         <w:rPr>
-          <w:rFonts w:ascii="Times New Roman" w:hAnsi="Times New Roman" w:eastAsia="ＭＳ 明朝" w:cs="Times New Roman" w:eastAsiaTheme="minorEastAsia" w:csTheme="minorBidi"/>
+          <w:rFonts w:ascii="Times New Roman" w:hAnsi="Times New Roman" w:eastAsia="ＭＳ 明朝" w:cs="Times New Roman" w:eastAsiaTheme="minorEastAsia"/>
           <w:color w:val="000000"/>
           <w:sz w:val="24"/>
           <w:szCs w:val="22"/>
@@ -4700,9 +4719,7 @@
         <w:pageBreakBefore/>
         <w:widowControl/>
       </w:pPr>
-      <w:r>
-        <w:lastRenderedPageBreak/>
-      </w:r>
+      <w:r/>
     </w:p>
     <w:p>
       <w:pPr>
@@ -4714,7 +4731,7 @@
       </w:pPr>
       <w:r>
         <w:rPr>
-          <w:rFonts w:ascii="Times New Roman" w:hAnsi="Times New Roman" w:eastAsia="ＭＳ ゴシック" w:cs="Times New Roman" w:eastAsiaTheme="majorEastAsia" w:csTheme="majorBidi"/>
+          <w:rFonts w:ascii="Times New Roman" w:hAnsi="Times New Roman" w:eastAsia="ＭＳ ゴシック" w:cs="Times New Roman" w:eastAsiaTheme="majorEastAsia"/>
           <w:b/>
           <w:bCs/>
           <w:color w:val="000000"/>
@@ -4728,7 +4745,7 @@
       </w:r>
       <w:r>
         <w:rPr>
-          <w:rFonts w:ascii="Times New Roman" w:hAnsi="Times New Roman" w:eastAsia="ＭＳ ゴシック" w:cs="Times New Roman" w:eastAsiaTheme="majorEastAsia" w:csTheme="majorBidi"/>
+          <w:rFonts w:ascii="Times New Roman" w:hAnsi="Times New Roman" w:eastAsia="ＭＳ ゴシック" w:cs="Times New Roman" w:eastAsiaTheme="majorEastAsia"/>
           <w:b/>
           <w:bCs/>
           <w:color w:val="000000"/>
@@ -4748,7 +4765,7 @@
       </w:pPr>
       <w:r>
         <w:rPr>
-          <w:rFonts w:ascii="Times New Roman" w:hAnsi="Times New Roman" w:eastAsia="ＭＳ ゴシック" w:cs="Times New Roman" w:eastAsiaTheme="majorEastAsia" w:csTheme="majorBidi"/>
+          <w:rFonts w:ascii="Times New Roman" w:hAnsi="Times New Roman" w:eastAsia="ＭＳ ゴシック" w:cs="Times New Roman" w:eastAsiaTheme="majorEastAsia"/>
           <w:b/>
           <w:bCs/>
           <w:color w:val="000000"/>
@@ -4767,7 +4784,7 @@
       </w:pPr>
       <w:r>
         <w:rPr>
-          <w:rFonts w:ascii="Times New Roman" w:hAnsi="Times New Roman" w:eastAsia="ＭＳ 明朝" w:cs="Times New Roman" w:eastAsiaTheme="minorEastAsia" w:csTheme="minorBidi"/>
+          <w:rFonts w:ascii="Times New Roman" w:hAnsi="Times New Roman" w:eastAsia="ＭＳ 明朝" w:cs="Times New Roman" w:eastAsiaTheme="minorEastAsia"/>
           <w:color w:val="000000"/>
           <w:sz w:val="24"/>
           <w:szCs w:val="22"/>
@@ -4784,7 +4801,7 @@
       </w:pPr>
       <w:r>
         <w:rPr>
-          <w:rFonts w:ascii="Times New Roman" w:hAnsi="Times New Roman" w:eastAsia="ＭＳ 明朝" w:cs="Times New Roman" w:eastAsiaTheme="minorEastAsia" w:csTheme="minorBidi"/>
+          <w:rFonts w:ascii="Times New Roman" w:hAnsi="Times New Roman" w:eastAsia="ＭＳ 明朝" w:cs="Times New Roman" w:eastAsiaTheme="minorEastAsia"/>
           <w:color w:val="000000"/>
           <w:sz w:val="24"/>
           <w:szCs w:val="22"/>
@@ -4802,7 +4819,7 @@
       </w:pPr>
       <w:r>
         <w:rPr>
-          <w:rFonts w:ascii="Times New Roman" w:hAnsi="Times New Roman" w:eastAsia="ＭＳ ゴシック" w:cs="Times New Roman" w:eastAsiaTheme="majorEastAsia" w:csTheme="majorBidi"/>
+          <w:rFonts w:ascii="Times New Roman" w:hAnsi="Times New Roman" w:eastAsia="ＭＳ ゴシック" w:cs="Times New Roman" w:eastAsiaTheme="majorEastAsia"/>
           <w:b/>
           <w:bCs/>
           <w:color w:val="000000"/>
@@ -4823,7 +4840,7 @@
           <wp:inline distT="0" distB="0" distL="0" distR="0">
             <wp:extent cx="5534025" cy="3390900"/>
             <wp:effectExtent l="0" t="0" r="0" b="0"/>
-            <wp:docPr id="100000" name="Picture 100000" descr="Combat Cognition architecture and evidence flow, showing implemented perception, L1-L4 context, situation-awareness gates, deterministic coaching and the planned non-operational LLM boundary." title="Combat Cognition architecture and evidence flow"/>
+            <wp:docPr id="100000" name="Combat Cognition architecture and evidence flow" descr="Combat Cognition architecture and evidence flow, showing implemented perception, L1-L4 context, situation-awareness gates, deterministic coaching and the planned non-operational LLM boundary."/>
             <wp:cNvGraphicFramePr>
               <a:graphicFrameLocks xmlns:a="http://schemas.openxmlformats.org/drawingml/2006/main" noChangeAspect="1"/>
             </wp:cNvGraphicFramePr>
@@ -4831,11 +4848,11 @@
               <a:graphicData uri="http://schemas.openxmlformats.org/drawingml/2006/picture">
                 <pic:pic xmlns:pic="http://schemas.openxmlformats.org/drawingml/2006/picture">
                   <pic:nvPicPr>
-                    <pic:cNvPr id="100000" name="image100000"/>
+                    <pic:cNvPr id="100000" name="image100000" descr="Combat Cognition architecture and evidence flow, showing implemented perception, L1-L4 context, situation-awareness gates, deterministic coaching and the planned non-operational LLM boundary."/>
                     <pic:cNvPicPr/>
                   </pic:nvPicPr>
                   <pic:blipFill>
-                    <a:blip r:embed="rId27"/>
+                    <a:blip r:embed="rId31"/>
                     <a:stretch>
                       <a:fillRect/>
                     </a:stretch>
@@ -4866,7 +4883,7 @@
       </w:pPr>
       <w:r>
         <w:rPr>
-          <w:rFonts w:ascii="Times New Roman" w:hAnsi="Times New Roman" w:eastAsia="ＭＳ 明朝" w:cs="Times New Roman" w:eastAsiaTheme="minorEastAsia" w:csTheme="minorBidi"/>
+          <w:rFonts w:ascii="Times New Roman" w:hAnsi="Times New Roman" w:eastAsia="ＭＳ 明朝" w:cs="Times New Roman" w:eastAsiaTheme="minorEastAsia"/>
           <w:i/>
           <w:iCs/>
           <w:color w:val="000000"/>
@@ -4885,7 +4902,7 @@
       </w:pPr>
       <w:r>
         <w:rPr>
-          <w:rFonts w:ascii="Times New Roman" w:hAnsi="Times New Roman" w:eastAsia="ＭＳ 明朝" w:cs="Times New Roman" w:eastAsiaTheme="minorEastAsia" w:csTheme="minorBidi"/>
+          <w:rFonts w:ascii="Times New Roman" w:hAnsi="Times New Roman" w:eastAsia="ＭＳ 明朝" w:cs="Times New Roman" w:eastAsiaTheme="minorEastAsia"/>
           <w:color w:val="000000"/>
           <w:sz w:val="24"/>
           <w:szCs w:val="22"/>
@@ -4901,7 +4918,7 @@
       </w:pPr>
       <w:r>
         <w:rPr>
-          <w:rFonts w:ascii="Times New Roman" w:hAnsi="Times New Roman" w:eastAsia="ＭＳ 明朝" w:cs="Times New Roman" w:eastAsiaTheme="minorEastAsia" w:csTheme="minorBidi"/>
+          <w:rFonts w:ascii="Times New Roman" w:hAnsi="Times New Roman" w:eastAsia="ＭＳ 明朝" w:cs="Times New Roman" w:eastAsiaTheme="minorEastAsia"/>
           <w:b/>
           <w:bCs/>
           <w:color w:val="000000"/>
@@ -4968,7 +4985,7 @@
             </w:pPr>
             <w:r>
               <w:rPr>
-                <w:rFonts w:ascii="Times New Roman" w:hAnsi="Times New Roman" w:eastAsia="ＭＳ 明朝" w:cs="Times New Roman" w:eastAsiaTheme="minorEastAsia" w:csTheme="minorBidi"/>
+                <w:rFonts w:ascii="Times New Roman" w:hAnsi="Times New Roman" w:eastAsia="ＭＳ 明朝" w:cs="Times New Roman" w:eastAsiaTheme="minorEastAsia"/>
                 <w:b/>
                 <w:bCs/>
                 <w:color w:val="000000"/>
@@ -5004,7 +5021,7 @@
             </w:pPr>
             <w:r>
               <w:rPr>
-                <w:rFonts w:ascii="Times New Roman" w:hAnsi="Times New Roman" w:eastAsia="ＭＳ 明朝" w:cs="Times New Roman" w:eastAsiaTheme="minorEastAsia" w:csTheme="minorBidi"/>
+                <w:rFonts w:ascii="Times New Roman" w:hAnsi="Times New Roman" w:eastAsia="ＭＳ 明朝" w:cs="Times New Roman" w:eastAsiaTheme="minorEastAsia"/>
                 <w:b/>
                 <w:bCs/>
                 <w:color w:val="000000"/>
@@ -5040,7 +5057,7 @@
             </w:pPr>
             <w:r>
               <w:rPr>
-                <w:rFonts w:ascii="Times New Roman" w:hAnsi="Times New Roman" w:eastAsia="ＭＳ 明朝" w:cs="Times New Roman" w:eastAsiaTheme="minorEastAsia" w:csTheme="minorBidi"/>
+                <w:rFonts w:ascii="Times New Roman" w:hAnsi="Times New Roman" w:eastAsia="ＭＳ 明朝" w:cs="Times New Roman" w:eastAsiaTheme="minorEastAsia"/>
                 <w:b/>
                 <w:bCs/>
                 <w:color w:val="000000"/>
@@ -5076,7 +5093,7 @@
             </w:pPr>
             <w:r>
               <w:rPr>
-                <w:rFonts w:ascii="Times New Roman" w:hAnsi="Times New Roman" w:eastAsia="ＭＳ 明朝" w:cs="Times New Roman" w:eastAsiaTheme="minorEastAsia" w:csTheme="minorBidi"/>
+                <w:rFonts w:ascii="Times New Roman" w:hAnsi="Times New Roman" w:eastAsia="ＭＳ 明朝" w:cs="Times New Roman" w:eastAsiaTheme="minorEastAsia"/>
                 <w:b/>
                 <w:bCs/>
                 <w:color w:val="000000"/>
@@ -5112,7 +5129,7 @@
             </w:pPr>
             <w:r>
               <w:rPr>
-                <w:rFonts w:ascii="Times New Roman" w:hAnsi="Times New Roman" w:eastAsia="ＭＳ 明朝" w:cs="Times New Roman" w:eastAsiaTheme="minorEastAsia" w:csTheme="minorBidi"/>
+                <w:rFonts w:ascii="Times New Roman" w:hAnsi="Times New Roman" w:eastAsia="ＭＳ 明朝" w:cs="Times New Roman" w:eastAsiaTheme="minorEastAsia"/>
                 <w:color w:val="000000"/>
                 <w:sz w:val="18"/>
                 <w:szCs w:val="22"/>
@@ -5144,7 +5161,7 @@
             </w:pPr>
             <w:r>
               <w:rPr>
-                <w:rFonts w:ascii="Times New Roman" w:hAnsi="Times New Roman" w:eastAsia="ＭＳ 明朝" w:cs="Times New Roman" w:eastAsiaTheme="minorEastAsia" w:csTheme="minorBidi"/>
+                <w:rFonts w:ascii="Times New Roman" w:hAnsi="Times New Roman" w:eastAsia="ＭＳ 明朝" w:cs="Times New Roman" w:eastAsiaTheme="minorEastAsia"/>
                 <w:color w:val="000000"/>
                 <w:sz w:val="18"/>
                 <w:szCs w:val="22"/>
@@ -5176,7 +5193,7 @@
             </w:pPr>
             <w:r>
               <w:rPr>
-                <w:rFonts w:ascii="Times New Roman" w:hAnsi="Times New Roman" w:eastAsia="ＭＳ 明朝" w:cs="Times New Roman" w:eastAsiaTheme="minorEastAsia" w:csTheme="minorBidi"/>
+                <w:rFonts w:ascii="Times New Roman" w:hAnsi="Times New Roman" w:eastAsia="ＭＳ 明朝" w:cs="Times New Roman" w:eastAsiaTheme="minorEastAsia"/>
                 <w:color w:val="000000"/>
                 <w:sz w:val="18"/>
                 <w:szCs w:val="22"/>
@@ -5208,7 +5225,7 @@
             </w:pPr>
             <w:r>
               <w:rPr>
-                <w:rFonts w:ascii="Times New Roman" w:hAnsi="Times New Roman" w:eastAsia="ＭＳ 明朝" w:cs="Times New Roman" w:eastAsiaTheme="minorEastAsia" w:csTheme="minorBidi"/>
+                <w:rFonts w:ascii="Times New Roman" w:hAnsi="Times New Roman" w:eastAsia="ＭＳ 明朝" w:cs="Times New Roman" w:eastAsiaTheme="minorEastAsia"/>
                 <w:color w:val="000000"/>
                 <w:sz w:val="18"/>
                 <w:szCs w:val="22"/>
@@ -5242,7 +5259,7 @@
             </w:pPr>
             <w:r>
               <w:rPr>
-                <w:rFonts w:ascii="Times New Roman" w:hAnsi="Times New Roman" w:eastAsia="ＭＳ 明朝" w:cs="Times New Roman" w:eastAsiaTheme="minorEastAsia" w:csTheme="minorBidi"/>
+                <w:rFonts w:ascii="Times New Roman" w:hAnsi="Times New Roman" w:eastAsia="ＭＳ 明朝" w:cs="Times New Roman" w:eastAsiaTheme="minorEastAsia"/>
                 <w:color w:val="000000"/>
                 <w:sz w:val="18"/>
                 <w:szCs w:val="22"/>
@@ -5274,7 +5291,7 @@
             </w:pPr>
             <w:r>
               <w:rPr>
-                <w:rFonts w:ascii="Times New Roman" w:hAnsi="Times New Roman" w:eastAsia="ＭＳ 明朝" w:cs="Times New Roman" w:eastAsiaTheme="minorEastAsia" w:csTheme="minorBidi"/>
+                <w:rFonts w:ascii="Times New Roman" w:hAnsi="Times New Roman" w:eastAsia="ＭＳ 明朝" w:cs="Times New Roman" w:eastAsiaTheme="minorEastAsia"/>
                 <w:color w:val="000000"/>
                 <w:sz w:val="18"/>
                 <w:szCs w:val="22"/>
@@ -5306,7 +5323,7 @@
             </w:pPr>
             <w:r>
               <w:rPr>
-                <w:rFonts w:ascii="Times New Roman" w:hAnsi="Times New Roman" w:eastAsia="ＭＳ 明朝" w:cs="Times New Roman" w:eastAsiaTheme="minorEastAsia" w:csTheme="minorBidi"/>
+                <w:rFonts w:ascii="Times New Roman" w:hAnsi="Times New Roman" w:eastAsia="ＭＳ 明朝" w:cs="Times New Roman" w:eastAsiaTheme="minorEastAsia"/>
                 <w:color w:val="000000"/>
                 <w:sz w:val="18"/>
                 <w:szCs w:val="22"/>
@@ -5338,7 +5355,7 @@
             </w:pPr>
             <w:r>
               <w:rPr>
-                <w:rFonts w:ascii="Times New Roman" w:hAnsi="Times New Roman" w:eastAsia="ＭＳ 明朝" w:cs="Times New Roman" w:eastAsiaTheme="minorEastAsia" w:csTheme="minorBidi"/>
+                <w:rFonts w:ascii="Times New Roman" w:hAnsi="Times New Roman" w:eastAsia="ＭＳ 明朝" w:cs="Times New Roman" w:eastAsiaTheme="minorEastAsia"/>
                 <w:color w:val="000000"/>
                 <w:sz w:val="18"/>
                 <w:szCs w:val="22"/>
@@ -5372,7 +5389,7 @@
             </w:pPr>
             <w:r>
               <w:rPr>
-                <w:rFonts w:ascii="Times New Roman" w:hAnsi="Times New Roman" w:eastAsia="ＭＳ 明朝" w:cs="Times New Roman" w:eastAsiaTheme="minorEastAsia" w:csTheme="minorBidi"/>
+                <w:rFonts w:ascii="Times New Roman" w:hAnsi="Times New Roman" w:eastAsia="ＭＳ 明朝" w:cs="Times New Roman" w:eastAsiaTheme="minorEastAsia"/>
                 <w:color w:val="000000"/>
                 <w:sz w:val="18"/>
                 <w:szCs w:val="22"/>
@@ -5404,7 +5421,7 @@
             </w:pPr>
             <w:r>
               <w:rPr>
-                <w:rFonts w:ascii="Times New Roman" w:hAnsi="Times New Roman" w:eastAsia="ＭＳ 明朝" w:cs="Times New Roman" w:eastAsiaTheme="minorEastAsia" w:csTheme="minorBidi"/>
+                <w:rFonts w:ascii="Times New Roman" w:hAnsi="Times New Roman" w:eastAsia="ＭＳ 明朝" w:cs="Times New Roman" w:eastAsiaTheme="minorEastAsia"/>
                 <w:color w:val="000000"/>
                 <w:sz w:val="18"/>
                 <w:szCs w:val="22"/>
@@ -5436,7 +5453,7 @@
             </w:pPr>
             <w:r>
               <w:rPr>
-                <w:rFonts w:ascii="Times New Roman" w:hAnsi="Times New Roman" w:eastAsia="ＭＳ 明朝" w:cs="Times New Roman" w:eastAsiaTheme="minorEastAsia" w:csTheme="minorBidi"/>
+                <w:rFonts w:ascii="Times New Roman" w:hAnsi="Times New Roman" w:eastAsia="ＭＳ 明朝" w:cs="Times New Roman" w:eastAsiaTheme="minorEastAsia"/>
                 <w:color w:val="000000"/>
                 <w:sz w:val="18"/>
                 <w:szCs w:val="22"/>
@@ -5468,7 +5485,7 @@
             </w:pPr>
             <w:r>
               <w:rPr>
-                <w:rFonts w:ascii="Times New Roman" w:hAnsi="Times New Roman" w:eastAsia="ＭＳ 明朝" w:cs="Times New Roman" w:eastAsiaTheme="minorEastAsia" w:csTheme="minorBidi"/>
+                <w:rFonts w:ascii="Times New Roman" w:hAnsi="Times New Roman" w:eastAsia="ＭＳ 明朝" w:cs="Times New Roman" w:eastAsiaTheme="minorEastAsia"/>
                 <w:color w:val="000000"/>
                 <w:sz w:val="18"/>
                 <w:szCs w:val="22"/>
@@ -5502,7 +5519,7 @@
             </w:pPr>
             <w:r>
               <w:rPr>
-                <w:rFonts w:ascii="Times New Roman" w:hAnsi="Times New Roman" w:eastAsia="ＭＳ 明朝" w:cs="Times New Roman" w:eastAsiaTheme="minorEastAsia" w:csTheme="minorBidi"/>
+                <w:rFonts w:ascii="Times New Roman" w:hAnsi="Times New Roman" w:eastAsia="ＭＳ 明朝" w:cs="Times New Roman" w:eastAsiaTheme="minorEastAsia"/>
                 <w:color w:val="000000"/>
                 <w:sz w:val="18"/>
                 <w:szCs w:val="22"/>
@@ -5534,7 +5551,7 @@
             </w:pPr>
             <w:r>
               <w:rPr>
-                <w:rFonts w:ascii="Times New Roman" w:hAnsi="Times New Roman" w:eastAsia="ＭＳ 明朝" w:cs="Times New Roman" w:eastAsiaTheme="minorEastAsia" w:csTheme="minorBidi"/>
+                <w:rFonts w:ascii="Times New Roman" w:hAnsi="Times New Roman" w:eastAsia="ＭＳ 明朝" w:cs="Times New Roman" w:eastAsiaTheme="minorEastAsia"/>
                 <w:color w:val="000000"/>
                 <w:sz w:val="18"/>
                 <w:szCs w:val="22"/>
@@ -5566,7 +5583,7 @@
             </w:pPr>
             <w:r>
               <w:rPr>
-                <w:rFonts w:ascii="Times New Roman" w:hAnsi="Times New Roman" w:eastAsia="ＭＳ 明朝" w:cs="Times New Roman" w:eastAsiaTheme="minorEastAsia" w:csTheme="minorBidi"/>
+                <w:rFonts w:ascii="Times New Roman" w:hAnsi="Times New Roman" w:eastAsia="ＭＳ 明朝" w:cs="Times New Roman" w:eastAsiaTheme="minorEastAsia"/>
                 <w:color w:val="000000"/>
                 <w:sz w:val="18"/>
                 <w:szCs w:val="22"/>
@@ -5598,7 +5615,7 @@
             </w:pPr>
             <w:r>
               <w:rPr>
-                <w:rFonts w:ascii="Times New Roman" w:hAnsi="Times New Roman" w:eastAsia="ＭＳ 明朝" w:cs="Times New Roman" w:eastAsiaTheme="minorEastAsia" w:csTheme="minorBidi"/>
+                <w:rFonts w:ascii="Times New Roman" w:hAnsi="Times New Roman" w:eastAsia="ＭＳ 明朝" w:cs="Times New Roman" w:eastAsiaTheme="minorEastAsia"/>
                 <w:color w:val="000000"/>
                 <w:sz w:val="18"/>
                 <w:szCs w:val="22"/>
@@ -5632,7 +5649,7 @@
             </w:pPr>
             <w:r>
               <w:rPr>
-                <w:rFonts w:ascii="Times New Roman" w:hAnsi="Times New Roman" w:eastAsia="ＭＳ 明朝" w:cs="Times New Roman" w:eastAsiaTheme="minorEastAsia" w:csTheme="minorBidi"/>
+                <w:rFonts w:ascii="Times New Roman" w:hAnsi="Times New Roman" w:eastAsia="ＭＳ 明朝" w:cs="Times New Roman" w:eastAsiaTheme="minorEastAsia"/>
                 <w:color w:val="000000"/>
                 <w:sz w:val="18"/>
                 <w:szCs w:val="22"/>
@@ -5664,7 +5681,7 @@
             </w:pPr>
             <w:r>
               <w:rPr>
-                <w:rFonts w:ascii="Times New Roman" w:hAnsi="Times New Roman" w:eastAsia="ＭＳ 明朝" w:cs="Times New Roman" w:eastAsiaTheme="minorEastAsia" w:csTheme="minorBidi"/>
+                <w:rFonts w:ascii="Times New Roman" w:hAnsi="Times New Roman" w:eastAsia="ＭＳ 明朝" w:cs="Times New Roman" w:eastAsiaTheme="minorEastAsia"/>
                 <w:color w:val="000000"/>
                 <w:sz w:val="18"/>
                 <w:szCs w:val="22"/>
@@ -5696,7 +5713,7 @@
             </w:pPr>
             <w:r>
               <w:rPr>
-                <w:rFonts w:ascii="Times New Roman" w:hAnsi="Times New Roman" w:eastAsia="ＭＳ 明朝" w:cs="Times New Roman" w:eastAsiaTheme="minorEastAsia" w:csTheme="minorBidi"/>
+                <w:rFonts w:ascii="Times New Roman" w:hAnsi="Times New Roman" w:eastAsia="ＭＳ 明朝" w:cs="Times New Roman" w:eastAsiaTheme="minorEastAsia"/>
                 <w:color w:val="000000"/>
                 <w:sz w:val="18"/>
                 <w:szCs w:val="22"/>
@@ -5728,7 +5745,7 @@
             </w:pPr>
             <w:r>
               <w:rPr>
-                <w:rFonts w:ascii="Times New Roman" w:hAnsi="Times New Roman" w:eastAsia="ＭＳ 明朝" w:cs="Times New Roman" w:eastAsiaTheme="minorEastAsia" w:csTheme="minorBidi"/>
+                <w:rFonts w:ascii="Times New Roman" w:hAnsi="Times New Roman" w:eastAsia="ＭＳ 明朝" w:cs="Times New Roman" w:eastAsiaTheme="minorEastAsia"/>
                 <w:color w:val="000000"/>
                 <w:sz w:val="18"/>
                 <w:szCs w:val="22"/>
@@ -5762,7 +5779,7 @@
             </w:pPr>
             <w:r>
               <w:rPr>
-                <w:rFonts w:ascii="Times New Roman" w:hAnsi="Times New Roman" w:eastAsia="ＭＳ 明朝" w:cs="Times New Roman" w:eastAsiaTheme="minorEastAsia" w:csTheme="minorBidi"/>
+                <w:rFonts w:ascii="Times New Roman" w:hAnsi="Times New Roman" w:eastAsia="ＭＳ 明朝" w:cs="Times New Roman" w:eastAsiaTheme="minorEastAsia"/>
                 <w:color w:val="000000"/>
                 <w:sz w:val="18"/>
                 <w:szCs w:val="22"/>
@@ -5794,7 +5811,7 @@
             </w:pPr>
             <w:r>
               <w:rPr>
-                <w:rFonts w:ascii="Times New Roman" w:hAnsi="Times New Roman" w:eastAsia="ＭＳ 明朝" w:cs="Times New Roman" w:eastAsiaTheme="minorEastAsia" w:csTheme="minorBidi"/>
+                <w:rFonts w:ascii="Times New Roman" w:hAnsi="Times New Roman" w:eastAsia="ＭＳ 明朝" w:cs="Times New Roman" w:eastAsiaTheme="minorEastAsia"/>
                 <w:color w:val="000000"/>
                 <w:sz w:val="18"/>
                 <w:szCs w:val="22"/>
@@ -5826,7 +5843,7 @@
             </w:pPr>
             <w:r>
               <w:rPr>
-                <w:rFonts w:ascii="Times New Roman" w:hAnsi="Times New Roman" w:eastAsia="ＭＳ 明朝" w:cs="Times New Roman" w:eastAsiaTheme="minorEastAsia" w:csTheme="minorBidi"/>
+                <w:rFonts w:ascii="Times New Roman" w:hAnsi="Times New Roman" w:eastAsia="ＭＳ 明朝" w:cs="Times New Roman" w:eastAsiaTheme="minorEastAsia"/>
                 <w:color w:val="000000"/>
                 <w:sz w:val="18"/>
                 <w:szCs w:val="22"/>
@@ -5858,7 +5875,7 @@
             </w:pPr>
             <w:r>
               <w:rPr>
-                <w:rFonts w:ascii="Times New Roman" w:hAnsi="Times New Roman" w:eastAsia="ＭＳ 明朝" w:cs="Times New Roman" w:eastAsiaTheme="minorEastAsia" w:csTheme="minorBidi"/>
+                <w:rFonts w:ascii="Times New Roman" w:hAnsi="Times New Roman" w:eastAsia="ＭＳ 明朝" w:cs="Times New Roman" w:eastAsiaTheme="minorEastAsia"/>
                 <w:color w:val="000000"/>
                 <w:sz w:val="18"/>
                 <w:szCs w:val="22"/>
@@ -5892,7 +5909,7 @@
             </w:pPr>
             <w:r>
               <w:rPr>
-                <w:rFonts w:ascii="Times New Roman" w:hAnsi="Times New Roman" w:eastAsia="ＭＳ 明朝" w:cs="Times New Roman" w:eastAsiaTheme="minorEastAsia" w:csTheme="minorBidi"/>
+                <w:rFonts w:ascii="Times New Roman" w:hAnsi="Times New Roman" w:eastAsia="ＭＳ 明朝" w:cs="Times New Roman" w:eastAsiaTheme="minorEastAsia"/>
                 <w:color w:val="000000"/>
                 <w:sz w:val="18"/>
                 <w:szCs w:val="22"/>
@@ -5924,7 +5941,7 @@
             </w:pPr>
             <w:r>
               <w:rPr>
-                <w:rFonts w:ascii="Times New Roman" w:hAnsi="Times New Roman" w:eastAsia="ＭＳ 明朝" w:cs="Times New Roman" w:eastAsiaTheme="minorEastAsia" w:csTheme="minorBidi"/>
+                <w:rFonts w:ascii="Times New Roman" w:hAnsi="Times New Roman" w:eastAsia="ＭＳ 明朝" w:cs="Times New Roman" w:eastAsiaTheme="minorEastAsia"/>
                 <w:color w:val="000000"/>
                 <w:sz w:val="18"/>
                 <w:szCs w:val="22"/>
@@ -5956,7 +5973,7 @@
             </w:pPr>
             <w:r>
               <w:rPr>
-                <w:rFonts w:ascii="Times New Roman" w:hAnsi="Times New Roman" w:eastAsia="ＭＳ 明朝" w:cs="Times New Roman" w:eastAsiaTheme="minorEastAsia" w:csTheme="minorBidi"/>
+                <w:rFonts w:ascii="Times New Roman" w:hAnsi="Times New Roman" w:eastAsia="ＭＳ 明朝" w:cs="Times New Roman" w:eastAsiaTheme="minorEastAsia"/>
                 <w:color w:val="000000"/>
                 <w:sz w:val="18"/>
                 <w:szCs w:val="22"/>
@@ -5988,7 +6005,7 @@
             </w:pPr>
             <w:r>
               <w:rPr>
-                <w:rFonts w:ascii="Times New Roman" w:hAnsi="Times New Roman" w:eastAsia="ＭＳ 明朝" w:cs="Times New Roman" w:eastAsiaTheme="minorEastAsia" w:csTheme="minorBidi"/>
+                <w:rFonts w:ascii="Times New Roman" w:hAnsi="Times New Roman" w:eastAsia="ＭＳ 明朝" w:cs="Times New Roman" w:eastAsiaTheme="minorEastAsia"/>
                 <w:color w:val="000000"/>
                 <w:sz w:val="18"/>
                 <w:szCs w:val="22"/>
@@ -6022,7 +6039,7 @@
             </w:pPr>
             <w:r>
               <w:rPr>
-                <w:rFonts w:ascii="Times New Roman" w:hAnsi="Times New Roman" w:eastAsia="ＭＳ 明朝" w:cs="Times New Roman" w:eastAsiaTheme="minorEastAsia" w:csTheme="minorBidi"/>
+                <w:rFonts w:ascii="Times New Roman" w:hAnsi="Times New Roman" w:eastAsia="ＭＳ 明朝" w:cs="Times New Roman" w:eastAsiaTheme="minorEastAsia"/>
                 <w:color w:val="000000"/>
                 <w:sz w:val="18"/>
                 <w:szCs w:val="22"/>
@@ -6054,7 +6071,7 @@
             </w:pPr>
             <w:r>
               <w:rPr>
-                <w:rFonts w:ascii="Times New Roman" w:hAnsi="Times New Roman" w:eastAsia="ＭＳ 明朝" w:cs="Times New Roman" w:eastAsiaTheme="minorEastAsia" w:csTheme="minorBidi"/>
+                <w:rFonts w:ascii="Times New Roman" w:hAnsi="Times New Roman" w:eastAsia="ＭＳ 明朝" w:cs="Times New Roman" w:eastAsiaTheme="minorEastAsia"/>
                 <w:color w:val="000000"/>
                 <w:sz w:val="18"/>
                 <w:szCs w:val="22"/>
@@ -6086,7 +6103,7 @@
             </w:pPr>
             <w:r>
               <w:rPr>
-                <w:rFonts w:ascii="Times New Roman" w:hAnsi="Times New Roman" w:eastAsia="ＭＳ 明朝" w:cs="Times New Roman" w:eastAsiaTheme="minorEastAsia" w:csTheme="minorBidi"/>
+                <w:rFonts w:ascii="Times New Roman" w:hAnsi="Times New Roman" w:eastAsia="ＭＳ 明朝" w:cs="Times New Roman" w:eastAsiaTheme="minorEastAsia"/>
                 <w:color w:val="000000"/>
                 <w:sz w:val="18"/>
                 <w:szCs w:val="22"/>
@@ -6118,7 +6135,7 @@
             </w:pPr>
             <w:r>
               <w:rPr>
-                <w:rFonts w:ascii="Times New Roman" w:hAnsi="Times New Roman" w:eastAsia="ＭＳ 明朝" w:cs="Times New Roman" w:eastAsiaTheme="minorEastAsia" w:csTheme="minorBidi"/>
+                <w:rFonts w:ascii="Times New Roman" w:hAnsi="Times New Roman" w:eastAsia="ＭＳ 明朝" w:cs="Times New Roman" w:eastAsiaTheme="minorEastAsia"/>
                 <w:color w:val="000000"/>
                 <w:sz w:val="18"/>
                 <w:szCs w:val="22"/>
@@ -6139,7 +6156,7 @@
       </w:pPr>
       <w:r>
         <w:rPr>
-          <w:rFonts w:ascii="Times New Roman" w:hAnsi="Times New Roman" w:eastAsia="ＭＳ ゴシック" w:cs="Times New Roman" w:eastAsiaTheme="majorEastAsia" w:csTheme="majorBidi"/>
+          <w:rFonts w:ascii="Times New Roman" w:hAnsi="Times New Roman" w:eastAsia="ＭＳ ゴシック" w:cs="Times New Roman" w:eastAsiaTheme="majorEastAsia"/>
           <w:b/>
           <w:bCs/>
           <w:color w:val="000000"/>
@@ -6158,7 +6175,7 @@
       </w:pPr>
       <w:r>
         <w:rPr>
-          <w:rFonts w:ascii="Times New Roman" w:hAnsi="Times New Roman" w:eastAsia="ＭＳ 明朝" w:cs="Times New Roman" w:eastAsiaTheme="minorEastAsia" w:csTheme="minorBidi"/>
+          <w:rFonts w:ascii="Times New Roman" w:hAnsi="Times New Roman" w:eastAsia="ＭＳ 明朝" w:cs="Times New Roman" w:eastAsiaTheme="minorEastAsia"/>
           <w:color w:val="000000"/>
           <w:sz w:val="24"/>
           <w:szCs w:val="22"/>
@@ -6175,7 +6192,7 @@
       </w:pPr>
       <w:r>
         <w:rPr>
-          <w:rFonts w:ascii="Times New Roman" w:hAnsi="Times New Roman" w:eastAsia="ＭＳ 明朝" w:cs="Times New Roman" w:eastAsiaTheme="minorEastAsia" w:csTheme="minorBidi"/>
+          <w:rFonts w:ascii="Times New Roman" w:hAnsi="Times New Roman" w:eastAsia="ＭＳ 明朝" w:cs="Times New Roman" w:eastAsiaTheme="minorEastAsia"/>
           <w:color w:val="000000"/>
           <w:sz w:val="24"/>
           <w:szCs w:val="22"/>
@@ -6193,7 +6210,7 @@
       </w:pPr>
       <w:r>
         <w:rPr>
-          <w:rFonts w:ascii="Times New Roman" w:hAnsi="Times New Roman" w:eastAsia="ＭＳ ゴシック" w:cs="Times New Roman" w:eastAsiaTheme="majorEastAsia" w:csTheme="majorBidi"/>
+          <w:rFonts w:ascii="Times New Roman" w:hAnsi="Times New Roman" w:eastAsia="ＭＳ ゴシック" w:cs="Times New Roman" w:eastAsiaTheme="majorEastAsia"/>
           <w:b/>
           <w:bCs/>
           <w:color w:val="000000"/>
@@ -6212,7 +6229,7 @@
       </w:pPr>
       <w:r>
         <w:rPr>
-          <w:rFonts w:ascii="Times New Roman" w:hAnsi="Times New Roman" w:eastAsia="ＭＳ 明朝" w:cs="Times New Roman" w:eastAsiaTheme="minorEastAsia" w:csTheme="minorBidi"/>
+          <w:rFonts w:ascii="Times New Roman" w:hAnsi="Times New Roman" w:eastAsia="ＭＳ 明朝" w:cs="Times New Roman" w:eastAsiaTheme="minorEastAsia"/>
           <w:color w:val="000000"/>
           <w:sz w:val="24"/>
           <w:szCs w:val="22"/>
@@ -6229,7 +6246,7 @@
       </w:pPr>
       <w:r>
         <w:rPr>
-          <w:rFonts w:ascii="Times New Roman" w:hAnsi="Times New Roman" w:eastAsia="ＭＳ 明朝" w:cs="Times New Roman" w:eastAsiaTheme="minorEastAsia" w:csTheme="minorBidi"/>
+          <w:rFonts w:ascii="Times New Roman" w:hAnsi="Times New Roman" w:eastAsia="ＭＳ 明朝" w:cs="Times New Roman" w:eastAsiaTheme="minorEastAsia"/>
           <w:color w:val="000000"/>
           <w:sz w:val="24"/>
           <w:szCs w:val="22"/>
@@ -6247,7 +6264,7 @@
       </w:pPr>
       <w:r>
         <w:rPr>
-          <w:rFonts w:ascii="Times New Roman" w:hAnsi="Times New Roman" w:eastAsia="ＭＳ ゴシック" w:cs="Times New Roman" w:eastAsiaTheme="majorEastAsia" w:csTheme="majorBidi"/>
+          <w:rFonts w:ascii="Times New Roman" w:hAnsi="Times New Roman" w:eastAsia="ＭＳ ゴシック" w:cs="Times New Roman" w:eastAsiaTheme="majorEastAsia"/>
           <w:b/>
           <w:bCs/>
           <w:color w:val="000000"/>
@@ -6266,7 +6283,7 @@
       </w:pPr>
       <w:r>
         <w:rPr>
-          <w:rFonts w:ascii="Times New Roman" w:hAnsi="Times New Roman" w:eastAsia="ＭＳ 明朝" w:cs="Times New Roman" w:eastAsiaTheme="minorEastAsia" w:csTheme="minorBidi"/>
+          <w:rFonts w:ascii="Times New Roman" w:hAnsi="Times New Roman" w:eastAsia="ＭＳ 明朝" w:cs="Times New Roman" w:eastAsiaTheme="minorEastAsia"/>
           <w:color w:val="000000"/>
           <w:sz w:val="24"/>
           <w:szCs w:val="22"/>
@@ -6283,7 +6300,7 @@
       </w:pPr>
       <w:r>
         <w:rPr>
-          <w:rFonts w:ascii="Times New Roman" w:hAnsi="Times New Roman" w:eastAsia="ＭＳ 明朝" w:cs="Times New Roman" w:eastAsiaTheme="minorEastAsia" w:csTheme="minorBidi"/>
+          <w:rFonts w:ascii="Times New Roman" w:hAnsi="Times New Roman" w:eastAsia="ＭＳ 明朝" w:cs="Times New Roman" w:eastAsiaTheme="minorEastAsia"/>
           <w:color w:val="000000"/>
           <w:sz w:val="24"/>
           <w:szCs w:val="22"/>
@@ -6301,7 +6318,7 @@
       </w:pPr>
       <w:r>
         <w:rPr>
-          <w:rFonts w:ascii="Times New Roman" w:hAnsi="Times New Roman" w:eastAsia="ＭＳ ゴシック" w:cs="Times New Roman" w:eastAsiaTheme="majorEastAsia" w:csTheme="majorBidi"/>
+          <w:rFonts w:ascii="Times New Roman" w:hAnsi="Times New Roman" w:eastAsia="ＭＳ ゴシック" w:cs="Times New Roman" w:eastAsiaTheme="majorEastAsia"/>
           <w:b/>
           <w:bCs/>
           <w:color w:val="000000"/>
@@ -6320,7 +6337,7 @@
       </w:pPr>
       <w:r>
         <w:rPr>
-          <w:rFonts w:ascii="Times New Roman" w:hAnsi="Times New Roman" w:eastAsia="ＭＳ 明朝" w:cs="Times New Roman" w:eastAsiaTheme="minorEastAsia" w:csTheme="minorBidi"/>
+          <w:rFonts w:ascii="Times New Roman" w:hAnsi="Times New Roman" w:eastAsia="ＭＳ 明朝" w:cs="Times New Roman" w:eastAsiaTheme="minorEastAsia"/>
           <w:color w:val="000000"/>
           <w:sz w:val="24"/>
           <w:szCs w:val="22"/>
@@ -6338,7 +6355,7 @@
       </w:pPr>
       <w:r>
         <w:rPr>
-          <w:rFonts w:ascii="Times New Roman" w:hAnsi="Times New Roman" w:eastAsia="ＭＳ ゴシック" w:cs="Times New Roman" w:eastAsiaTheme="majorEastAsia" w:csTheme="majorBidi"/>
+          <w:rFonts w:ascii="Times New Roman" w:hAnsi="Times New Roman" w:eastAsia="ＭＳ ゴシック" w:cs="Times New Roman" w:eastAsiaTheme="majorEastAsia"/>
           <w:b/>
           <w:bCs/>
           <w:color w:val="000000"/>
@@ -6357,7 +6374,7 @@
       </w:pPr>
       <w:r>
         <w:rPr>
-          <w:rFonts w:ascii="Times New Roman" w:hAnsi="Times New Roman" w:eastAsia="ＭＳ 明朝" w:cs="Times New Roman" w:eastAsiaTheme="minorEastAsia" w:csTheme="minorBidi"/>
+          <w:rFonts w:ascii="Times New Roman" w:hAnsi="Times New Roman" w:eastAsia="ＭＳ 明朝" w:cs="Times New Roman" w:eastAsiaTheme="minorEastAsia"/>
           <w:color w:val="000000"/>
           <w:sz w:val="24"/>
           <w:szCs w:val="22"/>
@@ -6374,7 +6391,7 @@
       </w:pPr>
       <w:r>
         <w:rPr>
-          <w:rFonts w:ascii="Times New Roman" w:hAnsi="Times New Roman" w:eastAsia="ＭＳ 明朝" w:cs="Times New Roman" w:eastAsiaTheme="minorEastAsia" w:csTheme="minorBidi"/>
+          <w:rFonts w:ascii="Times New Roman" w:hAnsi="Times New Roman" w:eastAsia="ＭＳ 明朝" w:cs="Times New Roman" w:eastAsiaTheme="minorEastAsia"/>
           <w:color w:val="000000"/>
           <w:sz w:val="24"/>
           <w:szCs w:val="22"/>
@@ -6392,7 +6409,7 @@
       </w:pPr>
       <w:r>
         <w:rPr>
-          <w:rFonts w:ascii="Times New Roman" w:hAnsi="Times New Roman" w:eastAsia="ＭＳ ゴシック" w:cs="Times New Roman" w:eastAsiaTheme="majorEastAsia" w:csTheme="majorBidi"/>
+          <w:rFonts w:ascii="Times New Roman" w:hAnsi="Times New Roman" w:eastAsia="ＭＳ ゴシック" w:cs="Times New Roman" w:eastAsiaTheme="majorEastAsia"/>
           <w:b/>
           <w:bCs/>
           <w:color w:val="000000"/>
@@ -6410,7 +6427,7 @@
       </w:pPr>
       <w:r>
         <w:rPr>
-          <w:rFonts w:ascii="Times New Roman" w:hAnsi="Times New Roman" w:eastAsia="ＭＳ 明朝" w:cs="Times New Roman" w:eastAsiaTheme="minorEastAsia" w:csTheme="minorBidi"/>
+          <w:rFonts w:ascii="Times New Roman" w:hAnsi="Times New Roman" w:eastAsia="ＭＳ 明朝" w:cs="Times New Roman" w:eastAsiaTheme="minorEastAsia"/>
           <w:b/>
           <w:bCs/>
           <w:color w:val="000000"/>
@@ -6477,7 +6494,7 @@
             </w:pPr>
             <w:r>
               <w:rPr>
-                <w:rFonts w:ascii="Times New Roman" w:hAnsi="Times New Roman" w:eastAsia="ＭＳ 明朝" w:cs="Times New Roman" w:eastAsiaTheme="minorEastAsia" w:csTheme="minorBidi"/>
+                <w:rFonts w:ascii="Times New Roman" w:hAnsi="Times New Roman" w:eastAsia="ＭＳ 明朝" w:cs="Times New Roman" w:eastAsiaTheme="minorEastAsia"/>
                 <w:b/>
                 <w:bCs/>
                 <w:color w:val="000000"/>
@@ -6513,7 +6530,7 @@
             </w:pPr>
             <w:r>
               <w:rPr>
-                <w:rFonts w:ascii="Times New Roman" w:hAnsi="Times New Roman" w:eastAsia="ＭＳ 明朝" w:cs="Times New Roman" w:eastAsiaTheme="minorEastAsia" w:csTheme="minorBidi"/>
+                <w:rFonts w:ascii="Times New Roman" w:hAnsi="Times New Roman" w:eastAsia="ＭＳ 明朝" w:cs="Times New Roman" w:eastAsiaTheme="minorEastAsia"/>
                 <w:b/>
                 <w:bCs/>
                 <w:color w:val="000000"/>
@@ -6549,7 +6566,7 @@
             </w:pPr>
             <w:r>
               <w:rPr>
-                <w:rFonts w:ascii="Times New Roman" w:hAnsi="Times New Roman" w:eastAsia="ＭＳ 明朝" w:cs="Times New Roman" w:eastAsiaTheme="minorEastAsia" w:csTheme="minorBidi"/>
+                <w:rFonts w:ascii="Times New Roman" w:hAnsi="Times New Roman" w:eastAsia="ＭＳ 明朝" w:cs="Times New Roman" w:eastAsiaTheme="minorEastAsia"/>
                 <w:b/>
                 <w:bCs/>
                 <w:color w:val="000000"/>
@@ -6585,7 +6602,7 @@
             </w:pPr>
             <w:r>
               <w:rPr>
-                <w:rFonts w:ascii="Times New Roman" w:hAnsi="Times New Roman" w:eastAsia="ＭＳ 明朝" w:cs="Times New Roman" w:eastAsiaTheme="minorEastAsia" w:csTheme="minorBidi"/>
+                <w:rFonts w:ascii="Times New Roman" w:hAnsi="Times New Roman" w:eastAsia="ＭＳ 明朝" w:cs="Times New Roman" w:eastAsiaTheme="minorEastAsia"/>
                 <w:b/>
                 <w:bCs/>
                 <w:color w:val="000000"/>
@@ -6621,7 +6638,7 @@
             </w:pPr>
             <w:r>
               <w:rPr>
-                <w:rFonts w:ascii="Times New Roman" w:hAnsi="Times New Roman" w:eastAsia="ＭＳ 明朝" w:cs="Times New Roman" w:eastAsiaTheme="minorEastAsia" w:csTheme="minorBidi"/>
+                <w:rFonts w:ascii="Times New Roman" w:hAnsi="Times New Roman" w:eastAsia="ＭＳ 明朝" w:cs="Times New Roman" w:eastAsiaTheme="minorEastAsia"/>
                 <w:color w:val="000000"/>
                 <w:sz w:val="18"/>
                 <w:szCs w:val="22"/>
@@ -6653,7 +6670,7 @@
             </w:pPr>
             <w:r>
               <w:rPr>
-                <w:rFonts w:ascii="Times New Roman" w:hAnsi="Times New Roman" w:eastAsia="ＭＳ 明朝" w:cs="Times New Roman" w:eastAsiaTheme="minorEastAsia" w:csTheme="minorBidi"/>
+                <w:rFonts w:ascii="Times New Roman" w:hAnsi="Times New Roman" w:eastAsia="ＭＳ 明朝" w:cs="Times New Roman" w:eastAsiaTheme="minorEastAsia"/>
                 <w:color w:val="000000"/>
                 <w:sz w:val="18"/>
                 <w:szCs w:val="22"/>
@@ -6685,7 +6702,7 @@
             </w:pPr>
             <w:r>
               <w:rPr>
-                <w:rFonts w:ascii="Times New Roman" w:hAnsi="Times New Roman" w:eastAsia="ＭＳ 明朝" w:cs="Times New Roman" w:eastAsiaTheme="minorEastAsia" w:csTheme="minorBidi"/>
+                <w:rFonts w:ascii="Times New Roman" w:hAnsi="Times New Roman" w:eastAsia="ＭＳ 明朝" w:cs="Times New Roman" w:eastAsiaTheme="minorEastAsia"/>
                 <w:color w:val="000000"/>
                 <w:sz w:val="18"/>
                 <w:szCs w:val="22"/>
@@ -6717,7 +6734,7 @@
             </w:pPr>
             <w:r>
               <w:rPr>
-                <w:rFonts w:ascii="Times New Roman" w:hAnsi="Times New Roman" w:eastAsia="ＭＳ 明朝" w:cs="Times New Roman" w:eastAsiaTheme="minorEastAsia" w:csTheme="minorBidi"/>
+                <w:rFonts w:ascii="Times New Roman" w:hAnsi="Times New Roman" w:eastAsia="ＭＳ 明朝" w:cs="Times New Roman" w:eastAsiaTheme="minorEastAsia"/>
                 <w:color w:val="000000"/>
                 <w:sz w:val="18"/>
                 <w:szCs w:val="22"/>
@@ -6751,7 +6768,7 @@
             </w:pPr>
             <w:r>
               <w:rPr>
-                <w:rFonts w:ascii="Times New Roman" w:hAnsi="Times New Roman" w:eastAsia="ＭＳ 明朝" w:cs="Times New Roman" w:eastAsiaTheme="minorEastAsia" w:csTheme="minorBidi"/>
+                <w:rFonts w:ascii="Times New Roman" w:hAnsi="Times New Roman" w:eastAsia="ＭＳ 明朝" w:cs="Times New Roman" w:eastAsiaTheme="minorEastAsia"/>
                 <w:color w:val="000000"/>
                 <w:sz w:val="18"/>
                 <w:szCs w:val="22"/>
@@ -6783,7 +6800,7 @@
             </w:pPr>
             <w:r>
               <w:rPr>
-                <w:rFonts w:ascii="Times New Roman" w:hAnsi="Times New Roman" w:eastAsia="ＭＳ 明朝" w:cs="Times New Roman" w:eastAsiaTheme="minorEastAsia" w:csTheme="minorBidi"/>
+                <w:rFonts w:ascii="Times New Roman" w:hAnsi="Times New Roman" w:eastAsia="ＭＳ 明朝" w:cs="Times New Roman" w:eastAsiaTheme="minorEastAsia"/>
                 <w:color w:val="000000"/>
                 <w:sz w:val="18"/>
                 <w:szCs w:val="22"/>
@@ -6815,7 +6832,7 @@
             </w:pPr>
             <w:r>
               <w:rPr>
-                <w:rFonts w:ascii="Times New Roman" w:hAnsi="Times New Roman" w:eastAsia="ＭＳ 明朝" w:cs="Times New Roman" w:eastAsiaTheme="minorEastAsia" w:csTheme="minorBidi"/>
+                <w:rFonts w:ascii="Times New Roman" w:hAnsi="Times New Roman" w:eastAsia="ＭＳ 明朝" w:cs="Times New Roman" w:eastAsiaTheme="minorEastAsia"/>
                 <w:color w:val="000000"/>
                 <w:sz w:val="18"/>
                 <w:szCs w:val="22"/>
@@ -6847,7 +6864,7 @@
             </w:pPr>
             <w:r>
               <w:rPr>
-                <w:rFonts w:ascii="Times New Roman" w:hAnsi="Times New Roman" w:eastAsia="ＭＳ 明朝" w:cs="Times New Roman" w:eastAsiaTheme="minorEastAsia" w:csTheme="minorBidi"/>
+                <w:rFonts w:ascii="Times New Roman" w:hAnsi="Times New Roman" w:eastAsia="ＭＳ 明朝" w:cs="Times New Roman" w:eastAsiaTheme="minorEastAsia"/>
                 <w:color w:val="000000"/>
                 <w:sz w:val="18"/>
                 <w:szCs w:val="22"/>
@@ -6881,7 +6898,7 @@
             </w:pPr>
             <w:r>
               <w:rPr>
-                <w:rFonts w:ascii="Times New Roman" w:hAnsi="Times New Roman" w:eastAsia="ＭＳ 明朝" w:cs="Times New Roman" w:eastAsiaTheme="minorEastAsia" w:csTheme="minorBidi"/>
+                <w:rFonts w:ascii="Times New Roman" w:hAnsi="Times New Roman" w:eastAsia="ＭＳ 明朝" w:cs="Times New Roman" w:eastAsiaTheme="minorEastAsia"/>
                 <w:color w:val="000000"/>
                 <w:sz w:val="18"/>
                 <w:szCs w:val="22"/>
@@ -6913,7 +6930,7 @@
             </w:pPr>
             <w:r>
               <w:rPr>
-                <w:rFonts w:ascii="Times New Roman" w:hAnsi="Times New Roman" w:eastAsia="ＭＳ 明朝" w:cs="Times New Roman" w:eastAsiaTheme="minorEastAsia" w:csTheme="minorBidi"/>
+                <w:rFonts w:ascii="Times New Roman" w:hAnsi="Times New Roman" w:eastAsia="ＭＳ 明朝" w:cs="Times New Roman" w:eastAsiaTheme="minorEastAsia"/>
                 <w:color w:val="000000"/>
                 <w:sz w:val="18"/>
                 <w:szCs w:val="22"/>
@@ -6945,7 +6962,7 @@
             </w:pPr>
             <w:r>
               <w:rPr>
-                <w:rFonts w:ascii="Times New Roman" w:hAnsi="Times New Roman" w:eastAsia="ＭＳ 明朝" w:cs="Times New Roman" w:eastAsiaTheme="minorEastAsia" w:csTheme="minorBidi"/>
+                <w:rFonts w:ascii="Times New Roman" w:hAnsi="Times New Roman" w:eastAsia="ＭＳ 明朝" w:cs="Times New Roman" w:eastAsiaTheme="minorEastAsia"/>
                 <w:color w:val="000000"/>
                 <w:sz w:val="18"/>
                 <w:szCs w:val="22"/>
@@ -6977,7 +6994,7 @@
             </w:pPr>
             <w:r>
               <w:rPr>
-                <w:rFonts w:ascii="Times New Roman" w:hAnsi="Times New Roman" w:eastAsia="ＭＳ 明朝" w:cs="Times New Roman" w:eastAsiaTheme="minorEastAsia" w:csTheme="minorBidi"/>
+                <w:rFonts w:ascii="Times New Roman" w:hAnsi="Times New Roman" w:eastAsia="ＭＳ 明朝" w:cs="Times New Roman" w:eastAsiaTheme="minorEastAsia"/>
                 <w:color w:val="000000"/>
                 <w:sz w:val="18"/>
                 <w:szCs w:val="22"/>
@@ -7011,7 +7028,7 @@
             </w:pPr>
             <w:r>
               <w:rPr>
-                <w:rFonts w:ascii="Times New Roman" w:hAnsi="Times New Roman" w:eastAsia="ＭＳ 明朝" w:cs="Times New Roman" w:eastAsiaTheme="minorEastAsia" w:csTheme="minorBidi"/>
+                <w:rFonts w:ascii="Times New Roman" w:hAnsi="Times New Roman" w:eastAsia="ＭＳ 明朝" w:cs="Times New Roman" w:eastAsiaTheme="minorEastAsia"/>
                 <w:color w:val="000000"/>
                 <w:sz w:val="18"/>
                 <w:szCs w:val="22"/>
@@ -7043,7 +7060,7 @@
             </w:pPr>
             <w:r>
               <w:rPr>
-                <w:rFonts w:ascii="Times New Roman" w:hAnsi="Times New Roman" w:eastAsia="ＭＳ 明朝" w:cs="Times New Roman" w:eastAsiaTheme="minorEastAsia" w:csTheme="minorBidi"/>
+                <w:rFonts w:ascii="Times New Roman" w:hAnsi="Times New Roman" w:eastAsia="ＭＳ 明朝" w:cs="Times New Roman" w:eastAsiaTheme="minorEastAsia"/>
                 <w:color w:val="000000"/>
                 <w:sz w:val="18"/>
                 <w:szCs w:val="22"/>
@@ -7075,7 +7092,7 @@
             </w:pPr>
             <w:r>
               <w:rPr>
-                <w:rFonts w:ascii="Times New Roman" w:hAnsi="Times New Roman" w:eastAsia="ＭＳ 明朝" w:cs="Times New Roman" w:eastAsiaTheme="minorEastAsia" w:csTheme="minorBidi"/>
+                <w:rFonts w:ascii="Times New Roman" w:hAnsi="Times New Roman" w:eastAsia="ＭＳ 明朝" w:cs="Times New Roman" w:eastAsiaTheme="minorEastAsia"/>
                 <w:color w:val="000000"/>
                 <w:sz w:val="18"/>
                 <w:szCs w:val="22"/>
@@ -7107,7 +7124,7 @@
             </w:pPr>
             <w:r>
               <w:rPr>
-                <w:rFonts w:ascii="Times New Roman" w:hAnsi="Times New Roman" w:eastAsia="ＭＳ 明朝" w:cs="Times New Roman" w:eastAsiaTheme="minorEastAsia" w:csTheme="minorBidi"/>
+                <w:rFonts w:ascii="Times New Roman" w:hAnsi="Times New Roman" w:eastAsia="ＭＳ 明朝" w:cs="Times New Roman" w:eastAsiaTheme="minorEastAsia"/>
                 <w:color w:val="000000"/>
                 <w:sz w:val="18"/>
                 <w:szCs w:val="22"/>
@@ -7127,7 +7144,7 @@
       </w:pPr>
       <w:r>
         <w:rPr>
-          <w:rFonts w:ascii="Times New Roman" w:hAnsi="Times New Roman" w:eastAsia="ＭＳ 明朝" w:cs="Times New Roman" w:eastAsiaTheme="minorEastAsia" w:csTheme="minorBidi"/>
+          <w:rFonts w:ascii="Times New Roman" w:hAnsi="Times New Roman" w:eastAsia="ＭＳ 明朝" w:cs="Times New Roman" w:eastAsiaTheme="minorEastAsia"/>
           <w:color w:val="000000"/>
           <w:sz w:val="24"/>
           <w:szCs w:val="22"/>
@@ -7145,7 +7162,7 @@
       </w:pPr>
       <w:r>
         <w:rPr>
-          <w:rFonts w:ascii="Times New Roman" w:hAnsi="Times New Roman" w:eastAsia="ＭＳ ゴシック" w:cs="Times New Roman" w:eastAsiaTheme="majorEastAsia" w:csTheme="majorBidi"/>
+          <w:rFonts w:ascii="Times New Roman" w:hAnsi="Times New Roman" w:eastAsia="ＭＳ ゴシック" w:cs="Times New Roman" w:eastAsiaTheme="majorEastAsia"/>
           <w:b/>
           <w:bCs/>
           <w:color w:val="000000"/>
@@ -7164,7 +7181,7 @@
       </w:pPr>
       <w:r>
         <w:rPr>
-          <w:rFonts w:ascii="Times New Roman" w:hAnsi="Times New Roman" w:eastAsia="ＭＳ 明朝" w:cs="Times New Roman" w:eastAsiaTheme="minorEastAsia" w:csTheme="minorBidi"/>
+          <w:rFonts w:ascii="Times New Roman" w:hAnsi="Times New Roman" w:eastAsia="ＭＳ 明朝" w:cs="Times New Roman" w:eastAsiaTheme="minorEastAsia"/>
           <w:color w:val="000000"/>
           <w:sz w:val="24"/>
           <w:szCs w:val="22"/>
@@ -7181,7 +7198,7 @@
       </w:pPr>
       <w:r>
         <w:rPr>
-          <w:rFonts w:ascii="Times New Roman" w:hAnsi="Times New Roman" w:eastAsia="ＭＳ 明朝" w:cs="Times New Roman" w:eastAsiaTheme="minorEastAsia" w:csTheme="minorBidi"/>
+          <w:rFonts w:ascii="Times New Roman" w:hAnsi="Times New Roman" w:eastAsia="ＭＳ 明朝" w:cs="Times New Roman" w:eastAsiaTheme="minorEastAsia"/>
           <w:color w:val="000000"/>
           <w:sz w:val="24"/>
           <w:szCs w:val="22"/>
@@ -7194,9 +7211,7 @@
         <w:pageBreakBefore/>
         <w:widowControl/>
       </w:pPr>
-      <w:r>
-        <w:lastRenderedPageBreak/>
-      </w:r>
+      <w:r/>
     </w:p>
     <w:p>
       <w:pPr>
@@ -7208,7 +7223,7 @@
       </w:pPr>
       <w:r>
         <w:rPr>
-          <w:rFonts w:ascii="Times New Roman" w:hAnsi="Times New Roman" w:eastAsia="ＭＳ ゴシック" w:cs="Times New Roman" w:eastAsiaTheme="majorEastAsia" w:csTheme="majorBidi"/>
+          <w:rFonts w:ascii="Times New Roman" w:hAnsi="Times New Roman" w:eastAsia="ＭＳ ゴシック" w:cs="Times New Roman" w:eastAsiaTheme="majorEastAsia"/>
           <w:b/>
           <w:bCs/>
           <w:color w:val="000000"/>
@@ -7222,7 +7237,7 @@
       </w:r>
       <w:r>
         <w:rPr>
-          <w:rFonts w:ascii="Times New Roman" w:hAnsi="Times New Roman" w:eastAsia="ＭＳ ゴシック" w:cs="Times New Roman" w:eastAsiaTheme="majorEastAsia" w:csTheme="majorBidi"/>
+          <w:rFonts w:ascii="Times New Roman" w:hAnsi="Times New Roman" w:eastAsia="ＭＳ ゴシック" w:cs="Times New Roman" w:eastAsiaTheme="majorEastAsia"/>
           <w:b/>
           <w:bCs/>
           <w:color w:val="000000"/>
@@ -7242,7 +7257,7 @@
       </w:pPr>
       <w:r>
         <w:rPr>
-          <w:rFonts w:ascii="Times New Roman" w:hAnsi="Times New Roman" w:eastAsia="ＭＳ ゴシック" w:cs="Times New Roman" w:eastAsiaTheme="majorEastAsia" w:csTheme="majorBidi"/>
+          <w:rFonts w:ascii="Times New Roman" w:hAnsi="Times New Roman" w:eastAsia="ＭＳ ゴシック" w:cs="Times New Roman" w:eastAsiaTheme="majorEastAsia"/>
           <w:b/>
           <w:bCs/>
           <w:color w:val="000000"/>
@@ -7260,7 +7275,7 @@
       </w:pPr>
       <w:r>
         <w:rPr>
-          <w:rFonts w:ascii="Times New Roman" w:hAnsi="Times New Roman" w:eastAsia="ＭＳ 明朝" w:cs="Times New Roman" w:eastAsiaTheme="minorEastAsia" w:csTheme="minorBidi"/>
+          <w:rFonts w:ascii="Times New Roman" w:hAnsi="Times New Roman" w:eastAsia="ＭＳ 明朝" w:cs="Times New Roman" w:eastAsiaTheme="minorEastAsia"/>
           <w:b/>
           <w:bCs/>
           <w:color w:val="000000"/>
@@ -7327,7 +7342,7 @@
             </w:pPr>
             <w:r>
               <w:rPr>
-                <w:rFonts w:ascii="Times New Roman" w:hAnsi="Times New Roman" w:eastAsia="ＭＳ 明朝" w:cs="Times New Roman" w:eastAsiaTheme="minorEastAsia" w:csTheme="minorBidi"/>
+                <w:rFonts w:ascii="Times New Roman" w:hAnsi="Times New Roman" w:eastAsia="ＭＳ 明朝" w:cs="Times New Roman" w:eastAsiaTheme="minorEastAsia"/>
                 <w:b/>
                 <w:bCs/>
                 <w:color w:val="000000"/>
@@ -7363,7 +7378,7 @@
             </w:pPr>
             <w:r>
               <w:rPr>
-                <w:rFonts w:ascii="Times New Roman" w:hAnsi="Times New Roman" w:eastAsia="ＭＳ 明朝" w:cs="Times New Roman" w:eastAsiaTheme="minorEastAsia" w:csTheme="minorBidi"/>
+                <w:rFonts w:ascii="Times New Roman" w:hAnsi="Times New Roman" w:eastAsia="ＭＳ 明朝" w:cs="Times New Roman" w:eastAsiaTheme="minorEastAsia"/>
                 <w:b/>
                 <w:bCs/>
                 <w:color w:val="000000"/>
@@ -7399,7 +7414,7 @@
             </w:pPr>
             <w:r>
               <w:rPr>
-                <w:rFonts w:ascii="Times New Roman" w:hAnsi="Times New Roman" w:eastAsia="ＭＳ 明朝" w:cs="Times New Roman" w:eastAsiaTheme="minorEastAsia" w:csTheme="minorBidi"/>
+                <w:rFonts w:ascii="Times New Roman" w:hAnsi="Times New Roman" w:eastAsia="ＭＳ 明朝" w:cs="Times New Roman" w:eastAsiaTheme="minorEastAsia"/>
                 <w:b/>
                 <w:bCs/>
                 <w:color w:val="000000"/>
@@ -7435,7 +7450,7 @@
             </w:pPr>
             <w:r>
               <w:rPr>
-                <w:rFonts w:ascii="Times New Roman" w:hAnsi="Times New Roman" w:eastAsia="ＭＳ 明朝" w:cs="Times New Roman" w:eastAsiaTheme="minorEastAsia" w:csTheme="minorBidi"/>
+                <w:rFonts w:ascii="Times New Roman" w:hAnsi="Times New Roman" w:eastAsia="ＭＳ 明朝" w:cs="Times New Roman" w:eastAsiaTheme="minorEastAsia"/>
                 <w:b/>
                 <w:bCs/>
                 <w:color w:val="000000"/>
@@ -7471,7 +7486,7 @@
             </w:pPr>
             <w:r>
               <w:rPr>
-                <w:rFonts w:ascii="Times New Roman" w:hAnsi="Times New Roman" w:eastAsia="ＭＳ 明朝" w:cs="Times New Roman" w:eastAsiaTheme="minorEastAsia" w:csTheme="minorBidi"/>
+                <w:rFonts w:ascii="Times New Roman" w:hAnsi="Times New Roman" w:eastAsia="ＭＳ 明朝" w:cs="Times New Roman" w:eastAsiaTheme="minorEastAsia"/>
                 <w:color w:val="000000"/>
                 <w:sz w:val="18"/>
                 <w:szCs w:val="22"/>
@@ -7503,7 +7518,7 @@
             </w:pPr>
             <w:r>
               <w:rPr>
-                <w:rFonts w:ascii="Times New Roman" w:hAnsi="Times New Roman" w:eastAsia="ＭＳ 明朝" w:cs="Times New Roman" w:eastAsiaTheme="minorEastAsia" w:csTheme="minorBidi"/>
+                <w:rFonts w:ascii="Times New Roman" w:hAnsi="Times New Roman" w:eastAsia="ＭＳ 明朝" w:cs="Times New Roman" w:eastAsiaTheme="minorEastAsia"/>
                 <w:color w:val="000000"/>
                 <w:sz w:val="18"/>
                 <w:szCs w:val="22"/>
@@ -7535,7 +7550,7 @@
             </w:pPr>
             <w:r>
               <w:rPr>
-                <w:rFonts w:ascii="Times New Roman" w:hAnsi="Times New Roman" w:eastAsia="ＭＳ 明朝" w:cs="Times New Roman" w:eastAsiaTheme="minorEastAsia" w:csTheme="minorBidi"/>
+                <w:rFonts w:ascii="Times New Roman" w:hAnsi="Times New Roman" w:eastAsia="ＭＳ 明朝" w:cs="Times New Roman" w:eastAsiaTheme="minorEastAsia"/>
                 <w:color w:val="000000"/>
                 <w:sz w:val="18"/>
                 <w:szCs w:val="22"/>
@@ -7567,7 +7582,7 @@
             </w:pPr>
             <w:r>
               <w:rPr>
-                <w:rFonts w:ascii="Times New Roman" w:hAnsi="Times New Roman" w:eastAsia="ＭＳ 明朝" w:cs="Times New Roman" w:eastAsiaTheme="minorEastAsia" w:csTheme="minorBidi"/>
+                <w:rFonts w:ascii="Times New Roman" w:hAnsi="Times New Roman" w:eastAsia="ＭＳ 明朝" w:cs="Times New Roman" w:eastAsiaTheme="minorEastAsia"/>
                 <w:color w:val="000000"/>
                 <w:sz w:val="18"/>
                 <w:szCs w:val="22"/>
@@ -7601,7 +7616,7 @@
             </w:pPr>
             <w:r>
               <w:rPr>
-                <w:rFonts w:ascii="Times New Roman" w:hAnsi="Times New Roman" w:eastAsia="ＭＳ 明朝" w:cs="Times New Roman" w:eastAsiaTheme="minorEastAsia" w:csTheme="minorBidi"/>
+                <w:rFonts w:ascii="Times New Roman" w:hAnsi="Times New Roman" w:eastAsia="ＭＳ 明朝" w:cs="Times New Roman" w:eastAsiaTheme="minorEastAsia"/>
                 <w:color w:val="000000"/>
                 <w:sz w:val="18"/>
                 <w:szCs w:val="22"/>
@@ -7633,7 +7648,7 @@
             </w:pPr>
             <w:r>
               <w:rPr>
-                <w:rFonts w:ascii="Times New Roman" w:hAnsi="Times New Roman" w:eastAsia="ＭＳ 明朝" w:cs="Times New Roman" w:eastAsiaTheme="minorEastAsia" w:csTheme="minorBidi"/>
+                <w:rFonts w:ascii="Times New Roman" w:hAnsi="Times New Roman" w:eastAsia="ＭＳ 明朝" w:cs="Times New Roman" w:eastAsiaTheme="minorEastAsia"/>
                 <w:color w:val="000000"/>
                 <w:sz w:val="18"/>
                 <w:szCs w:val="22"/>
@@ -7665,7 +7680,7 @@
             </w:pPr>
             <w:r>
               <w:rPr>
-                <w:rFonts w:ascii="Times New Roman" w:hAnsi="Times New Roman" w:eastAsia="ＭＳ 明朝" w:cs="Times New Roman" w:eastAsiaTheme="minorEastAsia" w:csTheme="minorBidi"/>
+                <w:rFonts w:ascii="Times New Roman" w:hAnsi="Times New Roman" w:eastAsia="ＭＳ 明朝" w:cs="Times New Roman" w:eastAsiaTheme="minorEastAsia"/>
                 <w:color w:val="000000"/>
                 <w:sz w:val="18"/>
                 <w:szCs w:val="22"/>
@@ -7697,7 +7712,7 @@
             </w:pPr>
             <w:r>
               <w:rPr>
-                <w:rFonts w:ascii="Times New Roman" w:hAnsi="Times New Roman" w:eastAsia="ＭＳ 明朝" w:cs="Times New Roman" w:eastAsiaTheme="minorEastAsia" w:csTheme="minorBidi"/>
+                <w:rFonts w:ascii="Times New Roman" w:hAnsi="Times New Roman" w:eastAsia="ＭＳ 明朝" w:cs="Times New Roman" w:eastAsiaTheme="minorEastAsia"/>
                 <w:color w:val="000000"/>
                 <w:sz w:val="18"/>
                 <w:szCs w:val="22"/>
@@ -7731,7 +7746,7 @@
             </w:pPr>
             <w:r>
               <w:rPr>
-                <w:rFonts w:ascii="Times New Roman" w:hAnsi="Times New Roman" w:eastAsia="ＭＳ 明朝" w:cs="Times New Roman" w:eastAsiaTheme="minorEastAsia" w:csTheme="minorBidi"/>
+                <w:rFonts w:ascii="Times New Roman" w:hAnsi="Times New Roman" w:eastAsia="ＭＳ 明朝" w:cs="Times New Roman" w:eastAsiaTheme="minorEastAsia"/>
                 <w:color w:val="000000"/>
                 <w:sz w:val="18"/>
                 <w:szCs w:val="22"/>
@@ -7763,7 +7778,7 @@
             </w:pPr>
             <w:r>
               <w:rPr>
-                <w:rFonts w:ascii="Times New Roman" w:hAnsi="Times New Roman" w:eastAsia="ＭＳ 明朝" w:cs="Times New Roman" w:eastAsiaTheme="minorEastAsia" w:csTheme="minorBidi"/>
+                <w:rFonts w:ascii="Times New Roman" w:hAnsi="Times New Roman" w:eastAsia="ＭＳ 明朝" w:cs="Times New Roman" w:eastAsiaTheme="minorEastAsia"/>
                 <w:color w:val="000000"/>
                 <w:sz w:val="18"/>
                 <w:szCs w:val="22"/>
@@ -7795,7 +7810,7 @@
             </w:pPr>
             <w:r>
               <w:rPr>
-                <w:rFonts w:ascii="Times New Roman" w:hAnsi="Times New Roman" w:eastAsia="ＭＳ 明朝" w:cs="Times New Roman" w:eastAsiaTheme="minorEastAsia" w:csTheme="minorBidi"/>
+                <w:rFonts w:ascii="Times New Roman" w:hAnsi="Times New Roman" w:eastAsia="ＭＳ 明朝" w:cs="Times New Roman" w:eastAsiaTheme="minorEastAsia"/>
                 <w:color w:val="000000"/>
                 <w:sz w:val="18"/>
                 <w:szCs w:val="22"/>
@@ -7827,7 +7842,7 @@
             </w:pPr>
             <w:r>
               <w:rPr>
-                <w:rFonts w:ascii="Times New Roman" w:hAnsi="Times New Roman" w:eastAsia="ＭＳ 明朝" w:cs="Times New Roman" w:eastAsiaTheme="minorEastAsia" w:csTheme="minorBidi"/>
+                <w:rFonts w:ascii="Times New Roman" w:hAnsi="Times New Roman" w:eastAsia="ＭＳ 明朝" w:cs="Times New Roman" w:eastAsiaTheme="minorEastAsia"/>
                 <w:color w:val="000000"/>
                 <w:sz w:val="18"/>
                 <w:szCs w:val="22"/>
@@ -7861,7 +7876,7 @@
             </w:pPr>
             <w:r>
               <w:rPr>
-                <w:rFonts w:ascii="Times New Roman" w:hAnsi="Times New Roman" w:eastAsia="ＭＳ 明朝" w:cs="Times New Roman" w:eastAsiaTheme="minorEastAsia" w:csTheme="minorBidi"/>
+                <w:rFonts w:ascii="Times New Roman" w:hAnsi="Times New Roman" w:eastAsia="ＭＳ 明朝" w:cs="Times New Roman" w:eastAsiaTheme="minorEastAsia"/>
                 <w:color w:val="000000"/>
                 <w:sz w:val="18"/>
                 <w:szCs w:val="22"/>
@@ -7893,7 +7908,7 @@
             </w:pPr>
             <w:r>
               <w:rPr>
-                <w:rFonts w:ascii="Times New Roman" w:hAnsi="Times New Roman" w:eastAsia="ＭＳ 明朝" w:cs="Times New Roman" w:eastAsiaTheme="minorEastAsia" w:csTheme="minorBidi"/>
+                <w:rFonts w:ascii="Times New Roman" w:hAnsi="Times New Roman" w:eastAsia="ＭＳ 明朝" w:cs="Times New Roman" w:eastAsiaTheme="minorEastAsia"/>
                 <w:color w:val="000000"/>
                 <w:sz w:val="18"/>
                 <w:szCs w:val="22"/>
@@ -7925,7 +7940,7 @@
             </w:pPr>
             <w:r>
               <w:rPr>
-                <w:rFonts w:ascii="Times New Roman" w:hAnsi="Times New Roman" w:eastAsia="ＭＳ 明朝" w:cs="Times New Roman" w:eastAsiaTheme="minorEastAsia" w:csTheme="minorBidi"/>
+                <w:rFonts w:ascii="Times New Roman" w:hAnsi="Times New Roman" w:eastAsia="ＭＳ 明朝" w:cs="Times New Roman" w:eastAsiaTheme="minorEastAsia"/>
                 <w:color w:val="000000"/>
                 <w:sz w:val="18"/>
                 <w:szCs w:val="22"/>
@@ -7957,7 +7972,7 @@
             </w:pPr>
             <w:r>
               <w:rPr>
-                <w:rFonts w:ascii="Times New Roman" w:hAnsi="Times New Roman" w:eastAsia="ＭＳ 明朝" w:cs="Times New Roman" w:eastAsiaTheme="minorEastAsia" w:csTheme="minorBidi"/>
+                <w:rFonts w:ascii="Times New Roman" w:hAnsi="Times New Roman" w:eastAsia="ＭＳ 明朝" w:cs="Times New Roman" w:eastAsiaTheme="minorEastAsia"/>
                 <w:color w:val="000000"/>
                 <w:sz w:val="18"/>
                 <w:szCs w:val="22"/>
@@ -7975,7 +7990,7 @@
       </w:pPr>
       <w:r>
         <w:rPr>
-          <w:rFonts w:ascii="Times New Roman" w:hAnsi="Times New Roman" w:eastAsia="ＭＳ 明朝" w:cs="Times New Roman" w:eastAsiaTheme="minorEastAsia" w:csTheme="minorBidi"/>
+          <w:rFonts w:ascii="Times New Roman" w:hAnsi="Times New Roman" w:eastAsia="ＭＳ 明朝" w:cs="Times New Roman" w:eastAsiaTheme="minorEastAsia"/>
           <w:i/>
           <w:iCs/>
           <w:color w:val="000000"/>
@@ -7996,7 +8011,7 @@
           <wp:inline distT="0" distB="0" distL="0" distR="0">
             <wp:extent cx="5305425" cy="2647950"/>
             <wp:effectExtent l="0" t="0" r="0" b="0"/>
-            <wp:docPr id="100001" name="Picture 100001" descr="Line chart comparing normalized ACP-STGAT, last-pose and constant-velocity prediction error across the 30-frame forecast horizon." title="Line chart comparing normalized ACP-STGAT"/>
+            <wp:docPr id="100001" name="Line chart comparing normalized ACP-STGAT" descr="Line chart comparing normalized ACP-STGAT, last-pose and constant-velocity prediction error across the 30-frame forecast horizon."/>
             <wp:cNvGraphicFramePr>
               <a:graphicFrameLocks xmlns:a="http://schemas.openxmlformats.org/drawingml/2006/main" noChangeAspect="1"/>
             </wp:cNvGraphicFramePr>
@@ -8004,11 +8019,11 @@
               <a:graphicData uri="http://schemas.openxmlformats.org/drawingml/2006/picture">
                 <pic:pic xmlns:pic="http://schemas.openxmlformats.org/drawingml/2006/picture">
                   <pic:nvPicPr>
-                    <pic:cNvPr id="100001" name="image100001"/>
+                    <pic:cNvPr id="100001" name="image100001" descr="Line chart comparing normalized ACP-STGAT, last-pose and constant-velocity prediction error across the 30-frame forecast horizon."/>
                     <pic:cNvPicPr/>
                   </pic:nvPicPr>
                   <pic:blipFill>
-                    <a:blip r:embed="rId28"/>
+                    <a:blip r:embed="rId32"/>
                     <a:stretch>
                       <a:fillRect/>
                     </a:stretch>
@@ -8039,7 +8054,7 @@
       </w:pPr>
       <w:r>
         <w:rPr>
-          <w:rFonts w:ascii="Times New Roman" w:hAnsi="Times New Roman" w:eastAsia="ＭＳ 明朝" w:cs="Times New Roman" w:eastAsiaTheme="minorEastAsia" w:csTheme="minorBidi"/>
+          <w:rFonts w:ascii="Times New Roman" w:hAnsi="Times New Roman" w:eastAsia="ＭＳ 明朝" w:cs="Times New Roman" w:eastAsiaTheme="minorEastAsia"/>
           <w:i/>
           <w:iCs/>
           <w:color w:val="000000"/>
@@ -8058,7 +8073,7 @@
       </w:pPr>
       <w:r>
         <w:rPr>
-          <w:rFonts w:ascii="Times New Roman" w:hAnsi="Times New Roman" w:eastAsia="ＭＳ 明朝" w:cs="Times New Roman" w:eastAsiaTheme="minorEastAsia" w:csTheme="minorBidi"/>
+          <w:rFonts w:ascii="Times New Roman" w:hAnsi="Times New Roman" w:eastAsia="ＭＳ 明朝" w:cs="Times New Roman" w:eastAsiaTheme="minorEastAsia"/>
           <w:color w:val="000000"/>
           <w:sz w:val="24"/>
           <w:szCs w:val="22"/>
@@ -8075,7 +8090,7 @@
       </w:pPr>
       <w:r>
         <w:rPr>
-          <w:rFonts w:ascii="Times New Roman" w:hAnsi="Times New Roman" w:eastAsia="ＭＳ 明朝" w:cs="Times New Roman" w:eastAsiaTheme="minorEastAsia" w:csTheme="minorBidi"/>
+          <w:rFonts w:ascii="Times New Roman" w:hAnsi="Times New Roman" w:eastAsia="ＭＳ 明朝" w:cs="Times New Roman" w:eastAsiaTheme="minorEastAsia"/>
           <w:color w:val="000000"/>
           <w:sz w:val="24"/>
           <w:szCs w:val="22"/>
@@ -8092,7 +8107,7 @@
       </w:pPr>
       <w:r>
         <w:rPr>
-          <w:rFonts w:ascii="Times New Roman" w:hAnsi="Times New Roman" w:eastAsia="ＭＳ 明朝" w:cs="Times New Roman" w:eastAsiaTheme="minorEastAsia" w:csTheme="minorBidi"/>
+          <w:rFonts w:ascii="Times New Roman" w:hAnsi="Times New Roman" w:eastAsia="ＭＳ 明朝" w:cs="Times New Roman" w:eastAsiaTheme="minorEastAsia"/>
           <w:color w:val="000000"/>
           <w:sz w:val="24"/>
           <w:szCs w:val="22"/>
@@ -8110,7 +8125,7 @@
       </w:pPr>
       <w:r>
         <w:rPr>
-          <w:rFonts w:ascii="Times New Roman" w:hAnsi="Times New Roman" w:eastAsia="ＭＳ ゴシック" w:cs="Times New Roman" w:eastAsiaTheme="majorEastAsia" w:csTheme="majorBidi"/>
+          <w:rFonts w:ascii="Times New Roman" w:hAnsi="Times New Roman" w:eastAsia="ＭＳ ゴシック" w:cs="Times New Roman" w:eastAsiaTheme="majorEastAsia"/>
           <w:b/>
           <w:bCs/>
           <w:color w:val="000000"/>
@@ -8128,7 +8143,7 @@
       </w:pPr>
       <w:r>
         <w:rPr>
-          <w:rFonts w:ascii="Times New Roman" w:hAnsi="Times New Roman" w:eastAsia="ＭＳ 明朝" w:cs="Times New Roman" w:eastAsiaTheme="minorEastAsia" w:csTheme="minorBidi"/>
+          <w:rFonts w:ascii="Times New Roman" w:hAnsi="Times New Roman" w:eastAsia="ＭＳ 明朝" w:cs="Times New Roman" w:eastAsiaTheme="minorEastAsia"/>
           <w:b/>
           <w:bCs/>
           <w:color w:val="000000"/>
@@ -8194,7 +8209,7 @@
             </w:pPr>
             <w:r>
               <w:rPr>
-                <w:rFonts w:ascii="Times New Roman" w:hAnsi="Times New Roman" w:eastAsia="ＭＳ 明朝" w:cs="Times New Roman" w:eastAsiaTheme="minorEastAsia" w:csTheme="minorBidi"/>
+                <w:rFonts w:ascii="Times New Roman" w:hAnsi="Times New Roman" w:eastAsia="ＭＳ 明朝" w:cs="Times New Roman" w:eastAsiaTheme="minorEastAsia"/>
                 <w:b/>
                 <w:bCs/>
                 <w:color w:val="000000"/>
@@ -8230,7 +8245,7 @@
             </w:pPr>
             <w:r>
               <w:rPr>
-                <w:rFonts w:ascii="Times New Roman" w:hAnsi="Times New Roman" w:eastAsia="ＭＳ 明朝" w:cs="Times New Roman" w:eastAsiaTheme="minorEastAsia" w:csTheme="minorBidi"/>
+                <w:rFonts w:ascii="Times New Roman" w:hAnsi="Times New Roman" w:eastAsia="ＭＳ 明朝" w:cs="Times New Roman" w:eastAsiaTheme="minorEastAsia"/>
                 <w:b/>
                 <w:bCs/>
                 <w:color w:val="000000"/>
@@ -8266,7 +8281,7 @@
             </w:pPr>
             <w:r>
               <w:rPr>
-                <w:rFonts w:ascii="Times New Roman" w:hAnsi="Times New Roman" w:eastAsia="ＭＳ 明朝" w:cs="Times New Roman" w:eastAsiaTheme="minorEastAsia" w:csTheme="minorBidi"/>
+                <w:rFonts w:ascii="Times New Roman" w:hAnsi="Times New Roman" w:eastAsia="ＭＳ 明朝" w:cs="Times New Roman" w:eastAsiaTheme="minorEastAsia"/>
                 <w:b/>
                 <w:bCs/>
                 <w:color w:val="000000"/>
@@ -8302,7 +8317,7 @@
             </w:pPr>
             <w:r>
               <w:rPr>
-                <w:rFonts w:ascii="Times New Roman" w:hAnsi="Times New Roman" w:eastAsia="ＭＳ 明朝" w:cs="Times New Roman" w:eastAsiaTheme="minorEastAsia" w:csTheme="minorBidi"/>
+                <w:rFonts w:ascii="Times New Roman" w:hAnsi="Times New Roman" w:eastAsia="ＭＳ 明朝" w:cs="Times New Roman" w:eastAsiaTheme="minorEastAsia"/>
                 <w:color w:val="000000"/>
                 <w:sz w:val="18"/>
                 <w:szCs w:val="22"/>
@@ -8334,7 +8349,7 @@
             </w:pPr>
             <w:r>
               <w:rPr>
-                <w:rFonts w:ascii="Times New Roman" w:hAnsi="Times New Roman" w:eastAsia="ＭＳ 明朝" w:cs="Times New Roman" w:eastAsiaTheme="minorEastAsia" w:csTheme="minorBidi"/>
+                <w:rFonts w:ascii="Times New Roman" w:hAnsi="Times New Roman" w:eastAsia="ＭＳ 明朝" w:cs="Times New Roman" w:eastAsiaTheme="minorEastAsia"/>
                 <w:color w:val="000000"/>
                 <w:sz w:val="18"/>
                 <w:szCs w:val="22"/>
@@ -8366,7 +8381,7 @@
             </w:pPr>
             <w:r>
               <w:rPr>
-                <w:rFonts w:ascii="Times New Roman" w:hAnsi="Times New Roman" w:eastAsia="ＭＳ 明朝" w:cs="Times New Roman" w:eastAsiaTheme="minorEastAsia" w:csTheme="minorBidi"/>
+                <w:rFonts w:ascii="Times New Roman" w:hAnsi="Times New Roman" w:eastAsia="ＭＳ 明朝" w:cs="Times New Roman" w:eastAsiaTheme="minorEastAsia"/>
                 <w:color w:val="000000"/>
                 <w:sz w:val="18"/>
                 <w:szCs w:val="22"/>
@@ -8400,7 +8415,7 @@
             </w:pPr>
             <w:r>
               <w:rPr>
-                <w:rFonts w:ascii="Times New Roman" w:hAnsi="Times New Roman" w:eastAsia="ＭＳ 明朝" w:cs="Times New Roman" w:eastAsiaTheme="minorEastAsia" w:csTheme="minorBidi"/>
+                <w:rFonts w:ascii="Times New Roman" w:hAnsi="Times New Roman" w:eastAsia="ＭＳ 明朝" w:cs="Times New Roman" w:eastAsiaTheme="minorEastAsia"/>
                 <w:color w:val="000000"/>
                 <w:sz w:val="18"/>
                 <w:szCs w:val="22"/>
@@ -8432,7 +8447,7 @@
             </w:pPr>
             <w:r>
               <w:rPr>
-                <w:rFonts w:ascii="Times New Roman" w:hAnsi="Times New Roman" w:eastAsia="ＭＳ 明朝" w:cs="Times New Roman" w:eastAsiaTheme="minorEastAsia" w:csTheme="minorBidi"/>
+                <w:rFonts w:ascii="Times New Roman" w:hAnsi="Times New Roman" w:eastAsia="ＭＳ 明朝" w:cs="Times New Roman" w:eastAsiaTheme="minorEastAsia"/>
                 <w:color w:val="000000"/>
                 <w:sz w:val="18"/>
                 <w:szCs w:val="22"/>
@@ -8464,7 +8479,7 @@
             </w:pPr>
             <w:r>
               <w:rPr>
-                <w:rFonts w:ascii="Times New Roman" w:hAnsi="Times New Roman" w:eastAsia="ＭＳ 明朝" w:cs="Times New Roman" w:eastAsiaTheme="minorEastAsia" w:csTheme="minorBidi"/>
+                <w:rFonts w:ascii="Times New Roman" w:hAnsi="Times New Roman" w:eastAsia="ＭＳ 明朝" w:cs="Times New Roman" w:eastAsiaTheme="minorEastAsia"/>
                 <w:color w:val="000000"/>
                 <w:sz w:val="18"/>
                 <w:szCs w:val="22"/>
@@ -8498,7 +8513,7 @@
             </w:pPr>
             <w:r>
               <w:rPr>
-                <w:rFonts w:ascii="Times New Roman" w:hAnsi="Times New Roman" w:eastAsia="ＭＳ 明朝" w:cs="Times New Roman" w:eastAsiaTheme="minorEastAsia" w:csTheme="minorBidi"/>
+                <w:rFonts w:ascii="Times New Roman" w:hAnsi="Times New Roman" w:eastAsia="ＭＳ 明朝" w:cs="Times New Roman" w:eastAsiaTheme="minorEastAsia"/>
                 <w:color w:val="000000"/>
                 <w:sz w:val="18"/>
                 <w:szCs w:val="22"/>
@@ -8530,7 +8545,7 @@
             </w:pPr>
             <w:r>
               <w:rPr>
-                <w:rFonts w:ascii="Times New Roman" w:hAnsi="Times New Roman" w:eastAsia="ＭＳ 明朝" w:cs="Times New Roman" w:eastAsiaTheme="minorEastAsia" w:csTheme="minorBidi"/>
+                <w:rFonts w:ascii="Times New Roman" w:hAnsi="Times New Roman" w:eastAsia="ＭＳ 明朝" w:cs="Times New Roman" w:eastAsiaTheme="minorEastAsia"/>
                 <w:color w:val="000000"/>
                 <w:sz w:val="18"/>
                 <w:szCs w:val="22"/>
@@ -8562,7 +8577,7 @@
             </w:pPr>
             <w:r>
               <w:rPr>
-                <w:rFonts w:ascii="Times New Roman" w:hAnsi="Times New Roman" w:eastAsia="ＭＳ 明朝" w:cs="Times New Roman" w:eastAsiaTheme="minorEastAsia" w:csTheme="minorBidi"/>
+                <w:rFonts w:ascii="Times New Roman" w:hAnsi="Times New Roman" w:eastAsia="ＭＳ 明朝" w:cs="Times New Roman" w:eastAsiaTheme="minorEastAsia"/>
                 <w:color w:val="000000"/>
                 <w:sz w:val="18"/>
                 <w:szCs w:val="22"/>
@@ -8596,7 +8611,7 @@
             </w:pPr>
             <w:r>
               <w:rPr>
-                <w:rFonts w:ascii="Times New Roman" w:hAnsi="Times New Roman" w:eastAsia="ＭＳ 明朝" w:cs="Times New Roman" w:eastAsiaTheme="minorEastAsia" w:csTheme="minorBidi"/>
+                <w:rFonts w:ascii="Times New Roman" w:hAnsi="Times New Roman" w:eastAsia="ＭＳ 明朝" w:cs="Times New Roman" w:eastAsiaTheme="minorEastAsia"/>
                 <w:color w:val="000000"/>
                 <w:sz w:val="18"/>
                 <w:szCs w:val="22"/>
@@ -8628,7 +8643,7 @@
             </w:pPr>
             <w:r>
               <w:rPr>
-                <w:rFonts w:ascii="Times New Roman" w:hAnsi="Times New Roman" w:eastAsia="ＭＳ 明朝" w:cs="Times New Roman" w:eastAsiaTheme="minorEastAsia" w:csTheme="minorBidi"/>
+                <w:rFonts w:ascii="Times New Roman" w:hAnsi="Times New Roman" w:eastAsia="ＭＳ 明朝" w:cs="Times New Roman" w:eastAsiaTheme="minorEastAsia"/>
                 <w:color w:val="000000"/>
                 <w:sz w:val="18"/>
                 <w:szCs w:val="22"/>
@@ -8660,7 +8675,7 @@
             </w:pPr>
             <w:r>
               <w:rPr>
-                <w:rFonts w:ascii="Times New Roman" w:hAnsi="Times New Roman" w:eastAsia="ＭＳ 明朝" w:cs="Times New Roman" w:eastAsiaTheme="minorEastAsia" w:csTheme="minorBidi"/>
+                <w:rFonts w:ascii="Times New Roman" w:hAnsi="Times New Roman" w:eastAsia="ＭＳ 明朝" w:cs="Times New Roman" w:eastAsiaTheme="minorEastAsia"/>
                 <w:color w:val="000000"/>
                 <w:sz w:val="18"/>
                 <w:szCs w:val="22"/>
@@ -8694,7 +8709,7 @@
             </w:pPr>
             <w:r>
               <w:rPr>
-                <w:rFonts w:ascii="Times New Roman" w:hAnsi="Times New Roman" w:eastAsia="ＭＳ 明朝" w:cs="Times New Roman" w:eastAsiaTheme="minorEastAsia" w:csTheme="minorBidi"/>
+                <w:rFonts w:ascii="Times New Roman" w:hAnsi="Times New Roman" w:eastAsia="ＭＳ 明朝" w:cs="Times New Roman" w:eastAsiaTheme="minorEastAsia"/>
                 <w:color w:val="000000"/>
                 <w:sz w:val="18"/>
                 <w:szCs w:val="22"/>
@@ -8726,7 +8741,7 @@
             </w:pPr>
             <w:r>
               <w:rPr>
-                <w:rFonts w:ascii="Times New Roman" w:hAnsi="Times New Roman" w:eastAsia="ＭＳ 明朝" w:cs="Times New Roman" w:eastAsiaTheme="minorEastAsia" w:csTheme="minorBidi"/>
+                <w:rFonts w:ascii="Times New Roman" w:hAnsi="Times New Roman" w:eastAsia="ＭＳ 明朝" w:cs="Times New Roman" w:eastAsiaTheme="minorEastAsia"/>
                 <w:color w:val="000000"/>
                 <w:sz w:val="18"/>
                 <w:szCs w:val="22"/>
@@ -8758,7 +8773,7 @@
             </w:pPr>
             <w:r>
               <w:rPr>
-                <w:rFonts w:ascii="Times New Roman" w:hAnsi="Times New Roman" w:eastAsia="ＭＳ 明朝" w:cs="Times New Roman" w:eastAsiaTheme="minorEastAsia" w:csTheme="minorBidi"/>
+                <w:rFonts w:ascii="Times New Roman" w:hAnsi="Times New Roman" w:eastAsia="ＭＳ 明朝" w:cs="Times New Roman" w:eastAsiaTheme="minorEastAsia"/>
                 <w:color w:val="000000"/>
                 <w:sz w:val="18"/>
                 <w:szCs w:val="22"/>
@@ -8792,7 +8807,7 @@
             </w:pPr>
             <w:r>
               <w:rPr>
-                <w:rFonts w:ascii="Times New Roman" w:hAnsi="Times New Roman" w:eastAsia="ＭＳ 明朝" w:cs="Times New Roman" w:eastAsiaTheme="minorEastAsia" w:csTheme="minorBidi"/>
+                <w:rFonts w:ascii="Times New Roman" w:hAnsi="Times New Roman" w:eastAsia="ＭＳ 明朝" w:cs="Times New Roman" w:eastAsiaTheme="minorEastAsia"/>
                 <w:color w:val="000000"/>
                 <w:sz w:val="18"/>
                 <w:szCs w:val="22"/>
@@ -8824,7 +8839,7 @@
             </w:pPr>
             <w:r>
               <w:rPr>
-                <w:rFonts w:ascii="Times New Roman" w:hAnsi="Times New Roman" w:eastAsia="ＭＳ 明朝" w:cs="Times New Roman" w:eastAsiaTheme="minorEastAsia" w:csTheme="minorBidi"/>
+                <w:rFonts w:ascii="Times New Roman" w:hAnsi="Times New Roman" w:eastAsia="ＭＳ 明朝" w:cs="Times New Roman" w:eastAsiaTheme="minorEastAsia"/>
                 <w:color w:val="000000"/>
                 <w:sz w:val="18"/>
                 <w:szCs w:val="22"/>
@@ -8856,7 +8871,7 @@
             </w:pPr>
             <w:r>
               <w:rPr>
-                <w:rFonts w:ascii="Times New Roman" w:hAnsi="Times New Roman" w:eastAsia="ＭＳ 明朝" w:cs="Times New Roman" w:eastAsiaTheme="minorEastAsia" w:csTheme="minorBidi"/>
+                <w:rFonts w:ascii="Times New Roman" w:hAnsi="Times New Roman" w:eastAsia="ＭＳ 明朝" w:cs="Times New Roman" w:eastAsiaTheme="minorEastAsia"/>
                 <w:color w:val="000000"/>
                 <w:sz w:val="18"/>
                 <w:szCs w:val="22"/>
@@ -8874,7 +8889,7 @@
       </w:pPr>
       <w:r>
         <w:rPr>
-          <w:rFonts w:ascii="Times New Roman" w:hAnsi="Times New Roman" w:eastAsia="ＭＳ 明朝" w:cs="Times New Roman" w:eastAsiaTheme="minorEastAsia" w:csTheme="minorBidi"/>
+          <w:rFonts w:ascii="Times New Roman" w:hAnsi="Times New Roman" w:eastAsia="ＭＳ 明朝" w:cs="Times New Roman" w:eastAsiaTheme="minorEastAsia"/>
           <w:i/>
           <w:iCs/>
           <w:color w:val="000000"/>
@@ -8895,7 +8910,7 @@
           <wp:inline distT="0" distB="0" distL="0" distR="0">
             <wp:extent cx="4848225" cy="3876675"/>
             <wp:effectExtent l="0" t="0" r="0" b="0"/>
-            <wp:docPr id="100002" name="Picture 100002" descr="Confusion matrix for the generated-bootstrap temporal phase-classifier evaluation, with generator-defined phase classes." title="Confusion matrix for the generated-bootstrap temporal phase-classifier evaluation"/>
+            <wp:docPr id="100002" name="Confusion matrix for the generated-bootstrap temporal phase-classifier evaluation" descr="Confusion matrix for the generated-bootstrap temporal phase-classifier evaluation, with generator-defined phase classes."/>
             <wp:cNvGraphicFramePr>
               <a:graphicFrameLocks xmlns:a="http://schemas.openxmlformats.org/drawingml/2006/main" noChangeAspect="1"/>
             </wp:cNvGraphicFramePr>
@@ -8903,11 +8918,11 @@
               <a:graphicData uri="http://schemas.openxmlformats.org/drawingml/2006/picture">
                 <pic:pic xmlns:pic="http://schemas.openxmlformats.org/drawingml/2006/picture">
                   <pic:nvPicPr>
-                    <pic:cNvPr id="100002" name="image100002"/>
+                    <pic:cNvPr id="100002" name="image100002" descr="Confusion matrix for the generated-bootstrap temporal phase-classifier evaluation, with generator-defined phase classes."/>
                     <pic:cNvPicPr/>
                   </pic:nvPicPr>
                   <pic:blipFill>
-                    <a:blip r:embed="rId29"/>
+                    <a:blip r:embed="rId33"/>
                     <a:stretch>
                       <a:fillRect/>
                     </a:stretch>
@@ -8938,7 +8953,7 @@
       </w:pPr>
       <w:r>
         <w:rPr>
-          <w:rFonts w:ascii="Times New Roman" w:hAnsi="Times New Roman" w:eastAsia="ＭＳ 明朝" w:cs="Times New Roman" w:eastAsiaTheme="minorEastAsia" w:csTheme="minorBidi"/>
+          <w:rFonts w:ascii="Times New Roman" w:hAnsi="Times New Roman" w:eastAsia="ＭＳ 明朝" w:cs="Times New Roman" w:eastAsiaTheme="minorEastAsia"/>
           <w:i/>
           <w:iCs/>
           <w:color w:val="000000"/>
@@ -8957,7 +8972,7 @@
       </w:pPr>
       <w:r>
         <w:rPr>
-          <w:rFonts w:ascii="Times New Roman" w:hAnsi="Times New Roman" w:eastAsia="ＭＳ 明朝" w:cs="Times New Roman" w:eastAsiaTheme="minorEastAsia" w:csTheme="minorBidi"/>
+          <w:rFonts w:ascii="Times New Roman" w:hAnsi="Times New Roman" w:eastAsia="ＭＳ 明朝" w:cs="Times New Roman" w:eastAsiaTheme="minorEastAsia"/>
           <w:color w:val="000000"/>
           <w:sz w:val="24"/>
           <w:szCs w:val="22"/>
@@ -8974,7 +8989,7 @@
       </w:pPr>
       <w:r>
         <w:rPr>
-          <w:rFonts w:ascii="Times New Roman" w:hAnsi="Times New Roman" w:eastAsia="ＭＳ 明朝" w:cs="Times New Roman" w:eastAsiaTheme="minorEastAsia" w:csTheme="minorBidi"/>
+          <w:rFonts w:ascii="Times New Roman" w:hAnsi="Times New Roman" w:eastAsia="ＭＳ 明朝" w:cs="Times New Roman" w:eastAsiaTheme="minorEastAsia"/>
           <w:color w:val="000000"/>
           <w:sz w:val="24"/>
           <w:szCs w:val="22"/>
@@ -8991,7 +9006,7 @@
       </w:pPr>
       <w:r>
         <w:rPr>
-          <w:rFonts w:ascii="Times New Roman" w:hAnsi="Times New Roman" w:eastAsia="ＭＳ 明朝" w:cs="Times New Roman" w:eastAsiaTheme="minorEastAsia" w:csTheme="minorBidi"/>
+          <w:rFonts w:ascii="Times New Roman" w:hAnsi="Times New Roman" w:eastAsia="ＭＳ 明朝" w:cs="Times New Roman" w:eastAsiaTheme="minorEastAsia"/>
           <w:color w:val="000000"/>
           <w:sz w:val="24"/>
           <w:szCs w:val="22"/>
@@ -9009,7 +9024,7 @@
       </w:pPr>
       <w:r>
         <w:rPr>
-          <w:rFonts w:ascii="Times New Roman" w:hAnsi="Times New Roman" w:eastAsia="ＭＳ ゴシック" w:cs="Times New Roman" w:eastAsiaTheme="majorEastAsia" w:csTheme="majorBidi"/>
+          <w:rFonts w:ascii="Times New Roman" w:hAnsi="Times New Roman" w:eastAsia="ＭＳ ゴシック" w:cs="Times New Roman" w:eastAsiaTheme="majorEastAsia"/>
           <w:b/>
           <w:bCs/>
           <w:color w:val="000000"/>
@@ -9027,7 +9042,7 @@
       </w:pPr>
       <w:r>
         <w:rPr>
-          <w:rFonts w:ascii="Times New Roman" w:hAnsi="Times New Roman" w:eastAsia="ＭＳ 明朝" w:cs="Times New Roman" w:eastAsiaTheme="minorEastAsia" w:csTheme="minorBidi"/>
+          <w:rFonts w:ascii="Times New Roman" w:hAnsi="Times New Roman" w:eastAsia="ＭＳ 明朝" w:cs="Times New Roman" w:eastAsiaTheme="minorEastAsia"/>
           <w:b/>
           <w:bCs/>
           <w:color w:val="000000"/>
@@ -9095,7 +9110,7 @@
             </w:pPr>
             <w:r>
               <w:rPr>
-                <w:rFonts w:ascii="Times New Roman" w:hAnsi="Times New Roman" w:eastAsia="ＭＳ 明朝" w:cs="Times New Roman" w:eastAsiaTheme="minorEastAsia" w:csTheme="minorBidi"/>
+                <w:rFonts w:ascii="Times New Roman" w:hAnsi="Times New Roman" w:eastAsia="ＭＳ 明朝" w:cs="Times New Roman" w:eastAsiaTheme="minorEastAsia"/>
                 <w:b/>
                 <w:bCs/>
                 <w:color w:val="000000"/>
@@ -9131,7 +9146,7 @@
             </w:pPr>
             <w:r>
               <w:rPr>
-                <w:rFonts w:ascii="Times New Roman" w:hAnsi="Times New Roman" w:eastAsia="ＭＳ 明朝" w:cs="Times New Roman" w:eastAsiaTheme="minorEastAsia" w:csTheme="minorBidi"/>
+                <w:rFonts w:ascii="Times New Roman" w:hAnsi="Times New Roman" w:eastAsia="ＭＳ 明朝" w:cs="Times New Roman" w:eastAsiaTheme="minorEastAsia"/>
                 <w:b/>
                 <w:bCs/>
                 <w:color w:val="000000"/>
@@ -9167,7 +9182,7 @@
             </w:pPr>
             <w:r>
               <w:rPr>
-                <w:rFonts w:ascii="Times New Roman" w:hAnsi="Times New Roman" w:eastAsia="ＭＳ 明朝" w:cs="Times New Roman" w:eastAsiaTheme="minorEastAsia" w:csTheme="minorBidi"/>
+                <w:rFonts w:ascii="Times New Roman" w:hAnsi="Times New Roman" w:eastAsia="ＭＳ 明朝" w:cs="Times New Roman" w:eastAsiaTheme="minorEastAsia"/>
                 <w:b/>
                 <w:bCs/>
                 <w:color w:val="000000"/>
@@ -9203,7 +9218,7 @@
             </w:pPr>
             <w:r>
               <w:rPr>
-                <w:rFonts w:ascii="Times New Roman" w:hAnsi="Times New Roman" w:eastAsia="ＭＳ 明朝" w:cs="Times New Roman" w:eastAsiaTheme="minorEastAsia" w:csTheme="minorBidi"/>
+                <w:rFonts w:ascii="Times New Roman" w:hAnsi="Times New Roman" w:eastAsia="ＭＳ 明朝" w:cs="Times New Roman" w:eastAsiaTheme="minorEastAsia"/>
                 <w:b/>
                 <w:bCs/>
                 <w:color w:val="000000"/>
@@ -9239,7 +9254,7 @@
             </w:pPr>
             <w:r>
               <w:rPr>
-                <w:rFonts w:ascii="Times New Roman" w:hAnsi="Times New Roman" w:eastAsia="ＭＳ 明朝" w:cs="Times New Roman" w:eastAsiaTheme="minorEastAsia" w:csTheme="minorBidi"/>
+                <w:rFonts w:ascii="Times New Roman" w:hAnsi="Times New Roman" w:eastAsia="ＭＳ 明朝" w:cs="Times New Roman" w:eastAsiaTheme="minorEastAsia"/>
                 <w:b/>
                 <w:bCs/>
                 <w:color w:val="000000"/>
@@ -9275,7 +9290,7 @@
             </w:pPr>
             <w:r>
               <w:rPr>
-                <w:rFonts w:ascii="Times New Roman" w:hAnsi="Times New Roman" w:eastAsia="ＭＳ 明朝" w:cs="Times New Roman" w:eastAsiaTheme="minorEastAsia" w:csTheme="minorBidi"/>
+                <w:rFonts w:ascii="Times New Roman" w:hAnsi="Times New Roman" w:eastAsia="ＭＳ 明朝" w:cs="Times New Roman" w:eastAsiaTheme="minorEastAsia"/>
                 <w:color w:val="000000"/>
                 <w:sz w:val="18"/>
                 <w:szCs w:val="22"/>
@@ -9307,7 +9322,7 @@
             </w:pPr>
             <w:r>
               <w:rPr>
-                <w:rFonts w:ascii="Times New Roman" w:hAnsi="Times New Roman" w:eastAsia="ＭＳ 明朝" w:cs="Times New Roman" w:eastAsiaTheme="minorEastAsia" w:csTheme="minorBidi"/>
+                <w:rFonts w:ascii="Times New Roman" w:hAnsi="Times New Roman" w:eastAsia="ＭＳ 明朝" w:cs="Times New Roman" w:eastAsiaTheme="minorEastAsia"/>
                 <w:color w:val="000000"/>
                 <w:sz w:val="18"/>
                 <w:szCs w:val="22"/>
@@ -9339,7 +9354,7 @@
             </w:pPr>
             <w:r>
               <w:rPr>
-                <w:rFonts w:ascii="Times New Roman" w:hAnsi="Times New Roman" w:eastAsia="ＭＳ 明朝" w:cs="Times New Roman" w:eastAsiaTheme="minorEastAsia" w:csTheme="minorBidi"/>
+                <w:rFonts w:ascii="Times New Roman" w:hAnsi="Times New Roman" w:eastAsia="ＭＳ 明朝" w:cs="Times New Roman" w:eastAsiaTheme="minorEastAsia"/>
                 <w:color w:val="000000"/>
                 <w:sz w:val="18"/>
                 <w:szCs w:val="22"/>
@@ -9371,7 +9386,7 @@
             </w:pPr>
             <w:r>
               <w:rPr>
-                <w:rFonts w:ascii="Times New Roman" w:hAnsi="Times New Roman" w:eastAsia="ＭＳ 明朝" w:cs="Times New Roman" w:eastAsiaTheme="minorEastAsia" w:csTheme="minorBidi"/>
+                <w:rFonts w:ascii="Times New Roman" w:hAnsi="Times New Roman" w:eastAsia="ＭＳ 明朝" w:cs="Times New Roman" w:eastAsiaTheme="minorEastAsia"/>
                 <w:color w:val="000000"/>
                 <w:sz w:val="18"/>
                 <w:szCs w:val="22"/>
@@ -9403,7 +9418,7 @@
             </w:pPr>
             <w:r>
               <w:rPr>
-                <w:rFonts w:ascii="Times New Roman" w:hAnsi="Times New Roman" w:eastAsia="ＭＳ 明朝" w:cs="Times New Roman" w:eastAsiaTheme="minorEastAsia" w:csTheme="minorBidi"/>
+                <w:rFonts w:ascii="Times New Roman" w:hAnsi="Times New Roman" w:eastAsia="ＭＳ 明朝" w:cs="Times New Roman" w:eastAsiaTheme="minorEastAsia"/>
                 <w:color w:val="000000"/>
                 <w:sz w:val="18"/>
                 <w:szCs w:val="22"/>
@@ -9437,7 +9452,7 @@
             </w:pPr>
             <w:r>
               <w:rPr>
-                <w:rFonts w:ascii="Times New Roman" w:hAnsi="Times New Roman" w:eastAsia="ＭＳ 明朝" w:cs="Times New Roman" w:eastAsiaTheme="minorEastAsia" w:csTheme="minorBidi"/>
+                <w:rFonts w:ascii="Times New Roman" w:hAnsi="Times New Roman" w:eastAsia="ＭＳ 明朝" w:cs="Times New Roman" w:eastAsiaTheme="minorEastAsia"/>
                 <w:color w:val="000000"/>
                 <w:sz w:val="18"/>
                 <w:szCs w:val="22"/>
@@ -9469,7 +9484,7 @@
             </w:pPr>
             <w:r>
               <w:rPr>
-                <w:rFonts w:ascii="Times New Roman" w:hAnsi="Times New Roman" w:eastAsia="ＭＳ 明朝" w:cs="Times New Roman" w:eastAsiaTheme="minorEastAsia" w:csTheme="minorBidi"/>
+                <w:rFonts w:ascii="Times New Roman" w:hAnsi="Times New Roman" w:eastAsia="ＭＳ 明朝" w:cs="Times New Roman" w:eastAsiaTheme="minorEastAsia"/>
                 <w:color w:val="000000"/>
                 <w:sz w:val="18"/>
                 <w:szCs w:val="22"/>
@@ -9501,7 +9516,7 @@
             </w:pPr>
             <w:r>
               <w:rPr>
-                <w:rFonts w:ascii="Times New Roman" w:hAnsi="Times New Roman" w:eastAsia="ＭＳ 明朝" w:cs="Times New Roman" w:eastAsiaTheme="minorEastAsia" w:csTheme="minorBidi"/>
+                <w:rFonts w:ascii="Times New Roman" w:hAnsi="Times New Roman" w:eastAsia="ＭＳ 明朝" w:cs="Times New Roman" w:eastAsiaTheme="minorEastAsia"/>
                 <w:color w:val="000000"/>
                 <w:sz w:val="18"/>
                 <w:szCs w:val="22"/>
@@ -9533,7 +9548,7 @@
             </w:pPr>
             <w:r>
               <w:rPr>
-                <w:rFonts w:ascii="Times New Roman" w:hAnsi="Times New Roman" w:eastAsia="ＭＳ 明朝" w:cs="Times New Roman" w:eastAsiaTheme="minorEastAsia" w:csTheme="minorBidi"/>
+                <w:rFonts w:ascii="Times New Roman" w:hAnsi="Times New Roman" w:eastAsia="ＭＳ 明朝" w:cs="Times New Roman" w:eastAsiaTheme="minorEastAsia"/>
                 <w:color w:val="000000"/>
                 <w:sz w:val="18"/>
                 <w:szCs w:val="22"/>
@@ -9565,7 +9580,7 @@
             </w:pPr>
             <w:r>
               <w:rPr>
-                <w:rFonts w:ascii="Times New Roman" w:hAnsi="Times New Roman" w:eastAsia="ＭＳ 明朝" w:cs="Times New Roman" w:eastAsiaTheme="minorEastAsia" w:csTheme="minorBidi"/>
+                <w:rFonts w:ascii="Times New Roman" w:hAnsi="Times New Roman" w:eastAsia="ＭＳ 明朝" w:cs="Times New Roman" w:eastAsiaTheme="minorEastAsia"/>
                 <w:color w:val="000000"/>
                 <w:sz w:val="18"/>
                 <w:szCs w:val="22"/>
@@ -9599,7 +9614,7 @@
             </w:pPr>
             <w:r>
               <w:rPr>
-                <w:rFonts w:ascii="Times New Roman" w:hAnsi="Times New Roman" w:eastAsia="ＭＳ 明朝" w:cs="Times New Roman" w:eastAsiaTheme="minorEastAsia" w:csTheme="minorBidi"/>
+                <w:rFonts w:ascii="Times New Roman" w:hAnsi="Times New Roman" w:eastAsia="ＭＳ 明朝" w:cs="Times New Roman" w:eastAsiaTheme="minorEastAsia"/>
                 <w:color w:val="000000"/>
                 <w:sz w:val="18"/>
                 <w:szCs w:val="22"/>
@@ -9631,7 +9646,7 @@
             </w:pPr>
             <w:r>
               <w:rPr>
-                <w:rFonts w:ascii="Times New Roman" w:hAnsi="Times New Roman" w:eastAsia="ＭＳ 明朝" w:cs="Times New Roman" w:eastAsiaTheme="minorEastAsia" w:csTheme="minorBidi"/>
+                <w:rFonts w:ascii="Times New Roman" w:hAnsi="Times New Roman" w:eastAsia="ＭＳ 明朝" w:cs="Times New Roman" w:eastAsiaTheme="minorEastAsia"/>
                 <w:color w:val="000000"/>
                 <w:sz w:val="18"/>
                 <w:szCs w:val="22"/>
@@ -9663,7 +9678,7 @@
             </w:pPr>
             <w:r>
               <w:rPr>
-                <w:rFonts w:ascii="Times New Roman" w:hAnsi="Times New Roman" w:eastAsia="ＭＳ 明朝" w:cs="Times New Roman" w:eastAsiaTheme="minorEastAsia" w:csTheme="minorBidi"/>
+                <w:rFonts w:ascii="Times New Roman" w:hAnsi="Times New Roman" w:eastAsia="ＭＳ 明朝" w:cs="Times New Roman" w:eastAsiaTheme="minorEastAsia"/>
                 <w:color w:val="000000"/>
                 <w:sz w:val="18"/>
                 <w:szCs w:val="22"/>
@@ -9695,7 +9710,7 @@
             </w:pPr>
             <w:r>
               <w:rPr>
-                <w:rFonts w:ascii="Times New Roman" w:hAnsi="Times New Roman" w:eastAsia="ＭＳ 明朝" w:cs="Times New Roman" w:eastAsiaTheme="minorEastAsia" w:csTheme="minorBidi"/>
+                <w:rFonts w:ascii="Times New Roman" w:hAnsi="Times New Roman" w:eastAsia="ＭＳ 明朝" w:cs="Times New Roman" w:eastAsiaTheme="minorEastAsia"/>
                 <w:color w:val="000000"/>
                 <w:sz w:val="18"/>
                 <w:szCs w:val="22"/>
@@ -9727,7 +9742,7 @@
             </w:pPr>
             <w:r>
               <w:rPr>
-                <w:rFonts w:ascii="Times New Roman" w:hAnsi="Times New Roman" w:eastAsia="ＭＳ 明朝" w:cs="Times New Roman" w:eastAsiaTheme="minorEastAsia" w:csTheme="minorBidi"/>
+                <w:rFonts w:ascii="Times New Roman" w:hAnsi="Times New Roman" w:eastAsia="ＭＳ 明朝" w:cs="Times New Roman" w:eastAsiaTheme="minorEastAsia"/>
                 <w:color w:val="000000"/>
                 <w:sz w:val="18"/>
                 <w:szCs w:val="22"/>
@@ -9761,7 +9776,7 @@
             </w:pPr>
             <w:r>
               <w:rPr>
-                <w:rFonts w:ascii="Times New Roman" w:hAnsi="Times New Roman" w:eastAsia="ＭＳ 明朝" w:cs="Times New Roman" w:eastAsiaTheme="minorEastAsia" w:csTheme="minorBidi"/>
+                <w:rFonts w:ascii="Times New Roman" w:hAnsi="Times New Roman" w:eastAsia="ＭＳ 明朝" w:cs="Times New Roman" w:eastAsiaTheme="minorEastAsia"/>
                 <w:color w:val="000000"/>
                 <w:sz w:val="18"/>
                 <w:szCs w:val="22"/>
@@ -9793,7 +9808,7 @@
             </w:pPr>
             <w:r>
               <w:rPr>
-                <w:rFonts w:ascii="Times New Roman" w:hAnsi="Times New Roman" w:eastAsia="ＭＳ 明朝" w:cs="Times New Roman" w:eastAsiaTheme="minorEastAsia" w:csTheme="minorBidi"/>
+                <w:rFonts w:ascii="Times New Roman" w:hAnsi="Times New Roman" w:eastAsia="ＭＳ 明朝" w:cs="Times New Roman" w:eastAsiaTheme="minorEastAsia"/>
                 <w:color w:val="000000"/>
                 <w:sz w:val="18"/>
                 <w:szCs w:val="22"/>
@@ -9825,7 +9840,7 @@
             </w:pPr>
             <w:r>
               <w:rPr>
-                <w:rFonts w:ascii="Times New Roman" w:hAnsi="Times New Roman" w:eastAsia="ＭＳ 明朝" w:cs="Times New Roman" w:eastAsiaTheme="minorEastAsia" w:csTheme="minorBidi"/>
+                <w:rFonts w:ascii="Times New Roman" w:hAnsi="Times New Roman" w:eastAsia="ＭＳ 明朝" w:cs="Times New Roman" w:eastAsiaTheme="minorEastAsia"/>
                 <w:color w:val="000000"/>
                 <w:sz w:val="18"/>
                 <w:szCs w:val="22"/>
@@ -9857,7 +9872,7 @@
             </w:pPr>
             <w:r>
               <w:rPr>
-                <w:rFonts w:ascii="Times New Roman" w:hAnsi="Times New Roman" w:eastAsia="ＭＳ 明朝" w:cs="Times New Roman" w:eastAsiaTheme="minorEastAsia" w:csTheme="minorBidi"/>
+                <w:rFonts w:ascii="Times New Roman" w:hAnsi="Times New Roman" w:eastAsia="ＭＳ 明朝" w:cs="Times New Roman" w:eastAsiaTheme="minorEastAsia"/>
                 <w:color w:val="000000"/>
                 <w:sz w:val="18"/>
                 <w:szCs w:val="22"/>
@@ -9889,7 +9904,7 @@
             </w:pPr>
             <w:r>
               <w:rPr>
-                <w:rFonts w:ascii="Times New Roman" w:hAnsi="Times New Roman" w:eastAsia="ＭＳ 明朝" w:cs="Times New Roman" w:eastAsiaTheme="minorEastAsia" w:csTheme="minorBidi"/>
+                <w:rFonts w:ascii="Times New Roman" w:hAnsi="Times New Roman" w:eastAsia="ＭＳ 明朝" w:cs="Times New Roman" w:eastAsiaTheme="minorEastAsia"/>
                 <w:color w:val="000000"/>
                 <w:sz w:val="18"/>
                 <w:szCs w:val="22"/>
@@ -9909,7 +9924,7 @@
       </w:pPr>
       <w:r>
         <w:rPr>
-          <w:rFonts w:ascii="Times New Roman" w:hAnsi="Times New Roman" w:eastAsia="ＭＳ 明朝" w:cs="Times New Roman" w:eastAsiaTheme="minorEastAsia" w:csTheme="minorBidi"/>
+          <w:rFonts w:ascii="Times New Roman" w:hAnsi="Times New Roman" w:eastAsia="ＭＳ 明朝" w:cs="Times New Roman" w:eastAsiaTheme="minorEastAsia"/>
           <w:color w:val="000000"/>
           <w:sz w:val="24"/>
           <w:szCs w:val="22"/>
@@ -9927,7 +9942,7 @@
       </w:pPr>
       <w:r>
         <w:rPr>
-          <w:rFonts w:ascii="Times New Roman" w:hAnsi="Times New Roman" w:eastAsia="ＭＳ ゴシック" w:cs="Times New Roman" w:eastAsiaTheme="majorEastAsia" w:csTheme="majorBidi"/>
+          <w:rFonts w:ascii="Times New Roman" w:hAnsi="Times New Roman" w:eastAsia="ＭＳ ゴシック" w:cs="Times New Roman" w:eastAsiaTheme="majorEastAsia"/>
           <w:b/>
           <w:bCs/>
           <w:color w:val="000000"/>
@@ -9945,7 +9960,7 @@
       </w:pPr>
       <w:r>
         <w:rPr>
-          <w:rFonts w:ascii="Times New Roman" w:hAnsi="Times New Roman" w:eastAsia="ＭＳ 明朝" w:cs="Times New Roman" w:eastAsiaTheme="minorEastAsia" w:csTheme="minorBidi"/>
+          <w:rFonts w:ascii="Times New Roman" w:hAnsi="Times New Roman" w:eastAsia="ＭＳ 明朝" w:cs="Times New Roman" w:eastAsiaTheme="minorEastAsia"/>
           <w:b/>
           <w:bCs/>
           <w:color w:val="000000"/>
@@ -10010,7 +10025,7 @@
             </w:pPr>
             <w:r>
               <w:rPr>
-                <w:rFonts w:ascii="Times New Roman" w:hAnsi="Times New Roman" w:eastAsia="ＭＳ 明朝" w:cs="Times New Roman" w:eastAsiaTheme="minorEastAsia" w:csTheme="minorBidi"/>
+                <w:rFonts w:ascii="Times New Roman" w:hAnsi="Times New Roman" w:eastAsia="ＭＳ 明朝" w:cs="Times New Roman" w:eastAsiaTheme="minorEastAsia"/>
                 <w:b/>
                 <w:bCs/>
                 <w:color w:val="000000"/>
@@ -10046,7 +10061,7 @@
             </w:pPr>
             <w:r>
               <w:rPr>
-                <w:rFonts w:ascii="Times New Roman" w:hAnsi="Times New Roman" w:eastAsia="ＭＳ 明朝" w:cs="Times New Roman" w:eastAsiaTheme="minorEastAsia" w:csTheme="minorBidi"/>
+                <w:rFonts w:ascii="Times New Roman" w:hAnsi="Times New Roman" w:eastAsia="ＭＳ 明朝" w:cs="Times New Roman" w:eastAsiaTheme="minorEastAsia"/>
                 <w:b/>
                 <w:bCs/>
                 <w:color w:val="000000"/>
@@ -10082,7 +10097,7 @@
             </w:pPr>
             <w:r>
               <w:rPr>
-                <w:rFonts w:ascii="Times New Roman" w:hAnsi="Times New Roman" w:eastAsia="ＭＳ 明朝" w:cs="Times New Roman" w:eastAsiaTheme="minorEastAsia" w:csTheme="minorBidi"/>
+                <w:rFonts w:ascii="Times New Roman" w:hAnsi="Times New Roman" w:eastAsia="ＭＳ 明朝" w:cs="Times New Roman" w:eastAsiaTheme="minorEastAsia"/>
                 <w:color w:val="000000"/>
                 <w:sz w:val="18"/>
                 <w:szCs w:val="22"/>
@@ -10114,7 +10129,7 @@
             </w:pPr>
             <w:r>
               <w:rPr>
-                <w:rFonts w:ascii="Times New Roman" w:hAnsi="Times New Roman" w:eastAsia="ＭＳ 明朝" w:cs="Times New Roman" w:eastAsiaTheme="minorEastAsia" w:csTheme="minorBidi"/>
+                <w:rFonts w:ascii="Times New Roman" w:hAnsi="Times New Roman" w:eastAsia="ＭＳ 明朝" w:cs="Times New Roman" w:eastAsiaTheme="minorEastAsia"/>
                 <w:color w:val="000000"/>
                 <w:sz w:val="18"/>
                 <w:szCs w:val="22"/>
@@ -10148,7 +10163,7 @@
             </w:pPr>
             <w:r>
               <w:rPr>
-                <w:rFonts w:ascii="Times New Roman" w:hAnsi="Times New Roman" w:eastAsia="ＭＳ 明朝" w:cs="Times New Roman" w:eastAsiaTheme="minorEastAsia" w:csTheme="minorBidi"/>
+                <w:rFonts w:ascii="Times New Roman" w:hAnsi="Times New Roman" w:eastAsia="ＭＳ 明朝" w:cs="Times New Roman" w:eastAsiaTheme="minorEastAsia"/>
                 <w:color w:val="000000"/>
                 <w:sz w:val="18"/>
                 <w:szCs w:val="22"/>
@@ -10180,7 +10195,7 @@
             </w:pPr>
             <w:r>
               <w:rPr>
-                <w:rFonts w:ascii="Times New Roman" w:hAnsi="Times New Roman" w:eastAsia="ＭＳ 明朝" w:cs="Times New Roman" w:eastAsiaTheme="minorEastAsia" w:csTheme="minorBidi"/>
+                <w:rFonts w:ascii="Times New Roman" w:hAnsi="Times New Roman" w:eastAsia="ＭＳ 明朝" w:cs="Times New Roman" w:eastAsiaTheme="minorEastAsia"/>
                 <w:color w:val="000000"/>
                 <w:sz w:val="18"/>
                 <w:szCs w:val="22"/>
@@ -10214,7 +10229,7 @@
             </w:pPr>
             <w:r>
               <w:rPr>
-                <w:rFonts w:ascii="Times New Roman" w:hAnsi="Times New Roman" w:eastAsia="ＭＳ 明朝" w:cs="Times New Roman" w:eastAsiaTheme="minorEastAsia" w:csTheme="minorBidi"/>
+                <w:rFonts w:ascii="Times New Roman" w:hAnsi="Times New Roman" w:eastAsia="ＭＳ 明朝" w:cs="Times New Roman" w:eastAsiaTheme="minorEastAsia"/>
                 <w:color w:val="000000"/>
                 <w:sz w:val="18"/>
                 <w:szCs w:val="22"/>
@@ -10246,7 +10261,7 @@
             </w:pPr>
             <w:r>
               <w:rPr>
-                <w:rFonts w:ascii="Times New Roman" w:hAnsi="Times New Roman" w:eastAsia="ＭＳ 明朝" w:cs="Times New Roman" w:eastAsiaTheme="minorEastAsia" w:csTheme="minorBidi"/>
+                <w:rFonts w:ascii="Times New Roman" w:hAnsi="Times New Roman" w:eastAsia="ＭＳ 明朝" w:cs="Times New Roman" w:eastAsiaTheme="minorEastAsia"/>
                 <w:color w:val="000000"/>
                 <w:sz w:val="18"/>
                 <w:szCs w:val="22"/>
@@ -10280,7 +10295,7 @@
             </w:pPr>
             <w:r>
               <w:rPr>
-                <w:rFonts w:ascii="Times New Roman" w:hAnsi="Times New Roman" w:eastAsia="ＭＳ 明朝" w:cs="Times New Roman" w:eastAsiaTheme="minorEastAsia" w:csTheme="minorBidi"/>
+                <w:rFonts w:ascii="Times New Roman" w:hAnsi="Times New Roman" w:eastAsia="ＭＳ 明朝" w:cs="Times New Roman" w:eastAsiaTheme="minorEastAsia"/>
                 <w:color w:val="000000"/>
                 <w:sz w:val="18"/>
                 <w:szCs w:val="22"/>
@@ -10312,7 +10327,7 @@
             </w:pPr>
             <w:r>
               <w:rPr>
-                <w:rFonts w:ascii="Times New Roman" w:hAnsi="Times New Roman" w:eastAsia="ＭＳ 明朝" w:cs="Times New Roman" w:eastAsiaTheme="minorEastAsia" w:csTheme="minorBidi"/>
+                <w:rFonts w:ascii="Times New Roman" w:hAnsi="Times New Roman" w:eastAsia="ＭＳ 明朝" w:cs="Times New Roman" w:eastAsiaTheme="minorEastAsia"/>
                 <w:color w:val="000000"/>
                 <w:sz w:val="18"/>
                 <w:szCs w:val="22"/>
@@ -10346,7 +10361,7 @@
             </w:pPr>
             <w:r>
               <w:rPr>
-                <w:rFonts w:ascii="Times New Roman" w:hAnsi="Times New Roman" w:eastAsia="ＭＳ 明朝" w:cs="Times New Roman" w:eastAsiaTheme="minorEastAsia" w:csTheme="minorBidi"/>
+                <w:rFonts w:ascii="Times New Roman" w:hAnsi="Times New Roman" w:eastAsia="ＭＳ 明朝" w:cs="Times New Roman" w:eastAsiaTheme="minorEastAsia"/>
                 <w:color w:val="000000"/>
                 <w:sz w:val="18"/>
                 <w:szCs w:val="22"/>
@@ -10378,7 +10393,7 @@
             </w:pPr>
             <w:r>
               <w:rPr>
-                <w:rFonts w:ascii="Times New Roman" w:hAnsi="Times New Roman" w:eastAsia="ＭＳ 明朝" w:cs="Times New Roman" w:eastAsiaTheme="minorEastAsia" w:csTheme="minorBidi"/>
+                <w:rFonts w:ascii="Times New Roman" w:hAnsi="Times New Roman" w:eastAsia="ＭＳ 明朝" w:cs="Times New Roman" w:eastAsiaTheme="minorEastAsia"/>
                 <w:color w:val="000000"/>
                 <w:sz w:val="18"/>
                 <w:szCs w:val="22"/>
@@ -10412,7 +10427,7 @@
             </w:pPr>
             <w:r>
               <w:rPr>
-                <w:rFonts w:ascii="Times New Roman" w:hAnsi="Times New Roman" w:eastAsia="ＭＳ 明朝" w:cs="Times New Roman" w:eastAsiaTheme="minorEastAsia" w:csTheme="minorBidi"/>
+                <w:rFonts w:ascii="Times New Roman" w:hAnsi="Times New Roman" w:eastAsia="ＭＳ 明朝" w:cs="Times New Roman" w:eastAsiaTheme="minorEastAsia"/>
                 <w:color w:val="000000"/>
                 <w:sz w:val="18"/>
                 <w:szCs w:val="22"/>
@@ -10444,7 +10459,7 @@
             </w:pPr>
             <w:r>
               <w:rPr>
-                <w:rFonts w:ascii="Times New Roman" w:hAnsi="Times New Roman" w:eastAsia="ＭＳ 明朝" w:cs="Times New Roman" w:eastAsiaTheme="minorEastAsia" w:csTheme="minorBidi"/>
+                <w:rFonts w:ascii="Times New Roman" w:hAnsi="Times New Roman" w:eastAsia="ＭＳ 明朝" w:cs="Times New Roman" w:eastAsiaTheme="minorEastAsia"/>
                 <w:color w:val="000000"/>
                 <w:sz w:val="18"/>
                 <w:szCs w:val="22"/>
@@ -10478,7 +10493,7 @@
             </w:pPr>
             <w:r>
               <w:rPr>
-                <w:rFonts w:ascii="Times New Roman" w:hAnsi="Times New Roman" w:eastAsia="ＭＳ 明朝" w:cs="Times New Roman" w:eastAsiaTheme="minorEastAsia" w:csTheme="minorBidi"/>
+                <w:rFonts w:ascii="Times New Roman" w:hAnsi="Times New Roman" w:eastAsia="ＭＳ 明朝" w:cs="Times New Roman" w:eastAsiaTheme="minorEastAsia"/>
                 <w:color w:val="000000"/>
                 <w:sz w:val="18"/>
                 <w:szCs w:val="22"/>
@@ -10510,7 +10525,7 @@
             </w:pPr>
             <w:r>
               <w:rPr>
-                <w:rFonts w:ascii="Times New Roman" w:hAnsi="Times New Roman" w:eastAsia="ＭＳ 明朝" w:cs="Times New Roman" w:eastAsiaTheme="minorEastAsia" w:csTheme="minorBidi"/>
+                <w:rFonts w:ascii="Times New Roman" w:hAnsi="Times New Roman" w:eastAsia="ＭＳ 明朝" w:cs="Times New Roman" w:eastAsiaTheme="minorEastAsia"/>
                 <w:color w:val="000000"/>
                 <w:sz w:val="18"/>
                 <w:szCs w:val="22"/>
@@ -10544,7 +10559,7 @@
             </w:pPr>
             <w:r>
               <w:rPr>
-                <w:rFonts w:ascii="Times New Roman" w:hAnsi="Times New Roman" w:eastAsia="ＭＳ 明朝" w:cs="Times New Roman" w:eastAsiaTheme="minorEastAsia" w:csTheme="minorBidi"/>
+                <w:rFonts w:ascii="Times New Roman" w:hAnsi="Times New Roman" w:eastAsia="ＭＳ 明朝" w:cs="Times New Roman" w:eastAsiaTheme="minorEastAsia"/>
                 <w:color w:val="000000"/>
                 <w:sz w:val="18"/>
                 <w:szCs w:val="22"/>
@@ -10576,7 +10591,7 @@
             </w:pPr>
             <w:r>
               <w:rPr>
-                <w:rFonts w:ascii="Times New Roman" w:hAnsi="Times New Roman" w:eastAsia="ＭＳ 明朝" w:cs="Times New Roman" w:eastAsiaTheme="minorEastAsia" w:csTheme="minorBidi"/>
+                <w:rFonts w:ascii="Times New Roman" w:hAnsi="Times New Roman" w:eastAsia="ＭＳ 明朝" w:cs="Times New Roman" w:eastAsiaTheme="minorEastAsia"/>
                 <w:color w:val="000000"/>
                 <w:sz w:val="18"/>
                 <w:szCs w:val="22"/>
@@ -10594,7 +10609,7 @@
       </w:pPr>
       <w:r>
         <w:rPr>
-          <w:rFonts w:ascii="Times New Roman" w:hAnsi="Times New Roman" w:eastAsia="ＭＳ 明朝" w:cs="Times New Roman" w:eastAsiaTheme="minorEastAsia" w:csTheme="minorBidi"/>
+          <w:rFonts w:ascii="Times New Roman" w:hAnsi="Times New Roman" w:eastAsia="ＭＳ 明朝" w:cs="Times New Roman" w:eastAsiaTheme="minorEastAsia"/>
           <w:i/>
           <w:iCs/>
           <w:color w:val="000000"/>
@@ -10615,7 +10630,7 @@
           <wp:inline distT="0" distB="0" distL="0" distR="0">
             <wp:extent cx="5391150" cy="3552825"/>
             <wp:effectExtent l="0" t="0" r="0" b="0"/>
-            <wp:docPr id="100003" name="Picture 100003" descr="Practice-42 post-session timeline showing three completed jab repetition clusters and selected movement phases." title="Practice-42 post-session timeline showing three completed jab repetition clusters and selected movement phases."/>
+            <wp:docPr id="100003" name="Practice-42 post-session timeline showing three completed jab repetition clusters and selected movement phases." descr="Practice-42 post-session timeline showing three completed jab repetition clusters and selected movement phases."/>
             <wp:cNvGraphicFramePr>
               <a:graphicFrameLocks xmlns:a="http://schemas.openxmlformats.org/drawingml/2006/main" noChangeAspect="1"/>
             </wp:cNvGraphicFramePr>
@@ -10623,11 +10638,11 @@
               <a:graphicData uri="http://schemas.openxmlformats.org/drawingml/2006/picture">
                 <pic:pic xmlns:pic="http://schemas.openxmlformats.org/drawingml/2006/picture">
                   <pic:nvPicPr>
-                    <pic:cNvPr id="100003" name="image100003"/>
+                    <pic:cNvPr id="100003" name="image100003" descr="Practice-42 post-session timeline showing three completed jab repetition clusters and selected movement phases."/>
                     <pic:cNvPicPr/>
                   </pic:nvPicPr>
                   <pic:blipFill>
-                    <a:blip r:embed="rId30"/>
+                    <a:blip r:embed="rId34"/>
                     <a:stretch>
                       <a:fillRect/>
                     </a:stretch>
@@ -10658,7 +10673,7 @@
       </w:pPr>
       <w:r>
         <w:rPr>
-          <w:rFonts w:ascii="Times New Roman" w:hAnsi="Times New Roman" w:eastAsia="ＭＳ 明朝" w:cs="Times New Roman" w:eastAsiaTheme="minorEastAsia" w:csTheme="minorBidi"/>
+          <w:rFonts w:ascii="Times New Roman" w:hAnsi="Times New Roman" w:eastAsia="ＭＳ 明朝" w:cs="Times New Roman" w:eastAsiaTheme="minorEastAsia"/>
           <w:i/>
           <w:iCs/>
           <w:color w:val="000000"/>
@@ -10677,7 +10692,7 @@
       </w:pPr>
       <w:r>
         <w:rPr>
-          <w:rFonts w:ascii="Times New Roman" w:hAnsi="Times New Roman" w:eastAsia="ＭＳ 明朝" w:cs="Times New Roman" w:eastAsiaTheme="minorEastAsia" w:csTheme="minorBidi"/>
+          <w:rFonts w:ascii="Times New Roman" w:hAnsi="Times New Roman" w:eastAsia="ＭＳ 明朝" w:cs="Times New Roman" w:eastAsiaTheme="minorEastAsia"/>
           <w:color w:val="000000"/>
           <w:sz w:val="24"/>
           <w:szCs w:val="22"/>
@@ -10694,7 +10709,7 @@
       </w:pPr>
       <w:r>
         <w:rPr>
-          <w:rFonts w:ascii="Times New Roman" w:hAnsi="Times New Roman" w:eastAsia="ＭＳ 明朝" w:cs="Times New Roman" w:eastAsiaTheme="minorEastAsia" w:csTheme="minorBidi"/>
+          <w:rFonts w:ascii="Times New Roman" w:hAnsi="Times New Roman" w:eastAsia="ＭＳ 明朝" w:cs="Times New Roman" w:eastAsiaTheme="minorEastAsia"/>
           <w:color w:val="000000"/>
           <w:sz w:val="24"/>
           <w:szCs w:val="22"/>
@@ -10711,7 +10726,7 @@
       </w:pPr>
       <w:r>
         <w:rPr>
-          <w:rFonts w:ascii="Times New Roman" w:hAnsi="Times New Roman" w:eastAsia="ＭＳ 明朝" w:cs="Times New Roman" w:eastAsiaTheme="minorEastAsia" w:csTheme="minorBidi"/>
+          <w:rFonts w:ascii="Times New Roman" w:hAnsi="Times New Roman" w:eastAsia="ＭＳ 明朝" w:cs="Times New Roman" w:eastAsiaTheme="minorEastAsia"/>
           <w:color w:val="000000"/>
           <w:sz w:val="24"/>
           <w:szCs w:val="22"/>
@@ -10729,7 +10744,7 @@
       </w:pPr>
       <w:r>
         <w:rPr>
-          <w:rFonts w:ascii="Times New Roman" w:hAnsi="Times New Roman" w:eastAsia="ＭＳ ゴシック" w:cs="Times New Roman" w:eastAsiaTheme="majorEastAsia" w:csTheme="majorBidi"/>
+          <w:rFonts w:ascii="Times New Roman" w:hAnsi="Times New Roman" w:eastAsia="ＭＳ ゴシック" w:cs="Times New Roman" w:eastAsiaTheme="majorEastAsia"/>
           <w:b/>
           <w:bCs/>
           <w:color w:val="000000"/>
@@ -10747,7 +10762,7 @@
       </w:pPr>
       <w:r>
         <w:rPr>
-          <w:rFonts w:ascii="Times New Roman" w:hAnsi="Times New Roman" w:eastAsia="ＭＳ 明朝" w:cs="Times New Roman" w:eastAsiaTheme="minorEastAsia" w:csTheme="minorBidi"/>
+          <w:rFonts w:ascii="Times New Roman" w:hAnsi="Times New Roman" w:eastAsia="ＭＳ 明朝" w:cs="Times New Roman" w:eastAsiaTheme="minorEastAsia"/>
           <w:b/>
           <w:bCs/>
           <w:color w:val="000000"/>
@@ -10813,7 +10828,7 @@
             </w:pPr>
             <w:r>
               <w:rPr>
-                <w:rFonts w:ascii="Times New Roman" w:hAnsi="Times New Roman" w:eastAsia="ＭＳ 明朝" w:cs="Times New Roman" w:eastAsiaTheme="minorEastAsia" w:csTheme="minorBidi"/>
+                <w:rFonts w:ascii="Times New Roman" w:hAnsi="Times New Roman" w:eastAsia="ＭＳ 明朝" w:cs="Times New Roman" w:eastAsiaTheme="minorEastAsia"/>
                 <w:b/>
                 <w:bCs/>
                 <w:color w:val="000000"/>
@@ -10849,7 +10864,7 @@
             </w:pPr>
             <w:r>
               <w:rPr>
-                <w:rFonts w:ascii="Times New Roman" w:hAnsi="Times New Roman" w:eastAsia="ＭＳ 明朝" w:cs="Times New Roman" w:eastAsiaTheme="minorEastAsia" w:csTheme="minorBidi"/>
+                <w:rFonts w:ascii="Times New Roman" w:hAnsi="Times New Roman" w:eastAsia="ＭＳ 明朝" w:cs="Times New Roman" w:eastAsiaTheme="minorEastAsia"/>
                 <w:b/>
                 <w:bCs/>
                 <w:color w:val="000000"/>
@@ -10885,7 +10900,7 @@
             </w:pPr>
             <w:r>
               <w:rPr>
-                <w:rFonts w:ascii="Times New Roman" w:hAnsi="Times New Roman" w:eastAsia="ＭＳ 明朝" w:cs="Times New Roman" w:eastAsiaTheme="minorEastAsia" w:csTheme="minorBidi"/>
+                <w:rFonts w:ascii="Times New Roman" w:hAnsi="Times New Roman" w:eastAsia="ＭＳ 明朝" w:cs="Times New Roman" w:eastAsiaTheme="minorEastAsia"/>
                 <w:b/>
                 <w:bCs/>
                 <w:color w:val="000000"/>
@@ -10921,7 +10936,7 @@
             </w:pPr>
             <w:r>
               <w:rPr>
-                <w:rFonts w:ascii="Times New Roman" w:hAnsi="Times New Roman" w:eastAsia="ＭＳ 明朝" w:cs="Times New Roman" w:eastAsiaTheme="minorEastAsia" w:csTheme="minorBidi"/>
+                <w:rFonts w:ascii="Times New Roman" w:hAnsi="Times New Roman" w:eastAsia="ＭＳ 明朝" w:cs="Times New Roman" w:eastAsiaTheme="minorEastAsia"/>
                 <w:color w:val="000000"/>
                 <w:sz w:val="18"/>
                 <w:szCs w:val="22"/>
@@ -10953,7 +10968,7 @@
             </w:pPr>
             <w:r>
               <w:rPr>
-                <w:rFonts w:ascii="Times New Roman" w:hAnsi="Times New Roman" w:eastAsia="ＭＳ 明朝" w:cs="Times New Roman" w:eastAsiaTheme="minorEastAsia" w:csTheme="minorBidi"/>
+                <w:rFonts w:ascii="Times New Roman" w:hAnsi="Times New Roman" w:eastAsia="ＭＳ 明朝" w:cs="Times New Roman" w:eastAsiaTheme="minorEastAsia"/>
                 <w:color w:val="000000"/>
                 <w:sz w:val="18"/>
                 <w:szCs w:val="22"/>
@@ -10985,7 +11000,7 @@
             </w:pPr>
             <w:r>
               <w:rPr>
-                <w:rFonts w:ascii="Times New Roman" w:hAnsi="Times New Roman" w:eastAsia="ＭＳ 明朝" w:cs="Times New Roman" w:eastAsiaTheme="minorEastAsia" w:csTheme="minorBidi"/>
+                <w:rFonts w:ascii="Times New Roman" w:hAnsi="Times New Roman" w:eastAsia="ＭＳ 明朝" w:cs="Times New Roman" w:eastAsiaTheme="minorEastAsia"/>
                 <w:color w:val="000000"/>
                 <w:sz w:val="18"/>
                 <w:szCs w:val="22"/>
@@ -11019,7 +11034,7 @@
             </w:pPr>
             <w:r>
               <w:rPr>
-                <w:rFonts w:ascii="Times New Roman" w:hAnsi="Times New Roman" w:eastAsia="ＭＳ 明朝" w:cs="Times New Roman" w:eastAsiaTheme="minorEastAsia" w:csTheme="minorBidi"/>
+                <w:rFonts w:ascii="Times New Roman" w:hAnsi="Times New Roman" w:eastAsia="ＭＳ 明朝" w:cs="Times New Roman" w:eastAsiaTheme="minorEastAsia"/>
                 <w:color w:val="000000"/>
                 <w:sz w:val="18"/>
                 <w:szCs w:val="22"/>
@@ -11051,7 +11066,7 @@
             </w:pPr>
             <w:r>
               <w:rPr>
-                <w:rFonts w:ascii="Times New Roman" w:hAnsi="Times New Roman" w:eastAsia="ＭＳ 明朝" w:cs="Times New Roman" w:eastAsiaTheme="minorEastAsia" w:csTheme="minorBidi"/>
+                <w:rFonts w:ascii="Times New Roman" w:hAnsi="Times New Roman" w:eastAsia="ＭＳ 明朝" w:cs="Times New Roman" w:eastAsiaTheme="minorEastAsia"/>
                 <w:color w:val="000000"/>
                 <w:sz w:val="18"/>
                 <w:szCs w:val="22"/>
@@ -11083,7 +11098,7 @@
             </w:pPr>
             <w:r>
               <w:rPr>
-                <w:rFonts w:ascii="Times New Roman" w:hAnsi="Times New Roman" w:eastAsia="ＭＳ 明朝" w:cs="Times New Roman" w:eastAsiaTheme="minorEastAsia" w:csTheme="minorBidi"/>
+                <w:rFonts w:ascii="Times New Roman" w:hAnsi="Times New Roman" w:eastAsia="ＭＳ 明朝" w:cs="Times New Roman" w:eastAsiaTheme="minorEastAsia"/>
                 <w:color w:val="000000"/>
                 <w:sz w:val="18"/>
                 <w:szCs w:val="22"/>
@@ -11117,7 +11132,7 @@
             </w:pPr>
             <w:r>
               <w:rPr>
-                <w:rFonts w:ascii="Times New Roman" w:hAnsi="Times New Roman" w:eastAsia="ＭＳ 明朝" w:cs="Times New Roman" w:eastAsiaTheme="minorEastAsia" w:csTheme="minorBidi"/>
+                <w:rFonts w:ascii="Times New Roman" w:hAnsi="Times New Roman" w:eastAsia="ＭＳ 明朝" w:cs="Times New Roman" w:eastAsiaTheme="minorEastAsia"/>
                 <w:color w:val="000000"/>
                 <w:sz w:val="18"/>
                 <w:szCs w:val="22"/>
@@ -11149,7 +11164,7 @@
             </w:pPr>
             <w:r>
               <w:rPr>
-                <w:rFonts w:ascii="Times New Roman" w:hAnsi="Times New Roman" w:eastAsia="ＭＳ 明朝" w:cs="Times New Roman" w:eastAsiaTheme="minorEastAsia" w:csTheme="minorBidi"/>
+                <w:rFonts w:ascii="Times New Roman" w:hAnsi="Times New Roman" w:eastAsia="ＭＳ 明朝" w:cs="Times New Roman" w:eastAsiaTheme="minorEastAsia"/>
                 <w:color w:val="000000"/>
                 <w:sz w:val="18"/>
                 <w:szCs w:val="22"/>
@@ -11181,7 +11196,7 @@
             </w:pPr>
             <w:r>
               <w:rPr>
-                <w:rFonts w:ascii="Times New Roman" w:hAnsi="Times New Roman" w:eastAsia="ＭＳ 明朝" w:cs="Times New Roman" w:eastAsiaTheme="minorEastAsia" w:csTheme="minorBidi"/>
+                <w:rFonts w:ascii="Times New Roman" w:hAnsi="Times New Roman" w:eastAsia="ＭＳ 明朝" w:cs="Times New Roman" w:eastAsiaTheme="minorEastAsia"/>
                 <w:color w:val="000000"/>
                 <w:sz w:val="18"/>
                 <w:szCs w:val="22"/>
@@ -11201,7 +11216,7 @@
       </w:pPr>
       <w:r>
         <w:rPr>
-          <w:rFonts w:ascii="Times New Roman" w:hAnsi="Times New Roman" w:eastAsia="ＭＳ 明朝" w:cs="Times New Roman" w:eastAsiaTheme="minorEastAsia" w:csTheme="minorBidi"/>
+          <w:rFonts w:ascii="Times New Roman" w:hAnsi="Times New Roman" w:eastAsia="ＭＳ 明朝" w:cs="Times New Roman" w:eastAsiaTheme="minorEastAsia"/>
           <w:color w:val="000000"/>
           <w:sz w:val="24"/>
           <w:szCs w:val="22"/>
@@ -11219,7 +11234,7 @@
       </w:pPr>
       <w:r>
         <w:rPr>
-          <w:rFonts w:ascii="Times New Roman" w:hAnsi="Times New Roman" w:eastAsia="ＭＳ ゴシック" w:cs="Times New Roman" w:eastAsiaTheme="majorEastAsia" w:csTheme="majorBidi"/>
+          <w:rFonts w:ascii="Times New Roman" w:hAnsi="Times New Roman" w:eastAsia="ＭＳ ゴシック" w:cs="Times New Roman" w:eastAsiaTheme="majorEastAsia"/>
           <w:b/>
           <w:bCs/>
           <w:color w:val="000000"/>
@@ -11237,7 +11252,7 @@
       </w:pPr>
       <w:r>
         <w:rPr>
-          <w:rFonts w:ascii="Times New Roman" w:hAnsi="Times New Roman" w:eastAsia="ＭＳ 明朝" w:cs="Times New Roman" w:eastAsiaTheme="minorEastAsia" w:csTheme="minorBidi"/>
+          <w:rFonts w:ascii="Times New Roman" w:hAnsi="Times New Roman" w:eastAsia="ＭＳ 明朝" w:cs="Times New Roman" w:eastAsiaTheme="minorEastAsia"/>
           <w:b/>
           <w:bCs/>
           <w:color w:val="000000"/>
@@ -11303,7 +11318,7 @@
             </w:pPr>
             <w:r>
               <w:rPr>
-                <w:rFonts w:ascii="Times New Roman" w:hAnsi="Times New Roman" w:eastAsia="ＭＳ 明朝" w:cs="Times New Roman" w:eastAsiaTheme="minorEastAsia" w:csTheme="minorBidi"/>
+                <w:rFonts w:ascii="Times New Roman" w:hAnsi="Times New Roman" w:eastAsia="ＭＳ 明朝" w:cs="Times New Roman" w:eastAsiaTheme="minorEastAsia"/>
                 <w:b/>
                 <w:bCs/>
                 <w:color w:val="000000"/>
@@ -11339,7 +11354,7 @@
             </w:pPr>
             <w:r>
               <w:rPr>
-                <w:rFonts w:ascii="Times New Roman" w:hAnsi="Times New Roman" w:eastAsia="ＭＳ 明朝" w:cs="Times New Roman" w:eastAsiaTheme="minorEastAsia" w:csTheme="minorBidi"/>
+                <w:rFonts w:ascii="Times New Roman" w:hAnsi="Times New Roman" w:eastAsia="ＭＳ 明朝" w:cs="Times New Roman" w:eastAsiaTheme="minorEastAsia"/>
                 <w:b/>
                 <w:bCs/>
                 <w:color w:val="000000"/>
@@ -11375,7 +11390,7 @@
             </w:pPr>
             <w:r>
               <w:rPr>
-                <w:rFonts w:ascii="Times New Roman" w:hAnsi="Times New Roman" w:eastAsia="ＭＳ 明朝" w:cs="Times New Roman" w:eastAsiaTheme="minorEastAsia" w:csTheme="minorBidi"/>
+                <w:rFonts w:ascii="Times New Roman" w:hAnsi="Times New Roman" w:eastAsia="ＭＳ 明朝" w:cs="Times New Roman" w:eastAsiaTheme="minorEastAsia"/>
                 <w:b/>
                 <w:bCs/>
                 <w:color w:val="000000"/>
@@ -11411,7 +11426,7 @@
             </w:pPr>
             <w:r>
               <w:rPr>
-                <w:rFonts w:ascii="Times New Roman" w:hAnsi="Times New Roman" w:eastAsia="ＭＳ 明朝" w:cs="Times New Roman" w:eastAsiaTheme="minorEastAsia" w:csTheme="minorBidi"/>
+                <w:rFonts w:ascii="Times New Roman" w:hAnsi="Times New Roman" w:eastAsia="ＭＳ 明朝" w:cs="Times New Roman" w:eastAsiaTheme="minorEastAsia"/>
                 <w:color w:val="000000"/>
                 <w:sz w:val="18"/>
                 <w:szCs w:val="22"/>
@@ -11443,7 +11458,7 @@
             </w:pPr>
             <w:r>
               <w:rPr>
-                <w:rFonts w:ascii="Times New Roman" w:hAnsi="Times New Roman" w:eastAsia="ＭＳ 明朝" w:cs="Times New Roman" w:eastAsiaTheme="minorEastAsia" w:csTheme="minorBidi"/>
+                <w:rFonts w:ascii="Times New Roman" w:hAnsi="Times New Roman" w:eastAsia="ＭＳ 明朝" w:cs="Times New Roman" w:eastAsiaTheme="minorEastAsia"/>
                 <w:color w:val="000000"/>
                 <w:sz w:val="18"/>
                 <w:szCs w:val="22"/>
@@ -11475,7 +11490,7 @@
             </w:pPr>
             <w:r>
               <w:rPr>
-                <w:rFonts w:ascii="Times New Roman" w:hAnsi="Times New Roman" w:eastAsia="ＭＳ 明朝" w:cs="Times New Roman" w:eastAsiaTheme="minorEastAsia" w:csTheme="minorBidi"/>
+                <w:rFonts w:ascii="Times New Roman" w:hAnsi="Times New Roman" w:eastAsia="ＭＳ 明朝" w:cs="Times New Roman" w:eastAsiaTheme="minorEastAsia"/>
                 <w:color w:val="000000"/>
                 <w:sz w:val="18"/>
                 <w:szCs w:val="22"/>
@@ -11509,7 +11524,7 @@
             </w:pPr>
             <w:r>
               <w:rPr>
-                <w:rFonts w:ascii="Times New Roman" w:hAnsi="Times New Roman" w:eastAsia="ＭＳ 明朝" w:cs="Times New Roman" w:eastAsiaTheme="minorEastAsia" w:csTheme="minorBidi"/>
+                <w:rFonts w:ascii="Times New Roman" w:hAnsi="Times New Roman" w:eastAsia="ＭＳ 明朝" w:cs="Times New Roman" w:eastAsiaTheme="minorEastAsia"/>
                 <w:color w:val="000000"/>
                 <w:sz w:val="18"/>
                 <w:szCs w:val="22"/>
@@ -11541,7 +11556,7 @@
             </w:pPr>
             <w:r>
               <w:rPr>
-                <w:rFonts w:ascii="Times New Roman" w:hAnsi="Times New Roman" w:eastAsia="ＭＳ 明朝" w:cs="Times New Roman" w:eastAsiaTheme="minorEastAsia" w:csTheme="minorBidi"/>
+                <w:rFonts w:ascii="Times New Roman" w:hAnsi="Times New Roman" w:eastAsia="ＭＳ 明朝" w:cs="Times New Roman" w:eastAsiaTheme="minorEastAsia"/>
                 <w:color w:val="000000"/>
                 <w:sz w:val="18"/>
                 <w:szCs w:val="22"/>
@@ -11573,7 +11588,7 @@
             </w:pPr>
             <w:r>
               <w:rPr>
-                <w:rFonts w:ascii="Times New Roman" w:hAnsi="Times New Roman" w:eastAsia="ＭＳ 明朝" w:cs="Times New Roman" w:eastAsiaTheme="minorEastAsia" w:csTheme="minorBidi"/>
+                <w:rFonts w:ascii="Times New Roman" w:hAnsi="Times New Roman" w:eastAsia="ＭＳ 明朝" w:cs="Times New Roman" w:eastAsiaTheme="minorEastAsia"/>
                 <w:color w:val="000000"/>
                 <w:sz w:val="18"/>
                 <w:szCs w:val="22"/>
@@ -11607,7 +11622,7 @@
             </w:pPr>
             <w:r>
               <w:rPr>
-                <w:rFonts w:ascii="Times New Roman" w:hAnsi="Times New Roman" w:eastAsia="ＭＳ 明朝" w:cs="Times New Roman" w:eastAsiaTheme="minorEastAsia" w:csTheme="minorBidi"/>
+                <w:rFonts w:ascii="Times New Roman" w:hAnsi="Times New Roman" w:eastAsia="ＭＳ 明朝" w:cs="Times New Roman" w:eastAsiaTheme="minorEastAsia"/>
                 <w:color w:val="000000"/>
                 <w:sz w:val="18"/>
                 <w:szCs w:val="22"/>
@@ -11639,7 +11654,7 @@
             </w:pPr>
             <w:r>
               <w:rPr>
-                <w:rFonts w:ascii="Times New Roman" w:hAnsi="Times New Roman" w:eastAsia="ＭＳ 明朝" w:cs="Times New Roman" w:eastAsiaTheme="minorEastAsia" w:csTheme="minorBidi"/>
+                <w:rFonts w:ascii="Times New Roman" w:hAnsi="Times New Roman" w:eastAsia="ＭＳ 明朝" w:cs="Times New Roman" w:eastAsiaTheme="minorEastAsia"/>
                 <w:color w:val="000000"/>
                 <w:sz w:val="18"/>
                 <w:szCs w:val="22"/>
@@ -11671,7 +11686,7 @@
             </w:pPr>
             <w:r>
               <w:rPr>
-                <w:rFonts w:ascii="Times New Roman" w:hAnsi="Times New Roman" w:eastAsia="ＭＳ 明朝" w:cs="Times New Roman" w:eastAsiaTheme="minorEastAsia" w:csTheme="minorBidi"/>
+                <w:rFonts w:ascii="Times New Roman" w:hAnsi="Times New Roman" w:eastAsia="ＭＳ 明朝" w:cs="Times New Roman" w:eastAsiaTheme="minorEastAsia"/>
                 <w:color w:val="000000"/>
                 <w:sz w:val="18"/>
                 <w:szCs w:val="22"/>
@@ -11705,7 +11720,7 @@
             </w:pPr>
             <w:r>
               <w:rPr>
-                <w:rFonts w:ascii="Times New Roman" w:hAnsi="Times New Roman" w:eastAsia="ＭＳ 明朝" w:cs="Times New Roman" w:eastAsiaTheme="minorEastAsia" w:csTheme="minorBidi"/>
+                <w:rFonts w:ascii="Times New Roman" w:hAnsi="Times New Roman" w:eastAsia="ＭＳ 明朝" w:cs="Times New Roman" w:eastAsiaTheme="minorEastAsia"/>
                 <w:color w:val="000000"/>
                 <w:sz w:val="18"/>
                 <w:szCs w:val="22"/>
@@ -11737,7 +11752,7 @@
             </w:pPr>
             <w:r>
               <w:rPr>
-                <w:rFonts w:ascii="Times New Roman" w:hAnsi="Times New Roman" w:eastAsia="ＭＳ 明朝" w:cs="Times New Roman" w:eastAsiaTheme="minorEastAsia" w:csTheme="minorBidi"/>
+                <w:rFonts w:ascii="Times New Roman" w:hAnsi="Times New Roman" w:eastAsia="ＭＳ 明朝" w:cs="Times New Roman" w:eastAsiaTheme="minorEastAsia"/>
                 <w:color w:val="000000"/>
                 <w:sz w:val="18"/>
                 <w:szCs w:val="22"/>
@@ -11769,7 +11784,7 @@
             </w:pPr>
             <w:r>
               <w:rPr>
-                <w:rFonts w:ascii="Times New Roman" w:hAnsi="Times New Roman" w:eastAsia="ＭＳ 明朝" w:cs="Times New Roman" w:eastAsiaTheme="minorEastAsia" w:csTheme="minorBidi"/>
+                <w:rFonts w:ascii="Times New Roman" w:hAnsi="Times New Roman" w:eastAsia="ＭＳ 明朝" w:cs="Times New Roman" w:eastAsiaTheme="minorEastAsia"/>
                 <w:color w:val="000000"/>
                 <w:sz w:val="18"/>
                 <w:szCs w:val="22"/>
@@ -11803,7 +11818,7 @@
             </w:pPr>
             <w:r>
               <w:rPr>
-                <w:rFonts w:ascii="Times New Roman" w:hAnsi="Times New Roman" w:eastAsia="ＭＳ 明朝" w:cs="Times New Roman" w:eastAsiaTheme="minorEastAsia" w:csTheme="minorBidi"/>
+                <w:rFonts w:ascii="Times New Roman" w:hAnsi="Times New Roman" w:eastAsia="ＭＳ 明朝" w:cs="Times New Roman" w:eastAsiaTheme="minorEastAsia"/>
                 <w:color w:val="000000"/>
                 <w:sz w:val="18"/>
                 <w:szCs w:val="22"/>
@@ -11835,7 +11850,7 @@
             </w:pPr>
             <w:r>
               <w:rPr>
-                <w:rFonts w:ascii="Times New Roman" w:hAnsi="Times New Roman" w:eastAsia="ＭＳ 明朝" w:cs="Times New Roman" w:eastAsiaTheme="minorEastAsia" w:csTheme="minorBidi"/>
+                <w:rFonts w:ascii="Times New Roman" w:hAnsi="Times New Roman" w:eastAsia="ＭＳ 明朝" w:cs="Times New Roman" w:eastAsiaTheme="minorEastAsia"/>
                 <w:color w:val="000000"/>
                 <w:sz w:val="18"/>
                 <w:szCs w:val="22"/>
@@ -11867,7 +11882,7 @@
             </w:pPr>
             <w:r>
               <w:rPr>
-                <w:rFonts w:ascii="Times New Roman" w:hAnsi="Times New Roman" w:eastAsia="ＭＳ 明朝" w:cs="Times New Roman" w:eastAsiaTheme="minorEastAsia" w:csTheme="minorBidi"/>
+                <w:rFonts w:ascii="Times New Roman" w:hAnsi="Times New Roman" w:eastAsia="ＭＳ 明朝" w:cs="Times New Roman" w:eastAsiaTheme="minorEastAsia"/>
                 <w:color w:val="000000"/>
                 <w:sz w:val="18"/>
                 <w:szCs w:val="22"/>
@@ -11887,7 +11902,7 @@
       </w:pPr>
       <w:r>
         <w:rPr>
-          <w:rFonts w:ascii="Times New Roman" w:hAnsi="Times New Roman" w:eastAsia="ＭＳ 明朝" w:cs="Times New Roman" w:eastAsiaTheme="minorEastAsia" w:csTheme="minorBidi"/>
+          <w:rFonts w:ascii="Times New Roman" w:hAnsi="Times New Roman" w:eastAsia="ＭＳ 明朝" w:cs="Times New Roman" w:eastAsiaTheme="minorEastAsia"/>
           <w:color w:val="000000"/>
           <w:sz w:val="24"/>
           <w:szCs w:val="22"/>
@@ -11905,7 +11920,7 @@
       </w:pPr>
       <w:r>
         <w:rPr>
-          <w:rFonts w:ascii="Times New Roman" w:hAnsi="Times New Roman" w:eastAsia="ＭＳ ゴシック" w:cs="Times New Roman" w:eastAsiaTheme="majorEastAsia" w:csTheme="majorBidi"/>
+          <w:rFonts w:ascii="Times New Roman" w:hAnsi="Times New Roman" w:eastAsia="ＭＳ ゴシック" w:cs="Times New Roman" w:eastAsiaTheme="majorEastAsia"/>
           <w:b/>
           <w:bCs/>
           <w:color w:val="000000"/>
@@ -11924,7 +11939,7 @@
       </w:pPr>
       <w:r>
         <w:rPr>
-          <w:rFonts w:ascii="Times New Roman" w:hAnsi="Times New Roman" w:eastAsia="ＭＳ 明朝" w:cs="Times New Roman" w:eastAsiaTheme="minorEastAsia" w:csTheme="minorBidi"/>
+          <w:rFonts w:ascii="Times New Roman" w:hAnsi="Times New Roman" w:eastAsia="ＭＳ 明朝" w:cs="Times New Roman" w:eastAsiaTheme="minorEastAsia"/>
           <w:color w:val="000000"/>
           <w:sz w:val="24"/>
           <w:szCs w:val="22"/>
@@ -11941,7 +11956,7 @@
       </w:pPr>
       <w:r>
         <w:rPr>
-          <w:rFonts w:ascii="Times New Roman" w:hAnsi="Times New Roman" w:eastAsia="ＭＳ 明朝" w:cs="Times New Roman" w:eastAsiaTheme="minorEastAsia" w:csTheme="minorBidi"/>
+          <w:rFonts w:ascii="Times New Roman" w:hAnsi="Times New Roman" w:eastAsia="ＭＳ 明朝" w:cs="Times New Roman" w:eastAsiaTheme="minorEastAsia"/>
           <w:color w:val="000000"/>
           <w:sz w:val="24"/>
           <w:szCs w:val="22"/>
@@ -11958,7 +11973,7 @@
       </w:pPr>
       <w:r>
         <w:rPr>
-          <w:rFonts w:ascii="Times New Roman" w:hAnsi="Times New Roman" w:eastAsia="ＭＳ 明朝" w:cs="Times New Roman" w:eastAsiaTheme="minorEastAsia" w:csTheme="minorBidi"/>
+          <w:rFonts w:ascii="Times New Roman" w:hAnsi="Times New Roman" w:eastAsia="ＭＳ 明朝" w:cs="Times New Roman" w:eastAsiaTheme="minorEastAsia"/>
           <w:color w:val="000000"/>
           <w:sz w:val="24"/>
           <w:szCs w:val="22"/>
@@ -11976,7 +11991,7 @@
       </w:pPr>
       <w:r>
         <w:rPr>
-          <w:rFonts w:ascii="Times New Roman" w:hAnsi="Times New Roman" w:eastAsia="ＭＳ ゴシック" w:cs="Times New Roman" w:eastAsiaTheme="majorEastAsia" w:csTheme="majorBidi"/>
+          <w:rFonts w:ascii="Times New Roman" w:hAnsi="Times New Roman" w:eastAsia="ＭＳ ゴシック" w:cs="Times New Roman" w:eastAsiaTheme="majorEastAsia"/>
           <w:b/>
           <w:bCs/>
           <w:color w:val="000000"/>
@@ -11995,7 +12010,7 @@
       </w:pPr>
       <w:r>
         <w:rPr>
-          <w:rFonts w:ascii="Times New Roman" w:hAnsi="Times New Roman" w:eastAsia="ＭＳ 明朝" w:cs="Times New Roman" w:eastAsiaTheme="minorEastAsia" w:csTheme="minorBidi"/>
+          <w:rFonts w:ascii="Times New Roman" w:hAnsi="Times New Roman" w:eastAsia="ＭＳ 明朝" w:cs="Times New Roman" w:eastAsiaTheme="minorEastAsia"/>
           <w:color w:val="000000"/>
           <w:sz w:val="24"/>
           <w:szCs w:val="22"/>
@@ -12012,7 +12027,7 @@
       </w:pPr>
       <w:r>
         <w:rPr>
-          <w:rFonts w:ascii="Times New Roman" w:hAnsi="Times New Roman" w:eastAsia="ＭＳ 明朝" w:cs="Times New Roman" w:eastAsiaTheme="minorEastAsia" w:csTheme="minorBidi"/>
+          <w:rFonts w:ascii="Times New Roman" w:hAnsi="Times New Roman" w:eastAsia="ＭＳ 明朝" w:cs="Times New Roman" w:eastAsiaTheme="minorEastAsia"/>
           <w:color w:val="000000"/>
           <w:sz w:val="24"/>
           <w:szCs w:val="22"/>
@@ -12029,7 +12044,7 @@
       </w:pPr>
       <w:r>
         <w:rPr>
-          <w:rFonts w:ascii="Times New Roman" w:hAnsi="Times New Roman" w:eastAsia="ＭＳ 明朝" w:cs="Times New Roman" w:eastAsiaTheme="minorEastAsia" w:csTheme="minorBidi"/>
+          <w:rFonts w:ascii="Times New Roman" w:hAnsi="Times New Roman" w:eastAsia="ＭＳ 明朝" w:cs="Times New Roman" w:eastAsiaTheme="minorEastAsia"/>
           <w:color w:val="000000"/>
           <w:sz w:val="24"/>
           <w:szCs w:val="22"/>
@@ -12046,7 +12061,7 @@
       </w:pPr>
       <w:r>
         <w:rPr>
-          <w:rFonts w:ascii="Times New Roman" w:hAnsi="Times New Roman" w:eastAsia="ＭＳ 明朝" w:cs="Times New Roman" w:eastAsiaTheme="minorEastAsia" w:csTheme="minorBidi"/>
+          <w:rFonts w:ascii="Times New Roman" w:hAnsi="Times New Roman" w:eastAsia="ＭＳ 明朝" w:cs="Times New Roman" w:eastAsiaTheme="minorEastAsia"/>
           <w:color w:val="000000"/>
           <w:sz w:val="24"/>
           <w:szCs w:val="22"/>
@@ -12063,7 +12078,7 @@
       </w:pPr>
       <w:r>
         <w:rPr>
-          <w:rFonts w:ascii="Times New Roman" w:hAnsi="Times New Roman" w:eastAsia="ＭＳ 明朝" w:cs="Times New Roman" w:eastAsiaTheme="minorEastAsia" w:csTheme="minorBidi"/>
+          <w:rFonts w:ascii="Times New Roman" w:hAnsi="Times New Roman" w:eastAsia="ＭＳ 明朝" w:cs="Times New Roman" w:eastAsiaTheme="minorEastAsia"/>
           <w:color w:val="000000"/>
           <w:sz w:val="24"/>
           <w:szCs w:val="22"/>
@@ -12080,7 +12095,7 @@
       </w:pPr>
       <w:r>
         <w:rPr>
-          <w:rFonts w:ascii="Times New Roman" w:hAnsi="Times New Roman" w:eastAsia="ＭＳ 明朝" w:cs="Times New Roman" w:eastAsiaTheme="minorEastAsia" w:csTheme="minorBidi"/>
+          <w:rFonts w:ascii="Times New Roman" w:hAnsi="Times New Roman" w:eastAsia="ＭＳ 明朝" w:cs="Times New Roman" w:eastAsiaTheme="minorEastAsia"/>
           <w:color w:val="000000"/>
           <w:sz w:val="24"/>
           <w:szCs w:val="22"/>
@@ -12097,7 +12112,7 @@
       </w:pPr>
       <w:r>
         <w:rPr>
-          <w:rFonts w:ascii="Times New Roman" w:hAnsi="Times New Roman" w:eastAsia="ＭＳ 明朝" w:cs="Times New Roman" w:eastAsiaTheme="minorEastAsia" w:csTheme="minorBidi"/>
+          <w:rFonts w:ascii="Times New Roman" w:hAnsi="Times New Roman" w:eastAsia="ＭＳ 明朝" w:cs="Times New Roman" w:eastAsiaTheme="minorEastAsia"/>
           <w:color w:val="000000"/>
           <w:sz w:val="24"/>
           <w:szCs w:val="22"/>
@@ -12114,7 +12129,7 @@
       </w:pPr>
       <w:r>
         <w:rPr>
-          <w:rFonts w:ascii="Times New Roman" w:hAnsi="Times New Roman" w:eastAsia="ＭＳ 明朝" w:cs="Times New Roman" w:eastAsiaTheme="minorEastAsia" w:csTheme="minorBidi"/>
+          <w:rFonts w:ascii="Times New Roman" w:hAnsi="Times New Roman" w:eastAsia="ＭＳ 明朝" w:cs="Times New Roman" w:eastAsiaTheme="minorEastAsia"/>
           <w:color w:val="000000"/>
           <w:sz w:val="24"/>
           <w:szCs w:val="22"/>
@@ -12131,7 +12146,7 @@
       </w:pPr>
       <w:r>
         <w:rPr>
-          <w:rFonts w:ascii="Times New Roman" w:hAnsi="Times New Roman" w:eastAsia="ＭＳ 明朝" w:cs="Times New Roman" w:eastAsiaTheme="minorEastAsia" w:csTheme="minorBidi"/>
+          <w:rFonts w:ascii="Times New Roman" w:hAnsi="Times New Roman" w:eastAsia="ＭＳ 明朝" w:cs="Times New Roman" w:eastAsiaTheme="minorEastAsia"/>
           <w:color w:val="000000"/>
           <w:sz w:val="24"/>
           <w:szCs w:val="22"/>
@@ -12148,7 +12163,7 @@
       </w:pPr>
       <w:r>
         <w:rPr>
-          <w:rFonts w:ascii="Times New Roman" w:hAnsi="Times New Roman" w:eastAsia="ＭＳ 明朝" w:cs="Times New Roman" w:eastAsiaTheme="minorEastAsia" w:csTheme="minorBidi"/>
+          <w:rFonts w:ascii="Times New Roman" w:hAnsi="Times New Roman" w:eastAsia="ＭＳ 明朝" w:cs="Times New Roman" w:eastAsiaTheme="minorEastAsia"/>
           <w:color w:val="000000"/>
           <w:sz w:val="24"/>
           <w:szCs w:val="22"/>
@@ -12161,9 +12176,7 @@
         <w:pageBreakBefore/>
         <w:widowControl/>
       </w:pPr>
-      <w:r>
-        <w:lastRenderedPageBreak/>
-      </w:r>
+      <w:r/>
     </w:p>
     <w:p>
       <w:pPr>
@@ -12175,7 +12188,7 @@
       </w:pPr>
       <w:r>
         <w:rPr>
-          <w:rFonts w:ascii="Times New Roman" w:hAnsi="Times New Roman" w:eastAsia="ＭＳ ゴシック" w:cs="Times New Roman" w:eastAsiaTheme="majorEastAsia" w:csTheme="majorBidi"/>
+          <w:rFonts w:ascii="Times New Roman" w:hAnsi="Times New Roman" w:eastAsia="ＭＳ ゴシック" w:cs="Times New Roman" w:eastAsiaTheme="majorEastAsia"/>
           <w:b/>
           <w:bCs/>
           <w:color w:val="000000"/>
@@ -12189,7 +12202,7 @@
       </w:r>
       <w:r>
         <w:rPr>
-          <w:rFonts w:ascii="Times New Roman" w:hAnsi="Times New Roman" w:eastAsia="ＭＳ ゴシック" w:cs="Times New Roman" w:eastAsiaTheme="majorEastAsia" w:csTheme="majorBidi"/>
+          <w:rFonts w:ascii="Times New Roman" w:hAnsi="Times New Roman" w:eastAsia="ＭＳ ゴシック" w:cs="Times New Roman" w:eastAsiaTheme="majorEastAsia"/>
           <w:b/>
           <w:bCs/>
           <w:color w:val="000000"/>
@@ -12209,7 +12222,7 @@
       </w:pPr>
       <w:r>
         <w:rPr>
-          <w:rFonts w:ascii="Times New Roman" w:hAnsi="Times New Roman" w:eastAsia="ＭＳ ゴシック" w:cs="Times New Roman" w:eastAsiaTheme="majorEastAsia" w:csTheme="majorBidi"/>
+          <w:rFonts w:ascii="Times New Roman" w:hAnsi="Times New Roman" w:eastAsia="ＭＳ ゴシック" w:cs="Times New Roman" w:eastAsiaTheme="majorEastAsia"/>
           <w:b/>
           <w:bCs/>
           <w:color w:val="000000"/>
@@ -12228,7 +12241,7 @@
       </w:pPr>
       <w:r>
         <w:rPr>
-          <w:rFonts w:ascii="Times New Roman" w:hAnsi="Times New Roman" w:eastAsia="ＭＳ 明朝" w:cs="Times New Roman" w:eastAsiaTheme="minorEastAsia" w:csTheme="minorBidi"/>
+          <w:rFonts w:ascii="Times New Roman" w:hAnsi="Times New Roman" w:eastAsia="ＭＳ 明朝" w:cs="Times New Roman" w:eastAsiaTheme="minorEastAsia"/>
           <w:color w:val="000000"/>
           <w:sz w:val="24"/>
           <w:szCs w:val="22"/>
@@ -12245,7 +12258,7 @@
       </w:pPr>
       <w:r>
         <w:rPr>
-          <w:rFonts w:ascii="Times New Roman" w:hAnsi="Times New Roman" w:eastAsia="ＭＳ 明朝" w:cs="Times New Roman" w:eastAsiaTheme="minorEastAsia" w:csTheme="minorBidi"/>
+          <w:rFonts w:ascii="Times New Roman" w:hAnsi="Times New Roman" w:eastAsia="ＭＳ 明朝" w:cs="Times New Roman" w:eastAsiaTheme="minorEastAsia"/>
           <w:color w:val="000000"/>
           <w:sz w:val="24"/>
           <w:szCs w:val="22"/>
@@ -12262,7 +12275,7 @@
       </w:pPr>
       <w:r>
         <w:rPr>
-          <w:rFonts w:ascii="Times New Roman" w:hAnsi="Times New Roman" w:eastAsia="ＭＳ 明朝" w:cs="Times New Roman" w:eastAsiaTheme="minorEastAsia" w:csTheme="minorBidi"/>
+          <w:rFonts w:ascii="Times New Roman" w:hAnsi="Times New Roman" w:eastAsia="ＭＳ 明朝" w:cs="Times New Roman" w:eastAsiaTheme="minorEastAsia"/>
           <w:color w:val="000000"/>
           <w:sz w:val="24"/>
           <w:szCs w:val="22"/>
@@ -12280,7 +12293,7 @@
       </w:pPr>
       <w:r>
         <w:rPr>
-          <w:rFonts w:ascii="Times New Roman" w:hAnsi="Times New Roman" w:eastAsia="ＭＳ ゴシック" w:cs="Times New Roman" w:eastAsiaTheme="majorEastAsia" w:csTheme="majorBidi"/>
+          <w:rFonts w:ascii="Times New Roman" w:hAnsi="Times New Roman" w:eastAsia="ＭＳ ゴシック" w:cs="Times New Roman" w:eastAsiaTheme="majorEastAsia"/>
           <w:b/>
           <w:bCs/>
           <w:color w:val="000000"/>
@@ -12299,7 +12312,7 @@
       </w:pPr>
       <w:r>
         <w:rPr>
-          <w:rFonts w:ascii="Times New Roman" w:hAnsi="Times New Roman" w:eastAsia="ＭＳ 明朝" w:cs="Times New Roman" w:eastAsiaTheme="minorEastAsia" w:csTheme="minorBidi"/>
+          <w:rFonts w:ascii="Times New Roman" w:hAnsi="Times New Roman" w:eastAsia="ＭＳ 明朝" w:cs="Times New Roman" w:eastAsiaTheme="minorEastAsia"/>
           <w:color w:val="000000"/>
           <w:sz w:val="24"/>
           <w:szCs w:val="22"/>
@@ -12316,7 +12329,7 @@
       </w:pPr>
       <w:r>
         <w:rPr>
-          <w:rFonts w:ascii="Times New Roman" w:hAnsi="Times New Roman" w:eastAsia="ＭＳ 明朝" w:cs="Times New Roman" w:eastAsiaTheme="minorEastAsia" w:csTheme="minorBidi"/>
+          <w:rFonts w:ascii="Times New Roman" w:hAnsi="Times New Roman" w:eastAsia="ＭＳ 明朝" w:cs="Times New Roman" w:eastAsiaTheme="minorEastAsia"/>
           <w:color w:val="000000"/>
           <w:sz w:val="24"/>
           <w:szCs w:val="22"/>
@@ -12333,7 +12346,7 @@
       </w:pPr>
       <w:r>
         <w:rPr>
-          <w:rFonts w:ascii="Times New Roman" w:hAnsi="Times New Roman" w:eastAsia="ＭＳ 明朝" w:cs="Times New Roman" w:eastAsiaTheme="minorEastAsia" w:csTheme="minorBidi"/>
+          <w:rFonts w:ascii="Times New Roman" w:hAnsi="Times New Roman" w:eastAsia="ＭＳ 明朝" w:cs="Times New Roman" w:eastAsiaTheme="minorEastAsia"/>
           <w:color w:val="000000"/>
           <w:sz w:val="24"/>
           <w:szCs w:val="22"/>
@@ -12350,7 +12363,7 @@
       </w:pPr>
       <w:r>
         <w:rPr>
-          <w:rFonts w:ascii="Times New Roman" w:hAnsi="Times New Roman" w:eastAsia="ＭＳ 明朝" w:cs="Times New Roman" w:eastAsiaTheme="minorEastAsia" w:csTheme="minorBidi"/>
+          <w:rFonts w:ascii="Times New Roman" w:hAnsi="Times New Roman" w:eastAsia="ＭＳ 明朝" w:cs="Times New Roman" w:eastAsiaTheme="minorEastAsia"/>
           <w:color w:val="000000"/>
           <w:sz w:val="24"/>
           <w:szCs w:val="22"/>
@@ -12367,7 +12380,7 @@
       </w:pPr>
       <w:r>
         <w:rPr>
-          <w:rFonts w:ascii="Times New Roman" w:hAnsi="Times New Roman" w:eastAsia="ＭＳ 明朝" w:cs="Times New Roman" w:eastAsiaTheme="minorEastAsia" w:csTheme="minorBidi"/>
+          <w:rFonts w:ascii="Times New Roman" w:hAnsi="Times New Roman" w:eastAsia="ＭＳ 明朝" w:cs="Times New Roman" w:eastAsiaTheme="minorEastAsia"/>
           <w:color w:val="000000"/>
           <w:sz w:val="24"/>
           <w:szCs w:val="22"/>
@@ -12384,7 +12397,7 @@
       </w:pPr>
       <w:r>
         <w:rPr>
-          <w:rFonts w:ascii="Times New Roman" w:hAnsi="Times New Roman" w:eastAsia="ＭＳ 明朝" w:cs="Times New Roman" w:eastAsiaTheme="minorEastAsia" w:csTheme="minorBidi"/>
+          <w:rFonts w:ascii="Times New Roman" w:hAnsi="Times New Roman" w:eastAsia="ＭＳ 明朝" w:cs="Times New Roman" w:eastAsiaTheme="minorEastAsia"/>
           <w:color w:val="000000"/>
           <w:sz w:val="24"/>
           <w:szCs w:val="22"/>
@@ -12402,7 +12415,7 @@
       </w:pPr>
       <w:r>
         <w:rPr>
-          <w:rFonts w:ascii="Times New Roman" w:hAnsi="Times New Roman" w:eastAsia="ＭＳ ゴシック" w:cs="Times New Roman" w:eastAsiaTheme="majorEastAsia" w:csTheme="majorBidi"/>
+          <w:rFonts w:ascii="Times New Roman" w:hAnsi="Times New Roman" w:eastAsia="ＭＳ ゴシック" w:cs="Times New Roman" w:eastAsiaTheme="majorEastAsia"/>
           <w:b/>
           <w:bCs/>
           <w:color w:val="000000"/>
@@ -12421,7 +12434,7 @@
       </w:pPr>
       <w:r>
         <w:rPr>
-          <w:rFonts w:ascii="Times New Roman" w:hAnsi="Times New Roman" w:eastAsia="ＭＳ 明朝" w:cs="Times New Roman" w:eastAsiaTheme="minorEastAsia" w:csTheme="minorBidi"/>
+          <w:rFonts w:ascii="Times New Roman" w:hAnsi="Times New Roman" w:eastAsia="ＭＳ 明朝" w:cs="Times New Roman" w:eastAsiaTheme="minorEastAsia"/>
           <w:color w:val="000000"/>
           <w:sz w:val="24"/>
           <w:szCs w:val="22"/>
@@ -12438,7 +12451,7 @@
       </w:pPr>
       <w:r>
         <w:rPr>
-          <w:rFonts w:ascii="Times New Roman" w:hAnsi="Times New Roman" w:eastAsia="ＭＳ 明朝" w:cs="Times New Roman" w:eastAsiaTheme="minorEastAsia" w:csTheme="minorBidi"/>
+          <w:rFonts w:ascii="Times New Roman" w:hAnsi="Times New Roman" w:eastAsia="ＭＳ 明朝" w:cs="Times New Roman" w:eastAsiaTheme="minorEastAsia"/>
           <w:color w:val="000000"/>
           <w:sz w:val="24"/>
           <w:szCs w:val="22"/>
@@ -12455,7 +12468,7 @@
       </w:pPr>
       <w:r>
         <w:rPr>
-          <w:rFonts w:ascii="Times New Roman" w:hAnsi="Times New Roman" w:eastAsia="ＭＳ 明朝" w:cs="Times New Roman" w:eastAsiaTheme="minorEastAsia" w:csTheme="minorBidi"/>
+          <w:rFonts w:ascii="Times New Roman" w:hAnsi="Times New Roman" w:eastAsia="ＭＳ 明朝" w:cs="Times New Roman" w:eastAsiaTheme="minorEastAsia"/>
           <w:color w:val="000000"/>
           <w:sz w:val="24"/>
           <w:szCs w:val="22"/>
@@ -12472,7 +12485,7 @@
       </w:pPr>
       <w:r>
         <w:rPr>
-          <w:rFonts w:ascii="Times New Roman" w:hAnsi="Times New Roman" w:eastAsia="ＭＳ 明朝" w:cs="Times New Roman" w:eastAsiaTheme="minorEastAsia" w:csTheme="minorBidi"/>
+          <w:rFonts w:ascii="Times New Roman" w:hAnsi="Times New Roman" w:eastAsia="ＭＳ 明朝" w:cs="Times New Roman" w:eastAsiaTheme="minorEastAsia"/>
           <w:color w:val="000000"/>
           <w:sz w:val="24"/>
           <w:szCs w:val="22"/>
@@ -12489,7 +12502,7 @@
       </w:pPr>
       <w:r>
         <w:rPr>
-          <w:rFonts w:ascii="Times New Roman" w:hAnsi="Times New Roman" w:eastAsia="ＭＳ 明朝" w:cs="Times New Roman" w:eastAsiaTheme="minorEastAsia" w:csTheme="minorBidi"/>
+          <w:rFonts w:ascii="Times New Roman" w:hAnsi="Times New Roman" w:eastAsia="ＭＳ 明朝" w:cs="Times New Roman" w:eastAsiaTheme="minorEastAsia"/>
           <w:color w:val="000000"/>
           <w:sz w:val="24"/>
           <w:szCs w:val="22"/>
@@ -12506,7 +12519,7 @@
       </w:pPr>
       <w:r>
         <w:rPr>
-          <w:rFonts w:ascii="Times New Roman" w:hAnsi="Times New Roman" w:eastAsia="ＭＳ 明朝" w:cs="Times New Roman" w:eastAsiaTheme="minorEastAsia" w:csTheme="minorBidi"/>
+          <w:rFonts w:ascii="Times New Roman" w:hAnsi="Times New Roman" w:eastAsia="ＭＳ 明朝" w:cs="Times New Roman" w:eastAsiaTheme="minorEastAsia"/>
           <w:color w:val="000000"/>
           <w:sz w:val="24"/>
           <w:szCs w:val="22"/>
@@ -12523,7 +12536,7 @@
       </w:pPr>
       <w:r>
         <w:rPr>
-          <w:rFonts w:ascii="Times New Roman" w:hAnsi="Times New Roman" w:eastAsia="ＭＳ 明朝" w:cs="Times New Roman" w:eastAsiaTheme="minorEastAsia" w:csTheme="minorBidi"/>
+          <w:rFonts w:ascii="Times New Roman" w:hAnsi="Times New Roman" w:eastAsia="ＭＳ 明朝" w:cs="Times New Roman" w:eastAsiaTheme="minorEastAsia"/>
           <w:color w:val="000000"/>
           <w:sz w:val="24"/>
           <w:szCs w:val="22"/>
@@ -12540,7 +12553,7 @@
       </w:pPr>
       <w:r>
         <w:rPr>
-          <w:rFonts w:ascii="Times New Roman" w:hAnsi="Times New Roman" w:eastAsia="ＭＳ 明朝" w:cs="Times New Roman" w:eastAsiaTheme="minorEastAsia" w:csTheme="minorBidi"/>
+          <w:rFonts w:ascii="Times New Roman" w:hAnsi="Times New Roman" w:eastAsia="ＭＳ 明朝" w:cs="Times New Roman" w:eastAsiaTheme="minorEastAsia"/>
           <w:color w:val="000000"/>
           <w:sz w:val="24"/>
           <w:szCs w:val="22"/>
@@ -12557,7 +12570,7 @@
       </w:pPr>
       <w:r>
         <w:rPr>
-          <w:rFonts w:ascii="Times New Roman" w:hAnsi="Times New Roman" w:eastAsia="ＭＳ 明朝" w:cs="Times New Roman" w:eastAsiaTheme="minorEastAsia" w:csTheme="minorBidi"/>
+          <w:rFonts w:ascii="Times New Roman" w:hAnsi="Times New Roman" w:eastAsia="ＭＳ 明朝" w:cs="Times New Roman" w:eastAsiaTheme="minorEastAsia"/>
           <w:color w:val="000000"/>
           <w:sz w:val="24"/>
           <w:szCs w:val="22"/>
@@ -12575,7 +12588,7 @@
       </w:pPr>
       <w:r>
         <w:rPr>
-          <w:rFonts w:ascii="Times New Roman" w:hAnsi="Times New Roman" w:eastAsia="ＭＳ ゴシック" w:cs="Times New Roman" w:eastAsiaTheme="majorEastAsia" w:csTheme="majorBidi"/>
+          <w:rFonts w:ascii="Times New Roman" w:hAnsi="Times New Roman" w:eastAsia="ＭＳ ゴシック" w:cs="Times New Roman" w:eastAsiaTheme="majorEastAsia"/>
           <w:b/>
           <w:bCs/>
           <w:color w:val="000000"/>
@@ -12594,7 +12607,7 @@
       </w:pPr>
       <w:r>
         <w:rPr>
-          <w:rFonts w:ascii="Times New Roman" w:hAnsi="Times New Roman" w:eastAsia="ＭＳ 明朝" w:cs="Times New Roman" w:eastAsiaTheme="minorEastAsia" w:csTheme="minorBidi"/>
+          <w:rFonts w:ascii="Times New Roman" w:hAnsi="Times New Roman" w:eastAsia="ＭＳ 明朝" w:cs="Times New Roman" w:eastAsiaTheme="minorEastAsia"/>
           <w:color w:val="000000"/>
           <w:sz w:val="24"/>
           <w:szCs w:val="22"/>
@@ -12611,7 +12624,7 @@
       </w:pPr>
       <w:r>
         <w:rPr>
-          <w:rFonts w:ascii="Times New Roman" w:hAnsi="Times New Roman" w:eastAsia="ＭＳ 明朝" w:cs="Times New Roman" w:eastAsiaTheme="minorEastAsia" w:csTheme="minorBidi"/>
+          <w:rFonts w:ascii="Times New Roman" w:hAnsi="Times New Roman" w:eastAsia="ＭＳ 明朝" w:cs="Times New Roman" w:eastAsiaTheme="minorEastAsia"/>
           <w:color w:val="000000"/>
           <w:sz w:val="24"/>
           <w:szCs w:val="22"/>
@@ -12624,9 +12637,7 @@
         <w:pageBreakBefore/>
         <w:widowControl/>
       </w:pPr>
-      <w:r>
-        <w:lastRenderedPageBreak/>
-      </w:r>
+      <w:r/>
     </w:p>
     <w:p>
       <w:pPr>
@@ -12638,7 +12649,7 @@
       </w:pPr>
       <w:r>
         <w:rPr>
-          <w:rFonts w:ascii="Times New Roman" w:hAnsi="Times New Roman" w:eastAsia="ＭＳ ゴシック" w:cs="Times New Roman" w:eastAsiaTheme="majorEastAsia" w:csTheme="majorBidi"/>
+          <w:rFonts w:ascii="Times New Roman" w:hAnsi="Times New Roman" w:eastAsia="ＭＳ ゴシック" w:cs="Times New Roman" w:eastAsiaTheme="majorEastAsia"/>
           <w:b/>
           <w:bCs/>
           <w:color w:val="000000"/>
@@ -12657,7 +12668,7 @@
       </w:pPr>
       <w:r>
         <w:rPr>
-          <w:rFonts w:ascii="Times New Roman" w:hAnsi="Times New Roman" w:eastAsia="ＭＳ 明朝" w:cs="Times New Roman" w:eastAsiaTheme="minorEastAsia" w:csTheme="minorBidi"/>
+          <w:rFonts w:ascii="Times New Roman" w:hAnsi="Times New Roman" w:eastAsia="ＭＳ 明朝" w:cs="Times New Roman" w:eastAsiaTheme="minorEastAsia"/>
           <w:color w:val="000000"/>
           <w:sz w:val="20"/>
           <w:szCs w:val="22"/>
@@ -12674,7 +12685,7 @@
       </w:pPr>
       <w:r>
         <w:rPr>
-          <w:rFonts w:ascii="Times New Roman" w:hAnsi="Times New Roman" w:eastAsia="ＭＳ 明朝" w:cs="Times New Roman" w:eastAsiaTheme="minorEastAsia" w:csTheme="minorBidi"/>
+          <w:rFonts w:ascii="Times New Roman" w:hAnsi="Times New Roman" w:eastAsia="ＭＳ 明朝" w:cs="Times New Roman" w:eastAsiaTheme="minorEastAsia"/>
           <w:color w:val="000000"/>
           <w:sz w:val="20"/>
           <w:szCs w:val="22"/>
@@ -12691,7 +12702,7 @@
       </w:pPr>
       <w:r>
         <w:rPr>
-          <w:rFonts w:ascii="Times New Roman" w:hAnsi="Times New Roman" w:eastAsia="ＭＳ 明朝" w:cs="Times New Roman" w:eastAsiaTheme="minorEastAsia" w:csTheme="minorBidi"/>
+          <w:rFonts w:ascii="Times New Roman" w:hAnsi="Times New Roman" w:eastAsia="ＭＳ 明朝" w:cs="Times New Roman" w:eastAsiaTheme="minorEastAsia"/>
           <w:color w:val="000000"/>
           <w:sz w:val="20"/>
           <w:szCs w:val="22"/>
@@ -12708,7 +12719,7 @@
       </w:pPr>
       <w:r>
         <w:rPr>
-          <w:rFonts w:ascii="Times New Roman" w:hAnsi="Times New Roman" w:eastAsia="ＭＳ 明朝" w:cs="Times New Roman" w:eastAsiaTheme="minorEastAsia" w:csTheme="minorBidi"/>
+          <w:rFonts w:ascii="Times New Roman" w:hAnsi="Times New Roman" w:eastAsia="ＭＳ 明朝" w:cs="Times New Roman" w:eastAsiaTheme="minorEastAsia"/>
           <w:color w:val="000000"/>
           <w:sz w:val="20"/>
           <w:szCs w:val="22"/>
@@ -12725,7 +12736,7 @@
       </w:pPr>
       <w:r>
         <w:rPr>
-          <w:rFonts w:ascii="Times New Roman" w:hAnsi="Times New Roman" w:eastAsia="ＭＳ 明朝" w:cs="Times New Roman" w:eastAsiaTheme="minorEastAsia" w:csTheme="minorBidi"/>
+          <w:rFonts w:ascii="Times New Roman" w:hAnsi="Times New Roman" w:eastAsia="ＭＳ 明朝" w:cs="Times New Roman" w:eastAsiaTheme="minorEastAsia"/>
           <w:color w:val="000000"/>
           <w:sz w:val="20"/>
           <w:szCs w:val="22"/>
@@ -12742,7 +12753,7 @@
       </w:pPr>
       <w:r>
         <w:rPr>
-          <w:rFonts w:ascii="Times New Roman" w:hAnsi="Times New Roman" w:eastAsia="ＭＳ 明朝" w:cs="Times New Roman" w:eastAsiaTheme="minorEastAsia" w:csTheme="minorBidi"/>
+          <w:rFonts w:ascii="Times New Roman" w:hAnsi="Times New Roman" w:eastAsia="ＭＳ 明朝" w:cs="Times New Roman" w:eastAsiaTheme="minorEastAsia"/>
           <w:color w:val="000000"/>
           <w:sz w:val="20"/>
           <w:szCs w:val="22"/>
@@ -12759,7 +12770,7 @@
       </w:pPr>
       <w:r>
         <w:rPr>
-          <w:rFonts w:ascii="Times New Roman" w:hAnsi="Times New Roman" w:eastAsia="ＭＳ 明朝" w:cs="Times New Roman" w:eastAsiaTheme="minorEastAsia" w:csTheme="minorBidi"/>
+          <w:rFonts w:ascii="Times New Roman" w:hAnsi="Times New Roman" w:eastAsia="ＭＳ 明朝" w:cs="Times New Roman" w:eastAsiaTheme="minorEastAsia"/>
           <w:color w:val="000000"/>
           <w:sz w:val="20"/>
           <w:szCs w:val="22"/>
@@ -12776,7 +12787,7 @@
       </w:pPr>
       <w:r>
         <w:rPr>
-          <w:rFonts w:ascii="Times New Roman" w:hAnsi="Times New Roman" w:eastAsia="ＭＳ 明朝" w:cs="Times New Roman" w:eastAsiaTheme="minorEastAsia" w:csTheme="minorBidi"/>
+          <w:rFonts w:ascii="Times New Roman" w:hAnsi="Times New Roman" w:eastAsia="ＭＳ 明朝" w:cs="Times New Roman" w:eastAsiaTheme="minorEastAsia"/>
           <w:color w:val="000000"/>
           <w:sz w:val="20"/>
           <w:szCs w:val="22"/>
@@ -12793,7 +12804,7 @@
       </w:pPr>
       <w:r>
         <w:rPr>
-          <w:rFonts w:ascii="Times New Roman" w:hAnsi="Times New Roman" w:eastAsia="ＭＳ 明朝" w:cs="Times New Roman" w:eastAsiaTheme="minorEastAsia" w:csTheme="minorBidi"/>
+          <w:rFonts w:ascii="Times New Roman" w:hAnsi="Times New Roman" w:eastAsia="ＭＳ 明朝" w:cs="Times New Roman" w:eastAsiaTheme="minorEastAsia"/>
           <w:color w:val="000000"/>
           <w:sz w:val="20"/>
           <w:szCs w:val="22"/>
@@ -12810,7 +12821,7 @@
       </w:pPr>
       <w:r>
         <w:rPr>
-          <w:rFonts w:ascii="Times New Roman" w:hAnsi="Times New Roman" w:eastAsia="ＭＳ 明朝" w:cs="Times New Roman" w:eastAsiaTheme="minorEastAsia" w:csTheme="minorBidi"/>
+          <w:rFonts w:ascii="Times New Roman" w:hAnsi="Times New Roman" w:eastAsia="ＭＳ 明朝" w:cs="Times New Roman" w:eastAsiaTheme="minorEastAsia"/>
           <w:color w:val="000000"/>
           <w:sz w:val="20"/>
           <w:szCs w:val="22"/>
@@ -12827,7 +12838,7 @@
       </w:pPr>
       <w:r>
         <w:rPr>
-          <w:rFonts w:ascii="Times New Roman" w:hAnsi="Times New Roman" w:eastAsia="ＭＳ 明朝" w:cs="Times New Roman" w:eastAsiaTheme="minorEastAsia" w:csTheme="minorBidi"/>
+          <w:rFonts w:ascii="Times New Roman" w:hAnsi="Times New Roman" w:eastAsia="ＭＳ 明朝" w:cs="Times New Roman" w:eastAsiaTheme="minorEastAsia"/>
           <w:color w:val="000000"/>
           <w:sz w:val="20"/>
           <w:szCs w:val="22"/>
@@ -12844,7 +12855,7 @@
       </w:pPr>
       <w:r>
         <w:rPr>
-          <w:rFonts w:ascii="Times New Roman" w:hAnsi="Times New Roman" w:eastAsia="ＭＳ 明朝" w:cs="Times New Roman" w:eastAsiaTheme="minorEastAsia" w:csTheme="minorBidi"/>
+          <w:rFonts w:ascii="Times New Roman" w:hAnsi="Times New Roman" w:eastAsia="ＭＳ 明朝" w:cs="Times New Roman" w:eastAsiaTheme="minorEastAsia"/>
           <w:color w:val="000000"/>
           <w:sz w:val="20"/>
           <w:szCs w:val="22"/>
@@ -12861,7 +12872,7 @@
       </w:pPr>
       <w:r>
         <w:rPr>
-          <w:rFonts w:ascii="Times New Roman" w:hAnsi="Times New Roman" w:eastAsia="ＭＳ 明朝" w:cs="Times New Roman" w:eastAsiaTheme="minorEastAsia" w:csTheme="minorBidi"/>
+          <w:rFonts w:ascii="Times New Roman" w:hAnsi="Times New Roman" w:eastAsia="ＭＳ 明朝" w:cs="Times New Roman" w:eastAsiaTheme="minorEastAsia"/>
           <w:color w:val="000000"/>
           <w:sz w:val="20"/>
           <w:szCs w:val="22"/>
@@ -12878,7 +12889,7 @@
       </w:pPr>
       <w:r>
         <w:rPr>
-          <w:rFonts w:ascii="Times New Roman" w:hAnsi="Times New Roman" w:eastAsia="ＭＳ 明朝" w:cs="Times New Roman" w:eastAsiaTheme="minorEastAsia" w:csTheme="minorBidi"/>
+          <w:rFonts w:ascii="Times New Roman" w:hAnsi="Times New Roman" w:eastAsia="ＭＳ 明朝" w:cs="Times New Roman" w:eastAsiaTheme="minorEastAsia"/>
           <w:color w:val="000000"/>
           <w:sz w:val="20"/>
           <w:szCs w:val="22"/>
@@ -12895,7 +12906,7 @@
       </w:pPr>
       <w:r>
         <w:rPr>
-          <w:rFonts w:ascii="Times New Roman" w:hAnsi="Times New Roman" w:eastAsia="ＭＳ 明朝" w:cs="Times New Roman" w:eastAsiaTheme="minorEastAsia" w:csTheme="minorBidi"/>
+          <w:rFonts w:ascii="Times New Roman" w:hAnsi="Times New Roman" w:eastAsia="ＭＳ 明朝" w:cs="Times New Roman" w:eastAsiaTheme="minorEastAsia"/>
           <w:color w:val="000000"/>
           <w:sz w:val="20"/>
           <w:szCs w:val="22"/>
@@ -12912,7 +12923,7 @@
       </w:pPr>
       <w:r>
         <w:rPr>
-          <w:rFonts w:ascii="Times New Roman" w:hAnsi="Times New Roman" w:eastAsia="ＭＳ 明朝" w:cs="Times New Roman" w:eastAsiaTheme="minorEastAsia" w:csTheme="minorBidi"/>
+          <w:rFonts w:ascii="Times New Roman" w:hAnsi="Times New Roman" w:eastAsia="ＭＳ 明朝" w:cs="Times New Roman" w:eastAsiaTheme="minorEastAsia"/>
           <w:color w:val="000000"/>
           <w:sz w:val="20"/>
           <w:szCs w:val="22"/>
@@ -12929,7 +12940,7 @@
       </w:pPr>
       <w:r>
         <w:rPr>
-          <w:rFonts w:ascii="Times New Roman" w:hAnsi="Times New Roman" w:eastAsia="ＭＳ 明朝" w:cs="Times New Roman" w:eastAsiaTheme="minorEastAsia" w:csTheme="minorBidi"/>
+          <w:rFonts w:ascii="Times New Roman" w:hAnsi="Times New Roman" w:eastAsia="ＭＳ 明朝" w:cs="Times New Roman" w:eastAsiaTheme="minorEastAsia"/>
           <w:color w:val="000000"/>
           <w:sz w:val="20"/>
           <w:szCs w:val="22"/>
@@ -12946,7 +12957,7 @@
       </w:pPr>
       <w:r>
         <w:rPr>
-          <w:rFonts w:ascii="Times New Roman" w:hAnsi="Times New Roman" w:eastAsia="ＭＳ 明朝" w:cs="Times New Roman" w:eastAsiaTheme="minorEastAsia" w:csTheme="minorBidi"/>
+          <w:rFonts w:ascii="Times New Roman" w:hAnsi="Times New Roman" w:eastAsia="ＭＳ 明朝" w:cs="Times New Roman" w:eastAsiaTheme="minorEastAsia"/>
           <w:color w:val="000000"/>
           <w:sz w:val="20"/>
           <w:szCs w:val="22"/>
@@ -12963,7 +12974,7 @@
       </w:pPr>
       <w:r>
         <w:rPr>
-          <w:rFonts w:ascii="Times New Roman" w:hAnsi="Times New Roman" w:eastAsia="ＭＳ 明朝" w:cs="Times New Roman" w:eastAsiaTheme="minorEastAsia" w:csTheme="minorBidi"/>
+          <w:rFonts w:ascii="Times New Roman" w:hAnsi="Times New Roman" w:eastAsia="ＭＳ 明朝" w:cs="Times New Roman" w:eastAsiaTheme="minorEastAsia"/>
           <w:color w:val="000000"/>
           <w:sz w:val="20"/>
           <w:szCs w:val="22"/>
@@ -12980,7 +12991,7 @@
       </w:pPr>
       <w:r>
         <w:rPr>
-          <w:rFonts w:ascii="Times New Roman" w:hAnsi="Times New Roman" w:eastAsia="ＭＳ 明朝" w:cs="Times New Roman" w:eastAsiaTheme="minorEastAsia" w:csTheme="minorBidi"/>
+          <w:rFonts w:ascii="Times New Roman" w:hAnsi="Times New Roman" w:eastAsia="ＭＳ 明朝" w:cs="Times New Roman" w:eastAsiaTheme="minorEastAsia"/>
           <w:color w:val="000000"/>
           <w:sz w:val="20"/>
           <w:szCs w:val="22"/>
@@ -12997,7 +13008,7 @@
       </w:pPr>
       <w:r>
         <w:rPr>
-          <w:rFonts w:ascii="Times New Roman" w:hAnsi="Times New Roman" w:eastAsia="ＭＳ 明朝" w:cs="Times New Roman" w:eastAsiaTheme="minorEastAsia" w:csTheme="minorBidi"/>
+          <w:rFonts w:ascii="Times New Roman" w:hAnsi="Times New Roman" w:eastAsia="ＭＳ 明朝" w:cs="Times New Roman" w:eastAsiaTheme="minorEastAsia"/>
           <w:color w:val="000000"/>
           <w:sz w:val="20"/>
           <w:szCs w:val="22"/>
@@ -13014,7 +13025,7 @@
       </w:pPr>
       <w:r>
         <w:rPr>
-          <w:rFonts w:ascii="Times New Roman" w:hAnsi="Times New Roman" w:eastAsia="ＭＳ 明朝" w:cs="Times New Roman" w:eastAsiaTheme="minorEastAsia" w:csTheme="minorBidi"/>
+          <w:rFonts w:ascii="Times New Roman" w:hAnsi="Times New Roman" w:eastAsia="ＭＳ 明朝" w:cs="Times New Roman" w:eastAsiaTheme="minorEastAsia"/>
           <w:color w:val="000000"/>
           <w:sz w:val="20"/>
           <w:szCs w:val="22"/>
@@ -13027,9 +13038,7 @@
         <w:pageBreakBefore/>
         <w:widowControl/>
       </w:pPr>
-      <w:r>
-        <w:lastRenderedPageBreak/>
-      </w:r>
+      <w:r/>
     </w:p>
     <w:p>
       <w:pPr>
@@ -13041,7 +13050,7 @@
       </w:pPr>
       <w:r>
         <w:rPr>
-          <w:rFonts w:ascii="Times New Roman" w:hAnsi="Times New Roman" w:eastAsia="ＭＳ ゴシック" w:cs="Times New Roman" w:eastAsiaTheme="majorEastAsia" w:csTheme="majorBidi"/>
+          <w:rFonts w:ascii="Times New Roman" w:hAnsi="Times New Roman" w:eastAsia="ＭＳ ゴシック" w:cs="Times New Roman" w:eastAsiaTheme="majorEastAsia"/>
           <w:b/>
           <w:bCs/>
           <w:color w:val="000000"/>
@@ -13061,7 +13070,7 @@
       </w:pPr>
       <w:r>
         <w:rPr>
-          <w:rFonts w:ascii="Times New Roman" w:hAnsi="Times New Roman" w:eastAsia="ＭＳ ゴシック" w:cs="Times New Roman" w:eastAsiaTheme="majorEastAsia" w:csTheme="majorBidi"/>
+          <w:rFonts w:ascii="Times New Roman" w:hAnsi="Times New Roman" w:eastAsia="ＭＳ ゴシック" w:cs="Times New Roman" w:eastAsiaTheme="majorEastAsia"/>
           <w:b/>
           <w:bCs/>
           <w:color w:val="000000"/>
@@ -13080,7 +13089,7 @@
       </w:pPr>
       <w:r>
         <w:rPr>
-          <w:rFonts w:ascii="Times New Roman" w:hAnsi="Times New Roman" w:eastAsia="ＭＳ 明朝" w:cs="Times New Roman" w:eastAsiaTheme="minorEastAsia" w:csTheme="minorBidi"/>
+          <w:rFonts w:ascii="Times New Roman" w:hAnsi="Times New Roman" w:eastAsia="ＭＳ 明朝" w:cs="Times New Roman" w:eastAsiaTheme="minorEastAsia"/>
           <w:color w:val="000000"/>
           <w:sz w:val="24"/>
           <w:szCs w:val="22"/>
@@ -13097,7 +13106,7 @@
       </w:pPr>
       <w:r>
         <w:rPr>
-          <w:rFonts w:ascii="Times New Roman" w:hAnsi="Times New Roman" w:eastAsia="ＭＳ 明朝" w:cs="Times New Roman" w:eastAsiaTheme="minorEastAsia" w:csTheme="minorBidi"/>
+          <w:rFonts w:ascii="Times New Roman" w:hAnsi="Times New Roman" w:eastAsia="ＭＳ 明朝" w:cs="Times New Roman" w:eastAsiaTheme="minorEastAsia"/>
           <w:color w:val="000000"/>
           <w:sz w:val="24"/>
           <w:szCs w:val="22"/>
@@ -13112,19 +13121,22 @@
       </w:pPr>
       <w:r>
         <w:rPr>
-          <w:rFonts w:ascii="Times New Roman" w:hAnsi="Times New Roman"/>
+          <w:rFonts w:ascii="Times New Roman" w:hAnsi="Times New Roman" w:eastAsia="ＭＳ 明朝" w:cs="Times New Roman" w:eastAsiaTheme="minorEastAsia" w:csTheme="minorBidi"/>
           <w:b/>
+          <w:bCs/>
           <w:color w:val="000000"/>
           <w:sz w:val="24"/>
+          <w:szCs w:val="22"/>
         </w:rPr>
         <w:t xml:space="preserve">Supplementary evidence (A1): </w:t>
       </w:r>
       <w:hyperlink r:id="rId11">
         <w:r>
           <w:rPr>
-            <w:rFonts w:ascii="Times New Roman" w:hAnsi="Times New Roman"/>
+            <w:rFonts w:ascii="Times New Roman" w:hAnsi="Times New Roman" w:eastAsia="ＭＳ 明朝" w:cs="Times New Roman" w:eastAsiaTheme="minorEastAsia" w:csTheme="minorBidi"/>
+            <w:color w:val="0563C1"/>
             <w:sz w:val="24"/>
-            <w:color w:val="0563C1"/>
+            <w:szCs w:val="22"/>
             <w:u w:val="single"/>
           </w:rPr>
           <w:t>Open Appendix A1 evidence folder on GitHub</w:t>
@@ -13141,7 +13153,7 @@
       </w:pPr>
       <w:r>
         <w:rPr>
-          <w:rFonts w:ascii="Times New Roman" w:hAnsi="Times New Roman" w:eastAsia="ＭＳ ゴシック" w:cs="Times New Roman" w:eastAsiaTheme="majorEastAsia" w:csTheme="majorBidi"/>
+          <w:rFonts w:ascii="Times New Roman" w:hAnsi="Times New Roman" w:eastAsia="ＭＳ ゴシック" w:cs="Times New Roman" w:eastAsiaTheme="majorEastAsia"/>
           <w:b/>
           <w:bCs/>
           <w:color w:val="000000"/>
@@ -13160,7 +13172,7 @@
       </w:pPr>
       <w:r>
         <w:rPr>
-          <w:rFonts w:ascii="Times New Roman" w:hAnsi="Times New Roman" w:eastAsia="ＭＳ 明朝" w:cs="Times New Roman" w:eastAsiaTheme="minorEastAsia" w:csTheme="minorBidi"/>
+          <w:rFonts w:ascii="Times New Roman" w:hAnsi="Times New Roman" w:eastAsia="ＭＳ 明朝" w:cs="Times New Roman" w:eastAsiaTheme="minorEastAsia"/>
           <w:color w:val="000000"/>
           <w:sz w:val="24"/>
           <w:szCs w:val="22"/>
@@ -13177,7 +13189,7 @@
       </w:pPr>
       <w:r>
         <w:rPr>
-          <w:rFonts w:ascii="Times New Roman" w:hAnsi="Times New Roman" w:eastAsia="ＭＳ 明朝" w:cs="Times New Roman" w:eastAsiaTheme="minorEastAsia" w:csTheme="minorBidi"/>
+          <w:rFonts w:ascii="Times New Roman" w:hAnsi="Times New Roman" w:eastAsia="ＭＳ 明朝" w:cs="Times New Roman" w:eastAsiaTheme="minorEastAsia"/>
           <w:color w:val="000000"/>
           <w:sz w:val="24"/>
           <w:szCs w:val="22"/>
@@ -13192,19 +13204,22 @@
       </w:pPr>
       <w:r>
         <w:rPr>
-          <w:rFonts w:ascii="Times New Roman" w:hAnsi="Times New Roman"/>
+          <w:rFonts w:ascii="Times New Roman" w:hAnsi="Times New Roman" w:eastAsia="ＭＳ 明朝" w:cs="Times New Roman" w:eastAsiaTheme="minorEastAsia" w:csTheme="minorBidi"/>
           <w:b/>
+          <w:bCs/>
           <w:color w:val="000000"/>
           <w:sz w:val="24"/>
+          <w:szCs w:val="22"/>
         </w:rPr>
         <w:t xml:space="preserve">Supplementary evidence (A2): </w:t>
       </w:r>
       <w:hyperlink r:id="rId12">
         <w:r>
           <w:rPr>
-            <w:rFonts w:ascii="Times New Roman" w:hAnsi="Times New Roman"/>
+            <w:rFonts w:ascii="Times New Roman" w:hAnsi="Times New Roman" w:eastAsia="ＭＳ 明朝" w:cs="Times New Roman" w:eastAsiaTheme="minorEastAsia" w:csTheme="minorBidi"/>
+            <w:color w:val="0563C1"/>
             <w:sz w:val="24"/>
-            <w:color w:val="0563C1"/>
+            <w:szCs w:val="22"/>
             <w:u w:val="single"/>
           </w:rPr>
           <w:t>Open Appendix A2 evidence folder on GitHub</w:t>
@@ -13221,7 +13236,7 @@
       </w:pPr>
       <w:r>
         <w:rPr>
-          <w:rFonts w:ascii="Times New Roman" w:hAnsi="Times New Roman" w:eastAsia="ＭＳ ゴシック" w:cs="Times New Roman" w:eastAsiaTheme="majorEastAsia" w:csTheme="majorBidi"/>
+          <w:rFonts w:ascii="Times New Roman" w:hAnsi="Times New Roman" w:eastAsia="ＭＳ ゴシック" w:cs="Times New Roman" w:eastAsiaTheme="majorEastAsia"/>
           <w:b/>
           <w:bCs/>
           <w:color w:val="000000"/>
@@ -13240,7 +13255,7 @@
       </w:pPr>
       <w:r>
         <w:rPr>
-          <w:rFonts w:ascii="Times New Roman" w:hAnsi="Times New Roman" w:eastAsia="ＭＳ 明朝" w:cs="Times New Roman" w:eastAsiaTheme="minorEastAsia" w:csTheme="minorBidi"/>
+          <w:rFonts w:ascii="Times New Roman" w:hAnsi="Times New Roman" w:eastAsia="ＭＳ 明朝" w:cs="Times New Roman" w:eastAsiaTheme="minorEastAsia"/>
           <w:color w:val="000000"/>
           <w:sz w:val="24"/>
           <w:szCs w:val="22"/>
@@ -13257,7 +13272,7 @@
       </w:pPr>
       <w:r>
         <w:rPr>
-          <w:rFonts w:ascii="Times New Roman" w:hAnsi="Times New Roman" w:eastAsia="ＭＳ 明朝" w:cs="Times New Roman" w:eastAsiaTheme="minorEastAsia" w:csTheme="minorBidi"/>
+          <w:rFonts w:ascii="Times New Roman" w:hAnsi="Times New Roman" w:eastAsia="ＭＳ 明朝" w:cs="Times New Roman" w:eastAsiaTheme="minorEastAsia"/>
           <w:color w:val="000000"/>
           <w:sz w:val="24"/>
           <w:szCs w:val="22"/>
@@ -13272,19 +13287,22 @@
       </w:pPr>
       <w:r>
         <w:rPr>
-          <w:rFonts w:ascii="Times New Roman" w:hAnsi="Times New Roman"/>
+          <w:rFonts w:ascii="Times New Roman" w:hAnsi="Times New Roman" w:eastAsia="ＭＳ 明朝" w:cs="Times New Roman" w:eastAsiaTheme="minorEastAsia" w:csTheme="minorBidi"/>
           <w:b/>
+          <w:bCs/>
           <w:color w:val="000000"/>
           <w:sz w:val="24"/>
+          <w:szCs w:val="22"/>
         </w:rPr>
         <w:t xml:space="preserve">Supplementary evidence (A3): </w:t>
       </w:r>
       <w:hyperlink r:id="rId13">
         <w:r>
           <w:rPr>
-            <w:rFonts w:ascii="Times New Roman" w:hAnsi="Times New Roman"/>
+            <w:rFonts w:ascii="Times New Roman" w:hAnsi="Times New Roman" w:eastAsia="ＭＳ 明朝" w:cs="Times New Roman" w:eastAsiaTheme="minorEastAsia" w:csTheme="minorBidi"/>
+            <w:color w:val="0563C1"/>
             <w:sz w:val="24"/>
-            <w:color w:val="0563C1"/>
+            <w:szCs w:val="22"/>
             <w:u w:val="single"/>
           </w:rPr>
           <w:t>Open Appendix A3 evidence folder on GitHub</w:t>
@@ -13301,7 +13319,7 @@
       </w:pPr>
       <w:r>
         <w:rPr>
-          <w:rFonts w:ascii="Times New Roman" w:hAnsi="Times New Roman" w:eastAsia="ＭＳ ゴシック" w:cs="Times New Roman" w:eastAsiaTheme="majorEastAsia" w:csTheme="majorBidi"/>
+          <w:rFonts w:ascii="Times New Roman" w:hAnsi="Times New Roman" w:eastAsia="ＭＳ ゴシック" w:cs="Times New Roman" w:eastAsiaTheme="majorEastAsia"/>
           <w:b/>
           <w:bCs/>
           <w:color w:val="000000"/>
@@ -13319,6 +13337,11 @@
         <w:jc w:val="both"/>
       </w:pPr>
       <w:r>
+        <w:rPr>
+          <w:rFonts w:ascii="Times New Roman" w:hAnsi="Times New Roman" w:eastAsia="ＭＳ 明朝" w:cs="Times New Roman" w:eastAsiaTheme="minorEastAsia" w:csTheme="minorBidi"/>
+          <w:sz w:val="24"/>
+          <w:szCs w:val="22"/>
+        </w:rPr>
         <w:t>The publication-ready supplementary appendix contains 51 distinct, account-name-masked screenshots retained after review of all 78 supplied images. They document visible controls, state transitions and diagnostic outputs in the P001 jab-only laptop-camera case. They are observational implementation evidence, not independent measurements of accuracy, effectiveness, causal reasoning or human-equivalent cognition. To avoid duplicating the same screenshots inside the report, the curated images are provided through the repository link below.</w:t>
       </w:r>
     </w:p>
@@ -13329,19 +13352,22 @@
       </w:pPr>
       <w:r>
         <w:rPr>
-          <w:rFonts w:ascii="Times New Roman" w:hAnsi="Times New Roman"/>
+          <w:rFonts w:ascii="Times New Roman" w:hAnsi="Times New Roman" w:eastAsia="ＭＳ 明朝" w:cs="Times New Roman" w:eastAsiaTheme="minorEastAsia" w:csTheme="minorBidi"/>
           <w:b/>
+          <w:bCs/>
           <w:color w:val="000000"/>
           <w:sz w:val="24"/>
+          <w:szCs w:val="22"/>
         </w:rPr>
         <w:t xml:space="preserve">Supplementary evidence (A4): </w:t>
       </w:r>
       <w:hyperlink r:id="rId19">
         <w:r>
           <w:rPr>
-            <w:rFonts w:ascii="Times New Roman" w:hAnsi="Times New Roman"/>
+            <w:rFonts w:ascii="Times New Roman" w:hAnsi="Times New Roman" w:eastAsia="ＭＳ 明朝" w:cs="Times New Roman" w:eastAsiaTheme="minorEastAsia" w:csTheme="minorBidi"/>
+            <w:color w:val="0563C1"/>
             <w:sz w:val="24"/>
-            <w:color w:val="0563C1"/>
+            <w:szCs w:val="22"/>
             <w:u w:val="single"/>
           </w:rPr>
           <w:t>Open Appendix A4 evidence folder on GitHub</w:t>
@@ -13358,7 +13384,7 @@
       </w:pPr>
       <w:r>
         <w:rPr>
-          <w:rFonts w:ascii="Times New Roman" w:hAnsi="Times New Roman" w:eastAsia="ＭＳ ゴシック" w:cs="Times New Roman" w:eastAsiaTheme="majorEastAsia" w:csTheme="majorBidi"/>
+          <w:rFonts w:ascii="Times New Roman" w:hAnsi="Times New Roman" w:eastAsia="ＭＳ ゴシック" w:cs="Times New Roman" w:eastAsiaTheme="majorEastAsia"/>
           <w:b/>
           <w:bCs/>
           <w:color w:val="000000"/>
@@ -13377,7 +13403,7 @@
       </w:pPr>
       <w:r>
         <w:rPr>
-          <w:rFonts w:ascii="Times New Roman" w:hAnsi="Times New Roman" w:eastAsia="ＭＳ 明朝" w:cs="Times New Roman" w:eastAsiaTheme="minorEastAsia" w:csTheme="minorBidi"/>
+          <w:rFonts w:ascii="Times New Roman" w:hAnsi="Times New Roman" w:eastAsia="ＭＳ 明朝" w:cs="Times New Roman" w:eastAsiaTheme="minorEastAsia"/>
           <w:color w:val="000000"/>
           <w:sz w:val="24"/>
           <w:szCs w:val="22"/>
@@ -13392,19 +13418,22 @@
       </w:pPr>
       <w:r>
         <w:rPr>
-          <w:rFonts w:ascii="Times New Roman" w:hAnsi="Times New Roman"/>
+          <w:rFonts w:ascii="Times New Roman" w:hAnsi="Times New Roman" w:eastAsia="ＭＳ 明朝" w:cs="Times New Roman" w:eastAsiaTheme="minorEastAsia" w:csTheme="minorBidi"/>
           <w:b/>
+          <w:bCs/>
           <w:color w:val="000000"/>
           <w:sz w:val="24"/>
+          <w:szCs w:val="22"/>
         </w:rPr>
         <w:t xml:space="preserve">Supplementary evidence (A5): </w:t>
       </w:r>
       <w:hyperlink r:id="rId15">
         <w:r>
           <w:rPr>
-            <w:rFonts w:ascii="Times New Roman" w:hAnsi="Times New Roman"/>
+            <w:rFonts w:ascii="Times New Roman" w:hAnsi="Times New Roman" w:eastAsia="ＭＳ 明朝" w:cs="Times New Roman" w:eastAsiaTheme="minorEastAsia" w:csTheme="minorBidi"/>
+            <w:color w:val="0563C1"/>
             <w:sz w:val="24"/>
-            <w:color w:val="0563C1"/>
+            <w:szCs w:val="22"/>
             <w:u w:val="single"/>
           </w:rPr>
           <w:t>Open Appendix A5 evidence folder on GitHub</w:t>
@@ -13421,7 +13450,7 @@
       </w:pPr>
       <w:r>
         <w:rPr>
-          <w:rFonts w:ascii="Times New Roman" w:hAnsi="Times New Roman" w:eastAsia="ＭＳ ゴシック" w:cs="Times New Roman" w:eastAsiaTheme="majorEastAsia" w:csTheme="majorBidi"/>
+          <w:rFonts w:ascii="Times New Roman" w:hAnsi="Times New Roman" w:eastAsia="ＭＳ ゴシック" w:cs="Times New Roman" w:eastAsiaTheme="majorEastAsia"/>
           <w:b/>
           <w:bCs/>
           <w:color w:val="000000"/>
@@ -13440,7 +13469,7 @@
       </w:pPr>
       <w:r>
         <w:rPr>
-          <w:rFonts w:ascii="Times New Roman" w:hAnsi="Times New Roman" w:eastAsia="ＭＳ 明朝" w:cs="Times New Roman" w:eastAsiaTheme="minorEastAsia" w:csTheme="minorBidi"/>
+          <w:rFonts w:ascii="Times New Roman" w:hAnsi="Times New Roman" w:eastAsia="ＭＳ 明朝" w:cs="Times New Roman" w:eastAsiaTheme="minorEastAsia"/>
           <w:color w:val="000000"/>
           <w:sz w:val="24"/>
           <w:szCs w:val="22"/>
@@ -13455,19 +13484,22 @@
       </w:pPr>
       <w:r>
         <w:rPr>
-          <w:rFonts w:ascii="Times New Roman" w:hAnsi="Times New Roman"/>
+          <w:rFonts w:ascii="Times New Roman" w:hAnsi="Times New Roman" w:eastAsia="ＭＳ 明朝" w:cs="Times New Roman" w:eastAsiaTheme="minorEastAsia" w:csTheme="minorBidi"/>
           <w:b/>
+          <w:bCs/>
           <w:color w:val="000000"/>
           <w:sz w:val="24"/>
+          <w:szCs w:val="22"/>
         </w:rPr>
         <w:t xml:space="preserve">Supplementary evidence (A6): </w:t>
       </w:r>
       <w:hyperlink r:id="rId14">
         <w:r>
           <w:rPr>
-            <w:rFonts w:ascii="Times New Roman" w:hAnsi="Times New Roman"/>
+            <w:rFonts w:ascii="Times New Roman" w:hAnsi="Times New Roman" w:eastAsia="ＭＳ 明朝" w:cs="Times New Roman" w:eastAsiaTheme="minorEastAsia" w:csTheme="minorBidi"/>
+            <w:color w:val="0563C1"/>
             <w:sz w:val="24"/>
-            <w:color w:val="0563C1"/>
+            <w:szCs w:val="22"/>
             <w:u w:val="single"/>
           </w:rPr>
           <w:t>Open Appendix A6 evidence folder on GitHub</w:t>
@@ -13484,7 +13516,7 @@
       </w:pPr>
       <w:r>
         <w:rPr>
-          <w:rFonts w:ascii="Times New Roman" w:hAnsi="Times New Roman" w:eastAsia="ＭＳ ゴシック" w:cs="Times New Roman" w:eastAsiaTheme="majorEastAsia" w:csTheme="majorBidi"/>
+          <w:rFonts w:ascii="Times New Roman" w:hAnsi="Times New Roman" w:eastAsia="ＭＳ ゴシック" w:cs="Times New Roman" w:eastAsiaTheme="majorEastAsia"/>
           <w:b/>
           <w:bCs/>
           <w:color w:val="000000"/>
@@ -13503,7 +13535,7 @@
       </w:pPr>
       <w:r>
         <w:rPr>
-          <w:rFonts w:ascii="Times New Roman" w:hAnsi="Times New Roman" w:eastAsia="ＭＳ 明朝" w:cs="Times New Roman" w:eastAsiaTheme="minorEastAsia" w:csTheme="minorBidi"/>
+          <w:rFonts w:ascii="Times New Roman" w:hAnsi="Times New Roman" w:eastAsia="ＭＳ 明朝" w:cs="Times New Roman" w:eastAsiaTheme="minorEastAsia"/>
           <w:color w:val="000000"/>
           <w:sz w:val="24"/>
           <w:szCs w:val="22"/>
@@ -13520,7 +13552,7 @@
       </w:pPr>
       <w:r>
         <w:rPr>
-          <w:rFonts w:ascii="Times New Roman" w:hAnsi="Times New Roman" w:eastAsia="ＭＳ 明朝" w:cs="Times New Roman" w:eastAsiaTheme="minorEastAsia" w:csTheme="minorBidi"/>
+          <w:rFonts w:ascii="Times New Roman" w:hAnsi="Times New Roman" w:eastAsia="ＭＳ 明朝" w:cs="Times New Roman" w:eastAsiaTheme="minorEastAsia"/>
           <w:color w:val="000000"/>
           <w:sz w:val="24"/>
           <w:szCs w:val="22"/>
@@ -13535,19 +13567,22 @@
       </w:pPr>
       <w:r>
         <w:rPr>
-          <w:rFonts w:ascii="Times New Roman" w:hAnsi="Times New Roman"/>
+          <w:rFonts w:ascii="Times New Roman" w:hAnsi="Times New Roman" w:eastAsia="ＭＳ 明朝" w:cs="Times New Roman" w:eastAsiaTheme="minorEastAsia" w:csTheme="minorBidi"/>
           <w:b/>
+          <w:bCs/>
           <w:color w:val="000000"/>
           <w:sz w:val="24"/>
+          <w:szCs w:val="22"/>
         </w:rPr>
         <w:t xml:space="preserve">Supplementary evidence (A7): </w:t>
       </w:r>
       <w:hyperlink r:id="rId16">
         <w:r>
           <w:rPr>
-            <w:rFonts w:ascii="Times New Roman" w:hAnsi="Times New Roman"/>
+            <w:rFonts w:ascii="Times New Roman" w:hAnsi="Times New Roman" w:eastAsia="ＭＳ 明朝" w:cs="Times New Roman" w:eastAsiaTheme="minorEastAsia" w:csTheme="minorBidi"/>
+            <w:color w:val="0563C1"/>
             <w:sz w:val="24"/>
-            <w:color w:val="0563C1"/>
+            <w:szCs w:val="22"/>
             <w:u w:val="single"/>
           </w:rPr>
           <w:t>Open Appendix A7 evidence folder on GitHub</w:t>
@@ -13564,7 +13599,7 @@
       </w:pPr>
       <w:r>
         <w:rPr>
-          <w:rFonts w:ascii="Times New Roman" w:hAnsi="Times New Roman" w:eastAsia="ＭＳ ゴシック" w:cs="Times New Roman" w:eastAsiaTheme="majorEastAsia" w:csTheme="majorBidi"/>
+          <w:rFonts w:ascii="Times New Roman" w:hAnsi="Times New Roman" w:eastAsia="ＭＳ ゴシック" w:cs="Times New Roman" w:eastAsiaTheme="majorEastAsia"/>
           <w:b/>
           <w:bCs/>
           <w:color w:val="000000"/>
@@ -13583,7 +13618,7 @@
       </w:pPr>
       <w:r>
         <w:rPr>
-          <w:rFonts w:ascii="Times New Roman" w:hAnsi="Times New Roman" w:eastAsia="ＭＳ 明朝" w:cs="Times New Roman" w:eastAsiaTheme="minorEastAsia" w:csTheme="minorBidi"/>
+          <w:rFonts w:ascii="Times New Roman" w:hAnsi="Times New Roman" w:eastAsia="ＭＳ 明朝" w:cs="Times New Roman" w:eastAsiaTheme="minorEastAsia"/>
           <w:color w:val="000000"/>
           <w:sz w:val="24"/>
           <w:szCs w:val="22"/>
@@ -13598,19 +13633,22 @@
       </w:pPr>
       <w:r>
         <w:rPr>
-          <w:rFonts w:ascii="Times New Roman" w:hAnsi="Times New Roman"/>
+          <w:rFonts w:ascii="Times New Roman" w:hAnsi="Times New Roman" w:eastAsia="ＭＳ 明朝" w:cs="Times New Roman" w:eastAsiaTheme="minorEastAsia" w:csTheme="minorBidi"/>
           <w:b/>
+          <w:bCs/>
           <w:color w:val="000000"/>
           <w:sz w:val="24"/>
+          <w:szCs w:val="22"/>
         </w:rPr>
         <w:t xml:space="preserve">Supplementary evidence (A8): </w:t>
       </w:r>
       <w:hyperlink r:id="rId17">
         <w:r>
           <w:rPr>
-            <w:rFonts w:ascii="Times New Roman" w:hAnsi="Times New Roman"/>
+            <w:rFonts w:ascii="Times New Roman" w:hAnsi="Times New Roman" w:eastAsia="ＭＳ 明朝" w:cs="Times New Roman" w:eastAsiaTheme="minorEastAsia" w:csTheme="minorBidi"/>
+            <w:color w:val="0563C1"/>
             <w:sz w:val="24"/>
-            <w:color w:val="0563C1"/>
+            <w:szCs w:val="22"/>
             <w:u w:val="single"/>
           </w:rPr>
           <w:t>Open Appendix A8 evidence folder on GitHub</w:t>
@@ -13627,7 +13665,7 @@
       </w:pPr>
       <w:r>
         <w:rPr>
-          <w:rFonts w:ascii="Times New Roman" w:hAnsi="Times New Roman" w:eastAsia="ＭＳ ゴシック" w:cs="Times New Roman" w:eastAsiaTheme="majorEastAsia" w:csTheme="majorBidi"/>
+          <w:rFonts w:ascii="Times New Roman" w:hAnsi="Times New Roman" w:eastAsia="ＭＳ ゴシック" w:cs="Times New Roman" w:eastAsiaTheme="majorEastAsia"/>
           <w:b/>
           <w:bCs/>
           <w:color w:val="000000"/>
@@ -13646,7 +13684,7 @@
       </w:pPr>
       <w:r>
         <w:rPr>
-          <w:rFonts w:ascii="Times New Roman" w:hAnsi="Times New Roman" w:eastAsia="ＭＳ 明朝" w:cs="Times New Roman" w:eastAsiaTheme="minorEastAsia" w:csTheme="minorBidi"/>
+          <w:rFonts w:ascii="Times New Roman" w:hAnsi="Times New Roman" w:eastAsia="ＭＳ 明朝" w:cs="Times New Roman" w:eastAsiaTheme="minorEastAsia"/>
           <w:color w:val="000000"/>
           <w:sz w:val="24"/>
           <w:szCs w:val="22"/>
@@ -13661,19 +13699,22 @@
       </w:pPr>
       <w:r>
         <w:rPr>
-          <w:rFonts w:ascii="Times New Roman" w:hAnsi="Times New Roman"/>
+          <w:rFonts w:ascii="Times New Roman" w:hAnsi="Times New Roman" w:eastAsia="ＭＳ 明朝" w:cs="Times New Roman" w:eastAsiaTheme="minorEastAsia" w:csTheme="minorBidi"/>
           <w:b/>
+          <w:bCs/>
           <w:color w:val="000000"/>
           <w:sz w:val="24"/>
+          <w:szCs w:val="22"/>
         </w:rPr>
         <w:t xml:space="preserve">Supplementary evidence (A9): </w:t>
       </w:r>
       <w:hyperlink r:id="rId18">
         <w:r>
           <w:rPr>
-            <w:rFonts w:ascii="Times New Roman" w:hAnsi="Times New Roman"/>
+            <w:rFonts w:ascii="Times New Roman" w:hAnsi="Times New Roman" w:eastAsia="ＭＳ 明朝" w:cs="Times New Roman" w:eastAsiaTheme="minorEastAsia" w:csTheme="minorBidi"/>
+            <w:color w:val="0563C1"/>
             <w:sz w:val="24"/>
-            <w:color w:val="0563C1"/>
+            <w:szCs w:val="22"/>
             <w:u w:val="single"/>
           </w:rPr>
           <w:t>Open Appendix A9 evidence folder on GitHub</w:t>

--- a/research/outputs/thesis/20260801/Combat_Cognition_Thesis_I.T.M.S.S.B.Thennakoon.docx
+++ b/research/outputs/thesis/20260801/Combat_Cognition_Thesis_I.T.M.S.S.B.Thennakoon.docx
@@ -10616,7 +10616,7 @@
           <w:sz w:val="18"/>
           <w:szCs w:val="22"/>
         </w:rPr>
-        <w:t>Note: This is expert self-validation, not independent ground truth. Application scores are not accuracy.</w:t>
+        <w:t>Note: This is expert self-validation.</w:t>
       </w:r>
     </w:p>
     <w:p>
